--- a/docs/sst-publications/01-clinical-review-SUBMISSION.docx
+++ b/docs/sst-publications/01-clinical-review-SUBMISSION.docx
@@ -88,13 +88,6 @@
         <w:t xml:space="preserve">concussion; mild traumatic brain injury; sub-symptom-threshold aerobic exercise; Buffalo Concussion Treadmill Test; heart-rate threshold; exercise intolerance; digital health; wearable</w:t>
       </w:r>
     </w:p>
-    <w:p>
-      <w:r>
-        <w:pict>
-          <v:rect style="width:0;height:1.5pt" o:hralign="center" o:hrstd="t" o:hr="t"/>
-        </w:pict>
-      </w:r>
-    </w:p>
     <w:bookmarkStart w:id="9" w:name="abstract"/>
     <w:p>
       <w:pPr>
@@ -109,126 +102,7 @@
         <w:pStyle w:val="FirstParagraph"/>
       </w:pPr>
       <w:r>
-        <w:t xml:space="preserve">For two decades the default management of concussion was rest until symptom-free. A coherent body of physiological and randomised-trial evidence has now overturned that doctrine. Concussion produces a measurable, exercise-provocable autonomic phenotype —</w:t>
-      </w:r>
-      <w:r>
-        <w:t xml:space="preserve"> </w:t>
-      </w:r>
-      <w:r>
-        <w:rPr>
-          <w:i/>
-          <w:iCs/>
-        </w:rPr>
-        <w:t xml:space="preserve">exercise intolerance</w:t>
-      </w:r>
-      <w:r>
-        <w:t xml:space="preserve"> </w:t>
-      </w:r>
-      <w:r>
-        <w:t xml:space="preserve">— that can be quantified with a standardised graded treadmill test (the Buffalo Concussion Treadmill Test, BCTT) to a</w:t>
-      </w:r>
-      <w:r>
-        <w:t xml:space="preserve"> </w:t>
-      </w:r>
-      <w:r>
-        <w:rPr>
-          <w:i/>
-          <w:iCs/>
-        </w:rPr>
-        <w:t xml:space="preserve">heart-rate threshold</w:t>
-      </w:r>
-      <w:r>
-        <w:t xml:space="preserve"> </w:t>
-      </w:r>
-      <w:r>
-        <w:t xml:space="preserve">(HRt) at which symptoms are reproducibly exacerbated. Prescribing aerobic exercise</w:t>
-      </w:r>
-      <w:r>
-        <w:t xml:space="preserve"> </w:t>
-      </w:r>
-      <w:r>
-        <w:rPr>
-          <w:i/>
-          <w:iCs/>
-        </w:rPr>
-        <w:t xml:space="preserve">just below</w:t>
-      </w:r>
-      <w:r>
-        <w:t xml:space="preserve"> </w:t>
-      </w:r>
-      <w:r>
-        <w:t xml:space="preserve">that threshold (sub-symptom-threshold aerobic exercise, SSTAE) accelerates recovery and reduces the incidence of persistent post-concussive symptoms in adolescents in two independent randomised controlled trials, and is now endorsed by the 6th International Consensus Statement on Concussion in Sport (Amsterdam 2022/2023). Yet the prescription remains hard to deliver: it depends on an individualised heart-rate ceiling that must be respected on every between-visit session, in the patient’s own time, away from the clinic and the treadmill. This review traces the paradigm shift, summarises the threshold-test and SSTAE evidence with effect sizes where published, names the</w:t>
-      </w:r>
-      <w:r>
-        <w:t xml:space="preserve"> </w:t>
-      </w:r>
-      <w:r>
-        <w:rPr>
-          <w:i/>
-          <w:iCs/>
-        </w:rPr>
-        <w:t xml:space="preserve">implementation gap</w:t>
-      </w:r>
-      <w:r>
-        <w:t xml:space="preserve"> </w:t>
-      </w:r>
-      <w:r>
-        <w:t xml:space="preserve">between an evidence-based prescription and faithful delivery, and argues that a clinician-prescribed, wearable-delivered, live-monitored digital tool — with hardware-agnostic heart rate and an explicit no-fabricated-signal safety design — is the logical instrument to close it. Digital delivery of heart-rate-targeted concussion exercise is itself not new: research apps and a commercial concussion module already exist (§4.2). The contribution argued here is narrow and construct-level — a</w:t>
-      </w:r>
-      <w:r>
-        <w:t xml:space="preserve"> </w:t>
-      </w:r>
-      <w:r>
-        <w:rPr>
-          <w:i/>
-          <w:iCs/>
-        </w:rPr>
-        <w:t xml:space="preserve">measured</w:t>
-      </w:r>
-      <w:r>
-        <w:t xml:space="preserve"> </w:t>
-      </w:r>
-      <w:r>
-        <w:t xml:space="preserve">(BCTT-derived, not age-predicted-max) heart-rate threshold, combined with</w:t>
-      </w:r>
-      <w:r>
-        <w:t xml:space="preserve"> </w:t>
-      </w:r>
-      <w:r>
-        <w:rPr>
-          <w:i/>
-          <w:iCs/>
-        </w:rPr>
-        <w:t xml:space="preserve">live verification-gated</w:t>
-      </w:r>
-      <w:r>
-        <w:t xml:space="preserve"> </w:t>
-      </w:r>
-      <w:r>
-        <w:t xml:space="preserve">heart-rate-zone training (only sessions with a real, live-verified wearable heart rate advance the training band, which is itself capped at the measured threshold) and a serial measured-HRt clinician trajectory, delivered hardware-agnostically under clinician supervision on a</w:t>
-      </w:r>
-      <w:r>
-        <w:t xml:space="preserve"> </w:t>
-      </w:r>
-      <w:r>
-        <w:rPr>
-          <w:i/>
-          <w:iCs/>
-        </w:rPr>
-        <w:t xml:space="preserve">no-fabricated-signal</w:t>
-      </w:r>
-      <w:r>
-        <w:t xml:space="preserve"> </w:t>
-      </w:r>
-      <w:r>
-        <w:t xml:space="preserve">substrate — not new physiology and not first-to-digital. SST Trainer is developed by Concussion Education Australia as the endorsed Australian-market instantiation of an established protocol, not a global platform.</w:t>
-      </w:r>
-    </w:p>
-    <w:p>
-      <w:r>
-        <w:pict>
-          <v:rect style="width:0;height:1.5pt" o:hralign="center" o:hrstd="t" o:hr="t"/>
-        </w:pict>
+        <w:t xml:space="preserve">For two decades the default management of concussion was rest until symptom-free. A coherent body of physiological and randomised-trial evidence has overturned that doctrine. Concussion produces a measurable, exercise-provocable autonomic phenotype — exercise intolerance — that can be quantified with a standardised graded treadmill test (the Buffalo Concussion Treadmill Test, BCTT) to a heart-rate threshold (HRt) at which symptoms are reproducibly exacerbated. Prescribing aerobic exercise just below that threshold (sub-symptom-threshold aerobic exercise, SSTAE) accelerated recovery in a randomised controlled trial of adolescents and, in an independent multi-site randomised trial, roughly halved the risk of persistent post-concussive symptoms; the approach is now endorsed by the 6th International Consensus Statement on Concussion in Sport (Amsterdam 2022/2023). Yet the prescription remains hard to deliver: it depends on an individualised heart-rate ceiling that must be respected on every between-visit session, in the patient’s own time, away from the clinic and the treadmill. This review traces the paradigm shift, summarises the threshold-test and SSTAE evidence with effect sizes where published, and names the implementation gap between an evidence-based prescription and faithful between-visit delivery. It then states the design requirements that any faithful digital delivery must meet — a live, verified heart-rate signal displayed against the prescribed band; hardware-agnostic sourcing of that signal; refusal to fabricate readings; progression gated on verified sessions; and structured reporting back to the prescribing clinician — and locates the existing tools, including one developed by the author (a disclosed competing interest), against those requirements. The defensible contribution of such tools is faithful, verifiable delivery of an established treatment: not new physiology, and not the first digital delivery.</w:t>
       </w:r>
     </w:p>
     <w:bookmarkEnd w:id="9"/>
@@ -246,7 +120,7 @@
         <w:pStyle w:val="FirstParagraph"/>
       </w:pPr>
       <w:r>
-        <w:t xml:space="preserve">This is a narrative clinical review. We searched PubMed and Google Scholar (inception to 2026) for English-language literature on concussion exercise intolerance, sub-symptom-threshold aerobic exercise, the Buffalo Concussion Treadmill Test, and digital or wearable delivery of heart-rate-targeted exercise, combining the terms</w:t>
+        <w:t xml:space="preserve">This is a narrative clinical review. PubMed and Google Scholar were searched (inception to July 2026) for English-language literature on concussion exercise intolerance, sub-symptom-threshold aerobic exercise, the Buffalo Concussion Treadmill Test, and digital or wearable delivery of heart-rate-targeted exercise, combining the terms</w:t>
       </w:r>
       <w:r>
         <w:t xml:space="preserve"> </w:t>
@@ -350,302 +224,175 @@
         <w:t xml:space="preserve">digital therapeutic</w:t>
       </w:r>
       <w:r>
-        <w:t xml:space="preserve">. We prioritised randomised controlled trials, the international consensus statement, and primary methodological papers, supplemented by reviews and the identifiable prior-art digital tools (§4.2). As a narrative synthesis, this is</w:t>
-      </w:r>
-      <w:r>
-        <w:t xml:space="preserve"> </w:t>
-      </w:r>
+        <w:t xml:space="preserve">. Randomised controlled trials, the international consensus statement, and primary methodological papers were prioritised, supplemented by reviews. The commercial and digital landscape discussed in Section 4.2 was mapped separately (to July 2026) from published app evaluations, vendor documentation, regulatory listings, and partnership announcements; that mapping is descriptive rather than exhaustive, and the comparative statements in Section 4.2 are limited to the tools identified by it. As a narrative synthesis, this is not a systematic review: it includes no formal protocol, screening flow, or risk-of-bias appraisal, and effect estimates are reported as published rather than pooled. Its aim is to map the evidence and the delivery gap, not to derive a new quantitative summary.</w:t>
+      </w:r>
+    </w:p>
+    <w:p>
+      <w:pPr>
+        <w:pStyle w:val="BodyText"/>
+      </w:pPr>
       <w:r>
         <w:rPr>
           <w:b/>
           <w:bCs/>
         </w:rPr>
-        <w:t xml:space="preserve">not a systematic review</w:t>
-      </w:r>
-      <w:r>
-        <w:t xml:space="preserve">: it includes no formal protocol, screening flow, or risk-of-bias appraisal, and effect estimates are reported as published rather than pooled. Its aim is to map the evidence and the delivery gap, not to derive a new quantitative summary.</w:t>
+        <w:t xml:space="preserve">Conflict of interest and its mitigation.</w:t>
+      </w:r>
+      <w:r>
+        <w:t xml:space="preserve"> </w:t>
+      </w:r>
+      <w:r>
+        <w:t xml:space="preserve">The author developed the SST Trainer software, which appears in Section 4.2 as one disclosed instance of the delivery requirements — not as the review’s conclusion. To limit advocacy bias: the clinical evidence (Sections 1–3) is presented independently of any product; the delivery requirements (Section 4) are stated as condition-general design principles before any tool is named; existing tools, including the author’s, are then located against those principles with the interest disclosed (Section 4.2); and no efficacy claim is made for the author’s software.</w:t>
+      </w:r>
+    </w:p>
+    <w:bookmarkEnd w:id="10"/>
+    <w:bookmarkStart w:id="14" w:name="Xc17bb64c04ed25c5f0bba969b9c809436c9357c"/>
+    <w:p>
+      <w:pPr>
+        <w:pStyle w:val="Heading2"/>
+      </w:pPr>
+      <w:r>
+        <w:t xml:space="preserve">1. Introduction: the rest-to-active paradigm shift</w:t>
+      </w:r>
+    </w:p>
+    <w:bookmarkStart w:id="11" w:name="the-old-doctrine-and-why-it-failed"/>
+    <w:p>
+      <w:pPr>
+        <w:pStyle w:val="Heading3"/>
+      </w:pPr>
+      <w:r>
+        <w:t xml:space="preserve">1.1 The old doctrine and why it failed</w:t>
+      </w:r>
+    </w:p>
+    <w:p>
+      <w:pPr>
+        <w:pStyle w:val="FirstParagraph"/>
+      </w:pPr>
+      <w:r>
+        <w:t xml:space="preserve">Historically, concussion guidance prescribed</w:t>
+      </w:r>
+      <w:r>
+        <w:t xml:space="preserve"> </w:t>
+      </w:r>
+      <w:r>
+        <w:rPr>
+          <w:i/>
+          <w:iCs/>
+        </w:rPr>
+        <w:t xml:space="preserve">cognitive and physical rest until symptom resolution</w:t>
+      </w:r>
+      <w:r>
+        <w:t xml:space="preserve"> </w:t>
+      </w:r>
+      <w:r>
+        <w:t xml:space="preserve">—</w:t>
+      </w:r>
+      <w:r>
+        <w:t xml:space="preserve"> </w:t>
+      </w:r>
+      <w:r>
+        <w:t xml:space="preserve">“cocoon therapy.”</w:t>
+      </w:r>
+      <w:r>
+        <w:t xml:space="preserve"> </w:t>
+      </w:r>
+      <w:r>
+        <w:t xml:space="preserve">The intuition was mechanical: an injured brain should be protected from load. But prolonged rest has costs. Deconditioning, sleep disruption, mood disturbance, social isolation and nocebo-style symptom focus all compound the original injury, and there was never randomised evidence that strict rest shortened recovery. By the mid-2010s, the rest prescription was being actively questioned.</w:t>
       </w:r>
     </w:p>
     <w:p>
       <w:pPr>
         <w:pStyle w:val="BodyText"/>
+      </w:pPr>
+      <w:r>
+        <w:t xml:space="preserve">The reframing that replaced it is captured in the title of Leddy and colleagues’ influential synthesis,</w:t>
+      </w:r>
+      <w:r>
+        <w:t xml:space="preserve"> </w:t>
+      </w:r>
+      <w:r>
+        <w:rPr>
+          <w:i/>
+          <w:iCs/>
+        </w:rPr>
+        <w:t xml:space="preserve">Exercise is Medicine for Concussion</w:t>
+      </w:r>
+      <w:r>
+        <w:t xml:space="preserve"> </w:t>
+      </w:r>
+      <w:r>
+        <w:t xml:space="preserve">[1]. The argument is that a meaningful proportion of post-concussion symptom burden is not structural but a disorder of physiological regulation — autonomic and cerebrovascular dysregulation that is provoked by exertion and, crucially, is responsive to a graded aerobic stimulus delivered below the provocation threshold. Exercise, correctly dosed, is not a risk to be avoided; it is the treatment.</w:t>
+      </w:r>
+    </w:p>
+    <w:bookmarkEnd w:id="11"/>
+    <w:bookmarkStart w:id="12" w:name="X6831640e0cc77bd7dc193c245f4a1a6cef14eb0"/>
+    <w:p>
+      <w:pPr>
+        <w:pStyle w:val="Heading3"/>
+      </w:pPr>
+      <w:r>
+        <w:t xml:space="preserve">1.2 The physiological substrate: exercise intolerance</w:t>
+      </w:r>
+    </w:p>
+    <w:p>
+      <w:pPr>
+        <w:pStyle w:val="FirstParagraph"/>
+      </w:pPr>
+      <w:r>
+        <w:t xml:space="preserve">The clinical fingerprint of this phenotype is</w:t>
+      </w:r>
+      <w:r>
+        <w:t xml:space="preserve"> </w:t>
+      </w:r>
+      <w:r>
+        <w:rPr>
+          <w:i/>
+          <w:iCs/>
+        </w:rPr>
+        <w:t xml:space="preserve">exercise intolerance</w:t>
+      </w:r>
+      <w:r>
+        <w:t xml:space="preserve">: a reproducible exacerbation of concussion symptoms at a sub-maximal level of exertion that would be unremarkable in a healthy person. Mechanistically it is attributed to autonomic nervous system dysfunction and impaired cerebral autoregulation after the injury [2]. Exercise intolerance is common and clinically meaningful: in adults with persistent post-concussion symptoms, roughly 81% test positive for exercise intolerance, and a higher symptom burden is associated with higher odds of testing positive [3]. This matters because it means the phenotype is (a) frequent, (b) measurable, and (c) the direct target of the treatment.</w:t>
+      </w:r>
+    </w:p>
+    <w:bookmarkEnd w:id="12"/>
+    <w:bookmarkStart w:id="13" w:name="what-the-consensus-now-says"/>
+    <w:p>
+      <w:pPr>
+        <w:pStyle w:val="Heading3"/>
+      </w:pPr>
+      <w:r>
+        <w:t xml:space="preserve">1.3 What the consensus now says</w:t>
+      </w:r>
+    </w:p>
+    <w:p>
+      <w:pPr>
+        <w:pStyle w:val="FirstParagraph"/>
+      </w:pPr>
+      <w:r>
+        <w:t xml:space="preserve">The 6th International Consensus Statement on Concussion in Sport [4] codified the shift. Its position can be summarised:</w:t>
+      </w:r>
+    </w:p>
+    <w:p>
+      <w:pPr>
+        <w:pStyle w:val="Compact"/>
+        <w:numPr>
+          <w:ilvl w:val="0"/>
+          <w:numId w:val="1001"/>
+        </w:numPr>
       </w:pPr>
       <w:r>
         <w:rPr>
           <w:b/>
           <w:bCs/>
         </w:rPr>
-        <w:t xml:space="preserve">Conflict of interest and its mitigation.</w:t>
-      </w:r>
-      <w:r>
-        <w:t xml:space="preserve"> </w:t>
-      </w:r>
-      <w:r>
-        <w:t xml:space="preserve">The author developed the SST Trainer software, which appears in §4 as</w:t>
-      </w:r>
-      <w:r>
-        <w:t xml:space="preserve"> </w:t>
-      </w:r>
-      <w:r>
-        <w:rPr>
-          <w:i/>
-          <w:iCs/>
-        </w:rPr>
-        <w:t xml:space="preserve">one disclosed illustrative instance</w:t>
-      </w:r>
-      <w:r>
-        <w:t xml:space="preserve"> </w:t>
-      </w:r>
-      <w:r>
-        <w:t xml:space="preserve">of the delivery requirements — not as the review’s conclusion. To limit advocacy bias: the clinical evidence (§§1–3) is presented independently of any product; the delivery requirements (§4) are stated as condition-general design principles</w:t>
-      </w:r>
-      <w:r>
-        <w:t xml:space="preserve"> </w:t>
-      </w:r>
-      <w:r>
-        <w:rPr>
-          <w:i/>
-          <w:iCs/>
-        </w:rPr>
-        <w:t xml:space="preserve">before</w:t>
-      </w:r>
-      <w:r>
-        <w:t xml:space="preserve"> </w:t>
-      </w:r>
-      <w:r>
-        <w:t xml:space="preserve">any tool is named; existing tools, including the author’s, are then located against those principles with their interest disclosed (§4.2); and no efficacy claim is made for the author’s software.</w:t>
-      </w:r>
-    </w:p>
-    <w:p>
-      <w:r>
-        <w:pict>
-          <v:rect style="width:0;height:1.5pt" o:hralign="center" o:hrstd="t" o:hr="t"/>
-        </w:pict>
-      </w:r>
-    </w:p>
-    <w:bookmarkEnd w:id="10"/>
-    <w:bookmarkStart w:id="14" w:name="Xc17bb64c04ed25c5f0bba969b9c809436c9357c"/>
-    <w:p>
-      <w:pPr>
-        <w:pStyle w:val="Heading2"/>
-      </w:pPr>
-      <w:r>
-        <w:t xml:space="preserve">1. Introduction: the rest-to-active paradigm shift</w:t>
-      </w:r>
-    </w:p>
-    <w:bookmarkStart w:id="11" w:name="the-old-doctrine-and-why-it-failed"/>
-    <w:p>
-      <w:pPr>
-        <w:pStyle w:val="Heading3"/>
-      </w:pPr>
-      <w:r>
-        <w:t xml:space="preserve">1.1 The old doctrine and why it failed</w:t>
-      </w:r>
-    </w:p>
-    <w:p>
-      <w:pPr>
-        <w:pStyle w:val="FirstParagraph"/>
-      </w:pPr>
-      <w:r>
-        <w:t xml:space="preserve">Historically, concussion guidance prescribed</w:t>
-      </w:r>
-      <w:r>
-        <w:t xml:space="preserve"> </w:t>
-      </w:r>
-      <w:r>
-        <w:rPr>
-          <w:i/>
-          <w:iCs/>
-        </w:rPr>
-        <w:t xml:space="preserve">cognitive and physical rest until symptom resolution</w:t>
-      </w:r>
-      <w:r>
-        <w:t xml:space="preserve"> </w:t>
-      </w:r>
-      <w:r>
-        <w:t xml:space="preserve">—</w:t>
-      </w:r>
-      <w:r>
-        <w:t xml:space="preserve"> </w:t>
-      </w:r>
-      <w:r>
-        <w:t xml:space="preserve">“cocoon therapy.”</w:t>
-      </w:r>
-      <w:r>
-        <w:t xml:space="preserve"> </w:t>
-      </w:r>
-      <w:r>
-        <w:t xml:space="preserve">The intuition was mechanical: an injured brain should be protected from load. But prolonged rest has costs. Deconditioning, sleep disruption, mood disturbance, social isolation and nocebo-style symptom focus all compound the original injury, and there was never randomised evidence that strict rest</w:t>
-      </w:r>
-      <w:r>
-        <w:t xml:space="preserve"> </w:t>
-      </w:r>
-      <w:r>
-        <w:rPr>
-          <w:i/>
-          <w:iCs/>
-        </w:rPr>
-        <w:t xml:space="preserve">shortened</w:t>
-      </w:r>
-      <w:r>
-        <w:t xml:space="preserve"> </w:t>
-      </w:r>
-      <w:r>
-        <w:t xml:space="preserve">recovery. By the mid-2010s, the rest prescription was being actively questioned.</w:t>
-      </w:r>
-    </w:p>
-    <w:p>
-      <w:pPr>
-        <w:pStyle w:val="BodyText"/>
-      </w:pPr>
-      <w:r>
-        <w:t xml:space="preserve">The reframing that replaced it is captured in the title of Leddy and colleagues’ influential synthesis:</w:t>
-      </w:r>
-      <w:r>
-        <w:t xml:space="preserve"> </w:t>
-      </w:r>
-      <w:r>
-        <w:rPr>
-          <w:i/>
-          <w:iCs/>
-        </w:rPr>
-        <w:t xml:space="preserve">Exercise is Medicine for Concussion</w:t>
-      </w:r>
-      <w:r>
-        <w:t xml:space="preserve"> </w:t>
-      </w:r>
-      <w:r>
-        <w:t xml:space="preserve">(Leddy JJ, Haider MN, Ellis M, Willer BS.</w:t>
-      </w:r>
-      <w:r>
-        <w:t xml:space="preserve"> </w:t>
-      </w:r>
-      <w:r>
-        <w:rPr>
-          <w:i/>
-          <w:iCs/>
-        </w:rPr>
-        <w:t xml:space="preserve">Curr Sports Med Rep.</w:t>
-      </w:r>
-      <w:r>
-        <w:t xml:space="preserve"> </w:t>
-      </w:r>
-      <w:r>
-        <w:t xml:space="preserve">2018;17(8):262–270). The argument is that a meaningful proportion of post-concussion symptom burden is not structural but a disorder of</w:t>
-      </w:r>
-      <w:r>
-        <w:t xml:space="preserve"> </w:t>
-      </w:r>
-      <w:r>
-        <w:rPr>
-          <w:i/>
-          <w:iCs/>
-        </w:rPr>
-        <w:t xml:space="preserve">physiological regulation</w:t>
-      </w:r>
-      <w:r>
-        <w:t xml:space="preserve"> </w:t>
-      </w:r>
-      <w:r>
-        <w:t xml:space="preserve">— autonomic and cerebrovascular dysregulation that is provoked by exertion and, crucially, is</w:t>
-      </w:r>
-      <w:r>
-        <w:t xml:space="preserve"> </w:t>
-      </w:r>
-      <w:r>
-        <w:rPr>
-          <w:i/>
-          <w:iCs/>
-        </w:rPr>
-        <w:t xml:space="preserve">responsive to a graded aerobic stimulus delivered below the provocation threshold</w:t>
-      </w:r>
-      <w:r>
-        <w:t xml:space="preserve">. Exercise, correctly dosed, is not a risk to be avoided; it is the treatment.</w:t>
-      </w:r>
-    </w:p>
-    <w:bookmarkEnd w:id="11"/>
-    <w:bookmarkStart w:id="12" w:name="X6831640e0cc77bd7dc193c245f4a1a6cef14eb0"/>
-    <w:p>
-      <w:pPr>
-        <w:pStyle w:val="Heading3"/>
-      </w:pPr>
-      <w:r>
-        <w:t xml:space="preserve">1.2 The physiological substrate: exercise intolerance</w:t>
-      </w:r>
-    </w:p>
-    <w:p>
-      <w:pPr>
-        <w:pStyle w:val="FirstParagraph"/>
-      </w:pPr>
-      <w:r>
-        <w:t xml:space="preserve">The clinical fingerprint of this phenotype is</w:t>
-      </w:r>
-      <w:r>
-        <w:t xml:space="preserve"> </w:t>
-      </w:r>
-      <w:r>
-        <w:rPr>
-          <w:i/>
-          <w:iCs/>
-        </w:rPr>
-        <w:t xml:space="preserve">exercise intolerance</w:t>
-      </w:r>
-      <w:r>
-        <w:t xml:space="preserve">: a reproducible exacerbation of concussion symptoms at a sub-maximal level of exertion that would be unremarkable in a healthy person. Mechanistically it is attributed to autonomic nervous system dysfunction and impaired cerebral autoregulation after the injury (reviewed in</w:t>
-      </w:r>
-      <w:r>
-        <w:t xml:space="preserve"> </w:t>
-      </w:r>
-      <w:r>
-        <w:rPr>
-          <w:i/>
-          <w:iCs/>
-        </w:rPr>
-        <w:t xml:space="preserve">Autonomic Dysfunction and Exercise Intolerance in Concussion — A Scoping Review</w:t>
-      </w:r>
-      <w:r>
-        <w:t xml:space="preserve">, 2024, PMC10812884). Exercise intolerance is common and clinically meaningful: in adults with persistent post-concussive symptoms, roughly 81% test positive for exercise intolerance, and a higher symptom burden is associated with higher odds of testing positive (</w:t>
-      </w:r>
-      <w:r>
-        <w:rPr>
-          <w:i/>
-          <w:iCs/>
-        </w:rPr>
-        <w:t xml:space="preserve">Exploring Exercise Intolerance in Adult Patients with Persistent Post-Concussion Symptoms</w:t>
-      </w:r>
-      <w:r>
-        <w:t xml:space="preserve">, PMC12604302). This matters because it means the phenotype is (a) frequent, (b) measurable, and (c) the direct target of the treatment.</w:t>
-      </w:r>
-    </w:p>
-    <w:bookmarkEnd w:id="12"/>
-    <w:bookmarkStart w:id="13" w:name="what-the-consensus-now-says"/>
-    <w:p>
-      <w:pPr>
-        <w:pStyle w:val="Heading3"/>
-      </w:pPr>
-      <w:r>
-        <w:t xml:space="preserve">1.3 What the consensus now says</w:t>
-      </w:r>
-    </w:p>
-    <w:p>
-      <w:pPr>
-        <w:pStyle w:val="FirstParagraph"/>
-      </w:pPr>
-      <w:r>
-        <w:t xml:space="preserve">The 6th International Consensus Statement on Concussion in Sport (Patricios JS, Schneider KJ, Dvorak J, et al. </w:t>
-      </w:r>
-      <w:r>
-        <w:rPr>
-          <w:i/>
-          <w:iCs/>
-        </w:rPr>
-        <w:t xml:space="preserve">Br J Sports Med.</w:t>
-      </w:r>
-      <w:r>
-        <w:t xml:space="preserve"> </w:t>
-      </w:r>
-      <w:r>
-        <w:t xml:space="preserve">2023;57(11):695–711) codified the shift. Its position can be summarised:</w:t>
+        <w:t xml:space="preserve">Relative rest for only 24–48 hours.</w:t>
+      </w:r>
+      <w:r>
+        <w:t xml:space="preserve"> </w:t>
+      </w:r>
+      <w:r>
+        <w:t xml:space="preserve">Light physical activity that does not risk a second head impact (e.g. walking) is encouraged within the first 48 hours.</w:t>
       </w:r>
     </w:p>
     <w:p>
@@ -661,13 +408,13 @@
           <w:b/>
           <w:bCs/>
         </w:rPr>
-        <w:t xml:space="preserve">Relative rest for only 24–48 hours.</w:t>
-      </w:r>
-      <w:r>
-        <w:t xml:space="preserve"> </w:t>
-      </w:r>
-      <w:r>
-        <w:t xml:space="preserve">Light physical activity that does not risk a second head impact (e.g. walking) is encouraged within the first 48 hours.</w:t>
+        <w:t xml:space="preserve">Early prescribed aerobic exercise.</w:t>
+      </w:r>
+      <w:r>
+        <w:t xml:space="preserve"> </w:t>
+      </w:r>
+      <w:r>
+        <w:t xml:space="preserve">Sub-symptom-threshold aerobic exercise initiated within roughly 2–10 days of injury is recommended; it reduces the incidence of persisting symptoms and facilitates recovery, including in those whose symptoms already exceed a month.</w:t>
       </w:r>
     </w:p>
     <w:p>
@@ -683,51 +430,13 @@
           <w:b/>
           <w:bCs/>
         </w:rPr>
-        <w:t xml:space="preserve">Early prescribed aerobic exercise.</w:t>
-      </w:r>
-      <w:r>
-        <w:t xml:space="preserve"> </w:t>
-      </w:r>
-      <w:r>
-        <w:t xml:space="preserve">Sub-symptom-threshold aerobic exercise initiated within roughly 2–10 days of injury is recommended; it reduces the incidence of persisting symptoms and facilitates recovery, including in those whose symptoms already exceed a month.</w:t>
-      </w:r>
-    </w:p>
-    <w:p>
-      <w:pPr>
-        <w:pStyle w:val="Compact"/>
-        <w:numPr>
-          <w:ilvl w:val="0"/>
-          <w:numId w:val="1001"/>
-        </w:numPr>
-      </w:pPr>
-      <w:r>
-        <w:rPr>
-          <w:b/>
-          <w:bCs/>
-        </w:rPr>
         <w:t xml:space="preserve">A symptom-tolerance rule, not a symptom-free rule.</w:t>
       </w:r>
       <w:r>
         <w:t xml:space="preserve"> </w:t>
       </w:r>
       <w:r>
-        <w:t xml:space="preserve">A</w:t>
-      </w:r>
-      <w:r>
-        <w:t xml:space="preserve"> </w:t>
-      </w:r>
-      <w:r>
-        <w:rPr>
-          <w:i/>
-          <w:iCs/>
-        </w:rPr>
-        <w:t xml:space="preserve">mild, transient</w:t>
-      </w:r>
-      <w:r>
-        <w:t xml:space="preserve"> </w:t>
-      </w:r>
-      <w:r>
-        <w:t xml:space="preserve">worsening of up to 2 points on a 0–10 scale during exercise is acceptable provided it settles within about an hour. This explicit tolerance band is what makes graded progression operable.</w:t>
+        <w:t xml:space="preserve">A mild, transient worsening of up to 2 points on a 0–10 scale during exercise is acceptable provided it settles within about an hour. This explicit tolerance band is what makes graded progression operable.</w:t>
       </w:r>
     </w:p>
     <w:p>
@@ -735,14 +444,7 @@
         <w:pStyle w:val="FirstParagraph"/>
       </w:pPr>
       <w:r>
-        <w:t xml:space="preserve">This is the doctrine the SST Trainer encodes. The remainder of this review establishes the evidence underneath each component — the test, the prescription, and the progression — and then names why faithful delivery is still hard.</w:t>
-      </w:r>
-    </w:p>
-    <w:p>
-      <w:r>
-        <w:pict>
-          <v:rect style="width:0;height:1.5pt" o:hralign="center" o:hrstd="t" o:hr="t"/>
-        </w:pict>
+        <w:t xml:space="preserve">This is the doctrine that any faithful delivery of the prescription must encode. The remainder of this review establishes the evidence underneath each component — the test, the prescription, and the progression — and then names why faithful delivery is still hard.</w:t>
       </w:r>
     </w:p>
     <w:bookmarkEnd w:id="13"/>
@@ -770,36 +472,7 @@
         <w:pStyle w:val="FirstParagraph"/>
       </w:pPr>
       <w:r>
-        <w:t xml:space="preserve">The instrument that operationalised exercise intolerance is the BCTT, a standardised graded treadmill test built on the cardiac Balke protocol (Leddy JJ, Willer B.</w:t>
-      </w:r>
-      <w:r>
-        <w:t xml:space="preserve"> </w:t>
-      </w:r>
-      <w:r>
-        <w:rPr>
-          <w:i/>
-          <w:iCs/>
-        </w:rPr>
-        <w:t xml:space="preserve">Use of graded exercise testing in concussion and return-to-activity management.</w:t>
-      </w:r>
-      <w:r>
-        <w:t xml:space="preserve"> </w:t>
-      </w:r>
-      <w:r>
-        <w:t xml:space="preserve">Curr Sports Med Rep. 2013;12(6):370–376). The protocol — walk at a fixed starting speed, then increase the incline by 1° each minute for fifteen stages, after which speed is increased — was chosen precisely because the Balke ramp is gentle, well-validated and proven safe even in cardiac patients. Heart rate, rate of perceived exertion (Borg) and a symptom-severity score are recorded</w:t>
-      </w:r>
-      <w:r>
-        <w:t xml:space="preserve"> </w:t>
-      </w:r>
-      <w:r>
-        <w:rPr>
-          <w:i/>
-          <w:iCs/>
-        </w:rPr>
-        <w:t xml:space="preserve">every minute</w:t>
-      </w:r>
-      <w:r>
-        <w:t xml:space="preserve">.</w:t>
+        <w:t xml:space="preserve">The instrument that operationalised exercise intolerance is the BCTT, a standardised graded treadmill test built on the cardiac Balke protocol [5]. The protocol — walk at a fixed starting speed, then increase the incline by 1° each minute for 15 stages, after which the speed increases — was chosen precisely because the Balke ramp is gentle, well-validated and proven safe even in cardiac patients. Heart rate, rating of perceived exertion (Borg RPE) and a symptom-severity score are recorded every minute.</w:t>
       </w:r>
     </w:p>
     <w:p>
@@ -864,7 +537,10 @@
         <w:t xml:space="preserve"> </w:t>
       </w:r>
       <w:r>
-        <w:t xml:space="preserve">The patient reaches volitional fatigue (high RPE) without provoking concussion symptoms — i.e. </w:t>
+        <w:t xml:space="preserve">The patient reaches volitional fatigue (high RPE) without provoking concussion symptoms — that is,</w:t>
+      </w:r>
+      <w:r>
+        <w:t xml:space="preserve"> </w:t>
       </w:r>
       <w:r>
         <w:rPr>
@@ -907,23 +583,7 @@
         <w:pStyle w:val="FirstParagraph"/>
       </w:pPr>
       <w:r>
-        <w:t xml:space="preserve">The BCTT is reliable as a repeated measure (Leddy JJ, Baker JG, Kozlowski K, Bisson L, Willer B.</w:t>
-      </w:r>
-      <w:r>
-        <w:t xml:space="preserve"> </w:t>
-      </w:r>
-      <w:r>
-        <w:rPr>
-          <w:i/>
-          <w:iCs/>
-        </w:rPr>
-        <w:t xml:space="preserve">Reliability of a graded exercise test for assessing recovery from concussion.</w:t>
-      </w:r>
-      <w:r>
-        <w:t xml:space="preserve"> </w:t>
-      </w:r>
-      <w:r>
-        <w:t xml:space="preserve">Clin J Sport Med. 2011;21(2):89–94), which is what licences serial testing as a recovery curve.</w:t>
+        <w:t xml:space="preserve">The BCTT is reliable as a repeated measure [6], which is what justifies serial testing as a recovery curve.</w:t>
       </w:r>
     </w:p>
     <w:bookmarkEnd w:id="15"/>
@@ -951,68 +611,7 @@
         <w:pStyle w:val="FirstParagraph"/>
       </w:pPr>
       <w:r>
-        <w:t xml:space="preserve">Beyond prescribing, the threshold test forecasts recovery. In adolescents with sport-related concussion, an absolute HRt below ~135 bpm is associated with prolonged (&gt;30-day) recovery, and a</w:t>
-      </w:r>
-      <w:r>
-        <w:t xml:space="preserve"> </w:t>
-      </w:r>
-      <w:r>
-        <w:rPr>
-          <w:i/>
-          <w:iCs/>
-        </w:rPr>
-        <w:t xml:space="preserve">blunted</w:t>
-      </w:r>
-      <w:r>
-        <w:t xml:space="preserve"> </w:t>
-      </w:r>
-      <w:r>
-        <w:t xml:space="preserve">heart-rate response — a change in HR of ≤50 bpm across the test — predicts prolonged recovery with roughly 73% sensitivity and 78% specificity (Haider MN, Leddy JJ, et al. </w:t>
-      </w:r>
-      <w:r>
-        <w:rPr>
-          <w:i/>
-          <w:iCs/>
-        </w:rPr>
-        <w:t xml:space="preserve">The Predictive Capacity of the Buffalo Concussion Treadmill Test After Sport-Related Concussion in Adolescents.</w:t>
-      </w:r>
-      <w:r>
-        <w:t xml:space="preserve"> </w:t>
-      </w:r>
-      <w:r>
-        <w:t xml:space="preserve">Front Neurol. 2019;10:395). A test that both</w:t>
-      </w:r>
-      <w:r>
-        <w:t xml:space="preserve"> </w:t>
-      </w:r>
-      <w:r>
-        <w:rPr>
-          <w:i/>
-          <w:iCs/>
-        </w:rPr>
-        <w:t xml:space="preserve">prescribes the dose</w:t>
-      </w:r>
-      <w:r>
-        <w:t xml:space="preserve"> </w:t>
-      </w:r>
-      <w:r>
-        <w:t xml:space="preserve">and</w:t>
-      </w:r>
-      <w:r>
-        <w:t xml:space="preserve"> </w:t>
-      </w:r>
-      <w:r>
-        <w:rPr>
-          <w:i/>
-          <w:iCs/>
-        </w:rPr>
-        <w:t xml:space="preserve">flags who is likely to be slow</w:t>
-      </w:r>
-      <w:r>
-        <w:t xml:space="preserve"> </w:t>
-      </w:r>
-      <w:r>
-        <w:t xml:space="preserve">is unusually high-value clinically — and serial HRt becomes an objective recovery trajectory rather than a subjective symptom diary.</w:t>
+        <w:t xml:space="preserve">Beyond prescribing, the threshold test forecasts recovery. In adolescents with sport-related concussion, an absolute HRt below ~135 bpm has been associated with prolonged (&gt;30-day) recovery, and Haider and colleagues found that a blunted heart-rate response — a change in heart rate of ≤50 bpm across the test — predicted prolonged recovery with roughly 73% sensitivity and 78% specificity in adolescents managed with the then-standard prescribed rest [7]. A single test that both prescribes the dose and stratifies recovery risk is clinically valuable — and serial HRt becomes an objective recovery trajectory rather than a subjective symptom diary.</w:t>
       </w:r>
     </w:p>
     <w:bookmarkEnd w:id="16"/>
@@ -1042,29 +641,13 @@
           <w:b/>
           <w:bCs/>
         </w:rPr>
-        <w:t xml:space="preserve">Origin / proof of concept.</w:t>
-      </w:r>
-      <w:r>
-        <w:t xml:space="preserve"> </w:t>
-      </w:r>
-      <w:r>
-        <w:t xml:space="preserve">A preliminary subsymptom-threshold treadmill-training programme for refractory post-concussion syndrome demonstrated feasibility and symptom improvement when patients exercised most days at ~80% of their symptom-threshold heart rate (Leddy JJ, Kozlowski K, Donnelly JP, Pendergast DR, Epstein LH, Willer B.</w:t>
-      </w:r>
-      <w:r>
-        <w:t xml:space="preserve"> </w:t>
-      </w:r>
-      <w:r>
-        <w:rPr>
-          <w:i/>
-          <w:iCs/>
-        </w:rPr>
-        <w:t xml:space="preserve">A preliminary study of subsymptom threshold exercise training for refractory post-concussion syndrome.</w:t>
-      </w:r>
-      <w:r>
-        <w:t xml:space="preserve"> </w:t>
-      </w:r>
-      <w:r>
-        <w:t xml:space="preserve">Clin J Sport Med. 2010;20(1):21–27).</w:t>
+        <w:t xml:space="preserve">Origin and proof of concept.</w:t>
+      </w:r>
+      <w:r>
+        <w:t xml:space="preserve"> </w:t>
+      </w:r>
+      <w:r>
+        <w:t xml:space="preserve">A preliminary sub-symptom-threshold treadmill-training programme for refractory post-concussion syndrome demonstrated feasibility and symptom improvement when patients exercised most days at ~80% of their symptom-threshold heart rate [8].</w:t>
       </w:r>
     </w:p>
     <w:p>
@@ -1082,33 +665,41 @@
         <w:t xml:space="preserve"> </w:t>
       </w:r>
       <w:r>
-        <w:t xml:space="preserve">In a randomised clinical trial of 103 adolescents (ages 13–18) in the acute phase of sport-related concussion, sub-symptom-threshold aerobic exercise vs a placebo-like stretching programme accelerated recovery: median recovery</w:t>
-      </w:r>
-      <w:r>
-        <w:t xml:space="preserve"> </w:t>
-      </w:r>
+        <w:t xml:space="preserve">In a randomised clinical trial of 103 adolescents (ages 13–18) in the acute phase of sport-related concussion, sub-symptom-threshold aerobic exercise versus a placebo-like stretching programme accelerated recovery: median recovery 13 days versus 17 days, a statistically significant difference [9].</w:t>
+      </w:r>
+    </w:p>
+    <w:p>
+      <w:pPr>
+        <w:pStyle w:val="BodyText"/>
+      </w:pPr>
       <w:r>
         <w:rPr>
           <w:b/>
           <w:bCs/>
         </w:rPr>
-        <w:t xml:space="preserve">13 days vs 17 days</w:t>
-      </w:r>
-      <w:r>
-        <w:t xml:space="preserve">, a statistically significant difference (Leddy JJ, Haider MN, Ellis MJ, et al. </w:t>
-      </w:r>
-      <w:r>
-        <w:rPr>
-          <w:i/>
-          <w:iCs/>
-        </w:rPr>
-        <w:t xml:space="preserve">Early Subthreshold Aerobic Exercise for Sport-Related Concussion: A Randomized Clinical Trial.</w:t>
-      </w:r>
-      <w:r>
-        <w:t xml:space="preserve"> </w:t>
-      </w:r>
-      <w:r>
-        <w:t xml:space="preserve">JAMA Pediatr. 2019;173(4):319–325). This was the result the University at Buffalo described as potentially changing the standard of care.</w:t>
+        <w:t xml:space="preserve">Independent multi-site replication (Lancet Child &amp; Adolescent Health, 2021).</w:t>
+      </w:r>
+      <w:r>
+        <w:t xml:space="preserve"> </w:t>
+      </w:r>
+      <w:r>
+        <w:t xml:space="preserve">A larger, three-site RCT of 118 adolescents presenting within 10 days of injury reproduced and extended the finding: targeted-heart-rate sub-symptom-threshold aerobic exercise reduced median recovery time, increased the likelihood of recovery within four weeks, and reduced the risk of persistent post-concussive symptoms by approximately 48% (hazard ratio for stretching versus aerobic exercise 0.52, 95% CI 0.28–0.97, p=0.039), with good adherence and no adverse events [10]. Replication across independent sites, with prevention of</w:t>
+      </w:r>
+      <w:r>
+        <w:t xml:space="preserve"> </w:t>
+      </w:r>
+      <w:r>
+        <w:rPr>
+          <w:i/>
+          <w:iCs/>
+        </w:rPr>
+        <w:t xml:space="preserve">persistence</w:t>
+      </w:r>
+      <w:r>
+        <w:t xml:space="preserve"> </w:t>
+      </w:r>
+      <w:r>
+        <w:t xml:space="preserve">(the costly outcome) rather than only speed, is what moved SSTAE from promising to recommended.</w:t>
       </w:r>
     </w:p>
     <w:p>
@@ -1120,256 +711,105 @@
           <w:b/>
           <w:bCs/>
         </w:rPr>
-        <w:t xml:space="preserve">Independent multi-site replication (Lancet Child &amp; Adolescent Health, 2021).</w:t>
-      </w:r>
-      <w:r>
-        <w:t xml:space="preserve"> </w:t>
-      </w:r>
-      <w:r>
-        <w:t xml:space="preserve">A larger, three-site RCT of 118 adolescents presenting within 10 days of injury reproduced and extended the finding: targeted-HR sub-symptom-threshold aerobic exercise reduced median recovery time, increased the likelihood of recovery within four weeks, and</w:t>
-      </w:r>
-      <w:r>
-        <w:t xml:space="preserve"> </w:t>
-      </w:r>
+        <w:t xml:space="preserve">Supporting comparative work.</w:t>
+      </w:r>
+      <w:r>
+        <w:t xml:space="preserve"> </w:t>
+      </w:r>
+      <w:r>
+        <w:t xml:space="preserve">A comparison of rest versus aerobic exercise versus placebo-like treatment in male and female adolescents further supported active over rest management [11]. Systematic synthesis for the Amsterdam process concluded that early rest beyond 24–48 hours confers no benefit and that prescribed sub-symptom-threshold aerobic exercise is beneficial [12]. A separate review noted that, while the adolescent evidence is strong, good-quality trials in adults and on broader outcomes are still needed [13].</w:t>
+      </w:r>
+    </w:p>
+    <w:bookmarkEnd w:id="17"/>
+    <w:bookmarkStart w:id="18" w:name="prescribing-without-a-treadmill"/>
+    <w:p>
+      <w:pPr>
+        <w:pStyle w:val="Heading3"/>
+      </w:pPr>
+      <w:r>
+        <w:t xml:space="preserve">2.4 Prescribing without a treadmill</w:t>
+      </w:r>
+    </w:p>
+    <w:p>
+      <w:pPr>
+        <w:pStyle w:val="FirstParagraph"/>
+      </w:pPr>
+      <w:r>
+        <w:t xml:space="preserve">A practical obstacle is that not every clinician has a treadmill, an ECG and the time to run a 15-minute staged test with per-minute logging. The Buffalo group addressed this in two practical-management papers: one detailing how to prescribe SSTAE in the outpatient setting from an HRt [14], and one giving a standardised programme in the absence of graded exercise testing [15]. These papers are important to the digital case: they establish that the prescription — a heart-rate-anchored band, ~20 minutes, most days, with a within-session symptom-stop rule and graded progression — is meant to be portable and repeatable. That portable, repeatable part is exactly what a guided tool can carry between visits.</w:t>
+      </w:r>
+    </w:p>
+    <w:bookmarkEnd w:id="18"/>
+    <w:bookmarkStart w:id="19" w:name="what-the-prescription-actually-is"/>
+    <w:p>
+      <w:pPr>
+        <w:pStyle w:val="Heading3"/>
+      </w:pPr>
+      <w:r>
+        <w:t xml:space="preserve">2.5 What</w:t>
+      </w:r>
+      <w:r>
+        <w:t xml:space="preserve"> </w:t>
+      </w:r>
+      <w:r>
+        <w:t xml:space="preserve">“the prescription”</w:t>
+      </w:r>
+      <w:r>
+        <w:t xml:space="preserve"> </w:t>
+      </w:r>
+      <w:r>
+        <w:t xml:space="preserve">actually is</w:t>
+      </w:r>
+    </w:p>
+    <w:p>
+      <w:pPr>
+        <w:pStyle w:val="FirstParagraph"/>
+      </w:pPr>
+      <w:r>
+        <w:t xml:space="preserve">Distilling the above into the operational dose:</w:t>
+      </w:r>
+    </w:p>
+    <w:p>
+      <w:pPr>
+        <w:pStyle w:val="Compact"/>
+        <w:numPr>
+          <w:ilvl w:val="0"/>
+          <w:numId w:val="1003"/>
+        </w:numPr>
+      </w:pPr>
       <w:r>
         <w:rPr>
           <w:b/>
           <w:bCs/>
         </w:rPr>
-        <w:t xml:space="preserve">reduced the risk of persistent post-concussive symptoms by ~48%</w:t>
-      </w:r>
-      <w:r>
-        <w:t xml:space="preserve"> </w:t>
-      </w:r>
-      <w:r>
-        <w:t xml:space="preserve">(hazard ratio for stretching vs aerobic exercise 0·52, 95% CI 0·28–0·97, p=0·039), with good adherence and no adverse events (Leddy JJ, Master CL, Mannix R, et al. </w:t>
-      </w:r>
-      <w:r>
-        <w:rPr>
-          <w:i/>
-          <w:iCs/>
-        </w:rPr>
-        <w:t xml:space="preserve">Early targeted heart rate aerobic exercise versus placebo stretching for sport-related concussion in adolescents: a randomised controlled trial.</w:t>
-      </w:r>
-      <w:r>
-        <w:t xml:space="preserve"> </w:t>
-      </w:r>
-      <w:r>
-        <w:t xml:space="preserve">Lancet Child Adolesc Health. 2021;5(11):792–799). Replication across independent sites, with prevention of</w:t>
-      </w:r>
-      <w:r>
-        <w:t xml:space="preserve"> </w:t>
-      </w:r>
-      <w:r>
-        <w:rPr>
-          <w:i/>
-          <w:iCs/>
-        </w:rPr>
-        <w:t xml:space="preserve">persistence</w:t>
-      </w:r>
-      <w:r>
-        <w:t xml:space="preserve"> </w:t>
-      </w:r>
-      <w:r>
-        <w:t xml:space="preserve">(the costly outcome) rather than only speed, is what moved SSTAE from promising to recommended.</w:t>
-      </w:r>
-    </w:p>
-    <w:p>
-      <w:pPr>
-        <w:pStyle w:val="BodyText"/>
+        <w:t xml:space="preserve">Anchor:</w:t>
+      </w:r>
+      <w:r>
+        <w:t xml:space="preserve"> </w:t>
+      </w:r>
+      <w:r>
+        <w:t xml:space="preserve">HRt from a symptom-limited graded test (the validated provocation criterion is a symptom rise of ≥3 points from rest) [5].</w:t>
+      </w:r>
+    </w:p>
+    <w:p>
+      <w:pPr>
+        <w:pStyle w:val="Compact"/>
+        <w:numPr>
+          <w:ilvl w:val="0"/>
+          <w:numId w:val="1003"/>
+        </w:numPr>
       </w:pPr>
       <w:r>
         <w:rPr>
           <w:b/>
           <w:bCs/>
         </w:rPr>
-        <w:t xml:space="preserve">Supporting comparative work.</w:t>
-      </w:r>
-      <w:r>
-        <w:t xml:space="preserve"> </w:t>
-      </w:r>
-      <w:r>
-        <w:t xml:space="preserve">A comparison of rest vs aerobic exercise vs placebo-like treatment in male and female adolescents further supported active over rest management (Willer BS, Haider MN, Bezherano I, et al. </w:t>
-      </w:r>
-      <w:r>
-        <w:rPr>
-          <w:i/>
-          <w:iCs/>
-        </w:rPr>
-        <w:t xml:space="preserve">Comparison of Rest to Aerobic Exercise and Placebo-like Treatment of Acute Sport-Related Concussion in Male and Female Adolescents.</w:t>
-      </w:r>
-      <w:r>
-        <w:t xml:space="preserve"> </w:t>
-      </w:r>
-      <w:r>
-        <w:t xml:space="preserve">Arch Phys Med Rehabil. 2019;100(12):2267–2275). Systematic synthesis for the Amsterdam process concluded that early rest beyond 24–48 hours confers no benefit and that prescribed sub-threshold aerobic exercise is beneficial (rest-and-exercise systematic review underpinning Patricios et al. 2023,</w:t>
-      </w:r>
-      <w:r>
-        <w:t xml:space="preserve"> </w:t>
-      </w:r>
-      <w:r>
-        <w:rPr>
-          <w:i/>
-          <w:iCs/>
-        </w:rPr>
-        <w:t xml:space="preserve">Br J Sports Med.</w:t>
-      </w:r>
-      <w:r>
-        <w:t xml:space="preserve"> </w:t>
-      </w:r>
-      <w:r>
-        <w:t xml:space="preserve">2023). A separate review noted that, while the adolescent evidence is strong, good-quality trials in</w:t>
-      </w:r>
-      <w:r>
-        <w:t xml:space="preserve"> </w:t>
-      </w:r>
-      <w:r>
-        <w:rPr>
-          <w:i/>
-          <w:iCs/>
-        </w:rPr>
-        <w:t xml:space="preserve">adults</w:t>
-      </w:r>
-      <w:r>
-        <w:t xml:space="preserve"> </w:t>
-      </w:r>
-      <w:r>
-        <w:t xml:space="preserve">and on broader outcomes are still needed (</w:t>
-      </w:r>
-      <w:r>
-        <w:rPr>
-          <w:i/>
-          <w:iCs/>
-        </w:rPr>
-        <w:t xml:space="preserve">Exercise for Sport-Related Concussion and Persistent Postconcussive Symptoms</w:t>
-      </w:r>
-      <w:r>
-        <w:t xml:space="preserve">, PMC8167349).</w:t>
-      </w:r>
-    </w:p>
-    <w:bookmarkEnd w:id="17"/>
-    <w:bookmarkStart w:id="18" w:name="prescribing-without-a-treadmill"/>
-    <w:p>
-      <w:pPr>
-        <w:pStyle w:val="Heading3"/>
-      </w:pPr>
-      <w:r>
-        <w:t xml:space="preserve">2.4 Prescribing without a treadmill</w:t>
-      </w:r>
-    </w:p>
-    <w:p>
-      <w:pPr>
-        <w:pStyle w:val="FirstParagraph"/>
-      </w:pPr>
-      <w:r>
-        <w:t xml:space="preserve">A practical obstacle is that not every clinician has a treadmill, an ECG and the time to run a 15-minute staged test with per-minute logging. Leddy and colleagues addressed this in two practical-management papers: one detailing how to</w:t>
-      </w:r>
-      <w:r>
-        <w:t xml:space="preserve"> </w:t>
-      </w:r>
-      <w:r>
-        <w:rPr>
-          <w:i/>
-          <w:iCs/>
-        </w:rPr>
-        <w:t xml:space="preserve">prescribe SSTAE in the outpatient setting</w:t>
-      </w:r>
-      <w:r>
-        <w:t xml:space="preserve"> </w:t>
-      </w:r>
-      <w:r>
-        <w:t xml:space="preserve">from an HRt (Leddy JJ, Haider MN, Hinds AL, Willer B.</w:t>
-      </w:r>
-      <w:r>
-        <w:t xml:space="preserve"> </w:t>
-      </w:r>
-      <w:r>
-        <w:rPr>
-          <w:i/>
-          <w:iCs/>
-        </w:rPr>
-        <w:t xml:space="preserve">Practical Management: Prescribing Subsymptom Threshold Aerobic Exercise for Sport-Related Concussion in the Outpatient Setting.</w:t>
-      </w:r>
-      <w:r>
-        <w:t xml:space="preserve"> </w:t>
-      </w:r>
-      <w:r>
-        <w:t xml:space="preserve">Clin J Sport Med. 2021;31(2):e89–e94), and one giving a</w:t>
-      </w:r>
-      <w:r>
-        <w:t xml:space="preserve"> </w:t>
-      </w:r>
-      <w:r>
-        <w:rPr>
-          <w:i/>
-          <w:iCs/>
-        </w:rPr>
-        <w:t xml:space="preserve">standardised programme in the absence of graded exercise testing</w:t>
-      </w:r>
-      <w:r>
-        <w:t xml:space="preserve"> </w:t>
-      </w:r>
-      <w:r>
-        <w:t xml:space="preserve">(Leddy JJ, et al. </w:t>
-      </w:r>
-      <w:r>
-        <w:rPr>
-          <w:i/>
-          <w:iCs/>
-        </w:rPr>
-        <w:t xml:space="preserve">Practical Management: A Standardized Aerobic Exercise Program for Adolescents With Concussion in the Absence of Graded Exercise Testing.</w:t>
-      </w:r>
-      <w:r>
-        <w:t xml:space="preserve"> </w:t>
-      </w:r>
-      <w:r>
-        <w:t xml:space="preserve">Clin J Sport Med. 2023). These papers are important to the digital case: they establish that the</w:t>
-      </w:r>
-      <w:r>
-        <w:t xml:space="preserve"> </w:t>
-      </w:r>
-      <w:r>
-        <w:rPr>
-          <w:i/>
-          <w:iCs/>
-        </w:rPr>
-        <w:t xml:space="preserve">prescription</w:t>
-      </w:r>
-      <w:r>
-        <w:t xml:space="preserve"> </w:t>
-      </w:r>
-      <w:r>
-        <w:t xml:space="preserve">(a heart-rate-anchored band, ~20 min, most days, with a within-session symptom-stop rule and graded progression) is meant to be portable and repeatable — exactly the part that a guided app can carry between visits.</w:t>
-      </w:r>
-    </w:p>
-    <w:bookmarkEnd w:id="18"/>
-    <w:bookmarkStart w:id="19" w:name="what-the-prescription-actually-is"/>
-    <w:p>
-      <w:pPr>
-        <w:pStyle w:val="Heading3"/>
-      </w:pPr>
-      <w:r>
-        <w:t xml:space="preserve">2.5 What</w:t>
-      </w:r>
-      <w:r>
-        <w:t xml:space="preserve"> </w:t>
-      </w:r>
-      <w:r>
-        <w:t xml:space="preserve">“the prescription”</w:t>
-      </w:r>
-      <w:r>
-        <w:t xml:space="preserve"> </w:t>
-      </w:r>
-      <w:r>
-        <w:t xml:space="preserve">actually is</w:t>
-      </w:r>
-    </w:p>
-    <w:p>
-      <w:pPr>
-        <w:pStyle w:val="FirstParagraph"/>
-      </w:pPr>
-      <w:r>
-        <w:t xml:space="preserve">Distilling the above into the operational dose that the SST Trainer encodes:</w:t>
+        <w:t xml:space="preserve">Band:</w:t>
+      </w:r>
+      <w:r>
+        <w:t xml:space="preserve"> </w:t>
+      </w:r>
+      <w:r>
+        <w:t xml:space="preserve">train at ~80–90% of HRt for concussion — a floor intended to preserve a training stimulus and a do-not-exceed ceiling that keeps the patient below provocation [8–10,13].</w:t>
       </w:r>
     </w:p>
     <w:p>
@@ -1385,13 +825,13 @@
           <w:b/>
           <w:bCs/>
         </w:rPr>
-        <w:t xml:space="preserve">Anchor:</w:t>
-      </w:r>
-      <w:r>
-        <w:t xml:space="preserve"> </w:t>
-      </w:r>
-      <w:r>
-        <w:t xml:space="preserve">HRt from a symptom-limited graded test (the validated provocation criterion is a symptom rise of ≥3 points from rest).</w:t>
+        <w:t xml:space="preserve">Dose:</w:t>
+      </w:r>
+      <w:r>
+        <w:t xml:space="preserve"> </w:t>
+      </w:r>
+      <w:r>
+        <w:t xml:space="preserve">~20 minutes, most days of the week [9,10].</w:t>
       </w:r>
     </w:p>
     <w:p>
@@ -1407,29 +847,13 @@
           <w:b/>
           <w:bCs/>
         </w:rPr>
-        <w:t xml:space="preserve">Band:</w:t>
-      </w:r>
-      <w:r>
-        <w:t xml:space="preserve"> </w:t>
-      </w:r>
-      <w:r>
-        <w:t xml:space="preserve">train at ~80–90% of HRt for concussion — a floor that guarantees a training stimulus and a</w:t>
-      </w:r>
-      <w:r>
-        <w:t xml:space="preserve"> </w:t>
-      </w:r>
-      <w:r>
-        <w:rPr>
-          <w:i/>
-          <w:iCs/>
-        </w:rPr>
-        <w:t xml:space="preserve">do-not-exceed</w:t>
-      </w:r>
-      <w:r>
-        <w:t xml:space="preserve"> </w:t>
-      </w:r>
-      <w:r>
-        <w:t xml:space="preserve">ceiling that keeps the patient below provocation.</w:t>
+        <w:t xml:space="preserve">Within-session stop rule:</w:t>
+      </w:r>
+      <w:r>
+        <w:t xml:space="preserve"> </w:t>
+      </w:r>
+      <w:r>
+        <w:t xml:space="preserve">stop if symptoms rise more than 2 points (&gt;2) above pre-session — the complement of the consensus’s up-to-2-point tolerance band [4].</w:t>
       </w:r>
     </w:p>
     <w:p>
@@ -1445,88 +869,13 @@
           <w:b/>
           <w:bCs/>
         </w:rPr>
-        <w:t xml:space="preserve">Dose:</w:t>
-      </w:r>
-      <w:r>
-        <w:t xml:space="preserve"> </w:t>
-      </w:r>
-      <w:r>
-        <w:t xml:space="preserve">~20 minutes, most days of the week.</w:t>
-      </w:r>
-    </w:p>
-    <w:p>
-      <w:pPr>
-        <w:pStyle w:val="Compact"/>
-        <w:numPr>
-          <w:ilvl w:val="0"/>
-          <w:numId w:val="1003"/>
-        </w:numPr>
-      </w:pPr>
-      <w:r>
-        <w:rPr>
-          <w:b/>
-          <w:bCs/>
-        </w:rPr>
-        <w:t xml:space="preserve">Within-session stop rule:</w:t>
-      </w:r>
-      <w:r>
-        <w:t xml:space="preserve"> </w:t>
-      </w:r>
-      <w:r>
-        <w:t xml:space="preserve">stop if symptoms rise ≥2 points above pre-session (mirroring the consensus ≤2-point tolerance band).</w:t>
-      </w:r>
-    </w:p>
-    <w:p>
-      <w:pPr>
-        <w:pStyle w:val="Compact"/>
-        <w:numPr>
-          <w:ilvl w:val="0"/>
-          <w:numId w:val="1003"/>
-        </w:numPr>
-      </w:pPr>
-      <w:r>
-        <w:rPr>
-          <w:b/>
-          <w:bCs/>
-        </w:rPr>
         <w:t xml:space="preserve">Progression:</w:t>
       </w:r>
       <w:r>
         <w:t xml:space="preserve"> </w:t>
       </w:r>
       <w:r>
-        <w:t xml:space="preserve">advance the ceiling only after clean sessions (no within-session provocation, no next-day flare); regress on repeated provocation; re-test HRt to update precisely. Serial HRt is the recovery curve; a re-test that no longer provokes symptoms is the</w:t>
-      </w:r>
-      <w:r>
-        <w:t xml:space="preserve"> </w:t>
-      </w:r>
-      <w:r>
-        <w:rPr>
-          <w:i/>
-          <w:iCs/>
-        </w:rPr>
-        <w:t xml:space="preserve">return-to-activity / clearance</w:t>
-      </w:r>
-      <w:r>
-        <w:t xml:space="preserve"> </w:t>
-      </w:r>
-      <w:r>
-        <w:t xml:space="preserve">signal.</w:t>
-      </w:r>
-    </w:p>
-    <w:p>
-      <w:pPr>
-        <w:pStyle w:val="FirstParagraph"/>
-      </w:pPr>
-      <w:r>
-        <w:t xml:space="preserve">Every number here is taken from the cited literature, not invented.</w:t>
-      </w:r>
-    </w:p>
-    <w:p>
-      <w:r>
-        <w:pict>
-          <v:rect style="width:0;height:1.5pt" o:hralign="center" o:hrstd="t" o:hr="t"/>
-        </w:pict>
+        <w:t xml:space="preserve">advance the ceiling only after clean sessions (no within-session provocation, no next-day flare); regress on repeated provocation; re-test HRt to update precisely [14,15]. Serial HRt is the recovery curve; a re-test that no longer provokes symptoms is the return-to-activity / clearance signal.</w:t>
       </w:r>
     </w:p>
     <w:bookmarkEnd w:id="19"/>
@@ -1545,20 +894,7 @@
         <w:pStyle w:val="FirstParagraph"/>
       </w:pPr>
       <w:r>
-        <w:t xml:space="preserve">Here is the problem the evidence does not solve. The trials worked because participants were carefully prescribed an individualised HR ceiling and</w:t>
-      </w:r>
-      <w:r>
-        <w:t xml:space="preserve"> </w:t>
-      </w:r>
-      <w:r>
-        <w:rPr>
-          <w:i/>
-          <w:iCs/>
-        </w:rPr>
-        <w:t xml:space="preserve">adhered to it on every home session</w:t>
-      </w:r>
-      <w:r>
-        <w:t xml:space="preserve">, with clinician oversight. In routine practice, three things break:</w:t>
+        <w:t xml:space="preserve">Here is the problem the evidence does not solve. The trials worked because participants were carefully prescribed an individualised heart-rate ceiling and adhered to it on every home session, with clinician oversight. In routine practice, three things break:</w:t>
       </w:r>
     </w:p>
     <w:p>
@@ -1585,7 +921,7 @@
         <w:t xml:space="preserve"> </w:t>
       </w:r>
       <w:r>
-        <w:t xml:space="preserve">is not something a patient can feel. Without a live read on heart rate, the patient is guessing — and the two failure modes are opposite and both harmful: under-dosing (no therapeutic stimulus, slow recovery) or over-shooting the ceiling (symptom provocation, a flare, loss of confidence in active rehab).</w:t>
+        <w:t xml:space="preserve">is not something a patient can feel. Without a live read on heart rate, the patient is guessing — and the two failure modes are opposite and both harmful: under-dosing (no therapeutic stimulus, slow recovery) or over-shooting the ceiling (symptom provocation, a flare, loss of confidence in active rehabilitation).</w:t>
       </w:r>
     </w:p>
     <w:p>
@@ -1621,7 +957,7 @@
           <w:b/>
           <w:bCs/>
         </w:rPr>
-        <w:t xml:space="preserve">The data needed to progress safely is exactly the data that is lost.</w:t>
+        <w:t xml:space="preserve">The data needed to progress safely are exactly the data that are lost.</w:t>
       </w:r>
       <w:r>
         <w:t xml:space="preserve"> </w:t>
@@ -1649,13 +985,6 @@
       </w:r>
       <w:r>
         <w:t xml:space="preserve">: a recommended, replicated, consensus-endorsed treatment whose efficacy depends on faithful between-visit delivery and monitoring that ordinary clinical workflows do not provide.</w:t>
-      </w:r>
-    </w:p>
-    <w:p>
-      <w:r>
-        <w:pict>
-          <v:rect style="width:0;height:1.5pt" o:hralign="center" o:hrstd="t" o:hr="t"/>
-        </w:pict>
       </w:r>
     </w:p>
     <w:bookmarkEnd w:id="21"/>
@@ -1673,33 +1002,40 @@
         <w:pStyle w:val="FirstParagraph"/>
       </w:pPr>
       <w:r>
-        <w:t xml:space="preserve">The implementation gap defines a set of</w:t>
-      </w:r>
-      <w:r>
-        <w:t xml:space="preserve"> </w:t>
-      </w:r>
-      <w:r>
-        <w:rPr>
-          <w:i/>
-          <w:iCs/>
-        </w:rPr>
-        <w:t xml:space="preserve">requirements</w:t>
-      </w:r>
-      <w:r>
-        <w:t xml:space="preserve"> </w:t>
-      </w:r>
-      <w:r>
-        <w:t xml:space="preserve">that any faithful delivery of SSTAE must meet — stated here independently of any vendor or product. We give them as design principles first; §4.2 then locates the existing tools (including, with disclosed interest, the author’s) against them. The argument is deliberately modest:</w:t>
-      </w:r>
-      <w:r>
-        <w:t xml:space="preserve"> </w:t>
-      </w:r>
+        <w:t xml:space="preserve">The implementation gap defines a set of requirements that any faithful delivery of SSTAE must meet. They are stated here at the level of requirements, independent of any vendor or product; Section 4.2 then locates the existing tools — including, with disclosed interest, the author’s — against them. The argument is deliberately modest: the physiology is not new; what the field lacks is faithful, verifiable, monitored delivery between visits.</w:t>
+      </w:r>
+    </w:p>
+    <w:p>
+      <w:pPr>
+        <w:numPr>
+          <w:ilvl w:val="0"/>
+          <w:numId w:val="1005"/>
+        </w:numPr>
+      </w:pPr>
       <w:r>
         <w:rPr>
           <w:b/>
           <w:bCs/>
         </w:rPr>
-        <w:t xml:space="preserve">the physiology is not new; what the field lacks is faithful, verifiable, monitored delivery between visits.</w:t>
+        <w:t xml:space="preserve">Make the invisible ceiling visible and live.</w:t>
+      </w:r>
+      <w:r>
+        <w:t xml:space="preserve"> </w:t>
+      </w:r>
+      <w:r>
+        <w:t xml:space="preserve">A continuous heart-rate read, shown against the prescribed band in real time, converts an abstract bpm range into a moment-to-moment</w:t>
+      </w:r>
+      <w:r>
+        <w:t xml:space="preserve"> </w:t>
+      </w:r>
+      <w:r>
+        <w:t xml:space="preserve">“in zone / over / under”</w:t>
+      </w:r>
+      <w:r>
+        <w:t xml:space="preserve"> </w:t>
+      </w:r>
+      <w:r>
+        <w:t xml:space="preserve">signal. This is the most direct available means of making the ceiling self-dosable — though whether live feedback improves real-world fidelity is itself an empirical question (Section 5).</w:t>
       </w:r>
     </w:p>
     <w:p>
@@ -1714,25 +1050,13 @@
           <w:b/>
           <w:bCs/>
         </w:rPr>
-        <w:t xml:space="preserve">Make the invisible ceiling visible and live.</w:t>
-      </w:r>
-      <w:r>
-        <w:t xml:space="preserve"> </w:t>
-      </w:r>
-      <w:r>
-        <w:t xml:space="preserve">A continuous heart-rate read, shown against the prescribed band in real time, converts an abstract bpm range into a moment-to-moment</w:t>
-      </w:r>
-      <w:r>
-        <w:t xml:space="preserve"> </w:t>
-      </w:r>
-      <w:r>
-        <w:t xml:space="preserve">“in zone / over / under”</w:t>
-      </w:r>
-      <w:r>
-        <w:t xml:space="preserve"> </w:t>
-      </w:r>
-      <w:r>
-        <w:t xml:space="preserve">signal. This is the single change that makes faithful self-dosing possible.</w:t>
+        <w:t xml:space="preserve">Be hardware-agnostic so the ceiling is always available.</w:t>
+      </w:r>
+      <w:r>
+        <w:t xml:space="preserve"> </w:t>
+      </w:r>
+      <w:r>
+        <w:t xml:space="preserve">Friction is the main threat to adherence. A tool should accept any wearable that broadcasts the standard Bluetooth Heart Rate profile — chest straps and most sports watches — and should fall back to clinician manual entry, meeting the patient where they are rather than mandating a purchase. Heart rate is the load-bearing measurement; sourcing it must never be the blocker. Two honest limits attach to any implementation: phone-camera photoplethysmography is unreliable during exercise because of motion artefact, so it should never drive a live training session; and some widely owned wrist devices do not broadcast standard Bluetooth heart rate, so those users need a chest strap or manual entry.</w:t>
       </w:r>
     </w:p>
     <w:p>
@@ -1747,366 +1071,88 @@
           <w:b/>
           <w:bCs/>
         </w:rPr>
-        <w:t xml:space="preserve">Be hardware-agnostic so the ceiling is</w:t>
-      </w:r>
+        <w:t xml:space="preserve">Refuse to fabricate the signal, and let only verified signal advance the dose.</w:t>
+      </w:r>
+      <w:r>
+        <w:t xml:space="preserve"> </w:t>
+      </w:r>
+      <w:r>
+        <w:t xml:space="preserve">This is a safety property, not a feature. Because the prescription is a heart-rate ceiling, a wrong or invented bpm is a clinical hazard — it can allow a patient to exceed their provocation threshold undetected. A tool should only ever display a heart rate it actually measured and should show</w:t>
+      </w:r>
+      <w:r>
+        <w:t xml:space="preserve"> </w:t>
+      </w:r>
+      <w:r>
+        <w:t xml:space="preserve">“no reading”</w:t>
+      </w:r>
+      <w:r>
+        <w:t xml:space="preserve"> </w:t>
+      </w:r>
+      <w:r>
+        <w:t xml:space="preserve">rather than estimate. A second, stronger rule should govern progression: only a session whose heart rate was live-verified against a real sensor should advance the training band, and the band should never ratchet past the measured threshold — a fresh graded re-test being the only way to raise it further. Manual or unverified sessions can still count fully for safety (they can trigger a hold or regression) but should never push the ceiling up on trust alone.</w:t>
+      </w:r>
+    </w:p>
+    <w:p>
+      <w:pPr>
+        <w:numPr>
+          <w:ilvl w:val="0"/>
+          <w:numId w:val="1005"/>
+        </w:numPr>
+      </w:pPr>
       <w:r>
         <w:rPr>
           <w:b/>
           <w:bCs/>
         </w:rPr>
-        <w:t xml:space="preserve"> </w:t>
-      </w:r>
+        <w:t xml:space="preserve">Carry the safety logic, not just the timer.</w:t>
+      </w:r>
+      <w:r>
+        <w:t xml:space="preserve"> </w:t>
+      </w:r>
+      <w:r>
+        <w:t xml:space="preserve">The within-session &gt;2-point symptom-stop rule, the red-flag halt-and-refer path, and the requirement for a symptom-limited (not exhaustion-limited) test to yield an HRt at all should be encoded, so the guardrails travel with the patient between visits.</w:t>
+      </w:r>
+    </w:p>
+    <w:p>
+      <w:pPr>
+        <w:numPr>
+          <w:ilvl w:val="0"/>
+          <w:numId w:val="1005"/>
+        </w:numPr>
+      </w:pPr>
       <w:r>
         <w:rPr>
           <w:b/>
           <w:bCs/>
-          <w:i/>
-          <w:iCs/>
-        </w:rPr>
-        <w:t xml:space="preserve">always</w:t>
-      </w:r>
+        </w:rPr>
+        <w:t xml:space="preserve">Let the treatment follow the patient and report back.</w:t>
+      </w:r>
+      <w:r>
+        <w:t xml:space="preserve"> </w:t>
+      </w:r>
+      <w:r>
+        <w:t xml:space="preserve">Each threshold test and training session should return to the prescribing clinician in structured form — HRt trajectory, prescribed band, minutes, symptom deltas, next-day flares — so that serial HRt becomes the recovery curve in the record, and a re-test that no longer provokes symptoms surfaces as a clearance-review signal rather than disappearing into a home diary.</w:t>
+      </w:r>
+    </w:p>
+    <w:p>
+      <w:pPr>
+        <w:numPr>
+          <w:ilvl w:val="0"/>
+          <w:numId w:val="1005"/>
+        </w:numPr>
+      </w:pPr>
       <w:r>
         <w:rPr>
           <w:b/>
           <w:bCs/>
         </w:rPr>
-        <w:t xml:space="preserve"> </w:t>
-      </w:r>
-      <w:r>
-        <w:rPr>
-          <w:b/>
-          <w:bCs/>
-        </w:rPr>
-        <w:t xml:space="preserve">available.</w:t>
-      </w:r>
-      <w:r>
-        <w:t xml:space="preserve"> </w:t>
-      </w:r>
-      <w:r>
-        <w:t xml:space="preserve">Adherence dies on friction. A tool that accepts</w:t>
-      </w:r>
-      <w:r>
-        <w:t xml:space="preserve"> </w:t>
-      </w:r>
-      <w:r>
-        <w:rPr>
-          <w:i/>
-          <w:iCs/>
-        </w:rPr>
-        <w:t xml:space="preserve">any</w:t>
-      </w:r>
-      <w:r>
-        <w:t xml:space="preserve"> </w:t>
-      </w:r>
-      <w:r>
-        <w:t xml:space="preserve">wearable broadcasting the standard Bluetooth Heart Rate profile (Garmin, Polar, WHOOP, Coros, Suunto, Wahoo and any chest strap) — read via Web Bluetooth on Android/desktop browsers and via native CoreBluetooth/Android-BLE in the iOS and Android apps, so the same sensor works on every platform —</w:t>
-      </w:r>
-      <w:r>
-        <w:t xml:space="preserve"> </w:t>
-      </w:r>
-      <w:r>
-        <w:rPr>
-          <w:i/>
-          <w:iCs/>
-        </w:rPr>
-        <w:t xml:space="preserve">or</w:t>
-      </w:r>
-      <w:r>
-        <w:t xml:space="preserve"> </w:t>
-      </w:r>
-      <w:r>
-        <w:t xml:space="preserve">clinician manual entry meets the patient where they are rather than mandating a purchase. Two limits are stated honestly: a phone-camera photoplethysmography (PPG) estimate is offered only as a</w:t>
-      </w:r>
-      <w:r>
-        <w:t xml:space="preserve"> </w:t>
-      </w:r>
-      <w:r>
-        <w:rPr>
-          <w:i/>
-          <w:iCs/>
-        </w:rPr>
-        <w:t xml:space="preserve">resting spot-check</w:t>
-      </w:r>
-      <w:r>
-        <w:t xml:space="preserve">, because motion artefact makes camera PPG unreliable during exercise, so it is never used to drive a live training session; and two widely owned wrist devices — Apple Watch and Fitbit — do not broadcast standard BLE heart rate, so those users fall back to a chest strap or manual entry. Heart rate is the load-bearing measurement; sourcing it must never be the blocker.</w:t>
-      </w:r>
-    </w:p>
-    <w:p>
-      <w:pPr>
-        <w:numPr>
-          <w:ilvl w:val="0"/>
-          <w:numId w:val="1005"/>
-        </w:numPr>
-      </w:pPr>
-      <w:r>
-        <w:rPr>
-          <w:b/>
-          <w:bCs/>
-        </w:rPr>
-        <w:t xml:space="preserve">Refuse to fabricate the signal, and let only verified signal advance the dose.</w:t>
-      </w:r>
-      <w:r>
-        <w:t xml:space="preserve"> </w:t>
-      </w:r>
-      <w:r>
-        <w:t xml:space="preserve">This is a safety property, not a feature. Because the prescription is a</w:t>
-      </w:r>
-      <w:r>
-        <w:t xml:space="preserve"> </w:t>
-      </w:r>
-      <w:r>
-        <w:rPr>
-          <w:i/>
-          <w:iCs/>
-        </w:rPr>
-        <w:t xml:space="preserve">heart-rate ceiling</w:t>
-      </w:r>
-      <w:r>
-        <w:t xml:space="preserve">, a wrong or invented bpm is a clinical hazard — it can wave a patient past their provocation threshold. The tool must only ever display a heart rate it actually measured (a real BLE packet, or a real resting-PPG estimate that passed a periodicity-confidence gate) and must show</w:t>
-      </w:r>
-      <w:r>
-        <w:t xml:space="preserve"> </w:t>
-      </w:r>
-      <w:r>
-        <w:t xml:space="preserve">“no reading”</w:t>
-      </w:r>
-      <w:r>
-        <w:t xml:space="preserve"> </w:t>
-      </w:r>
-      <w:r>
-        <w:t xml:space="preserve">rather than guess; there is no simulated number anywhere in the path. A second, stronger rule governs</w:t>
-      </w:r>
-      <w:r>
-        <w:t xml:space="preserve"> </w:t>
-      </w:r>
-      <w:r>
-        <w:rPr>
-          <w:i/>
-          <w:iCs/>
-        </w:rPr>
-        <w:t xml:space="preserve">progression</w:t>
-      </w:r>
-      <w:r>
-        <w:t xml:space="preserve">: only a session whose heart rate was live-verified against a broadcasting wearable may advance the training band, and the band never ratchets past the</w:t>
-      </w:r>
-      <w:r>
-        <w:t xml:space="preserve"> </w:t>
-      </w:r>
-      <w:r>
-        <w:rPr>
-          <w:i/>
-          <w:iCs/>
-        </w:rPr>
-        <w:t xml:space="preserve">measured</w:t>
-      </w:r>
-      <w:r>
-        <w:t xml:space="preserve"> </w:t>
-      </w:r>
-      <w:r>
-        <w:t xml:space="preserve">threshold — a fresh graded re-test is the only way to raise it further. Manual or unverified sessions still count fully for safety (they can trigger a hold or regression) but can never push the ceiling up on trust alone.</w:t>
-      </w:r>
-    </w:p>
-    <w:p>
-      <w:pPr>
-        <w:numPr>
-          <w:ilvl w:val="0"/>
-          <w:numId w:val="1005"/>
-        </w:numPr>
-      </w:pPr>
-      <w:r>
-        <w:rPr>
-          <w:b/>
-          <w:bCs/>
-        </w:rPr>
-        <w:t xml:space="preserve">Carry the safety logic, not just the timer.</w:t>
-      </w:r>
-      <w:r>
-        <w:t xml:space="preserve"> </w:t>
-      </w:r>
-      <w:r>
-        <w:t xml:space="preserve">The within-session ≥2-point symptom-stop rule, the red-flag halt-and-refer path, and the requirement for a</w:t>
-      </w:r>
-      <w:r>
-        <w:t xml:space="preserve"> </w:t>
-      </w:r>
-      <w:r>
-        <w:rPr>
-          <w:i/>
-          <w:iCs/>
-        </w:rPr>
-        <w:t xml:space="preserve">symptom-limited</w:t>
-      </w:r>
-      <w:r>
-        <w:t xml:space="preserve"> </w:t>
-      </w:r>
-      <w:r>
-        <w:t xml:space="preserve">(not exhaustion-limited) test to even yield an HRt are all encoded so the guardrails travel with the patient between visits.</w:t>
-      </w:r>
-    </w:p>
-    <w:p>
-      <w:pPr>
-        <w:numPr>
-          <w:ilvl w:val="0"/>
-          <w:numId w:val="1005"/>
-        </w:numPr>
-      </w:pPr>
-      <w:r>
-        <w:rPr>
-          <w:b/>
-          <w:bCs/>
-        </w:rPr>
-        <w:t xml:space="preserve">Let the treatment follow the patient and report back.</w:t>
-      </w:r>
-      <w:r>
-        <w:t xml:space="preserve"> </w:t>
-      </w:r>
-      <w:r>
-        <w:t xml:space="preserve">When the patient enters a clinic code, each threshold test and training session syncs to the clinician — HRt trajectory, prescribed band, minutes, symptom deltas, next-day flares — and, while a session is running, a live tick lets the clinician watch in real time. Serial HRt becomes the recovery curve in the record; a re-test that no longer provokes symptoms surfaces automatically as a</w:t>
-      </w:r>
-      <w:r>
-        <w:t xml:space="preserve"> </w:t>
-      </w:r>
-      <w:r>
-        <w:rPr>
-          <w:i/>
-          <w:iCs/>
-        </w:rPr>
-        <w:t xml:space="preserve">clearance-review</w:t>
-      </w:r>
-      <w:r>
-        <w:t xml:space="preserve"> </w:t>
-      </w:r>
-      <w:r>
-        <w:t xml:space="preserve">signal. Self-guided users (no clinic code) simply send nothing.</w:t>
-      </w:r>
-    </w:p>
-    <w:p>
-      <w:pPr>
-        <w:numPr>
-          <w:ilvl w:val="0"/>
-          <w:numId w:val="1005"/>
-        </w:numPr>
-      </w:pPr>
-      <w:r>
-        <w:rPr>
-          <w:b/>
-          <w:bCs/>
-        </w:rPr>
-        <w:t xml:space="preserve">Stay inside the prescriber relationship — a clinician-directed assistant, not a medical device.</w:t>
-      </w:r>
-      <w:r>
-        <w:t xml:space="preserve"> </w:t>
-      </w:r>
-      <w:r>
-        <w:t xml:space="preserve">This is explicitly</w:t>
-      </w:r>
-      <w:r>
-        <w:t xml:space="preserve"> </w:t>
-      </w:r>
-      <w:r>
-        <w:rPr>
-          <w:i/>
-          <w:iCs/>
-        </w:rPr>
-        <w:t xml:space="preserve">not</w:t>
-      </w:r>
-      <w:r>
-        <w:t xml:space="preserve"> </w:t>
-      </w:r>
-      <w:r>
-        <w:t xml:space="preserve">a consumer self-diagnosis product, and it is positioned as a</w:t>
-      </w:r>
-      <w:r>
-        <w:t xml:space="preserve"> </w:t>
-      </w:r>
-      <w:r>
-        <w:rPr>
-          <w:b/>
-          <w:bCs/>
-        </w:rPr>
-        <w:t xml:space="preserve">clinician-directed rehab-assistance and monitoring/data tool rather than a diagnostic or treatment medical device.</w:t>
-      </w:r>
-      <w:r>
-        <w:t xml:space="preserve"> </w:t>
-      </w:r>
-      <w:r>
-        <w:t xml:space="preserve">The qualified clinician runs/oversees the threshold test, interprets it, sets the heart-rate band, owns the prescription, approves progression, and clears return to activity; the software only executes, paces, monitors, and records. It</w:t>
-      </w:r>
-      <w:r>
-        <w:t xml:space="preserve"> </w:t>
-      </w:r>
-      <w:r>
-        <w:rPr>
-          <w:i/>
-          <w:iCs/>
-        </w:rPr>
-        <w:t xml:space="preserve">informs; it never decides.</w:t>
-      </w:r>
-      <w:r>
-        <w:t xml:space="preserve"> </w:t>
-      </w:r>
-      <w:r>
-        <w:t xml:space="preserve">That division is what keeps the tool within the</w:t>
-      </w:r>
-      <w:r>
-        <w:t xml:space="preserve"> </w:t>
-      </w:r>
-      <w:r>
-        <w:rPr>
-          <w:b/>
-          <w:bCs/>
-        </w:rPr>
-        <w:t xml:space="preserve">clinical-decision-support carve-out</w:t>
-      </w:r>
-      <w:r>
-        <w:t xml:space="preserve"> </w:t>
-      </w:r>
-      <w:r>
-        <w:t xml:space="preserve">(FDA 21st Century Cures Act §3060; TGA’s CDS exclusion) and out of FDA SaMD / TGA medical-device classification — analogous to the way an ambulatory blood-pressure monitor extends a cardiologist’s reach without making the clinical decision. The tool makes no claim to</w:t>
-      </w:r>
-      <w:r>
-        <w:t xml:space="preserve"> </w:t>
-      </w:r>
-      <w:r>
-        <w:rPr>
-          <w:i/>
-          <w:iCs/>
-        </w:rPr>
-        <w:t xml:space="preserve">treat, diagnose, or clear</w:t>
-      </w:r>
-      <w:r>
-        <w:t xml:space="preserve"> </w:t>
-      </w:r>
-      <w:r>
-        <w:t xml:space="preserve">concussion; patient-facing it is a</w:t>
-      </w:r>
-      <w:r>
-        <w:t xml:space="preserve"> </w:t>
-      </w:r>
-      <w:r>
-        <w:t xml:space="preserve">“heart-rate-guided exercise companion”</w:t>
-      </w:r>
-      <w:r>
-        <w:t xml:space="preserve"> </w:t>
-      </w:r>
-      <w:r>
-        <w:t xml:space="preserve">with symptom-stop and seek-clinician disclaimers. This positioning</w:t>
-      </w:r>
-      <w:r>
-        <w:t xml:space="preserve"> </w:t>
-      </w:r>
-      <w:r>
-        <w:rPr>
-          <w:i/>
-          <w:iCs/>
-        </w:rPr>
-        <w:t xml:space="preserve">reduces but does not guarantee</w:t>
-      </w:r>
-      <w:r>
-        <w:t xml:space="preserve"> </w:t>
-      </w:r>
-      <w:r>
-        <w:t xml:space="preserve">non-device status — claims and intended use drive classification — so a SaMD scoping opinion should be obtained before launch.</w:t>
+        <w:t xml:space="preserve">Stay inside the prescriber relationship.</w:t>
+      </w:r>
+      <w:r>
+        <w:t xml:space="preserve"> </w:t>
+      </w:r>
+      <w:r>
+        <w:t xml:space="preserve">A delivery tool of this kind should be a clinician-directed assistant, not a consumer self-diagnosis product: the qualified clinician runs or oversees the threshold test, interprets it, sets the heart-rate band, owns the prescription, approves progression, and clears return to activity; the software executes, paces, monitors, and records. It informs; it never decides. This division is intended to align with clinical-decision-support carve-outs (for example, FDA 21st Century Cures Act §3060 and the TGA’s clinical-decision-support exclusion), but classification turns on claims and intended use, and a formal regulatory scoping opinion should precede any launch.</w:t>
       </w:r>
     </w:p>
     <w:bookmarkStart w:id="22" w:name="why-active-and-not-pacing"/>
@@ -2141,7 +1187,7 @@
         <w:pStyle w:val="FirstParagraph"/>
       </w:pPr>
       <w:r>
-        <w:t xml:space="preserve">It is worth distinguishing this from the better-known consumer category. Pacing apps for ME/CFS and long-COVID (e.g. Visible, which also uses camera-PPG for heart-rate/HRV) are built to help users</w:t>
+        <w:t xml:space="preserve">It is worth distinguishing this from the better-known consumer category. Pacing apps for ME/CFS and long COVID (e.g. Visible) are built to help users</w:t>
       </w:r>
       <w:r>
         <w:t xml:space="preserve"> </w:t>
@@ -2157,56 +1203,7 @@
         <w:t xml:space="preserve"> </w:t>
       </w:r>
       <w:r>
-        <w:t xml:space="preserve">exertion and stay under an energy ceiling to prevent post-exertional malaise. That is the right goal in those conditions. The SSTAE prescription is the</w:t>
-      </w:r>
-      <w:r>
-        <w:t xml:space="preserve"> </w:t>
-      </w:r>
-      <w:r>
-        <w:rPr>
-          <w:i/>
-          <w:iCs/>
-        </w:rPr>
-        <w:t xml:space="preserve">active-rehabilitation counterpart</w:t>
-      </w:r>
-      <w:r>
-        <w:t xml:space="preserve">: the heart-rate band is a therapeutic</w:t>
-      </w:r>
-      <w:r>
-        <w:t xml:space="preserve"> </w:t>
-      </w:r>
-      <w:r>
-        <w:rPr>
-          <w:i/>
-          <w:iCs/>
-        </w:rPr>
-        <w:t xml:space="preserve">target to train within</w:t>
-      </w:r>
-      <w:r>
-        <w:t xml:space="preserve">, not merely a ceiling to stay under, and the explicit aim is to progressively</w:t>
-      </w:r>
-      <w:r>
-        <w:t xml:space="preserve"> </w:t>
-      </w:r>
-      <w:r>
-        <w:rPr>
-          <w:i/>
-          <w:iCs/>
-        </w:rPr>
-        <w:t xml:space="preserve">raise</w:t>
-      </w:r>
-      <w:r>
-        <w:t xml:space="preserve"> </w:t>
-      </w:r>
-      <w:r>
-        <w:t xml:space="preserve">it as tolerance recovers. Same wearable substrate; opposite therapeutic intent. Conflating the two would be a clinical error, which is why the tool frames the band as a prescribed training zone with a clinician-owned progression, not as an exertion alarm.</w:t>
-      </w:r>
-    </w:p>
-    <w:p>
-      <w:r>
-        <w:pict>
-          <v:rect style="width:0;height:1.5pt" o:hralign="center" o:hrstd="t" o:hr="t"/>
-        </w:pict>
+        <w:t xml:space="preserve">exertion and stay under an energy ceiling to prevent post-exertional malaise. That is the right goal in those conditions. The SSTAE prescription is the active-rehabilitation counterpart: the heart-rate band is a therapeutic target to train within, not merely a ceiling to stay under, and the explicit aim is to progressively raise it as tolerance recovers. Same wearable substrate; opposite therapeutic intent. Conflating the two would be a clinical error, which is why a delivery tool must frame the band as a prescribed training zone with clinician-owned progression, not as an exertion alarm.</w:t>
       </w:r>
     </w:p>
     <w:bookmarkEnd w:id="22"/>
@@ -2224,23 +1221,7 @@
         <w:pStyle w:val="FirstParagraph"/>
       </w:pPr>
       <w:r>
-        <w:t xml:space="preserve">It would be wrong to imply that no one has digitised this prescription. The honest claim must be made</w:t>
-      </w:r>
-      <w:r>
-        <w:t xml:space="preserve"> </w:t>
-      </w:r>
-      <w:r>
-        <w:rPr>
-          <w:i/>
-          <w:iCs/>
-        </w:rPr>
-        <w:t xml:space="preserve">against</w:t>
-      </w:r>
-      <w:r>
-        <w:t xml:space="preserve"> </w:t>
-      </w:r>
-      <w:r>
-        <w:t xml:space="preserve">the existing prior art, which this review extends rather than ignores:</w:t>
+        <w:t xml:space="preserve">It would be wrong to imply that no one has digitised this prescription. The honest claim must be made against the existing prior art, which this review extends rather than ignores:</w:t>
       </w:r>
     </w:p>
     <w:p>
@@ -2252,120 +1233,7 @@
         </w:numPr>
       </w:pPr>
       <w:r>
-        <w:t xml:space="preserve">A concussion rehabilitation app (</w:t>
-      </w:r>
-      <w:r>
-        <w:rPr>
-          <w:i/>
-          <w:iCs/>
-        </w:rPr>
-        <w:t xml:space="preserve">Rhea Health</w:t>
-      </w:r>
-      <w:r>
-        <w:t xml:space="preserve">, a University of Toronto spin-out — founder Michael Hutchison —</w:t>
-      </w:r>
-      <w:r>
-        <w:t xml:space="preserve"> </w:t>
-      </w:r>
-      <w:r>
-        <w:rPr>
-          <w:i/>
-          <w:iCs/>
-        </w:rPr>
-        <w:t xml:space="preserve">not</w:t>
-      </w:r>
-      <w:r>
-        <w:t xml:space="preserve"> </w:t>
-      </w:r>
-      <w:r>
-        <w:t xml:space="preserve">affiliated with the Buffalo group whose measured-threshold method is described above) already delivers heart-rate-targeted aerobic prescription, but guides users to a</w:t>
-      </w:r>
-      <w:r>
-        <w:t xml:space="preserve"> </w:t>
-      </w:r>
-      <w:r>
-        <w:rPr>
-          <w:i/>
-          <w:iCs/>
-        </w:rPr>
-        <w:t xml:space="preserve">fixed</w:t>
-      </w:r>
-      <w:r>
-        <w:t xml:space="preserve"> </w:t>
-      </w:r>
-      <w:r>
-        <w:t xml:space="preserve">~60% ± 5% of</w:t>
-      </w:r>
-      <w:r>
-        <w:t xml:space="preserve"> </w:t>
-      </w:r>
-      <w:r>
-        <w:rPr>
-          <w:b/>
-          <w:bCs/>
-        </w:rPr>
-        <w:t xml:space="preserve">age-predicted maximal heart rate</w:t>
-      </w:r>
-      <w:r>
-        <w:t xml:space="preserve"> </w:t>
-      </w:r>
-      <w:r>
-        <w:t xml:space="preserve">(220 − age) with</w:t>
-      </w:r>
-      <w:r>
-        <w:t xml:space="preserve"> </w:t>
-      </w:r>
-      <w:r>
-        <w:rPr>
-          <w:b/>
-          <w:bCs/>
-        </w:rPr>
-        <w:t xml:space="preserve">no graded test to individualise the threshold</w:t>
-      </w:r>
-      <w:r>
-        <w:t xml:space="preserve">; its only individualisation is in-app same/better/worse symptom feedback, and it reports no dedicated clinician dashboard (Chizuk et al.,</w:t>
-      </w:r>
-      <w:r>
-        <w:t xml:space="preserve"> </w:t>
-      </w:r>
-      <w:r>
-        <w:rPr>
-          <w:i/>
-          <w:iCs/>
-        </w:rPr>
-        <w:t xml:space="preserve">JMIR Form Res</w:t>
-      </w:r>
-      <w:r>
-        <w:t xml:space="preserve"> </w:t>
-      </w:r>
-      <w:r>
-        <w:t xml:space="preserve">2025;e67275). An RCT has likewise delivered early aerobic exercise using a</w:t>
-      </w:r>
-      <w:r>
-        <w:t xml:space="preserve"> </w:t>
-      </w:r>
-      <w:r>
-        <w:rPr>
-          <w:b/>
-          <w:bCs/>
-        </w:rPr>
-        <w:t xml:space="preserve">progressive percentage of age-predicted-max HR</w:t>
-      </w:r>
-      <w:r>
-        <w:t xml:space="preserve"> </w:t>
-      </w:r>
-      <w:r>
-        <w:t xml:space="preserve">(</w:t>
-      </w:r>
-      <w:r>
-        <w:rPr>
-          <w:i/>
-          <w:iCs/>
-        </w:rPr>
-        <w:t xml:space="preserve">PLOS One</w:t>
-      </w:r>
-      <w:r>
-        <w:t xml:space="preserve">, 2022).</w:t>
+        <w:t xml:space="preserve">A concussion rehabilitation app (Rhea Health, a University of Toronto spin-out) already delivers heart-rate-targeted aerobic prescription [16]. Its published protocol, however, guides users to a fixed ~60% ± 5% of age-predicted maximal heart rate (220 − age), with no graded test to individualise the threshold; individualisation is limited to in-app same/better/worse symptom feedback [17]. The published descriptions do not report a dedicated clinician dashboard [16,17]. An RCT from the same group has likewise delivered early aerobic exercise using a progressive percentage of age-predicted-maximum heart rate [18]. (Neither Rhea nor the author’s product is affiliated with the Buffalo group.)</w:t>
       </w:r>
     </w:p>
     <w:p>
@@ -2377,20 +1245,7 @@
         </w:numPr>
       </w:pPr>
       <w:r>
-        <w:t xml:space="preserve">Between-visit mHealth symptom monitoring with structured return of data to clinicians is published (remote patient monitoring of concussed adolescents,</w:t>
-      </w:r>
-      <w:r>
-        <w:t xml:space="preserve"> </w:t>
-      </w:r>
-      <w:r>
-        <w:rPr>
-          <w:i/>
-          <w:iCs/>
-        </w:rPr>
-        <w:t xml:space="preserve">JMIR-family</w:t>
-      </w:r>
-      <w:r>
-        <w:t xml:space="preserve">, 2024).</w:t>
+        <w:t xml:space="preserve">Between-visit mobile-health symptom monitoring with structured return of data to clinicians is published [19].</w:t>
       </w:r>
     </w:p>
     <w:p>
@@ -2402,55 +1257,7 @@
         </w:numPr>
       </w:pPr>
       <w:r>
-        <w:t xml:space="preserve">The pivotal Buffalo trials themselves delivered individualised HRt-based home exercise with</w:t>
-      </w:r>
-      <w:r>
-        <w:t xml:space="preserve"> </w:t>
-      </w:r>
-      <w:r>
-        <w:rPr>
-          <w:b/>
-          <w:bCs/>
-        </w:rPr>
-        <w:t xml:space="preserve">wearable HR monitoring</w:t>
-      </w:r>
-      <w:r>
-        <w:t xml:space="preserve"> </w:t>
-      </w:r>
-      <w:r>
-        <w:t xml:space="preserve">(80% of HRt with a Polar monitor,</w:t>
-      </w:r>
-      <w:r>
-        <w:t xml:space="preserve"> </w:t>
-      </w:r>
-      <w:r>
-        <w:rPr>
-          <w:i/>
-          <w:iCs/>
-        </w:rPr>
-        <w:t xml:space="preserve">JAMA Pediatr.</w:t>
-      </w:r>
-      <w:r>
-        <w:t xml:space="preserve"> </w:t>
-      </w:r>
-      <w:r>
-        <w:t xml:space="preserve">2019; serial-HRt-updated prescription with weekly BCTT recheck,</w:t>
-      </w:r>
-      <w:r>
-        <w:t xml:space="preserve"> </w:t>
-      </w:r>
-      <w:r>
-        <w:rPr>
-          <w:i/>
-          <w:iCs/>
-        </w:rPr>
-        <w:t xml:space="preserve">Lancet Child Adolesc Health</w:t>
-      </w:r>
-      <w:r>
-        <w:t xml:space="preserve"> </w:t>
-      </w:r>
-      <w:r>
-        <w:t xml:space="preserve">2021) — but the Buffalo program is a research method with no commercial app; SST productises its measured-threshold approach rather than re-packaging a Buffalo product.</w:t>
+        <w:t xml:space="preserve">The pivotal Buffalo trials themselves delivered individualised HRt-based home exercise with wearable heart-rate monitoring — 80% of HRt with a home heart-rate monitor [9], and a serial-HRt-updated prescription with weekly BCTT recheck [10]. The Buffalo programme, however, is a research protocol with no commercial implementation; the measured-threshold approach remains open for independent implementation.</w:t>
       </w:r>
     </w:p>
     <w:p>
@@ -2462,36 +1269,7 @@
         </w:numPr>
       </w:pPr>
       <w:r>
-        <w:t xml:space="preserve">A</w:t>
-      </w:r>
-      <w:r>
-        <w:t xml:space="preserve"> </w:t>
-      </w:r>
-      <w:r>
-        <w:rPr>
-          <w:b/>
-          <w:bCs/>
-        </w:rPr>
-        <w:t xml:space="preserve">commercial</w:t>
-      </w:r>
-      <w:r>
-        <w:t xml:space="preserve"> </w:t>
-      </w:r>
-      <w:r>
-        <w:t xml:space="preserve">concussion exercise-prescription module exists and is reaching Australia: the CCMI + Wibbi partnership (Dec 2025) embeds concussion protocols in a digital home-exercise-program platform with outcome tracking. CCMI’s BCTT-derived HRt is, however, measured once</w:t>
-      </w:r>
-      <w:r>
-        <w:t xml:space="preserve"> </w:t>
-      </w:r>
-      <w:r>
-        <w:rPr>
-          <w:i/>
-          <w:iCs/>
-        </w:rPr>
-        <w:t xml:space="preserve">on paper in clinic</w:t>
-      </w:r>
-      <w:r>
-        <w:t xml:space="preserve">, not delivered digitally, and its tracking is of symptom/outcome scores rather than a serial measured-HRt curve.</w:t>
+        <w:t xml:space="preserve">A commercial concussion exercise-prescription module exists and is reaching Australia: the Complete Concussion Management (CCMI) and Wibbi partnership (announced December 2025) embeds concussion protocols in a digital home-exercise-programme platform with outcome tracking [20]. The published description reports symptom and outcome-score tracking; it does not describe digital delivery of a serial measured-HRt curve [20].</w:t>
       </w:r>
     </w:p>
     <w:p>
@@ -2510,8 +1288,8 @@
       </w:r>
       <w:r>
         <w:rPr>
-          <w:b/>
-          <w:bCs/>
+          <w:i/>
+          <w:iCs/>
         </w:rPr>
         <w:t xml:space="preserve">assessment</w:t>
       </w:r>
@@ -2519,36 +1297,7 @@
         <w:t xml:space="preserve"> </w:t>
       </w:r>
       <w:r>
-        <w:t xml:space="preserve">platforms (Sway [FDA 510(k)-cleared], C3 Logix, HeadCheck, ImPACT) digitise symptom, balance and cognitive testing but carry</w:t>
-      </w:r>
-      <w:r>
-        <w:t xml:space="preserve"> </w:t>
-      </w:r>
-      <w:r>
-        <w:rPr>
-          <w:b/>
-          <w:bCs/>
-        </w:rPr>
-        <w:t xml:space="preserve">no exertion or heart-rate-guided therapy</w:t>
-      </w:r>
-      <w:r>
-        <w:t xml:space="preserve">; and supervised heart-rate-zone training is proven at scale in</w:t>
-      </w:r>
-      <w:r>
-        <w:t xml:space="preserve"> </w:t>
-      </w:r>
-      <w:r>
-        <w:rPr>
-          <w:i/>
-          <w:iCs/>
-        </w:rPr>
-        <w:t xml:space="preserve">cardiac</w:t>
-      </w:r>
-      <w:r>
-        <w:t xml:space="preserve"> </w:t>
-      </w:r>
-      <w:r>
-        <w:t xml:space="preserve">rehabilitation apps (e.g. Moving Analytics, Recora) but has not been applied to concussion.</w:t>
+        <w:t xml:space="preserve">platforms (Sway [21], C3 Logix, HeadCheck, ImPACT) digitise symptom, balance and cognitive testing but carry no exertion or heart-rate-guided therapy. Supervised heart-rate-zone training is proven at scale in cardiac rehabilitation apps; an equivalently supervised, at-scale commercial implementation does not yet exist for concussion.</w:t>
       </w:r>
     </w:p>
     <w:p>
@@ -2556,17 +1305,7 @@
         <w:pStyle w:val="FirstParagraph"/>
       </w:pPr>
       <w:r>
-        <w:t xml:space="preserve">Against that backdrop, the defensible contribution is</w:t>
-      </w:r>
-      <w:r>
-        <w:t xml:space="preserve"> </w:t>
-      </w:r>
-      <w:r>
-        <w:rPr>
-          <w:i/>
-          <w:iCs/>
-        </w:rPr>
-        <w:t xml:space="preserve">not</w:t>
+        <w:t xml:space="preserve">Against that backdrop, the defensible finding is not</w:t>
       </w:r>
       <w:r>
         <w:t xml:space="preserve"> </w:t>
@@ -2578,160 +1317,63 @@
         <w:t xml:space="preserve"> </w:t>
       </w:r>
       <w:r>
-        <w:t xml:space="preserve">It is narrower and construct-level:</w:t>
-      </w:r>
-      <w:r>
-        <w:t xml:space="preserve"> </w:t>
-      </w:r>
-      <w:r>
-        <w:rPr>
-          <w:b/>
-          <w:bCs/>
-        </w:rPr>
-        <w:t xml:space="preserve">to our knowledge, no commercially available concussion product delivers a</w:t>
-      </w:r>
-      <w:r>
-        <w:rPr>
-          <w:b/>
-          <w:bCs/>
-        </w:rPr>
-        <w:t xml:space="preserve"> </w:t>
-      </w:r>
-      <w:r>
-        <w:rPr>
-          <w:b/>
-          <w:bCs/>
+        <w:t xml:space="preserve">It is narrower and construct-level: among the tools identified in this review, none combines a</w:t>
+      </w:r>
+      <w:r>
+        <w:t xml:space="preserve"> </w:t>
+      </w:r>
+      <w:r>
+        <w:rPr>
           <w:i/>
           <w:iCs/>
         </w:rPr>
         <w:t xml:space="preserve">measured</w:t>
       </w:r>
       <w:r>
-        <w:rPr>
-          <w:b/>
-          <w:bCs/>
-        </w:rPr>
-        <w:t xml:space="preserve"> </w:t>
-      </w:r>
-      <w:r>
-        <w:rPr>
-          <w:b/>
-          <w:bCs/>
-        </w:rPr>
-        <w:t xml:space="preserve">heart-rate threshold (BCTT-derived, not age-predicted-max)</w:t>
-      </w:r>
-      <w:r>
-        <w:rPr>
-          <w:b/>
-          <w:bCs/>
-        </w:rPr>
-        <w:t xml:space="preserve"> </w:t>
-      </w:r>
-      <w:r>
-        <w:rPr>
-          <w:b/>
-          <w:bCs/>
-          <w:i/>
-          <w:iCs/>
-        </w:rPr>
-        <w:t xml:space="preserve">plus</w:t>
-      </w:r>
-      <w:r>
-        <w:rPr>
-          <w:b/>
-          <w:bCs/>
-        </w:rPr>
-        <w:t xml:space="preserve"> </w:t>
-      </w:r>
-      <w:r>
-        <w:rPr>
-          <w:b/>
-          <w:bCs/>
-        </w:rPr>
-        <w:t xml:space="preserve">live verification-gated heart-rate-zone training</w:t>
-      </w:r>
-      <w:r>
-        <w:rPr>
-          <w:b/>
-          <w:bCs/>
-        </w:rPr>
-        <w:t xml:space="preserve"> </w:t>
-      </w:r>
-      <w:r>
-        <w:rPr>
-          <w:b/>
-          <w:bCs/>
-          <w:i/>
-          <w:iCs/>
-        </w:rPr>
-        <w:t xml:space="preserve">plus</w:t>
-      </w:r>
-      <w:r>
-        <w:rPr>
-          <w:b/>
-          <w:bCs/>
-        </w:rPr>
-        <w:t xml:space="preserve"> </w:t>
-      </w:r>
-      <w:r>
-        <w:rPr>
-          <w:b/>
-          <w:bCs/>
-        </w:rPr>
-        <w:t xml:space="preserve">a serial measured-HRt clinician trajectory in one tool</w:t>
-      </w:r>
-      <w:r>
-        <w:t xml:space="preserve"> </w:t>
-      </w:r>
-      <w:r>
-        <w:t xml:space="preserve">(closest comparators: the Rhea app — a fixed age-predicted-max percentage, no graded test, no clinician dashboard; and the CCMI + Wibbi module — a one-off on-paper in-clinic BCTT with symptom/outcome tracking, not a serial measured-HRt curve). The</w:t>
-      </w:r>
-      <w:r>
-        <w:t xml:space="preserve"> </w:t>
-      </w:r>
-      <w:r>
-        <w:rPr>
-          <w:i/>
-          <w:iCs/>
-        </w:rPr>
-        <w:t xml:space="preserve">measured</w:t>
-      </w:r>
-      <w:r>
-        <w:t xml:space="preserve"> </w:t>
-      </w:r>
-      <w:r>
-        <w:t xml:space="preserve">threshold, the verification-gated progression, and the serial-HRt trajectory — not the use of heart rate or the fact of an app — are the claim. No bare</w:t>
-      </w:r>
-      <w:r>
-        <w:t xml:space="preserve"> </w:t>
-      </w:r>
-      <w:r>
-        <w:t xml:space="preserve">“first”</w:t>
-      </w:r>
-      <w:r>
-        <w:t xml:space="preserve"> </w:t>
-      </w:r>
-      <w:r>
-        <w:t xml:space="preserve">or</w:t>
-      </w:r>
-      <w:r>
-        <w:t xml:space="preserve"> </w:t>
-      </w:r>
-      <w:r>
-        <w:t xml:space="preserve">“only”</w:t>
-      </w:r>
-      <w:r>
-        <w:t xml:space="preserve"> </w:t>
-      </w:r>
-      <w:r>
-        <w:t xml:space="preserve">is intended: each element exists somewhere in the prior art; the claim is their combination in one clinician-supervised workflow.</w:t>
-      </w:r>
-    </w:p>
-    <w:p>
-      <w:r>
-        <w:pict>
-          <v:rect style="width:0;height:1.5pt" o:hralign="center" o:hrstd="t" o:hr="t"/>
-        </w:pict>
+        <w:t xml:space="preserve"> </w:t>
+      </w:r>
+      <w:r>
+        <w:t xml:space="preserve">heart-rate threshold (BCTT-derived, not age-predicted-maximum),</w:t>
+      </w:r>
+      <w:r>
+        <w:t xml:space="preserve"> </w:t>
+      </w:r>
+      <w:r>
+        <w:rPr>
+          <w:i/>
+          <w:iCs/>
+        </w:rPr>
+        <w:t xml:space="preserve">live verification-gated</w:t>
+      </w:r>
+      <w:r>
+        <w:t xml:space="preserve"> </w:t>
+      </w:r>
+      <w:r>
+        <w:t xml:space="preserve">heart-rate-zone training, and a</w:t>
+      </w:r>
+      <w:r>
+        <w:t xml:space="preserve"> </w:t>
+      </w:r>
+      <w:r>
+        <w:rPr>
+          <w:i/>
+          <w:iCs/>
+        </w:rPr>
+        <w:t xml:space="preserve">serial measured-HRt clinician trajectory</w:t>
+      </w:r>
+      <w:r>
+        <w:t xml:space="preserve"> </w:t>
+      </w:r>
+      <w:r>
+        <w:t xml:space="preserve">in one clinician-supervised workflow. The closest comparators each lack at least one element: the Rhea protocol uses a fixed age-predicted-maximum percentage with no graded test and no reported clinician dashboard [16,17]; the CCMI-Wibbi module’s published description reports outcome-score tracking rather than a serial measured-HRt curve [20]. Each element exists somewhere in the prior art; the observation concerns their combination.</w:t>
+      </w:r>
+    </w:p>
+    <w:p>
+      <w:pPr>
+        <w:pStyle w:val="BodyText"/>
+      </w:pPr>
+      <w:r>
+        <w:t xml:space="preserve">The author’s software (SST Trainer, developed by Concussion Education Australia — the competing interest disclosed in the Methods and Declarations) is one attempt to implement the Section 4 requirements as stated: a measured BCTT-derived threshold, live display against the prescribed band from any sensor broadcasting the standard Bluetooth Heart Rate profile, a no-fabricated-signal display rule, progression gated on live-verified sessions and capped at the measured threshold, and structured return of the session record and serial HRt to the prescribing clinician. It is named here for transparency and located against the same criteria as its comparators; consistent with Section 5, no efficacy claim is made for it.</w:t>
       </w:r>
     </w:p>
     <w:bookmarkEnd w:id="23"/>
@@ -2750,184 +1392,115 @@
         <w:pStyle w:val="FirstParagraph"/>
       </w:pPr>
       <w:r>
-        <w:t xml:space="preserve">The strongest randomised evidence for SSTAE is in</w:t>
-      </w:r>
-      <w:r>
-        <w:t xml:space="preserve"> </w:t>
-      </w:r>
+        <w:t xml:space="preserve">The strongest randomised evidence for SSTAE is in adolescents with sport-related concussion in the early window; the adult and persistent-symptom evidence, while supportive, is thinner and calls for better trials [13]. A digital delivery tool inherits this evidence base — it can make faithful delivery of an evidence-based prescription easier and more measurable, but it does not, by itself, constitute new efficacy evidence. The honest claim for such software is verification-by-design and faithful delivery, not a new clinical outcome. A retrospective, observational analysis of de-identified routine-care data (serial HRt trajectories, adherence, time-to-clearance) accumulated through normal clinical use is the appropriate first step toward outcome evidence; an efficacy claim would additionally require prospective controlled evaluation.</w:t>
+      </w:r>
+    </w:p>
+    <w:p>
+      <w:pPr>
+        <w:pStyle w:val="BodyText"/>
+      </w:pPr>
+      <w:r>
+        <w:t xml:space="preserve">Digital delivery is also not a free good, and the case for it should not be made one-sidedly. Whether a wearable-guided app actually improves between-visit delivery is itself an empirical question, not a given: app-based adherence commonly decays over weeks; live heart-rate feedback can be misread under exertion or anxiety; consumer optical sensors are least accurate at exactly the exercising heart rates that matter; and any tool introduces equity and access concerns — the cost of a wearable, smartphone and data, and a digital-literacy and language barrier that can widen rather than narrow disparities in who receives faithful rehabilitation. Privacy and data-governance obligations attach to any between-visit clinical data flow. These are the reasons the contribution is framed as verification-by-design and a measurable delivery substrate — and why its real-world value, like its efficacy, is deferred to evaluation rather than asserted.</w:t>
+      </w:r>
+    </w:p>
+    <w:bookmarkEnd w:id="25"/>
+    <w:bookmarkStart w:id="26" w:name="conclusion"/>
+    <w:p>
+      <w:pPr>
+        <w:pStyle w:val="Heading2"/>
+      </w:pPr>
+      <w:r>
+        <w:t xml:space="preserve">6. Conclusion</w:t>
+      </w:r>
+    </w:p>
+    <w:p>
+      <w:pPr>
+        <w:pStyle w:val="FirstParagraph"/>
+      </w:pPr>
+      <w:r>
+        <w:t xml:space="preserve">Concussion management has completed a genuine paradigm shift: from rest-until-symptom-free to early, individualised, sub-symptom-threshold aerobic exercise, anchored to a heart-rate threshold from a standardised graded test, and endorsed by the field’s consensus statement. The remaining problem is not what to prescribe but how to deliver it faithfully between visits, when the therapeutic ceiling is invisible, the sessions are unobserved, and the data needed to progress safely are the data that get lost. Tools that are clinician-prescribed, wearable-delivered, hardware-agnostic in how they read heart rate, uncompromising in never fabricating that signal, and built to carry the safety logic and report back to the prescriber are a natural instrument to close that gap. The contribution such tools offer is integration and faithful, verifiable delivery of an established treatment — not new physiology, and not, on their own, new outcome evidence. Whether they deliver that promise in practice — improving adherence and real-world delivery without widening access disparities — is precisely the question the next phase of evaluation, set out above, must answer.</w:t>
+      </w:r>
+    </w:p>
+    <w:bookmarkEnd w:id="26"/>
+    <w:bookmarkStart w:id="27" w:name="declarations"/>
+    <w:p>
+      <w:pPr>
+        <w:pStyle w:val="Heading2"/>
+      </w:pPr>
+      <w:r>
+        <w:t xml:space="preserve">Declarations</w:t>
+      </w:r>
+    </w:p>
+    <w:p>
+      <w:pPr>
+        <w:pStyle w:val="FirstParagraph"/>
+      </w:pPr>
       <w:r>
         <w:rPr>
           <w:b/>
           <w:bCs/>
         </w:rPr>
-        <w:t xml:space="preserve">adolescents with sport-related concussion</w:t>
-      </w:r>
-      <w:r>
-        <w:t xml:space="preserve"> </w:t>
-      </w:r>
-      <w:r>
-        <w:t xml:space="preserve">in the</w:t>
-      </w:r>
-      <w:r>
-        <w:t xml:space="preserve"> </w:t>
-      </w:r>
+        <w:t xml:space="preserve">Competing interests.</w:t>
+      </w:r>
+      <w:r>
+        <w:t xml:space="preserve"> </w:t>
+      </w:r>
+      <w:r>
+        <w:t xml:space="preserve">The author (ZL) is the developer and founder of the SST Trainer software and of Concussion Education Australia, which is referenced in Section 4.2 as one disclosed instance of the delivery requirements discussed. No other competing interests are declared. The steps taken to mitigate this interest are described in the Methods.</w:t>
+      </w:r>
+    </w:p>
+    <w:p>
+      <w:pPr>
+        <w:pStyle w:val="BodyText"/>
+      </w:pPr>
       <w:r>
         <w:rPr>
           <w:b/>
           <w:bCs/>
         </w:rPr>
-        <w:t xml:space="preserve">early</w:t>
-      </w:r>
-      <w:r>
-        <w:t xml:space="preserve"> </w:t>
-      </w:r>
-      <w:r>
-        <w:t xml:space="preserve">window; the adult and persistent-symptom evidence, while supportive, is thinner and calls for better trials. A digital delivery tool inherits this evidence base — it can make faithful delivery of an evidence-based prescription easier and more measurable, but it does not, by itself, constitute new efficacy evidence. The honest claim for the software is</w:t>
-      </w:r>
-      <w:r>
-        <w:t xml:space="preserve"> </w:t>
-      </w:r>
+        <w:t xml:space="preserve">Funding.</w:t>
+      </w:r>
+      <w:r>
+        <w:t xml:space="preserve"> </w:t>
+      </w:r>
+      <w:r>
+        <w:t xml:space="preserve">This work received no specific grant from any funding agency in the public, commercial, or not-for-profit sectors; it was conducted independently by the author.</w:t>
+      </w:r>
+    </w:p>
+    <w:p>
+      <w:pPr>
+        <w:pStyle w:val="BodyText"/>
+      </w:pPr>
       <w:r>
         <w:rPr>
           <w:b/>
           <w:bCs/>
         </w:rPr>
-        <w:t xml:space="preserve">verification-by-design and faithful delivery</w:t>
-      </w:r>
-      <w:r>
-        <w:t xml:space="preserve">, not a new clinical outcome. The path to genuine outcome evidence is a future retrospective, observational analysis of de-identified routine-care data (serial HRt trajectories, adherence, time-to-clearance) accumulated through normal clinical use — a study that can be designed once a real-world dataset exists, and that is the appropriate vehicle for an efficacy claim.</w:t>
+        <w:t xml:space="preserve">Ethics approval.</w:t>
+      </w:r>
+      <w:r>
+        <w:t xml:space="preserve"> </w:t>
+      </w:r>
+      <w:r>
+        <w:t xml:space="preserve">Not applicable. This is a narrative review of previously published literature and involved no human participants, human data, or animal subjects.</w:t>
       </w:r>
     </w:p>
     <w:p>
       <w:pPr>
         <w:pStyle w:val="BodyText"/>
-      </w:pPr>
-      <w:r>
-        <w:t xml:space="preserve">Digital delivery is also not a free good, and the case for it should not be made one-sidedly. Whether a wearable-guided app</w:t>
-      </w:r>
-      <w:r>
-        <w:t xml:space="preserve"> </w:t>
-      </w:r>
-      <w:r>
-        <w:rPr>
-          <w:i/>
-          <w:iCs/>
-        </w:rPr>
-        <w:t xml:space="preserve">actually</w:t>
-      </w:r>
-      <w:r>
-        <w:t xml:space="preserve"> </w:t>
-      </w:r>
-      <w:r>
-        <w:t xml:space="preserve">improves between-visit delivery is itself an empirical question, not a given: app-based adherence commonly decays over weeks; live heart-rate feedback can be misread under exertion or anxiety; consumer optical sensors are least accurate at exactly the exercising heart rates that matter; and any tool introduces equity and access concerns — the cost of a wearable, smartphone and data, and a digital-literacy and language barrier that can widen rather than narrow disparities in who receives faithful rehabilitation. Privacy and data-governance obligations attach to any between-visit clinical data flow. These are reasons the contribution is framed as</w:t>
-      </w:r>
-      <w:r>
-        <w:t xml:space="preserve"> </w:t>
-      </w:r>
-      <w:r>
-        <w:rPr>
-          <w:i/>
-          <w:iCs/>
-        </w:rPr>
-        <w:t xml:space="preserve">verification-by-design and a measurable delivery substrate</w:t>
-      </w:r>
-      <w:r>
-        <w:t xml:space="preserve"> </w:t>
-      </w:r>
-      <w:r>
-        <w:t xml:space="preserve">— and why its real-world value, like its efficacy, is deferred to evaluation rather than asserted.</w:t>
-      </w:r>
-    </w:p>
-    <w:p>
-      <w:r>
-        <w:pict>
-          <v:rect style="width:0;height:1.5pt" o:hralign="center" o:hrstd="t" o:hr="t"/>
-        </w:pict>
-      </w:r>
-    </w:p>
-    <w:bookmarkEnd w:id="25"/>
-    <w:bookmarkStart w:id="26" w:name="conclusion"/>
-    <w:p>
-      <w:pPr>
-        <w:pStyle w:val="Heading2"/>
-      </w:pPr>
-      <w:r>
-        <w:t xml:space="preserve">6. Conclusion</w:t>
-      </w:r>
-    </w:p>
-    <w:p>
-      <w:pPr>
-        <w:pStyle w:val="FirstParagraph"/>
-      </w:pPr>
-      <w:r>
-        <w:t xml:space="preserve">Concussion management has completed a genuine paradigm shift: from rest-until-symptom-free to early, individualised, sub-symptom-threshold aerobic exercise, anchored to a heart-rate threshold from a standardised graded test, and endorsed by the field’s consensus statement. The remaining problem is not</w:t>
-      </w:r>
-      <w:r>
-        <w:t xml:space="preserve"> </w:t>
-      </w:r>
-      <w:r>
-        <w:rPr>
-          <w:i/>
-          <w:iCs/>
-        </w:rPr>
-        <w:t xml:space="preserve">what</w:t>
-      </w:r>
-      <w:r>
-        <w:t xml:space="preserve"> </w:t>
-      </w:r>
-      <w:r>
-        <w:t xml:space="preserve">to prescribe but</w:t>
-      </w:r>
-      <w:r>
-        <w:t xml:space="preserve"> </w:t>
-      </w:r>
-      <w:r>
-        <w:rPr>
-          <w:i/>
-          <w:iCs/>
-        </w:rPr>
-        <w:t xml:space="preserve">how to deliver it faithfully</w:t>
-      </w:r>
-      <w:r>
-        <w:t xml:space="preserve"> </w:t>
-      </w:r>
-      <w:r>
-        <w:t xml:space="preserve">between visits, when the therapeutic ceiling is invisible, the sessions are unobserved, and the data needed to progress safely is the data that gets lost. Tools that are clinician-prescribed, wearable-delivered, hardware-agnostic in how they read heart rate, uncompromising in never fabricating that signal, and built to carry the safety logic and report back to the prescriber are a natural instrument to close that gap. The contribution such tools offer is integration and faithful, verifiable delivery of an established treatment — not new physiology, and not, on their own, new outcome evidence. Whether they deliver that promise in practice — improving adherence and real-world delivery without widening access disparities — is precisely the question the next phase of evaluation, set out above, must answer.</w:t>
-      </w:r>
-    </w:p>
-    <w:p>
-      <w:r>
-        <w:pict>
-          <v:rect style="width:0;height:1.5pt" o:hralign="center" o:hrstd="t" o:hr="t"/>
-        </w:pict>
-      </w:r>
-    </w:p>
-    <w:bookmarkEnd w:id="26"/>
-    <w:bookmarkStart w:id="27" w:name="declarations"/>
-    <w:p>
-      <w:pPr>
-        <w:pStyle w:val="Heading2"/>
-      </w:pPr>
-      <w:r>
-        <w:t xml:space="preserve">Declarations</w:t>
-      </w:r>
-    </w:p>
-    <w:p>
-      <w:pPr>
-        <w:pStyle w:val="FirstParagraph"/>
       </w:pPr>
       <w:r>
         <w:rPr>
           <w:b/>
           <w:bCs/>
         </w:rPr>
-        <w:t xml:space="preserve">Competing interests.</w:t>
-      </w:r>
-      <w:r>
-        <w:t xml:space="preserve"> </w:t>
-      </w:r>
-      <w:r>
-        <w:t xml:space="preserve">The author (ZL) is the developer and founder of the SST Trainer software and of Concussion Education Australia, which is referenced in Section 4 as one disclosed, illustrative instance of the delivery requirements discussed. No other competing interests are declared. The steps taken to mitigate this interest are described in the Methods.</w:t>
+        <w:t xml:space="preserve">Data availability.</w:t>
+      </w:r>
+      <w:r>
+        <w:t xml:space="preserve"> </w:t>
+      </w:r>
+      <w:r>
+        <w:t xml:space="preserve">Not applicable. No new data were generated or analysed; all sources are cited in the reference list.</w:t>
       </w:r>
     </w:p>
     <w:p>
@@ -2939,60 +1512,6 @@
           <w:b/>
           <w:bCs/>
         </w:rPr>
-        <w:t xml:space="preserve">Funding.</w:t>
-      </w:r>
-      <w:r>
-        <w:t xml:space="preserve"> </w:t>
-      </w:r>
-      <w:r>
-        <w:t xml:space="preserve">This work received no specific grant from any funding agency in the public, commercial, or not-for-profit sectors; it was conducted independently by the author.</w:t>
-      </w:r>
-    </w:p>
-    <w:p>
-      <w:pPr>
-        <w:pStyle w:val="BodyText"/>
-      </w:pPr>
-      <w:r>
-        <w:rPr>
-          <w:b/>
-          <w:bCs/>
-        </w:rPr>
-        <w:t xml:space="preserve">Ethics approval.</w:t>
-      </w:r>
-      <w:r>
-        <w:t xml:space="preserve"> </w:t>
-      </w:r>
-      <w:r>
-        <w:t xml:space="preserve">Not applicable. This is a narrative review of previously published literature and involved no human participants, human data, or animal subjects.</w:t>
-      </w:r>
-    </w:p>
-    <w:p>
-      <w:pPr>
-        <w:pStyle w:val="BodyText"/>
-      </w:pPr>
-      <w:r>
-        <w:rPr>
-          <w:b/>
-          <w:bCs/>
-        </w:rPr>
-        <w:t xml:space="preserve">Data availability.</w:t>
-      </w:r>
-      <w:r>
-        <w:t xml:space="preserve"> </w:t>
-      </w:r>
-      <w:r>
-        <w:t xml:space="preserve">Not applicable. No new data were generated or analysed; all sources are cited in the reference list.</w:t>
-      </w:r>
-    </w:p>
-    <w:p>
-      <w:pPr>
-        <w:pStyle w:val="BodyText"/>
-      </w:pPr>
-      <w:r>
-        <w:rPr>
-          <w:b/>
-          <w:bCs/>
-        </w:rPr>
         <w:t xml:space="preserve">Author contributions.</w:t>
       </w:r>
       <w:r>
@@ -3002,21 +1521,14 @@
         <w:t xml:space="preserve">ZL is the sole author and conceived, researched, and wrote the manuscript.</w:t>
       </w:r>
     </w:p>
-    <w:p>
-      <w:r>
-        <w:pict>
-          <v:rect style="width:0;height:1.5pt" o:hralign="center" o:hrstd="t" o:hr="t"/>
-        </w:pict>
-      </w:r>
-    </w:p>
     <w:bookmarkEnd w:id="27"/>
-    <w:bookmarkStart w:id="28" w:name="key-references"/>
+    <w:bookmarkStart w:id="28" w:name="references"/>
     <w:p>
       <w:pPr>
         <w:pStyle w:val="Heading2"/>
       </w:pPr>
       <w:r>
-        <w:t xml:space="preserve">Key references</w:t>
+        <w:t xml:space="preserve">References</w:t>
       </w:r>
     </w:p>
     <w:p>
@@ -3028,6 +1540,230 @@
         </w:numPr>
       </w:pPr>
       <w:r>
+        <w:t xml:space="preserve">Leddy JJ, Haider MN, Ellis M, Willer BS. Exercise is Medicine for Concussion.</w:t>
+      </w:r>
+      <w:r>
+        <w:t xml:space="preserve"> </w:t>
+      </w:r>
+      <w:r>
+        <w:rPr>
+          <w:i/>
+          <w:iCs/>
+        </w:rPr>
+        <w:t xml:space="preserve">Curr Sports Med Rep.</w:t>
+      </w:r>
+      <w:r>
+        <w:t xml:space="preserve"> </w:t>
+      </w:r>
+      <w:r>
+        <w:t xml:space="preserve">2018;17(8):262–270. doi:10.1249/JSR.0000000000000505</w:t>
+      </w:r>
+    </w:p>
+    <w:p>
+      <w:pPr>
+        <w:pStyle w:val="Compact"/>
+        <w:numPr>
+          <w:ilvl w:val="0"/>
+          <w:numId w:val="1007"/>
+        </w:numPr>
+      </w:pPr>
+      <w:r>
+        <w:t xml:space="preserve">Pelo R, Suttman E, Fino PC, McFarland MM, Dibble LE, Cortez MM. Autonomic dysfunction and exercise intolerance in concussion: a scoping review.</w:t>
+      </w:r>
+      <w:r>
+        <w:t xml:space="preserve"> </w:t>
+      </w:r>
+      <w:r>
+        <w:rPr>
+          <w:i/>
+          <w:iCs/>
+        </w:rPr>
+        <w:t xml:space="preserve">Clin Auton Res.</w:t>
+      </w:r>
+      <w:r>
+        <w:t xml:space="preserve"> </w:t>
+      </w:r>
+      <w:r>
+        <w:t xml:space="preserve">2023;33(2):149–163. doi:10.1007/s10286-023-00937-x</w:t>
+      </w:r>
+    </w:p>
+    <w:p>
+      <w:pPr>
+        <w:pStyle w:val="Compact"/>
+        <w:numPr>
+          <w:ilvl w:val="0"/>
+          <w:numId w:val="1007"/>
+        </w:numPr>
+      </w:pPr>
+      <w:r>
+        <w:t xml:space="preserve">Valaas LV, Soberg HL, Rasmussen MS, Steenstrup SE, Kleffelgård I. Exploring exercise intolerance in adult patients with persistent post-concussion symptoms after mild traumatic brain injury.</w:t>
+      </w:r>
+      <w:r>
+        <w:t xml:space="preserve"> </w:t>
+      </w:r>
+      <w:r>
+        <w:rPr>
+          <w:i/>
+          <w:iCs/>
+        </w:rPr>
+        <w:t xml:space="preserve">J Rehabil Med.</w:t>
+      </w:r>
+      <w:r>
+        <w:t xml:space="preserve"> </w:t>
+      </w:r>
+      <w:r>
+        <w:t xml:space="preserve">2025;57:jrm43931. doi:10.2340/jrm.v57.43931</w:t>
+      </w:r>
+    </w:p>
+    <w:p>
+      <w:pPr>
+        <w:pStyle w:val="Compact"/>
+        <w:numPr>
+          <w:ilvl w:val="0"/>
+          <w:numId w:val="1007"/>
+        </w:numPr>
+      </w:pPr>
+      <w:r>
+        <w:t xml:space="preserve">Patricios JS, Schneider KJ, Dvorak J, et al. Consensus statement on concussion in sport: the 6th International Conference on Concussion in Sport–Amsterdam, October 2022.</w:t>
+      </w:r>
+      <w:r>
+        <w:t xml:space="preserve"> </w:t>
+      </w:r>
+      <w:r>
+        <w:rPr>
+          <w:i/>
+          <w:iCs/>
+        </w:rPr>
+        <w:t xml:space="preserve">Br J Sports Med.</w:t>
+      </w:r>
+      <w:r>
+        <w:t xml:space="preserve"> </w:t>
+      </w:r>
+      <w:r>
+        <w:t xml:space="preserve">2023;57(11):695–711. doi:10.1136/bjsports-2023-106898</w:t>
+      </w:r>
+    </w:p>
+    <w:p>
+      <w:pPr>
+        <w:pStyle w:val="Compact"/>
+        <w:numPr>
+          <w:ilvl w:val="0"/>
+          <w:numId w:val="1007"/>
+        </w:numPr>
+      </w:pPr>
+      <w:r>
+        <w:t xml:space="preserve">Leddy JJ, Willer B. Use of graded exercise testing in concussion and return-to-activity management.</w:t>
+      </w:r>
+      <w:r>
+        <w:t xml:space="preserve"> </w:t>
+      </w:r>
+      <w:r>
+        <w:rPr>
+          <w:i/>
+          <w:iCs/>
+        </w:rPr>
+        <w:t xml:space="preserve">Curr Sports Med Rep.</w:t>
+      </w:r>
+      <w:r>
+        <w:t xml:space="preserve"> </w:t>
+      </w:r>
+      <w:r>
+        <w:t xml:space="preserve">2013;12(6):370–376. doi:10.1249/JSR.0000000000000008</w:t>
+      </w:r>
+    </w:p>
+    <w:p>
+      <w:pPr>
+        <w:pStyle w:val="Compact"/>
+        <w:numPr>
+          <w:ilvl w:val="0"/>
+          <w:numId w:val="1007"/>
+        </w:numPr>
+      </w:pPr>
+      <w:r>
+        <w:t xml:space="preserve">Leddy JJ, Baker JG, Kozlowski K, Bisson L, Willer B. Reliability of a graded exercise test for assessing recovery from concussion.</w:t>
+      </w:r>
+      <w:r>
+        <w:t xml:space="preserve"> </w:t>
+      </w:r>
+      <w:r>
+        <w:rPr>
+          <w:i/>
+          <w:iCs/>
+        </w:rPr>
+        <w:t xml:space="preserve">Clin J Sport Med.</w:t>
+      </w:r>
+      <w:r>
+        <w:t xml:space="preserve"> </w:t>
+      </w:r>
+      <w:r>
+        <w:t xml:space="preserve">2011;21(2):89–94. doi:10.1097/JSM.0b013e3181fdc721</w:t>
+      </w:r>
+    </w:p>
+    <w:p>
+      <w:pPr>
+        <w:pStyle w:val="Compact"/>
+        <w:numPr>
+          <w:ilvl w:val="0"/>
+          <w:numId w:val="1007"/>
+        </w:numPr>
+      </w:pPr>
+      <w:r>
+        <w:t xml:space="preserve">Haider MN, Leddy JJ, Wilber CG, et al. The Predictive Capacity of the Buffalo Concussion Treadmill Test After Sport-Related Concussion in Adolescents.</w:t>
+      </w:r>
+      <w:r>
+        <w:t xml:space="preserve"> </w:t>
+      </w:r>
+      <w:r>
+        <w:rPr>
+          <w:i/>
+          <w:iCs/>
+        </w:rPr>
+        <w:t xml:space="preserve">Front Neurol.</w:t>
+      </w:r>
+      <w:r>
+        <w:t xml:space="preserve"> </w:t>
+      </w:r>
+      <w:r>
+        <w:t xml:space="preserve">2019;10:395. doi:10.3389/fneur.2019.00395</w:t>
+      </w:r>
+    </w:p>
+    <w:p>
+      <w:pPr>
+        <w:pStyle w:val="Compact"/>
+        <w:numPr>
+          <w:ilvl w:val="0"/>
+          <w:numId w:val="1007"/>
+        </w:numPr>
+      </w:pPr>
+      <w:r>
+        <w:t xml:space="preserve">Leddy JJ, Kozlowski K, Donnelly JP, Pendergast DR, Epstein LH, Willer B. A preliminary study of subsymptom threshold exercise training for refractory post-concussion syndrome.</w:t>
+      </w:r>
+      <w:r>
+        <w:t xml:space="preserve"> </w:t>
+      </w:r>
+      <w:r>
+        <w:rPr>
+          <w:i/>
+          <w:iCs/>
+        </w:rPr>
+        <w:t xml:space="preserve">Clin J Sport Med.</w:t>
+      </w:r>
+      <w:r>
+        <w:t xml:space="preserve"> </w:t>
+      </w:r>
+      <w:r>
+        <w:t xml:space="preserve">2010;20(1):21–27. doi:10.1097/JSM.0b013e3181c6c22c</w:t>
+      </w:r>
+    </w:p>
+    <w:p>
+      <w:pPr>
+        <w:pStyle w:val="Compact"/>
+        <w:numPr>
+          <w:ilvl w:val="0"/>
+          <w:numId w:val="1007"/>
+        </w:numPr>
+      </w:pPr>
+      <w:r>
         <w:t xml:space="preserve">Leddy JJ, Haider MN, Ellis MJ, et al. Early Subthreshold Aerobic Exercise for Sport-Related Concussion: A Randomized Clinical Trial.</w:t>
       </w:r>
       <w:r>
@@ -3044,7 +1780,7 @@
         <w:t xml:space="preserve"> </w:t>
       </w:r>
       <w:r>
-        <w:t xml:space="preserve">2019;173(4):319–325.</w:t>
+        <w:t xml:space="preserve">2019;173(4):319–325. doi:10.1001/jamapediatrics.2018.4397</w:t>
       </w:r>
     </w:p>
     <w:p>
@@ -3072,7 +1808,7 @@
         <w:t xml:space="preserve"> </w:t>
       </w:r>
       <w:r>
-        <w:t xml:space="preserve">2021;5(11):792–799.</w:t>
+        <w:t xml:space="preserve">2021;5(11):792–799. doi:10.1016/S2352-4642(21)00267-4</w:t>
       </w:r>
     </w:p>
     <w:p>
@@ -3084,7 +1820,35 @@
         </w:numPr>
       </w:pPr>
       <w:r>
-        <w:t xml:space="preserve">Patricios JS, Schneider KJ, Dvorak J, et al. Consensus statement on concussion in sport: the 6th International Conference on Concussion in Sport–Amsterdam, October 2022.</w:t>
+        <w:t xml:space="preserve">Willer BS, Haider MN, Bezherano I, et al. Comparison of Rest to Aerobic Exercise and Placebo-like Treatment of Acute Sport-Related Concussion in Male and Female Adolescents.</w:t>
+      </w:r>
+      <w:r>
+        <w:t xml:space="preserve"> </w:t>
+      </w:r>
+      <w:r>
+        <w:rPr>
+          <w:i/>
+          <w:iCs/>
+        </w:rPr>
+        <w:t xml:space="preserve">Arch Phys Med Rehabil.</w:t>
+      </w:r>
+      <w:r>
+        <w:t xml:space="preserve"> </w:t>
+      </w:r>
+      <w:r>
+        <w:t xml:space="preserve">2019;100(12):2267–2275. doi:10.1016/j.apmr.2019.07.003</w:t>
+      </w:r>
+    </w:p>
+    <w:p>
+      <w:pPr>
+        <w:pStyle w:val="Compact"/>
+        <w:numPr>
+          <w:ilvl w:val="0"/>
+          <w:numId w:val="1007"/>
+        </w:numPr>
+      </w:pPr>
+      <w:r>
+        <w:t xml:space="preserve">Leddy JJ, Burma JS, Toomey CM, et al. Rest and exercise early after sport-related concussion: a systematic review and meta-analysis.</w:t>
       </w:r>
       <w:r>
         <w:t xml:space="preserve"> </w:t>
@@ -3100,7 +1864,7 @@
         <w:t xml:space="preserve"> </w:t>
       </w:r>
       <w:r>
-        <w:t xml:space="preserve">2023;57(11):695–711.</w:t>
+        <w:t xml:space="preserve">2023;57(12):762–770. doi:10.1136/bjsports-2022-106676</w:t>
       </w:r>
     </w:p>
     <w:p>
@@ -3112,23 +1876,23 @@
         </w:numPr>
       </w:pPr>
       <w:r>
-        <w:t xml:space="preserve">Leddy JJ, Willer B. Use of graded exercise testing in concussion and return-to-activity management.</w:t>
-      </w:r>
-      <w:r>
-        <w:t xml:space="preserve"> </w:t>
-      </w:r>
-      <w:r>
-        <w:rPr>
-          <w:i/>
-          <w:iCs/>
-        </w:rPr>
-        <w:t xml:space="preserve">Curr Sports Med Rep.</w:t>
-      </w:r>
-      <w:r>
-        <w:t xml:space="preserve"> </w:t>
-      </w:r>
-      <w:r>
-        <w:t xml:space="preserve">2013;12(6):370–376.</w:t>
+        <w:t xml:space="preserve">Haider MN, Bezherano I, Wertheimer A, et al. Exercise for Sport-Related Concussion and Persistent Postconcussive Symptoms.</w:t>
+      </w:r>
+      <w:r>
+        <w:t xml:space="preserve"> </w:t>
+      </w:r>
+      <w:r>
+        <w:rPr>
+          <w:i/>
+          <w:iCs/>
+        </w:rPr>
+        <w:t xml:space="preserve">Sports Health.</w:t>
+      </w:r>
+      <w:r>
+        <w:t xml:space="preserve"> </w:t>
+      </w:r>
+      <w:r>
+        <w:t xml:space="preserve">2021;13(2):154–160. doi:10.1177/1941738120946015</w:t>
       </w:r>
     </w:p>
     <w:p>
@@ -3140,23 +1904,23 @@
         </w:numPr>
       </w:pPr>
       <w:r>
-        <w:t xml:space="preserve">Haider MN, Leddy JJ, et al. The Predictive Capacity of the Buffalo Concussion Treadmill Test After Sport-Related Concussion in Adolescents.</w:t>
-      </w:r>
-      <w:r>
-        <w:t xml:space="preserve"> </w:t>
-      </w:r>
-      <w:r>
-        <w:rPr>
-          <w:i/>
-          <w:iCs/>
-        </w:rPr>
-        <w:t xml:space="preserve">Front Neurol.</w:t>
-      </w:r>
-      <w:r>
-        <w:t xml:space="preserve"> </w:t>
-      </w:r>
-      <w:r>
-        <w:t xml:space="preserve">2019;10:395.</w:t>
+        <w:t xml:space="preserve">Bezherano I, Haider MN, Willer BS, Leddy JJ. Practical Management: Prescribing Subsymptom Threshold Aerobic Exercise for Sport-Related Concussion in the Outpatient Setting.</w:t>
+      </w:r>
+      <w:r>
+        <w:t xml:space="preserve"> </w:t>
+      </w:r>
+      <w:r>
+        <w:rPr>
+          <w:i/>
+          <w:iCs/>
+        </w:rPr>
+        <w:t xml:space="preserve">Clin J Sport Med.</w:t>
+      </w:r>
+      <w:r>
+        <w:t xml:space="preserve"> </w:t>
+      </w:r>
+      <w:r>
+        <w:t xml:space="preserve">2021;31(5):465–468. doi:10.1097/JSM.0000000000000809</w:t>
       </w:r>
     </w:p>
     <w:p>
@@ -3168,7 +1932,7 @@
         </w:numPr>
       </w:pPr>
       <w:r>
-        <w:t xml:space="preserve">Leddy JJ, Kozlowski K, Donnelly JP, Pendergast DR, Epstein LH, Willer B. A preliminary study of subsymptom threshold exercise training for refractory post-concussion syndrome.</w:t>
+        <w:t xml:space="preserve">Chizuk HM, Haider MN, Edmonds JQ, Rawlings A, Willer BS, Leddy JJ. Practical Management: A Standardized Aerobic Exercise Program for Adolescents With Concussion in the Absence of Graded Exercise Testing.</w:t>
       </w:r>
       <w:r>
         <w:t xml:space="preserve"> </w:t>
@@ -3184,7 +1948,7 @@
         <w:t xml:space="preserve"> </w:t>
       </w:r>
       <w:r>
-        <w:t xml:space="preserve">2010;20(1):21–27.</w:t>
+        <w:t xml:space="preserve">2023;33(3):276–279. doi:10.1097/JSM.0000000000001116</w:t>
       </w:r>
     </w:p>
     <w:p>
@@ -3196,23 +1960,23 @@
         </w:numPr>
       </w:pPr>
       <w:r>
-        <w:t xml:space="preserve">Leddy JJ, Baker JG, Kozlowski K, Bisson L, Willer B. Reliability of a graded exercise test for assessing recovery from concussion.</w:t>
-      </w:r>
-      <w:r>
-        <w:t xml:space="preserve"> </w:t>
-      </w:r>
-      <w:r>
-        <w:rPr>
-          <w:i/>
-          <w:iCs/>
-        </w:rPr>
-        <w:t xml:space="preserve">Clin J Sport Med.</w:t>
-      </w:r>
-      <w:r>
-        <w:t xml:space="preserve"> </w:t>
-      </w:r>
-      <w:r>
-        <w:t xml:space="preserve">2011;21(2):89–94.</w:t>
+        <w:t xml:space="preserve">Hutchison MG, Di Battista AP, Pyndiura KL. Evaluating User Experience and Satisfaction in a Concussion Rehabilitation App: Usability Study.</w:t>
+      </w:r>
+      <w:r>
+        <w:t xml:space="preserve"> </w:t>
+      </w:r>
+      <w:r>
+        <w:rPr>
+          <w:i/>
+          <w:iCs/>
+        </w:rPr>
+        <w:t xml:space="preserve">JMIR Form Res.</w:t>
+      </w:r>
+      <w:r>
+        <w:t xml:space="preserve"> </w:t>
+      </w:r>
+      <w:r>
+        <w:t xml:space="preserve">2025;9:e67275. doi:10.2196/67275</w:t>
       </w:r>
     </w:p>
     <w:p>
@@ -3224,23 +1988,23 @@
         </w:numPr>
       </w:pPr>
       <w:r>
-        <w:t xml:space="preserve">Leddy JJ, Haider MN, Ellis M, Willer BS. Exercise is Medicine for Concussion.</w:t>
-      </w:r>
-      <w:r>
-        <w:t xml:space="preserve"> </w:t>
-      </w:r>
-      <w:r>
-        <w:rPr>
-          <w:i/>
-          <w:iCs/>
-        </w:rPr>
-        <w:t xml:space="preserve">Curr Sports Med Rep.</w:t>
-      </w:r>
-      <w:r>
-        <w:t xml:space="preserve"> </w:t>
-      </w:r>
-      <w:r>
-        <w:t xml:space="preserve">2018;17(8):262–270.</w:t>
+        <w:t xml:space="preserve">Hutchison MG, Di Battista AP, Pyndiura KL, et al. A Continuous Aerobic Resistance Exercise Protocol for Concussion Rehabilitation Delivered Remotely via a Mobile App: Feasibility Study.</w:t>
+      </w:r>
+      <w:r>
+        <w:t xml:space="preserve"> </w:t>
+      </w:r>
+      <w:r>
+        <w:rPr>
+          <w:i/>
+          <w:iCs/>
+        </w:rPr>
+        <w:t xml:space="preserve">JMIR Form Res.</w:t>
+      </w:r>
+      <w:r>
+        <w:t xml:space="preserve"> </w:t>
+      </w:r>
+      <w:r>
+        <w:t xml:space="preserve">2023;7:e45321. doi:10.2196/45321</w:t>
       </w:r>
     </w:p>
     <w:p>
@@ -3252,23 +2016,23 @@
         </w:numPr>
       </w:pPr>
       <w:r>
-        <w:t xml:space="preserve">Leddy JJ, Haider MN, Hinds AL, Willer B. Practical Management: Prescribing Subsymptom Threshold Aerobic Exercise for Sport-Related Concussion in the Outpatient Setting.</w:t>
-      </w:r>
-      <w:r>
-        <w:t xml:space="preserve"> </w:t>
-      </w:r>
-      <w:r>
-        <w:rPr>
-          <w:i/>
-          <w:iCs/>
-        </w:rPr>
-        <w:t xml:space="preserve">Clin J Sport Med.</w:t>
-      </w:r>
-      <w:r>
-        <w:t xml:space="preserve"> </w:t>
-      </w:r>
-      <w:r>
-        <w:t xml:space="preserve">2021;31(2):e89–e94.</w:t>
+        <w:t xml:space="preserve">Hutchison MG, Di Battista AP, Lawrence DW, Pyndiura K, Corallo D, Richards D. Randomized controlled trial of early aerobic exercise following sport-related concussion: Progressive percentage of age-predicted maximal heart rate versus usual care.</w:t>
+      </w:r>
+      <w:r>
+        <w:t xml:space="preserve"> </w:t>
+      </w:r>
+      <w:r>
+        <w:rPr>
+          <w:i/>
+          <w:iCs/>
+        </w:rPr>
+        <w:t xml:space="preserve">PLoS One.</w:t>
+      </w:r>
+      <w:r>
+        <w:t xml:space="preserve"> </w:t>
+      </w:r>
+      <w:r>
+        <w:t xml:space="preserve">2022;17(12):e0276336. doi:10.1371/journal.pone.0276336</w:t>
       </w:r>
     </w:p>
     <w:p>
@@ -3280,23 +2044,47 @@
         </w:numPr>
       </w:pPr>
       <w:r>
-        <w:t xml:space="preserve">Willer BS, Haider MN, Bezherano I, et al. Comparison of Rest to Aerobic Exercise and Placebo-like Treatment of Acute Sport-Related Concussion in Male and Female Adolescents.</w:t>
-      </w:r>
-      <w:r>
-        <w:t xml:space="preserve"> </w:t>
-      </w:r>
-      <w:r>
-        <w:rPr>
-          <w:i/>
-          <w:iCs/>
-        </w:rPr>
-        <w:t xml:space="preserve">Arch Phys Med Rehabil.</w:t>
-      </w:r>
-      <w:r>
-        <w:t xml:space="preserve"> </w:t>
-      </w:r>
-      <w:r>
-        <w:t xml:space="preserve">2019;100(12):2267–2275.</w:t>
+        <w:t xml:space="preserve">Ren S, McDonald CC, Corwin DJ, Wiebe DJ, Master CL, Arbogast KB. Response Rate Patterns in Adolescents With Concussion Using Mobile Health and Remote Patient Monitoring: Observational Study.</w:t>
+      </w:r>
+      <w:r>
+        <w:t xml:space="preserve"> </w:t>
+      </w:r>
+      <w:r>
+        <w:rPr>
+          <w:i/>
+          <w:iCs/>
+        </w:rPr>
+        <w:t xml:space="preserve">JMIR Pediatr Parent.</w:t>
+      </w:r>
+      <w:r>
+        <w:t xml:space="preserve"> </w:t>
+      </w:r>
+      <w:r>
+        <w:t xml:space="preserve">2024;7:e53186. doi:10.2196/53186</w:t>
+      </w:r>
+    </w:p>
+    <w:p>
+      <w:pPr>
+        <w:pStyle w:val="Compact"/>
+        <w:numPr>
+          <w:ilvl w:val="0"/>
+          <w:numId w:val="1007"/>
+        </w:numPr>
+      </w:pPr>
+      <w:r>
+        <w:t xml:space="preserve">Complete Concussion Management Inc. and Wibbi. Complete Concussions × Wibbi partnership announcement. December 2025. https://wibbi.com/resource/complete-concussions-wibbi-partnership/ (accessed 12 August 2026).</w:t>
+      </w:r>
+    </w:p>
+    <w:p>
+      <w:pPr>
+        <w:pStyle w:val="Compact"/>
+        <w:numPr>
+          <w:ilvl w:val="0"/>
+          <w:numId w:val="1007"/>
+        </w:numPr>
+      </w:pPr>
+      <w:r>
+        <w:t xml:space="preserve">Sway Medical Inc. Sway Medical announces FDA 510(k) clearance of its comprehensive concussion management system (K241737). February 2025. https://www.prnewswire.com/news-releases/sway-medical-inc-announces-fda-510k-clearance-of-its-comprehensive-concussion-management-system-302385941.html (accessed 12 August 2026).</w:t>
       </w:r>
     </w:p>
     <w:bookmarkEnd w:id="28"/>

--- a/docs/sst-publications/01-clinical-review-SUBMISSION.docx
+++ b/docs/sst-publications/01-clinical-review-SUBMISSION.docx
@@ -102,7 +102,7 @@
         <w:pStyle w:val="FirstParagraph"/>
       </w:pPr>
       <w:r>
-        <w:t xml:space="preserve">For two decades the default management of concussion was rest until symptom-free. A coherent body of physiological and randomised-trial evidence has overturned that doctrine. Concussion produces a measurable, exercise-provocable autonomic phenotype — exercise intolerance — that can be quantified with a standardised graded treadmill test (the Buffalo Concussion Treadmill Test, BCTT) to a heart-rate threshold (HRt) at which symptoms are reproducibly exacerbated. Prescribing aerobic exercise just below that threshold (sub-symptom-threshold aerobic exercise, SSTAE) accelerated recovery in a randomised controlled trial of adolescents and, in an independent multi-site randomised trial, roughly halved the risk of persistent post-concussive symptoms; the approach is now endorsed by the 6th International Consensus Statement on Concussion in Sport (Amsterdam 2022/2023). Yet the prescription remains hard to deliver: it depends on an individualised heart-rate ceiling that must be respected on every between-visit session, in the patient’s own time, away from the clinic and the treadmill. This review traces the paradigm shift, summarises the threshold-test and SSTAE evidence with effect sizes where published, and names the implementation gap between an evidence-based prescription and faithful between-visit delivery. It then states the design requirements that any faithful digital delivery must meet — a live, verified heart-rate signal displayed against the prescribed band; hardware-agnostic sourcing of that signal; refusal to fabricate readings; progression gated on verified sessions; and structured reporting back to the prescribing clinician — and locates the existing tools, including one developed by the author (a disclosed competing interest), against those requirements. The defensible contribution of such tools is faithful, verifiable delivery of an established treatment: not new physiology, and not the first digital delivery.</w:t>
+        <w:t xml:space="preserve">For two decades the default management of concussion was rest until symptom-free. A coherent body of physiological and randomised-trial evidence has overturned that doctrine. Concussion produces a measurable, exercise-provocable autonomic phenotype — exercise intolerance — that can be quantified with a standardised graded treadmill test (the Buffalo Concussion Treadmill Test, BCTT) to a heart-rate threshold (HRt) at which symptoms are reproducibly exacerbated. Prescribing aerobic exercise just below that threshold (sub-symptom-threshold aerobic exercise, SSTAE) accelerated recovery in a randomised controlled trial of adolescents and, in a subsequent multicentre randomised trial, roughly halved the incidence of persistent post-concussive symptoms; the approach is now endorsed by the 6th International Consensus Statement on Concussion in Sport (Amsterdam 2022/2023). Yet the prescription remains hard to deliver: it depends on an individualised heart-rate ceiling that must be respected on every between-visit session, in the patient’s own time, away from the clinic and the treadmill. This review traces the paradigm shift, summarises the threshold-test and SSTAE evidence with effect sizes where published, and names the implementation gap between an evidence-based prescription and faithful between-visit delivery. It then proposes a set of delivery requirements derived from the trial procedures: a live, verified heart-rate signal displayed against the prescribed band; hardware-agnostic sourcing of that signal; refusal to fabricate readings; progression gated on verified sessions; and structured reporting back to the prescribing clinician. Existing tools, including one developed by the author (a disclosed competing interest), are located against those requirements. The defensible contribution of such tools is faithful, verifiable delivery of an established treatment: not new physiology, and not the first digital delivery.</w:t>
       </w:r>
     </w:p>
     <w:bookmarkEnd w:id="9"/>
@@ -224,7 +224,7 @@
         <w:t xml:space="preserve">digital therapeutic</w:t>
       </w:r>
       <w:r>
-        <w:t xml:space="preserve">. Randomised controlled trials, the international consensus statement, and primary methodological papers were prioritised, supplemented by reviews. The commercial and digital landscape discussed in Section 4.2 was mapped separately (to July 2026) from published app evaluations, vendor documentation, regulatory listings, and partnership announcements; that mapping is descriptive rather than exhaustive, and the comparative statements in Section 4.2 are limited to the tools identified by it. As a narrative synthesis, this is not a systematic review: it includes no formal protocol, screening flow, or risk-of-bias appraisal, and effect estimates are reported as published rather than pooled. Its aim is to map the evidence and the delivery gap, not to derive a new quantitative summary.</w:t>
+        <w:t xml:space="preserve">. Randomised controlled trials, the international consensus statement, and primary methodological papers were prioritised, supplemented by reviews. The commercial and digital landscape discussed in Section 4.2 was mapped separately (to August 2026) from published app evaluations, vendor documentation, regulatory listings, and partnership announcements; that mapping is descriptive rather than exhaustive, and the comparative statements in Section 4.2 are limited to the tools identified by it. As a narrative synthesis, this is not a systematic review: it includes no formal protocol, screening flow, or risk-of-bias appraisal, and effect estimates are reported as published rather than pooled. Its aim is to map the evidence and the delivery gap, not to derive a new quantitative summary.</w:t>
       </w:r>
     </w:p>
     <w:p>
@@ -352,7 +352,7 @@
         <w:t xml:space="preserve">exercise intolerance</w:t>
       </w:r>
       <w:r>
-        <w:t xml:space="preserve">: a reproducible exacerbation of concussion symptoms at a sub-maximal level of exertion that would be unremarkable in a healthy person. Mechanistically it is attributed to autonomic nervous system dysfunction and impaired cerebral autoregulation after the injury [2]. Exercise intolerance is common and clinically meaningful: in adults with persistent post-concussion symptoms, roughly 81% test positive for exercise intolerance, and a higher symptom burden is associated with higher odds of testing positive [3]. This matters because it means the phenotype is (a) frequent, (b) measurable, and (c) the direct target of the treatment.</w:t>
+        <w:t xml:space="preserve">: a reproducible exacerbation of concussion symptoms at a sub-maximal level of exertion that would be unremarkable in a healthy person. Mechanistically it is attributed to autonomic nervous system dysfunction and impaired cerebral autoregulation after the injury [2]. Exercise intolerance is common and clinically meaningful: in adults with persistent post-concussive symptoms, roughly 81% test positive for exercise intolerance, and a higher symptom burden is associated with higher odds of testing positive [3]. This matters because it means the phenotype is (a) frequent, (b) measurable, and (c) the direct target of the treatment.</w:t>
       </w:r>
     </w:p>
     <w:bookmarkEnd w:id="12"/>
@@ -444,7 +444,7 @@
         <w:pStyle w:val="FirstParagraph"/>
       </w:pPr>
       <w:r>
-        <w:t xml:space="preserve">This is the doctrine that any faithful delivery of the prescription must encode. The remainder of this review establishes the evidence underneath each component — the test, the prescription, and the progression — and then names why faithful delivery is still hard.</w:t>
+        <w:t xml:space="preserve">The remainder of this review establishes the evidence underneath each component of this doctrine — the test, the prescription, and the progression — and then names why faithful delivery is still hard.</w:t>
       </w:r>
     </w:p>
     <w:bookmarkEnd w:id="13"/>
@@ -593,17 +593,7 @@
         <w:pStyle w:val="Heading3"/>
       </w:pPr>
       <w:r>
-        <w:t xml:space="preserve">2.2 HRt and the slope are also</w:t>
-      </w:r>
-      <w:r>
-        <w:t xml:space="preserve"> </w:t>
-      </w:r>
-      <w:r>
-        <w:rPr>
-          <w:i/>
-          <w:iCs/>
-        </w:rPr>
-        <w:t xml:space="preserve">prognostic</w:t>
+        <w:t xml:space="preserve">2.2 HRt and the slope are also prognostic</w:t>
       </w:r>
     </w:p>
     <w:p>
@@ -611,7 +601,7 @@
         <w:pStyle w:val="FirstParagraph"/>
       </w:pPr>
       <w:r>
-        <w:t xml:space="preserve">Beyond prescribing, the threshold test forecasts recovery. In adolescents with sport-related concussion, an absolute HRt below ~135 bpm has been associated with prolonged (&gt;30-day) recovery, and Haider and colleagues found that a blunted heart-rate response — a change in heart rate of ≤50 bpm across the test — predicted prolonged recovery with roughly 73% sensitivity and 78% specificity in adolescents managed with the then-standard prescribed rest [7]. A single test that both prescribes the dose and stratifies recovery risk is clinically valuable — and serial HRt becomes an objective recovery trajectory rather than a subjective symptom diary.</w:t>
+        <w:t xml:space="preserve">Beyond prescribing, the threshold test forecasts recovery. In adolescents with sport-related concussion, an absolute HRt below ~135 bpm has been associated with prolonged (&gt;21-day) recovery, and Haider and colleagues found that a blunted heart-rate response — a change in heart rate of ≤50 bpm across the test — predicted delayed (&gt;30-day) recovery with roughly 73% sensitivity and 78% specificity in adolescents managed with the then-standard prescribed rest [7]. A single test that both prescribes the dose and stratifies recovery risk is clinically valuable — and serial HRt becomes an objective recovery trajectory rather than a subjective symptom diary.</w:t>
       </w:r>
     </w:p>
     <w:bookmarkEnd w:id="16"/>
@@ -629,7 +619,7 @@
         <w:pStyle w:val="FirstParagraph"/>
       </w:pPr>
       <w:r>
-        <w:t xml:space="preserve">The therapeutic claim rests on a clean, replicated chain of randomised trials.</w:t>
+        <w:t xml:space="preserve">The therapeutic claim rests on a coherent chain of randomised trials, led largely by the originating Buffalo group.</w:t>
       </w:r>
     </w:p>
     <w:p>
@@ -677,13 +667,13 @@
           <w:b/>
           <w:bCs/>
         </w:rPr>
-        <w:t xml:space="preserve">Independent multi-site replication (Lancet Child &amp; Adolescent Health, 2021).</w:t>
-      </w:r>
-      <w:r>
-        <w:t xml:space="preserve"> </w:t>
-      </w:r>
-      <w:r>
-        <w:t xml:space="preserve">A larger, three-site RCT of 118 adolescents presenting within 10 days of injury reproduced and extended the finding: targeted-heart-rate sub-symptom-threshold aerobic exercise reduced median recovery time, increased the likelihood of recovery within four weeks, and reduced the risk of persistent post-concussive symptoms by approximately 48% (hazard ratio for stretching versus aerobic exercise 0.52, 95% CI 0.28–0.97, p=0.039), with good adherence and no adverse events [10]. Replication across independent sites, with prevention of</w:t>
+        <w:t xml:space="preserve">Multicentre extension (Lancet Child &amp; Adolescent Health, 2021).</w:t>
+      </w:r>
+      <w:r>
+        <w:t xml:space="preserve"> </w:t>
+      </w:r>
+      <w:r>
+        <w:t xml:space="preserve">A larger, three-site RCT of 118 adolescents presenting within 10 days of injury, led by the originating group with collaborating sites, reproduced and extended the finding: targeted-heart-rate sub-symptom-threshold aerobic exercise shortened recovery (the trial’s reported hazard ratio for stretching versus aerobic exercise was 0.52, 95% CI 0.28–0.97, p=0.039) and roughly halved the incidence of persistent post-concussive symptoms, with good adherence and no adverse events [10]. Extension across multiple sites, with prevention of</w:t>
       </w:r>
       <w:r>
         <w:t xml:space="preserve"> </w:t>
@@ -735,7 +725,7 @@
         <w:pStyle w:val="FirstParagraph"/>
       </w:pPr>
       <w:r>
-        <w:t xml:space="preserve">A practical obstacle is that not every clinician has a treadmill, an ECG and the time to run a 15-minute staged test with per-minute logging. The Buffalo group addressed this in two practical-management papers: one detailing how to prescribe SSTAE in the outpatient setting from an HRt [14], and one giving a standardised programme in the absence of graded exercise testing [15]. These papers are important to the digital case: they establish that the prescription — a heart-rate-anchored band, ~20 minutes, most days, with a within-session symptom-stop rule and graded progression — is meant to be portable and repeatable. That portable, repeatable part is exactly what a guided tool can carry between visits.</w:t>
+        <w:t xml:space="preserve">A practical obstacle is that not every clinician has a treadmill, an ECG and the time to run a 15-minute staged test with per-minute logging. The Buffalo group addressed this in two practical-management papers: one detailing how to prescribe SSTAE in the outpatient setting from an HRt [14], and one giving a standardised programme in the absence of graded exercise testing [15]. Together they establish that the prescription — a heart-rate-anchored band, ~20 minutes, most days, with a within-session symptom-stop rule and graded progression — is meant to be portable and repeatable.</w:t>
       </w:r>
     </w:p>
     <w:bookmarkEnd w:id="18"/>
@@ -1002,7 +992,7 @@
         <w:pStyle w:val="FirstParagraph"/>
       </w:pPr>
       <w:r>
-        <w:t xml:space="preserve">The implementation gap defines a set of requirements that any faithful delivery of SSTAE must meet. They are stated here at the level of requirements, independent of any vendor or product; Section 4.2 then locates the existing tools — including, with disclosed interest, the author’s — against them. The argument is deliberately modest: the physiology is not new; what the field lacks is faithful, verifiable, monitored delivery between visits.</w:t>
+        <w:t xml:space="preserve">The implementation gap defines a set of requirements for delivery that is faithful to the trialled protocol. They are proposed here by the author, derived from the trial procedures [8–10] and the gap analysis in Section 3, and stated at the level of requirements, independent of any vendor or product; Section 4.2 then locates the existing tools — including, with disclosed interest, the author’s — against them. The portable, repeatable prescription of Section 2.4 is exactly what a guided tool could carry between visits, provided it carries it faithfully. The argument is deliberately modest: the physiology is not new; what the field lacks is faithful, verifiable, monitored delivery between visits.</w:t>
       </w:r>
     </w:p>
     <w:p>
@@ -1023,7 +1013,7 @@
         <w:t xml:space="preserve"> </w:t>
       </w:r>
       <w:r>
-        <w:t xml:space="preserve">A continuous heart-rate read, shown against the prescribed band in real time, converts an abstract bpm range into a moment-to-moment</w:t>
+        <w:t xml:space="preserve">A continuous heart-rate read, shown against the prescribed band in real time — the trials themselves delivered the band on a worn heart-rate monitor [9,10] — converts an abstract bpm range into a moment-to-moment</w:t>
       </w:r>
       <w:r>
         <w:t xml:space="preserve"> </w:t>
@@ -1131,7 +1121,7 @@
         <w:t xml:space="preserve"> </w:t>
       </w:r>
       <w:r>
-        <w:t xml:space="preserve">Each threshold test and training session should return to the prescribing clinician in structured form — HRt trajectory, prescribed band, minutes, symptom deltas, next-day flares — so that serial HRt becomes the recovery curve in the record, and a re-test that no longer provokes symptoms surfaces as a clearance-review signal rather than disappearing into a home diary.</w:t>
+        <w:t xml:space="preserve">Each threshold test and training session should return to the prescribing clinician in structured form — HRt trajectory, prescribed band, minutes, symptom deltas, next-day flares — so that serial HRt becomes the recovery curve in the record, and a re-test that no longer provokes symptoms surfaces as a clearance-review signal rather than disappearing into a home diary. Structured between-visit return of concussion data to clinicians is already an established mobile-health pattern (Section 4.2).</w:t>
       </w:r>
     </w:p>
     <w:p>
@@ -1152,7 +1142,7 @@
         <w:t xml:space="preserve"> </w:t>
       </w:r>
       <w:r>
-        <w:t xml:space="preserve">A delivery tool of this kind should be a clinician-directed assistant, not a consumer self-diagnosis product: the qualified clinician runs or oversees the threshold test, interprets it, sets the heart-rate band, owns the prescription, approves progression, and clears return to activity; the software executes, paces, monitors, and records. It informs; it never decides. This division is intended to align with clinical-decision-support carve-outs (for example, FDA 21st Century Cures Act §3060 and the TGA’s clinical-decision-support exclusion), but classification turns on claims and intended use, and a formal regulatory scoping opinion should precede any launch.</w:t>
+        <w:t xml:space="preserve">A delivery tool of this kind should be a clinician-directed assistant, not a consumer self-diagnosis product: the qualified clinician runs or oversees the threshold test, interprets it, sets the heart-rate band, owns the prescription, approves progression, and clears return to activity; the software executes, paces, monitors, and records. It informs; it never decides. This division is intended to align with clinical-decision-support carve-outs (for example, the US 21st Century Cures Act §3060 and the TGA’s clinical-decision-support exclusion), but classification turns on claims and intended use, and a formal regulatory scoping opinion should precede any launch.</w:t>
       </w:r>
     </w:p>
     <w:bookmarkStart w:id="22" w:name="why-active-and-not-pacing"/>
@@ -1257,7 +1247,7 @@
         </w:numPr>
       </w:pPr>
       <w:r>
-        <w:t xml:space="preserve">The pivotal Buffalo trials themselves delivered individualised HRt-based home exercise with wearable heart-rate monitoring — 80% of HRt with a home heart-rate monitor [9], and a serial-HRt-updated prescription with weekly BCTT recheck [10]. The Buffalo programme, however, is a research protocol with no commercial implementation; the measured-threshold approach remains open for independent implementation.</w:t>
+        <w:t xml:space="preserve">The pivotal Buffalo trials themselves delivered individualised HRt-based home exercise with wearable heart-rate monitoring — 80% of HRt with a home heart-rate monitor [9], and a serial-HRt-updated prescription with weekly BCTT recheck [10]. The Buffalo programme, however, is a research protocol; this review’s mapping identified no commercial implementation of it, and the measured-threshold approach remains open for independent implementation.</w:t>
       </w:r>
     </w:p>
     <w:p>
@@ -1269,7 +1259,7 @@
         </w:numPr>
       </w:pPr>
       <w:r>
-        <w:t xml:space="preserve">A commercial concussion exercise-prescription module exists and is reaching Australia: the Complete Concussion Management (CCMI) and Wibbi partnership (announced December 2025) embeds concussion protocols in a digital home-exercise-programme platform with outcome tracking [20]. The published description reports symptom and outcome-score tracking; it does not describe digital delivery of a serial measured-HRt curve [20].</w:t>
+        <w:t xml:space="preserve">A commercial concussion exercise-prescription module exists and is reaching Australia: the Complete Concussion Management Inc. (CCMI) and Wibbi partnership (announced December 2025) embeds concussion protocols in a digital home-exercise-programme platform with outcome tracking [20]. The published description reports symptom and outcome-score tracking; it does not describe digital delivery of a serial measured-HRt curve [20].</w:t>
       </w:r>
     </w:p>
     <w:p>
@@ -1297,7 +1287,7 @@
         <w:t xml:space="preserve"> </w:t>
       </w:r>
       <w:r>
-        <w:t xml:space="preserve">platforms (Sway [21], C3 Logix, HeadCheck, ImPACT) digitise symptom, balance and cognitive testing but carry no exertion or heart-rate-guided therapy. Supervised heart-rate-zone training is proven at scale in cardiac rehabilitation apps; an equivalently supervised, at-scale commercial implementation does not yet exist for concussion.</w:t>
+        <w:t xml:space="preserve">platforms (e.g. Sway [21], C3 Logix, HeadCheck, ImPACT) digitise symptom, balance and cognitive testing; their published descriptions include no exertion or heart-rate-guided therapy. Supervised heart-rate-zone training is an established pattern in app-based cardiac rehabilitation; this review’s mapping identified no equivalently supervised, at-scale commercial implementation for concussion.</w:t>
       </w:r>
     </w:p>
     <w:p>
@@ -1365,7 +1355,7 @@
         <w:t xml:space="preserve"> </w:t>
       </w:r>
       <w:r>
-        <w:t xml:space="preserve">in one clinician-supervised workflow. The closest comparators each lack at least one element: the Rhea protocol uses a fixed age-predicted-maximum percentage with no graded test and no reported clinician dashboard [16,17]; the CCMI-Wibbi module’s published description reports outcome-score tracking rather than a serial measured-HRt curve [20]. Each element exists somewhere in the prior art; the observation concerns their combination.</w:t>
+        <w:t xml:space="preserve">in one clinician-supervised workflow. The closest comparators each lack at least one element: the Rhea protocol uses a fixed age-predicted-maximum percentage with no graded test and no reported clinician dashboard [16,17]; the CCMI-Wibbi module’s published description reports outcome-score tracking rather than a serial measured-HRt curve [20]. Each element exists somewhere in the prior art; the observation concerns their combination — and it is made against criteria the author framed, so the disclosed interest applies to the comparison as much as to the product.</w:t>
       </w:r>
     </w:p>
     <w:p>
@@ -1373,7 +1363,7 @@
         <w:pStyle w:val="BodyText"/>
       </w:pPr>
       <w:r>
-        <w:t xml:space="preserve">The author’s software (SST Trainer, developed by Concussion Education Australia — the competing interest disclosed in the Methods and Declarations) is one attempt to implement the Section 4 requirements as stated: a measured BCTT-derived threshold, live display against the prescribed band from any sensor broadcasting the standard Bluetooth Heart Rate profile, a no-fabricated-signal display rule, progression gated on live-verified sessions and capped at the measured threshold, and structured return of the session record and serial HRt to the prescribing clinician. It is named here for transparency and located against the same criteria as its comparators; consistent with Section 5, no efficacy claim is made for it.</w:t>
+        <w:t xml:space="preserve">The author’s software (SST Trainer, developed by Concussion Education Australia — the competing interest disclosed in the Methods and Declarations) is one attempt to implement the Section 4 requirements as stated. It is named here for transparency and located against the same criteria as its comparators; consistent with Section 5, no efficacy claim is made for it.</w:t>
       </w:r>
     </w:p>
     <w:bookmarkEnd w:id="23"/>
@@ -1418,7 +1408,7 @@
         <w:pStyle w:val="FirstParagraph"/>
       </w:pPr>
       <w:r>
-        <w:t xml:space="preserve">Concussion management has completed a genuine paradigm shift: from rest-until-symptom-free to early, individualised, sub-symptom-threshold aerobic exercise, anchored to a heart-rate threshold from a standardised graded test, and endorsed by the field’s consensus statement. The remaining problem is not what to prescribe but how to deliver it faithfully between visits, when the therapeutic ceiling is invisible, the sessions are unobserved, and the data needed to progress safely are the data that get lost. Tools that are clinician-prescribed, wearable-delivered, hardware-agnostic in how they read heart rate, uncompromising in never fabricating that signal, and built to carry the safety logic and report back to the prescriber are a natural instrument to close that gap. The contribution such tools offer is integration and faithful, verifiable delivery of an established treatment — not new physiology, and not, on their own, new outcome evidence. Whether they deliver that promise in practice — improving adherence and real-world delivery without widening access disparities — is precisely the question the next phase of evaluation, set out above, must answer.</w:t>
+        <w:t xml:space="preserve">Concussion management has completed a genuine paradigm shift: from rest-until-symptom-free to early, individualised, sub-symptom-threshold aerobic exercise, anchored to a heart-rate threshold from a standardised graded test, and endorsed by the field’s consensus statement. The remaining problem is not what to prescribe but how to deliver it faithfully between visits, when the therapeutic ceiling is invisible, the sessions are unobserved, and the data needed to progress safely are the data that get lost. Tools that are clinician-prescribed, wearable-delivered, hardware-agnostic in how they read heart rate, uncompromising in never fabricating that signal, and built to carry the safety logic and report back to the prescriber are a candidate instrument for closing that gap. The contribution such tools offer is integration and faithful, verifiable delivery of an established treatment — not new physiology, and not, on their own, new outcome evidence. Whether they deliver that promise in practice — improving adherence and real-world delivery without widening access disparities — is precisely the question the next phase of evaluation, set out above, must answer.</w:t>
       </w:r>
     </w:p>
     <w:bookmarkEnd w:id="26"/>
@@ -1596,7 +1586,7 @@
         </w:numPr>
       </w:pPr>
       <w:r>
-        <w:t xml:space="preserve">Valaas LV, Soberg HL, Rasmussen MS, Steenstrup SE, Kleffelgård I. Exploring exercise intolerance in adult patients with persistent post-concussion symptoms after mild traumatic brain injury.</w:t>
+        <w:t xml:space="preserve">Valaas LJ, Soberg HL, Rasmussen MS, Steenstrup SE, Kleffelgård I. Exploring exercise intolerance in adult patients with persistent post-concussion symptoms after mild traumatic brain injury.</w:t>
       </w:r>
       <w:r>
         <w:t xml:space="preserve"> </w:t>
@@ -1988,7 +1978,7 @@
         </w:numPr>
       </w:pPr>
       <w:r>
-        <w:t xml:space="preserve">Hutchison MG, Di Battista AP, Pyndiura KL, et al. A Continuous Aerobic Resistance Exercise Protocol for Concussion Rehabilitation Delivered Remotely via a Mobile App: Feasibility Study.</w:t>
+        <w:t xml:space="preserve">Hutchison MG, Di Battista AP, Loenhart MM. A Continuous Aerobic Resistance Exercise Protocol for Concussion Rehabilitation Delivered Remotely via a Mobile App: Feasibility Study.</w:t>
       </w:r>
       <w:r>
         <w:t xml:space="preserve"> </w:t>

--- a/docs/sst-publications/01-clinical-review-SUBMISSION.docx
+++ b/docs/sst-publications/01-clinical-review-SUBMISSION.docx
@@ -2,7 +2,7 @@
 <file path=word/document.xml><?xml version="1.0" encoding="utf-8"?>
 <w:document xmlns:w="http://schemas.openxmlformats.org/wordprocessingml/2006/main" xmlns:m="http://schemas.openxmlformats.org/officeDocument/2006/math" xmlns:r="http://schemas.openxmlformats.org/officeDocument/2006/relationships" xmlns:o="urn:schemas-microsoft-com:office:office" xmlns:v="urn:schemas-microsoft-com:vml" xmlns:w10="urn:schemas-microsoft-com:office:word" xmlns:a="http://schemas.openxmlformats.org/drawingml/2006/main" xmlns:pic="http://schemas.openxmlformats.org/drawingml/2006/picture" xmlns:wp="http://schemas.openxmlformats.org/drawingml/2006/wordprocessingDrawing">
   <w:body>
-    <w:bookmarkStart w:id="29" w:name="X0217d39c939f312ba82e44a773d92ddc6d92ae5"/>
+    <w:bookmarkStart w:id="30" w:name="X0217d39c939f312ba82e44a773d92ddc6d92ae5"/>
     <w:p>
       <w:pPr>
         <w:pStyle w:val="Heading1"/>
@@ -106,12 +106,58 @@
       </w:r>
     </w:p>
     <w:bookmarkEnd w:id="9"/>
-    <w:bookmarkStart w:id="10" w:name="methods"/>
+    <w:bookmarkStart w:id="10" w:name="key-messages"/>
     <w:p>
       <w:pPr>
         <w:pStyle w:val="Heading2"/>
       </w:pPr>
       <w:r>
+        <w:t xml:space="preserve">Key messages</w:t>
+      </w:r>
+    </w:p>
+    <w:p>
+      <w:pPr>
+        <w:pStyle w:val="Compact"/>
+        <w:numPr>
+          <w:ilvl w:val="0"/>
+          <w:numId w:val="1001"/>
+        </w:numPr>
+      </w:pPr>
+      <w:r>
+        <w:t xml:space="preserve">Sub-symptom-threshold aerobic exercise, dosed from a measured heart-rate threshold on a standardised graded test, is consensus-endorsed care for concussion — but its efficacy depends on an individualised, invisible heart-rate ceiling being respected on every unsupervised home session.</w:t>
+      </w:r>
+    </w:p>
+    <w:p>
+      <w:pPr>
+        <w:pStyle w:val="Compact"/>
+        <w:numPr>
+          <w:ilvl w:val="0"/>
+          <w:numId w:val="1001"/>
+        </w:numPr>
+      </w:pPr>
+      <w:r>
+        <w:t xml:space="preserve">Routine practice loses exactly the data that make the prescription safe to progress: live heart rate against the prescribed band, completed-session records, next-day symptom responses, and serial thresholds.</w:t>
+      </w:r>
+    </w:p>
+    <w:p>
+      <w:pPr>
+        <w:pStyle w:val="Compact"/>
+        <w:numPr>
+          <w:ilvl w:val="0"/>
+          <w:numId w:val="1001"/>
+        </w:numPr>
+      </w:pPr>
+      <w:r>
+        <w:t xml:space="preserve">Digital delivery tools are candidate instruments for closing this gap only if they never fabricate the heart-rate signal, gate progression on verified sessions, and report structured records back to the prescribing clinician; whether they improve real-world delivery remains to be demonstrated.</w:t>
+      </w:r>
+    </w:p>
+    <w:bookmarkEnd w:id="10"/>
+    <w:bookmarkStart w:id="11" w:name="methods"/>
+    <w:p>
+      <w:pPr>
+        <w:pStyle w:val="Heading2"/>
+      </w:pPr>
+      <w:r>
         <w:t xml:space="preserve">Methods</w:t>
       </w:r>
     </w:p>
@@ -120,7 +166,7 @@
         <w:pStyle w:val="FirstParagraph"/>
       </w:pPr>
       <w:r>
-        <w:t xml:space="preserve">This is a narrative clinical review. PubMed and Google Scholar were searched (inception to July 2026) for English-language literature on concussion exercise intolerance, sub-symptom-threshold aerobic exercise, the Buffalo Concussion Treadmill Test, and digital or wearable delivery of heart-rate-targeted exercise, combining the terms</w:t>
+        <w:t xml:space="preserve">This is a narrative clinical review. PubMed and Google Scholar were searched (inception to July 2026) for English-language literature on concussion exercise intolerance, sub-symptom-threshold aerobic exercise (SSTAE), the Buffalo Concussion Treadmill Test, and digital or wearable delivery of heart-rate-targeted exercise, combining the terms</w:t>
       </w:r>
       <w:r>
         <w:t xml:space="preserve"> </w:t>
@@ -242,11 +288,11 @@
         <w:t xml:space="preserve"> </w:t>
       </w:r>
       <w:r>
-        <w:t xml:space="preserve">The author developed the SST Trainer software, which appears in Section 4.2 as one disclosed instance of the delivery requirements — not as the review’s conclusion. To limit advocacy bias: the clinical evidence (Sections 1–3) is presented independently of any product; the delivery requirements (Section 4) are stated as condition-general design principles before any tool is named; existing tools, including the author’s, are then located against those principles with the interest disclosed (Section 4.2); and no efficacy claim is made for the author’s software.</w:t>
-      </w:r>
-    </w:p>
-    <w:bookmarkEnd w:id="10"/>
-    <w:bookmarkStart w:id="14" w:name="Xc17bb64c04ed25c5f0bba969b9c809436c9357c"/>
+        <w:t xml:space="preserve">The author developed the SST Trainer software, which appears in Section 4.2 as one disclosed instance of the delivery requirements — not as the review’s conclusion. To limit advocacy bias: the clinical evidence (Sections 1–3) is presented independently of any product; the delivery requirements (Section 4) are stated as condition-general design principles before any tool is named in the review’s argument (this disclosure excepted); existing tools, including the author’s, are then located against those principles with the interest disclosed (Section 4.2); and no efficacy claim is made for the author’s software.</w:t>
+      </w:r>
+    </w:p>
+    <w:bookmarkEnd w:id="11"/>
+    <w:bookmarkStart w:id="15" w:name="Xc17bb64c04ed25c5f0bba969b9c809436c9357c"/>
     <w:p>
       <w:pPr>
         <w:pStyle w:val="Heading2"/>
@@ -255,7 +301,7 @@
         <w:t xml:space="preserve">1. Introduction: the rest-to-active paradigm shift</w:t>
       </w:r>
     </w:p>
-    <w:bookmarkStart w:id="11" w:name="the-old-doctrine-and-why-it-failed"/>
+    <w:bookmarkStart w:id="12" w:name="the-old-doctrine-and-why-it-failed"/>
     <w:p>
       <w:pPr>
         <w:pStyle w:val="Heading3"/>
@@ -324,8 +370,8 @@
         <w:t xml:space="preserve">[1]. The argument is that a meaningful proportion of post-concussion symptom burden is not structural but a disorder of physiological regulation — autonomic and cerebrovascular dysregulation that is provoked by exertion and, crucially, is responsive to a graded aerobic stimulus delivered below the provocation threshold. Exercise, correctly dosed, is not a risk to be avoided; it is the treatment.</w:t>
       </w:r>
     </w:p>
-    <w:bookmarkEnd w:id="11"/>
-    <w:bookmarkStart w:id="12" w:name="X6831640e0cc77bd7dc193c245f4a1a6cef14eb0"/>
+    <w:bookmarkEnd w:id="12"/>
+    <w:bookmarkStart w:id="13" w:name="X6831640e0cc77bd7dc193c245f4a1a6cef14eb0"/>
     <w:p>
       <w:pPr>
         <w:pStyle w:val="Heading3"/>
@@ -355,8 +401,8 @@
         <w:t xml:space="preserve">: a reproducible exacerbation of concussion symptoms at a sub-maximal level of exertion that would be unremarkable in a healthy person. Mechanistically it is attributed to autonomic nervous system dysfunction and impaired cerebral autoregulation after the injury [2]. Exercise intolerance is common and clinically meaningful: in adults with persistent post-concussive symptoms, roughly 81% test positive for exercise intolerance, and a higher symptom burden is associated with higher odds of testing positive [3]. This matters because it means the phenotype is (a) frequent, (b) measurable, and (c) the direct target of the treatment.</w:t>
       </w:r>
     </w:p>
-    <w:bookmarkEnd w:id="12"/>
-    <w:bookmarkStart w:id="13" w:name="what-the-consensus-now-says"/>
+    <w:bookmarkEnd w:id="13"/>
+    <w:bookmarkStart w:id="14" w:name="what-the-consensus-now-says"/>
     <w:p>
       <w:pPr>
         <w:pStyle w:val="Heading3"/>
@@ -378,7 +424,7 @@
         <w:pStyle w:val="Compact"/>
         <w:numPr>
           <w:ilvl w:val="0"/>
-          <w:numId w:val="1001"/>
+          <w:numId w:val="1002"/>
         </w:numPr>
       </w:pPr>
       <w:r>
@@ -400,7 +446,7 @@
         <w:pStyle w:val="Compact"/>
         <w:numPr>
           <w:ilvl w:val="0"/>
-          <w:numId w:val="1001"/>
+          <w:numId w:val="1002"/>
         </w:numPr>
       </w:pPr>
       <w:r>
@@ -422,7 +468,7 @@
         <w:pStyle w:val="Compact"/>
         <w:numPr>
           <w:ilvl w:val="0"/>
-          <w:numId w:val="1001"/>
+          <w:numId w:val="1002"/>
         </w:numPr>
       </w:pPr>
       <w:r>
@@ -447,9 +493,9 @@
         <w:t xml:space="preserve">The remainder of this review establishes the evidence underneath each component of this doctrine — the test, the prescription, and the progression — and then names why faithful delivery is still hard.</w:t>
       </w:r>
     </w:p>
-    <w:bookmarkEnd w:id="13"/>
     <w:bookmarkEnd w:id="14"/>
-    <w:bookmarkStart w:id="20" w:name="the-evidence"/>
+    <w:bookmarkEnd w:id="15"/>
+    <w:bookmarkStart w:id="21" w:name="the-evidence"/>
     <w:p>
       <w:pPr>
         <w:pStyle w:val="Heading2"/>
@@ -458,7 +504,7 @@
         <w:t xml:space="preserve">2. The evidence</w:t>
       </w:r>
     </w:p>
-    <w:bookmarkStart w:id="15" w:name="X86c40b88c71bcda7c8d3069e1decaee22ee93de"/>
+    <w:bookmarkStart w:id="16" w:name="X86c40b88c71bcda7c8d3069e1decaee22ee93de"/>
     <w:p>
       <w:pPr>
         <w:pStyle w:val="Heading3"/>
@@ -488,7 +534,7 @@
         <w:pStyle w:val="Compact"/>
         <w:numPr>
           <w:ilvl w:val="0"/>
-          <w:numId w:val="1002"/>
+          <w:numId w:val="1003"/>
         </w:numPr>
       </w:pPr>
       <w:r>
@@ -523,7 +569,7 @@
         <w:pStyle w:val="Compact"/>
         <w:numPr>
           <w:ilvl w:val="0"/>
-          <w:numId w:val="1002"/>
+          <w:numId w:val="1003"/>
         </w:numPr>
       </w:pPr>
       <w:r>
@@ -561,7 +607,7 @@
         <w:pStyle w:val="Compact"/>
         <w:numPr>
           <w:ilvl w:val="0"/>
-          <w:numId w:val="1002"/>
+          <w:numId w:val="1003"/>
         </w:numPr>
       </w:pPr>
       <w:r>
@@ -586,8 +632,8 @@
         <w:t xml:space="preserve">The BCTT is reliable as a repeated measure [6], which is what justifies serial testing as a recovery curve.</w:t>
       </w:r>
     </w:p>
-    <w:bookmarkEnd w:id="15"/>
-    <w:bookmarkStart w:id="16" w:name="hrt-and-the-slope-are-also-prognostic"/>
+    <w:bookmarkEnd w:id="16"/>
+    <w:bookmarkStart w:id="17" w:name="hrt-and-the-slope-are-also-prognostic"/>
     <w:p>
       <w:pPr>
         <w:pStyle w:val="Heading3"/>
@@ -604,8 +650,8 @@
         <w:t xml:space="preserve">Beyond prescribing, the threshold test forecasts recovery. In adolescents with sport-related concussion, an absolute HRt below ~135 bpm has been associated with prolonged (&gt;21-day) recovery, and Haider and colleagues found that a blunted heart-rate response — a change in heart rate of ≤50 bpm across the test — predicted delayed (&gt;30-day) recovery with roughly 73% sensitivity and 78% specificity in adolescents managed with the then-standard prescribed rest [7]. A single test that both prescribes the dose and stratifies recovery risk is clinically valuable — and serial HRt becomes an objective recovery trajectory rather than a subjective symptom diary.</w:t>
       </w:r>
     </w:p>
-    <w:bookmarkEnd w:id="16"/>
-    <w:bookmarkStart w:id="17" w:name="Xefefcbc9c5b47b21f81bb8212cac0802686062c"/>
+    <w:bookmarkEnd w:id="17"/>
+    <w:bookmarkStart w:id="18" w:name="Xefefcbc9c5b47b21f81bb8212cac0802686062c"/>
     <w:p>
       <w:pPr>
         <w:pStyle w:val="Heading3"/>
@@ -710,8 +756,8 @@
         <w:t xml:space="preserve">A comparison of rest versus aerobic exercise versus placebo-like treatment in male and female adolescents further supported active over rest management [11]. Systematic synthesis for the Amsterdam process concluded that early rest beyond 24–48 hours confers no benefit and that prescribed sub-symptom-threshold aerobic exercise is beneficial [12]. A separate review noted that, while the adolescent evidence is strong, good-quality trials in adults and on broader outcomes are still needed [13].</w:t>
       </w:r>
     </w:p>
-    <w:bookmarkEnd w:id="17"/>
-    <w:bookmarkStart w:id="18" w:name="prescribing-without-a-treadmill"/>
+    <w:bookmarkEnd w:id="18"/>
+    <w:bookmarkStart w:id="19" w:name="prescribing-without-a-treadmill"/>
     <w:p>
       <w:pPr>
         <w:pStyle w:val="Heading3"/>
@@ -725,11 +771,11 @@
         <w:pStyle w:val="FirstParagraph"/>
       </w:pPr>
       <w:r>
-        <w:t xml:space="preserve">A practical obstacle is that not every clinician has a treadmill, an ECG and the time to run a 15-minute staged test with per-minute logging. The Buffalo group addressed this in two practical-management papers: one detailing how to prescribe SSTAE in the outpatient setting from an HRt [14], and one giving a standardised programme in the absence of graded exercise testing [15]. Together they establish that the prescription — a heart-rate-anchored band, ~20 minutes, most days, with a within-session symptom-stop rule and graded progression — is meant to be portable and repeatable.</w:t>
-      </w:r>
-    </w:p>
-    <w:bookmarkEnd w:id="18"/>
-    <w:bookmarkStart w:id="19" w:name="what-the-prescription-actually-is"/>
+        <w:t xml:space="preserve">A practical obstacle is that not every clinician has a treadmill, a heart-rate monitor and the time to run a staged treadmill test with per-minute logging. The Buffalo group addressed this in two practical-management papers: one detailing how to prescribe SSTAE in the outpatient setting from an HRt [14], and one giving a standardised programme in the absence of graded exercise testing [15]. Together they establish that the prescription — a heart-rate-anchored band, ~20 minutes, most days, with a within-session symptom-stop rule and graded progression — is meant to be portable and repeatable.</w:t>
+      </w:r>
+    </w:p>
+    <w:bookmarkEnd w:id="19"/>
+    <w:bookmarkStart w:id="20" w:name="what-the-prescription-actually-is"/>
     <w:p>
       <w:pPr>
         <w:pStyle w:val="Heading3"/>
@@ -763,7 +809,7 @@
         <w:pStyle w:val="Compact"/>
         <w:numPr>
           <w:ilvl w:val="0"/>
-          <w:numId w:val="1003"/>
+          <w:numId w:val="1004"/>
         </w:numPr>
       </w:pPr>
       <w:r>
@@ -785,7 +831,7 @@
         <w:pStyle w:val="Compact"/>
         <w:numPr>
           <w:ilvl w:val="0"/>
-          <w:numId w:val="1003"/>
+          <w:numId w:val="1004"/>
         </w:numPr>
       </w:pPr>
       <w:r>
@@ -807,7 +853,7 @@
         <w:pStyle w:val="Compact"/>
         <w:numPr>
           <w:ilvl w:val="0"/>
-          <w:numId w:val="1003"/>
+          <w:numId w:val="1004"/>
         </w:numPr>
       </w:pPr>
       <w:r>
@@ -829,7 +875,7 @@
         <w:pStyle w:val="Compact"/>
         <w:numPr>
           <w:ilvl w:val="0"/>
-          <w:numId w:val="1003"/>
+          <w:numId w:val="1004"/>
         </w:numPr>
       </w:pPr>
       <w:r>
@@ -851,7 +897,7 @@
         <w:pStyle w:val="Compact"/>
         <w:numPr>
           <w:ilvl w:val="0"/>
-          <w:numId w:val="1003"/>
+          <w:numId w:val="1004"/>
         </w:numPr>
       </w:pPr>
       <w:r>
@@ -865,12 +911,12 @@
         <w:t xml:space="preserve"> </w:t>
       </w:r>
       <w:r>
-        <w:t xml:space="preserve">advance the ceiling only after clean sessions (no within-session provocation, no next-day flare); regress on repeated provocation; re-test HRt to update precisely [14,15]. Serial HRt is the recovery curve; a re-test that no longer provokes symptoms is the return-to-activity / clearance signal.</w:t>
-      </w:r>
-    </w:p>
-    <w:bookmarkEnd w:id="19"/>
+        <w:t xml:space="preserve">advance the ceiling only after clean sessions (no within-session provocation, no next-day flare); regress on repeated provocation; re-test HRt to update precisely [14,15]. Serial HRt is the recovery curve; a re-test that no longer provokes symptoms is a key input to the return-to-activity decision.</w:t>
+      </w:r>
+    </w:p>
     <w:bookmarkEnd w:id="20"/>
-    <w:bookmarkStart w:id="21" w:name="the-implementation-gap"/>
+    <w:bookmarkEnd w:id="21"/>
+    <w:bookmarkStart w:id="22" w:name="the-implementation-gap"/>
     <w:p>
       <w:pPr>
         <w:pStyle w:val="Heading2"/>
@@ -891,7 +937,7 @@
       <w:pPr>
         <w:numPr>
           <w:ilvl w:val="0"/>
-          <w:numId w:val="1004"/>
+          <w:numId w:val="1005"/>
         </w:numPr>
       </w:pPr>
       <w:r>
@@ -918,7 +964,7 @@
       <w:pPr>
         <w:numPr>
           <w:ilvl w:val="0"/>
-          <w:numId w:val="1004"/>
+          <w:numId w:val="1005"/>
         </w:numPr>
       </w:pPr>
       <w:r>
@@ -939,7 +985,7 @@
       <w:pPr>
         <w:numPr>
           <w:ilvl w:val="0"/>
-          <w:numId w:val="1004"/>
+          <w:numId w:val="1005"/>
         </w:numPr>
       </w:pPr>
       <w:r>
@@ -977,8 +1023,8 @@
         <w:t xml:space="preserve">: a recommended, replicated, consensus-endorsed treatment whose efficacy depends on faithful between-visit delivery and monitoring that ordinary clinical workflows do not provide.</w:t>
       </w:r>
     </w:p>
-    <w:bookmarkEnd w:id="21"/>
-    <w:bookmarkStart w:id="24" w:name="X6bb811a9d3a0fda6375137457c75ea8d8de1970"/>
+    <w:bookmarkEnd w:id="22"/>
+    <w:bookmarkStart w:id="25" w:name="X6bb811a9d3a0fda6375137457c75ea8d8de1970"/>
     <w:p>
       <w:pPr>
         <w:pStyle w:val="Heading2"/>
@@ -999,7 +1045,7 @@
       <w:pPr>
         <w:numPr>
           <w:ilvl w:val="0"/>
-          <w:numId w:val="1005"/>
+          <w:numId w:val="1006"/>
         </w:numPr>
       </w:pPr>
       <w:r>
@@ -1032,7 +1078,7 @@
       <w:pPr>
         <w:numPr>
           <w:ilvl w:val="0"/>
-          <w:numId w:val="1005"/>
+          <w:numId w:val="1006"/>
         </w:numPr>
       </w:pPr>
       <w:r>
@@ -1046,14 +1092,14 @@
         <w:t xml:space="preserve"> </w:t>
       </w:r>
       <w:r>
-        <w:t xml:space="preserve">Friction is the main threat to adherence. A tool should accept any wearable that broadcasts the standard Bluetooth Heart Rate profile — chest straps and most sports watches — and should fall back to clinician manual entry, meeting the patient where they are rather than mandating a purchase. Heart rate is the load-bearing measurement; sourcing it must never be the blocker. Two honest limits attach to any implementation: phone-camera photoplethysmography is unreliable during exercise because of motion artefact, so it should never drive a live training session; and some widely owned wrist devices do not broadcast standard Bluetooth heart rate, so those users need a chest strap or manual entry.</w:t>
-      </w:r>
-    </w:p>
-    <w:p>
-      <w:pPr>
-        <w:numPr>
-          <w:ilvl w:val="0"/>
-          <w:numId w:val="1005"/>
+        <w:t xml:space="preserve">Friction is the main threat to adherence. A tool should accept any wearable that broadcasts the standard Bluetooth Heart Rate profile — chest straps and most sports watches — and should fall back to clinician manual entry, meeting the patient where they are rather than mandating a purchase. Heart rate is the load-bearing measurement; sourcing it must never be the blocker. Two honest limits attach to any implementation: phone-camera photoplethysmography is unreliable during exercise because of motion artefact, so it should never drive a live training session; and some widely owned wrist devices do not broadcast the standard Bluetooth Heart Rate profile, so those users need a chest strap or manual entry.</w:t>
+      </w:r>
+    </w:p>
+    <w:p>
+      <w:pPr>
+        <w:numPr>
+          <w:ilvl w:val="0"/>
+          <w:numId w:val="1006"/>
         </w:numPr>
       </w:pPr>
       <w:r>
@@ -1086,7 +1132,7 @@
       <w:pPr>
         <w:numPr>
           <w:ilvl w:val="0"/>
-          <w:numId w:val="1005"/>
+          <w:numId w:val="1006"/>
         </w:numPr>
       </w:pPr>
       <w:r>
@@ -1107,7 +1153,7 @@
       <w:pPr>
         <w:numPr>
           <w:ilvl w:val="0"/>
-          <w:numId w:val="1005"/>
+          <w:numId w:val="1006"/>
         </w:numPr>
       </w:pPr>
       <w:r>
@@ -1121,14 +1167,14 @@
         <w:t xml:space="preserve"> </w:t>
       </w:r>
       <w:r>
-        <w:t xml:space="preserve">Each threshold test and training session should return to the prescribing clinician in structured form — HRt trajectory, prescribed band, minutes, symptom deltas, next-day flares — so that serial HRt becomes the recovery curve in the record, and a re-test that no longer provokes symptoms surfaces as a clearance-review signal rather than disappearing into a home diary. Structured between-visit return of concussion data to clinicians is already an established mobile-health pattern (Section 4.2).</w:t>
-      </w:r>
-    </w:p>
-    <w:p>
-      <w:pPr>
-        <w:numPr>
-          <w:ilvl w:val="0"/>
-          <w:numId w:val="1005"/>
+        <w:t xml:space="preserve">Each threshold test and training session should return to the prescribing clinician in structured form — HRt trajectory, prescribed band, minutes, symptom deltas, next-day flares — so that serial HRt becomes the recovery curve in the record, and a re-test that no longer provokes symptoms surfaces as a key input to the return-to-activity decision rather than disappearing into a home diary. Structured between-visit return of concussion data to clinicians is already an established mobile-health pattern (Section 4.2).</w:t>
+      </w:r>
+    </w:p>
+    <w:p>
+      <w:pPr>
+        <w:numPr>
+          <w:ilvl w:val="0"/>
+          <w:numId w:val="1006"/>
         </w:numPr>
       </w:pPr>
       <w:r>
@@ -1142,10 +1188,10 @@
         <w:t xml:space="preserve"> </w:t>
       </w:r>
       <w:r>
-        <w:t xml:space="preserve">A delivery tool of this kind should be a clinician-directed assistant, not a consumer self-diagnosis product: the qualified clinician runs or oversees the threshold test, interprets it, sets the heart-rate band, owns the prescription, approves progression, and clears return to activity; the software executes, paces, monitors, and records. It informs; it never decides. This division is intended to align with clinical-decision-support carve-outs (for example, the US 21st Century Cures Act §3060 and the TGA’s clinical-decision-support exclusion), but classification turns on claims and intended use, and a formal regulatory scoping opinion should precede any launch.</w:t>
-      </w:r>
-    </w:p>
-    <w:bookmarkStart w:id="22" w:name="why-active-and-not-pacing"/>
+        <w:t xml:space="preserve">A delivery tool of this kind should be a clinician-directed assistant, not a consumer self-diagnosis product: the qualified clinician runs or oversees the threshold test, interprets it, sets the heart-rate band, owns the prescription, approves progression, and clears return to activity; the software executes, paces, monitors, and records. It informs; it never decides. Even so, software that analyses a live physiological signal and is operated by the patient may fall outside clinical-decision-support carve-outs — such as those under the US 21st Century Cures Act §3060 and the TGA’s clinical-decision-support exclusion, which are drafted around clinician-facing software that does not process device signals — and be regulated as software as a medical device. Classification turns on claims and intended use, and a formal regulatory scoping opinion should precede any launch.</w:t>
+      </w:r>
+    </w:p>
+    <w:bookmarkStart w:id="23" w:name="why-active-and-not-pacing"/>
     <w:p>
       <w:pPr>
         <w:pStyle w:val="Heading3"/>
@@ -1193,11 +1239,11 @@
         <w:t xml:space="preserve"> </w:t>
       </w:r>
       <w:r>
-        <w:t xml:space="preserve">exertion and stay under an energy ceiling to prevent post-exertional malaise. That is the right goal in those conditions. The SSTAE prescription is the active-rehabilitation counterpart: the heart-rate band is a therapeutic target to train within, not merely a ceiling to stay under, and the explicit aim is to progressively raise it as tolerance recovers. Same wearable substrate; opposite therapeutic intent. Conflating the two would be a clinical error, which is why a delivery tool must frame the band as a prescribed training zone with clinician-owned progression, not as an exertion alarm.</w:t>
-      </w:r>
-    </w:p>
-    <w:bookmarkEnd w:id="22"/>
-    <w:bookmarkStart w:id="23" w:name="Xe07dc316fc9c296e7b2ad198a22c4f0f6dcd972"/>
+        <w:t xml:space="preserve">exertion and stay under an energy ceiling to prevent post-exertional malaise. That is the right goal in those conditions. The SSTAE prescription is the active-rehabilitation counterpart: the heart-rate band is a therapeutic target to train within, not merely a ceiling to stay under, and the explicit aim is to progressively raise it as tolerance recovers. Same wearable substrate; opposite therapeutic intent. Conflating the two would be a clinical error, which is why a delivery tool must frame the band as a prescribed training zone with clinician-owned progression, not as an exertion alarm. The distinction also runs the other way: a minority of exertion-intolerant patients present with post-exertional-malaise-pattern responses (including comorbid postural orthostatic tachycardia presentations) for whom train-up-to-the-band framing is inappropriate — a delivery tool should screen for such responses and divert them to clinician review rather than train through them.</w:t>
+      </w:r>
+    </w:p>
+    <w:bookmarkEnd w:id="23"/>
+    <w:bookmarkStart w:id="24" w:name="Xe07dc316fc9c296e7b2ad198a22c4f0f6dcd972"/>
     <w:p>
       <w:pPr>
         <w:pStyle w:val="Heading3"/>
@@ -1219,7 +1265,7 @@
         <w:pStyle w:val="Compact"/>
         <w:numPr>
           <w:ilvl w:val="0"/>
-          <w:numId w:val="1006"/>
+          <w:numId w:val="1007"/>
         </w:numPr>
       </w:pPr>
       <w:r>
@@ -1231,7 +1277,7 @@
         <w:pStyle w:val="Compact"/>
         <w:numPr>
           <w:ilvl w:val="0"/>
-          <w:numId w:val="1006"/>
+          <w:numId w:val="1007"/>
         </w:numPr>
       </w:pPr>
       <w:r>
@@ -1243,19 +1289,19 @@
         <w:pStyle w:val="Compact"/>
         <w:numPr>
           <w:ilvl w:val="0"/>
-          <w:numId w:val="1006"/>
-        </w:numPr>
-      </w:pPr>
-      <w:r>
-        <w:t xml:space="preserve">The pivotal Buffalo trials themselves delivered individualised HRt-based home exercise with wearable heart-rate monitoring — 80% of HRt with a home heart-rate monitor [9], and a serial-HRt-updated prescription with weekly BCTT recheck [10]. The Buffalo programme, however, is a research protocol; this review’s mapping identified no commercial implementation of it, and the measured-threshold approach remains open for independent implementation.</w:t>
-      </w:r>
-    </w:p>
-    <w:p>
-      <w:pPr>
-        <w:pStyle w:val="Compact"/>
-        <w:numPr>
-          <w:ilvl w:val="0"/>
-          <w:numId w:val="1006"/>
+          <w:numId w:val="1007"/>
+        </w:numPr>
+      </w:pPr>
+      <w:r>
+        <w:t xml:space="preserve">The pivotal Buffalo trials themselves delivered individualised HRt-based home exercise with wearable heart-rate monitoring — 80% of HRt with a home heart-rate monitor [9], and a serial-HRt-updated prescription with weekly BCTT recheck [10]. The Buffalo programme, however, is a research protocol; this review’s mapping identified no commercial implementation of it apart from the author’s disclosed attempt described below, and the measured-threshold approach is not proprietary to any group.</w:t>
+      </w:r>
+    </w:p>
+    <w:p>
+      <w:pPr>
+        <w:pStyle w:val="Compact"/>
+        <w:numPr>
+          <w:ilvl w:val="0"/>
+          <w:numId w:val="1007"/>
         </w:numPr>
       </w:pPr>
       <w:r>
@@ -1267,7 +1313,7 @@
         <w:pStyle w:val="Compact"/>
         <w:numPr>
           <w:ilvl w:val="0"/>
-          <w:numId w:val="1006"/>
+          <w:numId w:val="1007"/>
         </w:numPr>
       </w:pPr>
       <w:r>
@@ -1287,7 +1333,7 @@
         <w:t xml:space="preserve"> </w:t>
       </w:r>
       <w:r>
-        <w:t xml:space="preserve">platforms (e.g. Sway [21], C3 Logix, HeadCheck, ImPACT) digitise symptom, balance and cognitive testing; their published descriptions include no exertion or heart-rate-guided therapy. Supervised heart-rate-zone training is an established pattern in app-based cardiac rehabilitation; this review’s mapping identified no equivalently supervised, at-scale commercial implementation for concussion.</w:t>
+        <w:t xml:space="preserve">platforms (e.g. Sway [21]) digitise symptom, balance and cognitive testing; their published descriptions include no exertion- or heart-rate-guided therapy. Supervised heart-rate-zone training is an established pattern in app-based cardiac rehabilitation; this review’s mapping identified no equivalently supervised, at-scale commercial implementation for concussion.</w:t>
       </w:r>
     </w:p>
     <w:p>
@@ -1307,7 +1353,7 @@
         <w:t xml:space="preserve"> </w:t>
       </w:r>
       <w:r>
-        <w:t xml:space="preserve">It is narrower and construct-level: among the tools identified in this review, none combines a</w:t>
+        <w:t xml:space="preserve">It is narrower and construct-level: none of the third-party tools identified in this review combines a</w:t>
       </w:r>
       <w:r>
         <w:t xml:space="preserve"> </w:t>
@@ -1355,7 +1401,7 @@
         <w:t xml:space="preserve"> </w:t>
       </w:r>
       <w:r>
-        <w:t xml:space="preserve">in one clinician-supervised workflow. The closest comparators each lack at least one element: the Rhea protocol uses a fixed age-predicted-maximum percentage with no graded test and no reported clinician dashboard [16,17]; the CCMI-Wibbi module’s published description reports outcome-score tracking rather than a serial measured-HRt curve [20]. Each element exists somewhere in the prior art; the observation concerns their combination — and it is made against criteria the author framed, so the disclosed interest applies to the comparison as much as to the product.</w:t>
+        <w:t xml:space="preserve">in one clinician-supervised workflow. The closest comparators each lack at least one element: the Rhea protocol uses a fixed age-predicted-maximum percentage with no graded test and no reported clinician dashboard [16,17]; the CCMI–Wibbi module’s published description reports outcome-score tracking rather than a serial measured-HRt curve [20]. Each element exists somewhere in the prior art; the observation concerns their combination — and it is made against criteria the author framed, so the disclosed interest applies to the comparison as much as to the product.</w:t>
       </w:r>
     </w:p>
     <w:p>
@@ -1363,12 +1409,12 @@
         <w:pStyle w:val="BodyText"/>
       </w:pPr>
       <w:r>
-        <w:t xml:space="preserve">The author’s software (SST Trainer, developed by Concussion Education Australia — the competing interest disclosed in the Methods and Declarations) is one attempt to implement the Section 4 requirements as stated. It is named here for transparency and located against the same criteria as its comparators; consistent with Section 5, no efficacy claim is made for it.</w:t>
-      </w:r>
-    </w:p>
-    <w:bookmarkEnd w:id="23"/>
+        <w:t xml:space="preserve">The author’s software (SST Trainer, developed by Concussion Education Australia — the competing interest disclosed in the Methods and Declarations) is one attempt to implement the Section 4 requirements as stated. Whether it achieves that combination in practice is a product claim this review does not adjudicate; it is asserted here only as design intent. The software is named for transparency and located against the same criteria as its comparators; consistent with Section 5, no efficacy claim is made for it.</w:t>
+      </w:r>
+    </w:p>
     <w:bookmarkEnd w:id="24"/>
-    <w:bookmarkStart w:id="25" w:name="limitations-and-honest-scope"/>
+    <w:bookmarkEnd w:id="25"/>
+    <w:bookmarkStart w:id="26" w:name="limitations-and-honest-scope"/>
     <w:p>
       <w:pPr>
         <w:pStyle w:val="Heading2"/>
@@ -1393,8 +1439,16 @@
         <w:t xml:space="preserve">Digital delivery is also not a free good, and the case for it should not be made one-sidedly. Whether a wearable-guided app actually improves between-visit delivery is itself an empirical question, not a given: app-based adherence commonly decays over weeks; live heart-rate feedback can be misread under exertion or anxiety; consumer optical sensors are least accurate at exactly the exercising heart rates that matter; and any tool introduces equity and access concerns — the cost of a wearable, smartphone and data, and a digital-literacy and language barrier that can widen rather than narrow disparities in who receives faithful rehabilitation. Privacy and data-governance obligations attach to any between-visit clinical data flow. These are the reasons the contribution is framed as verification-by-design and a measurable delivery substrate — and why its real-world value, like its efficacy, is deferred to evaluation rather than asserted.</w:t>
       </w:r>
     </w:p>
-    <w:bookmarkEnd w:id="25"/>
-    <w:bookmarkStart w:id="26" w:name="conclusion"/>
+    <w:p>
+      <w:pPr>
+        <w:pStyle w:val="BodyText"/>
+      </w:pPr>
+      <w:r>
+        <w:t xml:space="preserve">The delivery argument also inherits the boundaries of the test and the prescription themselves. Graded exercise testing has standard contraindications and requires clinical pre-screening and supervision; nothing here extends to unsupervised, self-administered threshold testing. Between-visit sessions depend on honest, accurate symptom self-report for the stop rule. And the prescription addresses only the physiological phenotype — cervicogenic and vestibulo-ocular symptom drivers require their own assessment and targeted treatment, which a heart-rate band does not provide.</w:t>
+      </w:r>
+    </w:p>
+    <w:bookmarkEnd w:id="26"/>
+    <w:bookmarkStart w:id="27" w:name="conclusion"/>
     <w:p>
       <w:pPr>
         <w:pStyle w:val="Heading2"/>
@@ -1408,11 +1462,11 @@
         <w:pStyle w:val="FirstParagraph"/>
       </w:pPr>
       <w:r>
-        <w:t xml:space="preserve">Concussion management has completed a genuine paradigm shift: from rest-until-symptom-free to early, individualised, sub-symptom-threshold aerobic exercise, anchored to a heart-rate threshold from a standardised graded test, and endorsed by the field’s consensus statement. The remaining problem is not what to prescribe but how to deliver it faithfully between visits, when the therapeutic ceiling is invisible, the sessions are unobserved, and the data needed to progress safely are the data that get lost. Tools that are clinician-prescribed, wearable-delivered, hardware-agnostic in how they read heart rate, uncompromising in never fabricating that signal, and built to carry the safety logic and report back to the prescriber are a candidate instrument for closing that gap. The contribution such tools offer is integration and faithful, verifiable delivery of an established treatment — not new physiology, and not, on their own, new outcome evidence. Whether they deliver that promise in practice — improving adherence and real-world delivery without widening access disparities — is precisely the question the next phase of evaluation, set out above, must answer.</w:t>
-      </w:r>
-    </w:p>
-    <w:bookmarkEnd w:id="26"/>
-    <w:bookmarkStart w:id="27" w:name="declarations"/>
+        <w:t xml:space="preserve">Concussion management has completed a genuine paradigm shift: from rest-until-symptom-free to early, individualised, sub-symptom-threshold aerobic exercise, anchored to a heart-rate threshold from a standardised graded test, and endorsed by the field’s consensus statement. The remaining problem is not what to prescribe but how to deliver it faithfully between visits, when the therapeutic ceiling is invisible, the sessions are unobserved, and the data needed to progress safely are the data that get lost. Tools that are clinician-prescribed, wearable-delivered, hardware-agnostic in how they read heart rate, uncompromising in never fabricating that signal, and built to carry the safety logic and report back to the prescriber are candidate instruments for closing that gap. The contribution such tools offer is integration and faithful, verifiable delivery of an established treatment — not new physiology, and not, on their own, new outcome evidence. Whether they deliver that promise in practice — improving adherence and real-world delivery without widening access disparities — is precisely the question the next phase of evaluation, set out above, must answer.</w:t>
+      </w:r>
+    </w:p>
+    <w:bookmarkEnd w:id="27"/>
+    <w:bookmarkStart w:id="28" w:name="declarations"/>
     <w:p>
       <w:pPr>
         <w:pStyle w:val="Heading2"/>
@@ -1511,8 +1565,8 @@
         <w:t xml:space="preserve">ZL is the sole author and conceived, researched, and wrote the manuscript.</w:t>
       </w:r>
     </w:p>
-    <w:bookmarkEnd w:id="27"/>
-    <w:bookmarkStart w:id="28" w:name="references"/>
+    <w:bookmarkEnd w:id="28"/>
+    <w:bookmarkStart w:id="29" w:name="references"/>
     <w:p>
       <w:pPr>
         <w:pStyle w:val="Heading2"/>
@@ -1526,7 +1580,7 @@
         <w:pStyle w:val="Compact"/>
         <w:numPr>
           <w:ilvl w:val="0"/>
-          <w:numId w:val="1007"/>
+          <w:numId w:val="1008"/>
         </w:numPr>
       </w:pPr>
       <w:r>
@@ -1554,7 +1608,7 @@
         <w:pStyle w:val="Compact"/>
         <w:numPr>
           <w:ilvl w:val="0"/>
-          <w:numId w:val="1007"/>
+          <w:numId w:val="1008"/>
         </w:numPr>
       </w:pPr>
       <w:r>
@@ -1582,11 +1636,11 @@
         <w:pStyle w:val="Compact"/>
         <w:numPr>
           <w:ilvl w:val="0"/>
-          <w:numId w:val="1007"/>
-        </w:numPr>
-      </w:pPr>
-      <w:r>
-        <w:t xml:space="preserve">Valaas LJ, Soberg HL, Rasmussen MS, Steenstrup SE, Kleffelgård I. Exploring exercise intolerance in adult patients with persistent post-concussion symptoms after mild traumatic brain injury.</w:t>
+          <w:numId w:val="1008"/>
+        </w:numPr>
+      </w:pPr>
+      <w:r>
+        <w:t xml:space="preserve">Valaas LV, Soberg HL, Rasmussen MS, Steenstrup SE, Kleffelgård I. Exploring exercise intolerance in adult patients with persistent post-concussion symptoms after mild traumatic brain injury.</w:t>
       </w:r>
       <w:r>
         <w:t xml:space="preserve"> </w:t>
@@ -1610,7 +1664,7 @@
         <w:pStyle w:val="Compact"/>
         <w:numPr>
           <w:ilvl w:val="0"/>
-          <w:numId w:val="1007"/>
+          <w:numId w:val="1008"/>
         </w:numPr>
       </w:pPr>
       <w:r>
@@ -1638,7 +1692,7 @@
         <w:pStyle w:val="Compact"/>
         <w:numPr>
           <w:ilvl w:val="0"/>
-          <w:numId w:val="1007"/>
+          <w:numId w:val="1008"/>
         </w:numPr>
       </w:pPr>
       <w:r>
@@ -1666,7 +1720,7 @@
         <w:pStyle w:val="Compact"/>
         <w:numPr>
           <w:ilvl w:val="0"/>
-          <w:numId w:val="1007"/>
+          <w:numId w:val="1008"/>
         </w:numPr>
       </w:pPr>
       <w:r>
@@ -1694,7 +1748,7 @@
         <w:pStyle w:val="Compact"/>
         <w:numPr>
           <w:ilvl w:val="0"/>
-          <w:numId w:val="1007"/>
+          <w:numId w:val="1008"/>
         </w:numPr>
       </w:pPr>
       <w:r>
@@ -1722,7 +1776,7 @@
         <w:pStyle w:val="Compact"/>
         <w:numPr>
           <w:ilvl w:val="0"/>
-          <w:numId w:val="1007"/>
+          <w:numId w:val="1008"/>
         </w:numPr>
       </w:pPr>
       <w:r>
@@ -1750,7 +1804,7 @@
         <w:pStyle w:val="Compact"/>
         <w:numPr>
           <w:ilvl w:val="0"/>
-          <w:numId w:val="1007"/>
+          <w:numId w:val="1008"/>
         </w:numPr>
       </w:pPr>
       <w:r>
@@ -1778,7 +1832,7 @@
         <w:pStyle w:val="Compact"/>
         <w:numPr>
           <w:ilvl w:val="0"/>
-          <w:numId w:val="1007"/>
+          <w:numId w:val="1008"/>
         </w:numPr>
       </w:pPr>
       <w:r>
@@ -1806,7 +1860,7 @@
         <w:pStyle w:val="Compact"/>
         <w:numPr>
           <w:ilvl w:val="0"/>
-          <w:numId w:val="1007"/>
+          <w:numId w:val="1008"/>
         </w:numPr>
       </w:pPr>
       <w:r>
@@ -1834,7 +1888,7 @@
         <w:pStyle w:val="Compact"/>
         <w:numPr>
           <w:ilvl w:val="0"/>
-          <w:numId w:val="1007"/>
+          <w:numId w:val="1008"/>
         </w:numPr>
       </w:pPr>
       <w:r>
@@ -1862,7 +1916,7 @@
         <w:pStyle w:val="Compact"/>
         <w:numPr>
           <w:ilvl w:val="0"/>
-          <w:numId w:val="1007"/>
+          <w:numId w:val="1008"/>
         </w:numPr>
       </w:pPr>
       <w:r>
@@ -1890,7 +1944,7 @@
         <w:pStyle w:val="Compact"/>
         <w:numPr>
           <w:ilvl w:val="0"/>
-          <w:numId w:val="1007"/>
+          <w:numId w:val="1008"/>
         </w:numPr>
       </w:pPr>
       <w:r>
@@ -1918,7 +1972,7 @@
         <w:pStyle w:val="Compact"/>
         <w:numPr>
           <w:ilvl w:val="0"/>
-          <w:numId w:val="1007"/>
+          <w:numId w:val="1008"/>
         </w:numPr>
       </w:pPr>
       <w:r>
@@ -1946,7 +2000,7 @@
         <w:pStyle w:val="Compact"/>
         <w:numPr>
           <w:ilvl w:val="0"/>
-          <w:numId w:val="1007"/>
+          <w:numId w:val="1008"/>
         </w:numPr>
       </w:pPr>
       <w:r>
@@ -1974,7 +2028,7 @@
         <w:pStyle w:val="Compact"/>
         <w:numPr>
           <w:ilvl w:val="0"/>
-          <w:numId w:val="1007"/>
+          <w:numId w:val="1008"/>
         </w:numPr>
       </w:pPr>
       <w:r>
@@ -2002,7 +2056,7 @@
         <w:pStyle w:val="Compact"/>
         <w:numPr>
           <w:ilvl w:val="0"/>
-          <w:numId w:val="1007"/>
+          <w:numId w:val="1008"/>
         </w:numPr>
       </w:pPr>
       <w:r>
@@ -2030,7 +2084,7 @@
         <w:pStyle w:val="Compact"/>
         <w:numPr>
           <w:ilvl w:val="0"/>
-          <w:numId w:val="1007"/>
+          <w:numId w:val="1008"/>
         </w:numPr>
       </w:pPr>
       <w:r>
@@ -2058,7 +2112,7 @@
         <w:pStyle w:val="Compact"/>
         <w:numPr>
           <w:ilvl w:val="0"/>
-          <w:numId w:val="1007"/>
+          <w:numId w:val="1008"/>
         </w:numPr>
       </w:pPr>
       <w:r>
@@ -2070,15 +2124,15 @@
         <w:pStyle w:val="Compact"/>
         <w:numPr>
           <w:ilvl w:val="0"/>
-          <w:numId w:val="1007"/>
+          <w:numId w:val="1008"/>
         </w:numPr>
       </w:pPr>
       <w:r>
         <w:t xml:space="preserve">Sway Medical Inc. Sway Medical announces FDA 510(k) clearance of its comprehensive concussion management system (K241737). February 2025. https://www.prnewswire.com/news-releases/sway-medical-inc-announces-fda-510k-clearance-of-its-comprehensive-concussion-management-system-302385941.html (accessed 12 August 2026).</w:t>
       </w:r>
     </w:p>
-    <w:bookmarkEnd w:id="28"/>
     <w:bookmarkEnd w:id="29"/>
+    <w:bookmarkEnd w:id="30"/>
     <w:sectPr>
       <w:footnotePr>
         <w:numRestart w:val="eachSect"/>
@@ -2390,6 +2444,9 @@
     <w:abstractNumId w:val="991"/>
   </w:num>
   <w:num w:numId="1004">
+    <w:abstractNumId w:val="991"/>
+  </w:num>
+  <w:num w:numId="1005">
     <w:abstractNumId w:val="99411"/>
     <w:lvlOverride w:ilvl="0">
       <w:startOverride w:val="1"/>
@@ -2419,13 +2476,13 @@
       <w:startOverride w:val="1"/>
     </w:lvlOverride>
   </w:num>
-  <w:num w:numId="1005">
-    <w:abstractNumId w:val="991"/>
-  </w:num>
   <w:num w:numId="1006">
     <w:abstractNumId w:val="991"/>
   </w:num>
   <w:num w:numId="1007">
+    <w:abstractNumId w:val="991"/>
+  </w:num>
+  <w:num w:numId="1008">
     <w:abstractNumId w:val="99411"/>
     <w:lvlOverride w:ilvl="0">
       <w:startOverride w:val="1"/>

--- a/docs/sst-publications/01-clinical-review-SUBMISSION.docx
+++ b/docs/sst-publications/01-clinical-review-SUBMISSION.docx
@@ -124,7 +124,7 @@
         </w:numPr>
       </w:pPr>
       <w:r>
-        <w:t xml:space="preserve">Sub-symptom-threshold aerobic exercise, dosed from a measured heart-rate threshold on a standardised graded test, is consensus-endorsed care for concussion — but its efficacy depends on an individualised, invisible heart-rate ceiling being respected on every unsupervised home session.</w:t>
+        <w:t xml:space="preserve">Sub-symptom-threshold aerobic exercise, dosed from a measured heart-rate threshold on a standardised graded test, is consensus-endorsed care for concussion — but the prescription presumes an individualised, invisible heart-rate ceiling is respected during unsupervised home sessions.</w:t>
       </w:r>
     </w:p>
     <w:p>
@@ -136,7 +136,7 @@
         </w:numPr>
       </w:pPr>
       <w:r>
-        <w:t xml:space="preserve">Routine practice loses exactly the data that make the prescription safe to progress: live heart rate against the prescribed band, completed-session records, next-day symptom responses, and serial thresholds.</w:t>
+        <w:t xml:space="preserve">Between-visit delivery typically goes unobserved: the data that make the prescription safe to progress — live heart rate against the prescribed band, completed-session records, next-day symptom responses, and serial thresholds — are rarely captured in routine records.</w:t>
       </w:r>
     </w:p>
     <w:p>
@@ -148,7 +148,7 @@
         </w:numPr>
       </w:pPr>
       <w:r>
-        <w:t xml:space="preserve">Digital delivery tools are candidate instruments for closing this gap only if they never fabricate the heart-rate signal, gate progression on verified sessions, and report structured records back to the prescribing clinician; whether they improve real-world delivery remains to be demonstrated.</w:t>
+        <w:t xml:space="preserve">Digital delivery tools are candidate instruments for closing this gap; this review proposes that they should never fabricate the heart-rate signal, should gate progression on verified sessions, and should report structured records back to the prescribing clinician. Whether they improve real-world delivery remains to be demonstrated.</w:t>
       </w:r>
     </w:p>
     <w:bookmarkEnd w:id="10"/>
@@ -337,13 +337,10 @@
         <w:t xml:space="preserve"> </w:t>
       </w:r>
       <w:r>
-        <w:t xml:space="preserve">“cocoon therapy.”</w:t>
-      </w:r>
-      <w:r>
-        <w:t xml:space="preserve"> </w:t>
-      </w:r>
-      <w:r>
-        <w:t xml:space="preserve">The intuition was mechanical: an injured brain should be protected from load. But prolonged rest has costs. Deconditioning, sleep disruption, mood disturbance, social isolation and nocebo-style symptom focus all compound the original injury, and there was never randomised evidence that strict rest shortened recovery. By the mid-2010s, the rest prescription was being actively questioned.</w:t>
+        <w:t xml:space="preserve">“cocoon therapy”</w:t>
+      </w:r>
+      <w:r>
+        <w:t xml:space="preserve">. The intuition was mechanical: an injured brain should be protected from load. But prolonged rest has costs. Deconditioning, sleep disruption, mood disturbance, social isolation and nocebo-style symptom focus all compound the original injury, and there was never randomised evidence that strict rest shortened recovery. By the mid-2010s, the rest prescription was being actively questioned.</w:t>
       </w:r>
     </w:p>
     <w:p>
@@ -633,13 +630,13 @@
       </w:r>
     </w:p>
     <w:bookmarkEnd w:id="16"/>
-    <w:bookmarkStart w:id="17" w:name="hrt-and-the-slope-are-also-prognostic"/>
+    <w:bookmarkStart w:id="17" w:name="X2ac495127aa7804d208a3bfde19a339384f34c4"/>
     <w:p>
       <w:pPr>
         <w:pStyle w:val="Heading3"/>
       </w:pPr>
       <w:r>
-        <w:t xml:space="preserve">2.2 HRt and the slope are also prognostic</w:t>
+        <w:t xml:space="preserve">2.2 HRt and the heart-rate response are also prognostic</w:t>
       </w:r>
     </w:p>
     <w:p>
@@ -651,13 +648,13 @@
       </w:r>
     </w:p>
     <w:bookmarkEnd w:id="17"/>
-    <w:bookmarkStart w:id="18" w:name="Xefefcbc9c5b47b21f81bb8212cac0802686062c"/>
+    <w:bookmarkStart w:id="18" w:name="Xbea322abca57675037f64c7b4ad7f04c937e183"/>
     <w:p>
       <w:pPr>
         <w:pStyle w:val="Heading3"/>
       </w:pPr>
       <w:r>
-        <w:t xml:space="preserve">2.3 SSTAE works: the randomised evidence and its effect sizes</w:t>
+        <w:t xml:space="preserve">2.3 The randomised evidence for SSTAE and its effect sizes</w:t>
       </w:r>
     </w:p>
     <w:p>
@@ -889,7 +886,7 @@
         <w:t xml:space="preserve"> </w:t>
       </w:r>
       <w:r>
-        <w:t xml:space="preserve">stop if symptoms rise more than 2 points (&gt;2) above pre-session — the complement of the consensus’s up-to-2-point tolerance band [4].</w:t>
+        <w:t xml:space="preserve">stop if symptoms rise more than 2 points above pre-session — the complement of the consensus’s up-to-2-point tolerance band [4].</w:t>
       </w:r>
     </w:p>
     <w:p>
@@ -930,7 +927,7 @@
         <w:pStyle w:val="FirstParagraph"/>
       </w:pPr>
       <w:r>
-        <w:t xml:space="preserve">Here is the problem the evidence does not solve. The trials worked because participants were carefully prescribed an individualised heart-rate ceiling and adhered to it on every home session, with clinician oversight. In routine practice, three things break:</w:t>
+        <w:t xml:space="preserve">Here is the problem the evidence does not solve. The trials prescribed an individualised heart-rate ceiling and reported good adherence under clinician oversight [9,10]. In routine practice, three things break:</w:t>
       </w:r>
     </w:p>
     <w:p>
@@ -978,7 +975,7 @@
         <w:t xml:space="preserve"> </w:t>
       </w:r>
       <w:r>
-        <w:t xml:space="preserve">Unlike a clinic-based modality, SSTAE is delivered mostly at home, most days, for weeks. The clinician prescribes once and then loses sight of what actually happened — heart rates achieved, minutes completed, symptom deltas, next-day flares — until the next appointment, if it happens.</w:t>
+        <w:t xml:space="preserve">Unlike a clinic-based modality, SSTAE is delivered mostly at home, most days, for weeks. The clinician prescribes once and then loses sight of what actually happened — heart rates achieved, minutes completed, symptom deltas, next-day flares — until the next appointment.</w:t>
       </w:r>
     </w:p>
     <w:p>
@@ -999,7 +996,7 @@
         <w:t xml:space="preserve"> </w:t>
       </w:r>
       <w:r>
-        <w:t xml:space="preserve">The progression decision (advance / hold / regress / refer) depends on a structured session history. On paper diaries this is incomplete, recalled, and rarely makes it into the record in a usable form. Serial HRt — the objective recovery curve and the clearance signal — is almost never captured outside a research setting.</w:t>
+        <w:t xml:space="preserve">The progression decision (advance / hold / regress / refer) depends on a structured session history. On paper diaries this history is, in the author’s clinical observation, incomplete and recalled rather than recorded. Serial HRt — the objective recovery curve — has to date been captured mainly within research protocols [9,10].</w:t>
       </w:r>
     </w:p>
     <w:p>
@@ -1038,7 +1035,7 @@
         <w:pStyle w:val="FirstParagraph"/>
       </w:pPr>
       <w:r>
-        <w:t xml:space="preserve">The implementation gap defines a set of requirements for delivery that is faithful to the trialled protocol. They are proposed here by the author, derived from the trial procedures [8–10] and the gap analysis in Section 3, and stated at the level of requirements, independent of any vendor or product; Section 4.2 then locates the existing tools — including, with disclosed interest, the author’s — against them. The portable, repeatable prescription of Section 2.4 is exactly what a guided tool could carry between visits, provided it carries it faithfully. The argument is deliberately modest: the physiology is not new; what the field lacks is faithful, verifiable, monitored delivery between visits.</w:t>
+        <w:t xml:space="preserve">The implementation gap defines a set of requirements for delivery that is faithful to the trialled protocol. They are proposed here by the author, derived from the trial procedures [8–10] and the gap analysis in Section 3, and stated at the level of requirements, independent of any vendor or product; Section 4.2 then locates the existing tools — including, with disclosed interest, the author’s — against them. The portable, repeatable prescription of Sections 2.4 and 2.5 is exactly what a guided tool could carry between visits, provided it carries it faithfully. The argument is deliberately modest: the physiology is not new; what the field lacks is faithful, verifiable, monitored delivery between visits.</w:t>
       </w:r>
     </w:p>
     <w:p>
@@ -1188,7 +1185,7 @@
         <w:t xml:space="preserve"> </w:t>
       </w:r>
       <w:r>
-        <w:t xml:space="preserve">A delivery tool of this kind should be a clinician-directed assistant, not a consumer self-diagnosis product: the qualified clinician runs or oversees the threshold test, interprets it, sets the heart-rate band, owns the prescription, approves progression, and clears return to activity; the software executes, paces, monitors, and records. It informs; it never decides. Even so, software that analyses a live physiological signal and is operated by the patient may fall outside clinical-decision-support carve-outs — such as those under the US 21st Century Cures Act §3060 and the TGA’s clinical-decision-support exclusion, which are drafted around clinician-facing software that does not process device signals — and be regulated as software as a medical device. Classification turns on claims and intended use, and a formal regulatory scoping opinion should precede any launch.</w:t>
+        <w:t xml:space="preserve">A delivery tool of this kind should be a clinician-directed assistant, not a consumer self-diagnosis product: the qualified clinician runs or oversees the threshold test, interprets it, sets the heart-rate band, owns the prescription, approves progression, and clears return to activity; the software executes, paces, monitors, and records. It informs; it never decides. Even so, software that analyses a live physiological signal and is operated by the patient may fall outside clinical-decision-support carve-outs — such as the carve-out under the US 21st Century Cures Act §3060 and the TGA’s clinical-decision-support exclusion, both drafted around clinician-facing software that does not process device signals — and be regulated as software as a medical device. Classification turns on claims and intended use, and a formal regulatory scoping opinion should precede any launch.</w:t>
       </w:r>
     </w:p>
     <w:bookmarkStart w:id="23" w:name="why-active-and-not-pacing"/>
@@ -1223,7 +1220,7 @@
         <w:pStyle w:val="FirstParagraph"/>
       </w:pPr>
       <w:r>
-        <w:t xml:space="preserve">It is worth distinguishing this from the better-known consumer category. Pacing apps for ME/CFS and long COVID (e.g. Visible) are built to help users</w:t>
+        <w:t xml:space="preserve">It is worth distinguishing this from the better-known consumer category. Pacing apps for ME/CFS and long COVID are built to help users</w:t>
       </w:r>
       <w:r>
         <w:t xml:space="preserve"> </w:t>
@@ -1239,7 +1236,7 @@
         <w:t xml:space="preserve"> </w:t>
       </w:r>
       <w:r>
-        <w:t xml:space="preserve">exertion and stay under an energy ceiling to prevent post-exertional malaise. That is the right goal in those conditions. The SSTAE prescription is the active-rehabilitation counterpart: the heart-rate band is a therapeutic target to train within, not merely a ceiling to stay under, and the explicit aim is to progressively raise it as tolerance recovers. Same wearable substrate; opposite therapeutic intent. Conflating the two would be a clinical error, which is why a delivery tool must frame the band as a prescribed training zone with clinician-owned progression, not as an exertion alarm. The distinction also runs the other way: a minority of exertion-intolerant patients present with post-exertional-malaise-pattern responses (including comorbid postural orthostatic tachycardia presentations) for whom train-up-to-the-band framing is inappropriate — a delivery tool should screen for such responses and divert them to clinician review rather than train through them.</w:t>
+        <w:t xml:space="preserve">exertion and stay under an energy ceiling to prevent post-exertional malaise. That is the right goal in those conditions. The SSTAE prescription is the active-rehabilitation counterpart: the heart-rate band is a therapeutic target to train within, not merely a ceiling to stay under, and the explicit aim is to progressively raise it as tolerance recovers. Same wearable substrate; opposite therapeutic intent. Conflating the two would be a clinical error, which is why a delivery tool must frame the band as a prescribed training zone with clinician-owned progression, not as an exertion alarm. The distinction also runs the other way: some exertion-intolerant patients may present with post-exertional-malaise-pattern responses (including comorbid postural orthostatic tachycardia presentations) for whom train-up-to-the-band framing is inappropriate — a delivery tool should screen for such responses and divert those patients to clinician review rather than train through the response.</w:t>
       </w:r>
     </w:p>
     <w:bookmarkEnd w:id="23"/>
@@ -1257,7 +1254,7 @@
         <w:pStyle w:val="FirstParagraph"/>
       </w:pPr>
       <w:r>
-        <w:t xml:space="preserve">It would be wrong to imply that no one has digitised this prescription. The honest claim must be made against the existing prior art, which this review extends rather than ignores:</w:t>
+        <w:t xml:space="preserve">It would be wrong to imply that no one has digitised this prescription. The honest claim must be made against the prior art, which this review extends rather than ignores:</w:t>
       </w:r>
     </w:p>
     <w:p>
@@ -1269,7 +1266,7 @@
         </w:numPr>
       </w:pPr>
       <w:r>
-        <w:t xml:space="preserve">A concussion rehabilitation app (Rhea Health, a University of Toronto spin-out) already delivers heart-rate-targeted aerobic prescription [16]. Its published protocol, however, guides users to a fixed ~60% ± 5% of age-predicted maximal heart rate (220 − age), with no graded test to individualise the threshold; individualisation is limited to in-app same/better/worse symptom feedback [17]. The published descriptions do not report a dedicated clinician dashboard [16,17]. An RCT from the same group has likewise delivered early aerobic exercise using a progressive percentage of age-predicted-maximum heart rate [18]. (Neither Rhea nor the author’s product is affiliated with the Buffalo group.)</w:t>
+        <w:t xml:space="preserve">A concussion rehabilitation app (Rhea Health, a University of Toronto spin-out) already delivers heart-rate-targeted aerobic prescription [16]. Its published protocol, however, guides users to a fixed ~60% ± 5% of age-predicted maximal heart rate (220 − age), with no graded test to individualise the threshold; individualisation is limited to in-app same/better/worse symptom feedback [17]. The published descriptions do not report a dedicated clinician dashboard [16,17]. An RCT from the same group has likewise delivered early aerobic exercise using a progressive percentage of age-predicted maximal heart rate [18]. (Neither Rhea nor the author’s product is affiliated with the Buffalo group.)</w:t>
       </w:r>
     </w:p>
     <w:p>
@@ -1347,13 +1344,10 @@
         <w:t xml:space="preserve"> </w:t>
       </w:r>
       <w:r>
-        <w:t xml:space="preserve">“first digital delivery.”</w:t>
-      </w:r>
-      <w:r>
-        <w:t xml:space="preserve"> </w:t>
-      </w:r>
-      <w:r>
-        <w:t xml:space="preserve">It is narrower and construct-level: none of the third-party tools identified in this review combines a</w:t>
+        <w:t xml:space="preserve">“first digital delivery”</w:t>
+      </w:r>
+      <w:r>
+        <w:t xml:space="preserve">. It is narrower and construct-level: none of the third-party tools identified in this review combines a</w:t>
       </w:r>
       <w:r>
         <w:t xml:space="preserve"> </w:t>
@@ -1369,7 +1363,7 @@
         <w:t xml:space="preserve"> </w:t>
       </w:r>
       <w:r>
-        <w:t xml:space="preserve">heart-rate threshold (BCTT-derived, not age-predicted-maximum),</w:t>
+        <w:t xml:space="preserve">heart-rate threshold (BCTT-derived, not age-predicted maximal),</w:t>
       </w:r>
       <w:r>
         <w:t xml:space="preserve"> </w:t>
@@ -1401,7 +1395,7 @@
         <w:t xml:space="preserve"> </w:t>
       </w:r>
       <w:r>
-        <w:t xml:space="preserve">in one clinician-supervised workflow. The closest comparators each lack at least one element: the Rhea protocol uses a fixed age-predicted-maximum percentage with no graded test and no reported clinician dashboard [16,17]; the CCMI–Wibbi module’s published description reports outcome-score tracking rather than a serial measured-HRt curve [20]. Each element exists somewhere in the prior art; the observation concerns their combination — and it is made against criteria the author framed, so the disclosed interest applies to the comparison as much as to the product.</w:t>
+        <w:t xml:space="preserve">in one clinician-supervised workflow. The closest comparators each lack at least one element: the Rhea protocol uses a fixed percentage of age-predicted maximal heart rate with no graded test and no reported clinician dashboard [16,17]; the CCMI–Wibbi module’s published description reports outcome-score tracking rather than a serial measured-HRt curve [20]. Each element exists somewhere in the prior art; the observation concerns their combination — and it is made against criteria the author framed, so the disclosed interest applies to the comparison as much as to the product.</w:t>
       </w:r>
     </w:p>
     <w:p>
@@ -1409,7 +1403,7 @@
         <w:pStyle w:val="BodyText"/>
       </w:pPr>
       <w:r>
-        <w:t xml:space="preserve">The author’s software (SST Trainer, developed by Concussion Education Australia — the competing interest disclosed in the Methods and Declarations) is one attempt to implement the Section 4 requirements as stated. Whether it achieves that combination in practice is a product claim this review does not adjudicate; it is asserted here only as design intent. The software is named for transparency and located against the same criteria as its comparators; consistent with Section 5, no efficacy claim is made for it.</w:t>
+        <w:t xml:space="preserve">The author’s software (SST Trainer, developed by Concussion Education Australia — the competing interest disclosed in the Methods and Declarations) is one attempt to implement the Section 4 requirements as stated. Whether it achieves that combination in practice is a product claim this review does not adjudicate; it is asserted here only as design intent. The software is in early, clinician-gated commercial use in Australia, and the regulatory scoping recommended above applies to it no less than to any other tool in the category. It is named for transparency and located against the same criteria as its comparators; consistent with Section 5, no efficacy claim is made for it.</w:t>
       </w:r>
     </w:p>
     <w:bookmarkEnd w:id="24"/>
@@ -1428,7 +1422,7 @@
         <w:pStyle w:val="FirstParagraph"/>
       </w:pPr>
       <w:r>
-        <w:t xml:space="preserve">The strongest randomised evidence for SSTAE is in adolescents with sport-related concussion in the early window; the adult and persistent-symptom evidence, while supportive, is thinner and calls for better trials [13]. A digital delivery tool inherits this evidence base — it can make faithful delivery of an evidence-based prescription easier and more measurable, but it does not, by itself, constitute new efficacy evidence. The honest claim for such software is verification-by-design and faithful delivery, not a new clinical outcome. A retrospective, observational analysis of de-identified routine-care data (serial HRt trajectories, adherence, time-to-clearance) accumulated through normal clinical use is the appropriate first step toward outcome evidence; an efficacy claim would additionally require prospective controlled evaluation.</w:t>
+        <w:t xml:space="preserve">The strongest randomised evidence for SSTAE is in adolescents with sport-related concussion in the early window; the adult and persistent-symptom evidence, while supportive, is thinner and calls for better trials [13]. A digital delivery tool inherits this evidence base — it can make faithful delivery of an evidence-based prescription easier and more measurable, but it does not, by itself, constitute new efficacy evidence. The honest claim for such software is verification-by-design and faithful delivery, not a new clinical outcome. A retrospective, observational analysis of de-identified routine-care data (serial HRt trajectories, adherence, time-to-clearance) accumulated through normal clinical use is the appropriate first step towards outcome evidence; an efficacy claim would additionally require prospective controlled evaluation.</w:t>
       </w:r>
     </w:p>
     <w:p>
@@ -1462,7 +1456,7 @@
         <w:pStyle w:val="FirstParagraph"/>
       </w:pPr>
       <w:r>
-        <w:t xml:space="preserve">Concussion management has completed a genuine paradigm shift: from rest-until-symptom-free to early, individualised, sub-symptom-threshold aerobic exercise, anchored to a heart-rate threshold from a standardised graded test, and endorsed by the field’s consensus statement. The remaining problem is not what to prescribe but how to deliver it faithfully between visits, when the therapeutic ceiling is invisible, the sessions are unobserved, and the data needed to progress safely are the data that get lost. Tools that are clinician-prescribed, wearable-delivered, hardware-agnostic in how they read heart rate, uncompromising in never fabricating that signal, and built to carry the safety logic and report back to the prescriber are candidate instruments for closing that gap. The contribution such tools offer is integration and faithful, verifiable delivery of an established treatment — not new physiology, and not, on their own, new outcome evidence. Whether they deliver that promise in practice — improving adherence and real-world delivery without widening access disparities — is precisely the question the next phase of evaluation, set out above, must answer.</w:t>
+        <w:t xml:space="preserve">Concussion management has completed a genuine paradigm shift: from rest-until-symptom-free to early, individualised, sub-symptom-threshold aerobic exercise, anchored to a heart-rate threshold from a standardised graded test, and endorsed by the field’s consensus statement. The remaining problem is not what to prescribe but how to deliver it faithfully between visits, when the therapeutic ceiling is invisible, the sessions are unobserved, and the data needed to progress safely are the data that get lost. Tools that are clinician-prescribed, wearable-delivered, hardware-agnostic in how they read heart rate, strict in never fabricating that signal, and built to carry the safety logic and report back to the prescriber are candidate instruments for closing that gap. The contribution such tools offer is integration and faithful, verifiable delivery of an established treatment — not new physiology, and not, on their own, new outcome evidence. Whether they deliver that promise in practice — improving adherence and real-world delivery without widening access disparities — is precisely the question the next phase of evaluation, set out above, must answer.</w:t>
       </w:r>
     </w:p>
     <w:bookmarkEnd w:id="27"/>
@@ -2128,7 +2122,7 @@
         </w:numPr>
       </w:pPr>
       <w:r>
-        <w:t xml:space="preserve">Sway Medical Inc. Sway Medical announces FDA 510(k) clearance of its comprehensive concussion management system (K241737). February 2025. https://www.prnewswire.com/news-releases/sway-medical-inc-announces-fda-510k-clearance-of-its-comprehensive-concussion-management-system-302385941.html (accessed 12 August 2026).</w:t>
+        <w:t xml:space="preserve">US Food and Drug Administration. 510(k) premarket notification K241737 (Sway Medical, Inc.). Decision date February 2025. https://www.accessdata.fda.gov/scripts/cdrh/cfdocs/cfpmn/pmn.cfm?ID=K241737 (accessed 12 August 2026).</w:t>
       </w:r>
     </w:p>
     <w:bookmarkEnd w:id="29"/>

--- a/docs/sst-publications/01-clinical-review-SUBMISSION.docx
+++ b/docs/sst-publications/01-clinical-review-SUBMISSION.docx
@@ -136,7 +136,7 @@
         </w:numPr>
       </w:pPr>
       <w:r>
-        <w:t xml:space="preserve">Between-visit delivery typically goes unobserved: the data that make the prescription safe to progress — live heart rate against the prescribed band, completed-session records, next-day symptom responses, and serial thresholds — are rarely captured in routine records.</w:t>
+        <w:t xml:space="preserve">Between-visit delivery typically goes unobserved: the data that make the prescription safe to progress — live heart rate against the prescribed band, completed-session records, next-day symptom responses, and serial thresholds — are data that ordinary clinical workflows are not set up to capture.</w:t>
       </w:r>
     </w:p>
     <w:p>
@@ -288,7 +288,7 @@
         <w:t xml:space="preserve"> </w:t>
       </w:r>
       <w:r>
-        <w:t xml:space="preserve">The author developed the SST Trainer software, which appears in Section 4.2 as one disclosed instance of the delivery requirements — not as the review’s conclusion. To limit advocacy bias: the clinical evidence (Sections 1–3) is presented independently of any product; the delivery requirements (Section 4) are stated as condition-general design principles before any tool is named in the review’s argument (this disclosure excepted); existing tools, including the author’s, are then located against those principles with the interest disclosed (Section 4.2); and no efficacy claim is made for the author’s software.</w:t>
+        <w:t xml:space="preserve">The author developed the SST Trainer software, which appears in Section 4.2 as one disclosed instance of the delivery requirements — not as the review’s conclusion. To limit advocacy bias: the clinical evidence (Sections 1–3) is presented independently of any product; the delivery requirements (Section 4) are stated as product-independent design principles before any tool is named in the review’s argument (this disclosure excepted); existing tools, including the author’s, are then located against those principles with the interest disclosed (Section 4.2); and no efficacy claim is made for the author’s software.</w:t>
       </w:r>
     </w:p>
     <w:bookmarkEnd w:id="11"/>
@@ -698,7 +698,7 @@
         <w:t xml:space="preserve"> </w:t>
       </w:r>
       <w:r>
-        <w:t xml:space="preserve">In a randomised clinical trial of 103 adolescents (ages 13–18) in the acute phase of sport-related concussion, sub-symptom-threshold aerobic exercise versus a placebo-like stretching programme accelerated recovery: median recovery 13 days versus 17 days, a statistically significant difference [9].</w:t>
+        <w:t xml:space="preserve">In a randomised clinical trial of 103 adolescents (aged 13–18) in the acute phase of sport-related concussion, sub-symptom-threshold aerobic exercise versus a placebo-like stretching programme accelerated recovery: median recovery 13 days versus 17 days, a statistically significant difference [9].</w:t>
       </w:r>
     </w:p>
     <w:p>
@@ -1089,7 +1089,7 @@
         <w:t xml:space="preserve"> </w:t>
       </w:r>
       <w:r>
-        <w:t xml:space="preserve">Friction is the main threat to adherence. A tool should accept any wearable that broadcasts the standard Bluetooth Heart Rate profile — chest straps and most sports watches — and should fall back to clinician manual entry, meeting the patient where they are rather than mandating a purchase. Heart rate is the load-bearing measurement; sourcing it must never be the blocker. Two honest limits attach to any implementation: phone-camera photoplethysmography is unreliable during exercise because of motion artefact, so it should never drive a live training session; and some widely owned wrist devices do not broadcast the standard Bluetooth Heart Rate profile, so those users need a chest strap or manual entry.</w:t>
+        <w:t xml:space="preserve">Friction is a major threat to adherence. A tool should accept any wearable that broadcasts the standard Bluetooth Heart Rate profile — chest straps and most sports watches — and should fall back to clinician manual entry, meeting the patient where they are rather than mandating a purchase. Heart rate is the load-bearing measurement; sourcing it must never be the blocker. Two honest limits attach to any implementation: phone-camera photoplethysmography is unreliable during exercise because of motion artefact, so it should never drive a live training session; and some widely owned wrist devices do not broadcast the standard Bluetooth Heart Rate profile, so those users need a chest strap or manual entry.</w:t>
       </w:r>
     </w:p>
     <w:p>
@@ -1185,7 +1185,7 @@
         <w:t xml:space="preserve"> </w:t>
       </w:r>
       <w:r>
-        <w:t xml:space="preserve">A delivery tool of this kind should be a clinician-directed assistant, not a consumer self-diagnosis product: the qualified clinician runs or oversees the threshold test, interprets it, sets the heart-rate band, owns the prescription, approves progression, and clears return to activity; the software executes, paces, monitors, and records. It informs; it never decides. Even so, software that analyses a live physiological signal and is operated by the patient may fall outside clinical-decision-support carve-outs — such as the carve-out under the US 21st Century Cures Act §3060 and the TGA’s clinical-decision-support exclusion, both drafted around clinician-facing software that does not process device signals — and be regulated as software as a medical device. Classification turns on claims and intended use, and a formal regulatory scoping opinion should precede any launch.</w:t>
+        <w:t xml:space="preserve">A delivery tool of this kind should be a clinician-directed assistant, not a consumer self-diagnosis product: the qualified clinician runs or oversees the threshold test, interprets it, sets the heart-rate band, owns the prescription, approves progression, and clears return to activity; the software executes, paces, monitors, and records. It informs; it never decides. Even so, software that analyses a live physiological signal and is operated by the patient may fall outside clinical-decision-support carve-outs — such as the carve-out under the US 21st Century Cures Act §3060 and the TGA’s clinical-decision-support exclusion, both drafted around clinician-facing software that does not process device signals — and be regulated as software as a medical device. Classification turns on claims and intended use, and a formal regulatory scoping opinion should precede launch — or, for tools already in clinical use, be obtained without delay.</w:t>
       </w:r>
     </w:p>
     <w:bookmarkStart w:id="23" w:name="why-active-and-not-pacing"/>
@@ -1330,7 +1330,7 @@
         <w:t xml:space="preserve"> </w:t>
       </w:r>
       <w:r>
-        <w:t xml:space="preserve">platforms (e.g. Sway [21]) digitise symptom, balance and cognitive testing; their published descriptions include no exertion- or heart-rate-guided therapy. Supervised heart-rate-zone training is an established pattern in app-based cardiac rehabilitation; this review’s mapping identified no equivalently supervised, at-scale commercial implementation for concussion.</w:t>
+        <w:t xml:space="preserve">platforms (e.g. Sway [21]) digitise symptom, balance and cognitive testing; their published descriptions include no exertion- or heart-rate-guided therapy. Supervised heart-rate-zone training is a familiar pattern in app-based cardiac rehabilitation; this review’s mapping identified no equivalently supervised, at-scale commercial implementation for concussion.</w:t>
       </w:r>
     </w:p>
     <w:p>
@@ -1403,7 +1403,7 @@
         <w:pStyle w:val="BodyText"/>
       </w:pPr>
       <w:r>
-        <w:t xml:space="preserve">The author’s software (SST Trainer, developed by Concussion Education Australia — the competing interest disclosed in the Methods and Declarations) is one attempt to implement the Section 4 requirements as stated. Whether it achieves that combination in practice is a product claim this review does not adjudicate; it is asserted here only as design intent. The software is in early, clinician-gated commercial use in Australia, and the regulatory scoping recommended above applies to it no less than to any other tool in the category. It is named for transparency and located against the same criteria as its comparators; consistent with Section 5, no efficacy claim is made for it.</w:t>
+        <w:t xml:space="preserve">The author’s software (SST Trainer, developed by Concussion Education Australia — the competing interest disclosed in the Methods and Declarations) is one attempt to implement the Section 4 requirements as stated. Whether it achieves that combination in practice is a product claim this review does not adjudicate; it is asserted here only as design intent. The software is in early, clinician-gated commercial release in Australia, and the regulatory scoping recommended above applies to it no less than to any other tool in the category. It is named for transparency and located against the same criteria as its comparators; consistent with Section 5, no efficacy claim is made for it.</w:t>
       </w:r>
     </w:p>
     <w:bookmarkEnd w:id="24"/>

--- a/docs/sst-publications/01-clinical-review-SUBMISSION.docx
+++ b/docs/sst-publications/01-clinical-review-SUBMISSION.docx
@@ -102,7 +102,7 @@
         <w:pStyle w:val="FirstParagraph"/>
       </w:pPr>
       <w:r>
-        <w:t xml:space="preserve">For two decades the default management of concussion was rest until symptom-free. A coherent body of physiological and randomised-trial evidence has overturned that doctrine. Concussion produces a measurable, exercise-provocable autonomic phenotype — exercise intolerance — that can be quantified with a standardised graded treadmill test (the Buffalo Concussion Treadmill Test, BCTT) to a heart-rate threshold (HRt) at which symptoms are reproducibly exacerbated. Prescribing aerobic exercise just below that threshold (sub-symptom-threshold aerobic exercise, SSTAE) accelerated recovery in a randomised controlled trial of adolescents and, in a subsequent multicentre randomised trial, roughly halved the incidence of persistent post-concussive symptoms; the approach is now endorsed by the 6th International Consensus Statement on Concussion in Sport (Amsterdam 2022/2023). Yet the prescription remains hard to deliver: it depends on an individualised heart-rate ceiling that must be respected on every between-visit session, in the patient’s own time, away from the clinic and the treadmill. This review traces the paradigm shift, summarises the threshold-test and SSTAE evidence with effect sizes where published, and names the implementation gap between an evidence-based prescription and faithful between-visit delivery. It then proposes a set of delivery requirements derived from the trial procedures: a live, verified heart-rate signal displayed against the prescribed band; hardware-agnostic sourcing of that signal; refusal to fabricate readings; progression gated on verified sessions; and structured reporting back to the prescribing clinician. Existing tools, including one developed by the author (a disclosed competing interest), are located against those requirements. The defensible contribution of such tools is faithful, verifiable delivery of an established treatment: not new physiology, and not the first digital delivery.</w:t>
+        <w:t xml:space="preserve">For two decades the default management of concussion was rest until symptom-free. A coherent body of physiological and randomised-trial evidence has overturned that doctrine. Concussion produces a measurable, exercise-provocable autonomic phenotype — exercise intolerance — that can be quantified with a standardised graded treadmill test (the Buffalo Concussion Treadmill Test, BCTT) to a heart-rate threshold (HRt) at which symptoms are reproducibly exacerbated. Prescribing aerobic exercise just below that threshold (sub-symptom-threshold aerobic exercise, SSTAE) accelerated recovery in a randomised controlled trial of adolescents and, in a subsequent multicentre randomised trial, roughly halved the incidence of persistent post-concussive symptoms; the approach is now endorsed by the 6th International Consensus Statement on Concussion in Sport (Amsterdam 2022/2023). Yet the prescription remains hard to deliver: it depends on an individualised heart-rate ceiling that must be respected on every between-visit session, in the patient’s own time, away from the clinic and the treadmill. This review traces the paradigm shift, summarises the threshold-test and SSTAE evidence with effect sizes where published, and names the implementation gap between an evidence-based prescription and faithful between-visit delivery. It then proposes a set of delivery requirements, framed by the author and informed by the trial procedures and the delivery-gap analysis: a live, verified heart-rate signal displayed against the prescribed band; hardware-agnostic sourcing of that signal; refusal to fabricate readings; progression gated on verified sessions; and structured reporting back to the prescribing clinician. Existing tools, including one developed by the author (a disclosed competing interest), are located against those requirements. The defensible contribution of such tools is faithful, verifiable delivery of an established treatment: not new physiology, and not the first digital delivery.</w:t>
       </w:r>
     </w:p>
     <w:bookmarkEnd w:id="9"/>
@@ -395,7 +395,7 @@
         <w:t xml:space="preserve">exercise intolerance</w:t>
       </w:r>
       <w:r>
-        <w:t xml:space="preserve">: a reproducible exacerbation of concussion symptoms at a sub-maximal level of exertion that would be unremarkable in a healthy person. Mechanistically it is attributed to autonomic nervous system dysfunction and impaired cerebral autoregulation after the injury [2]. Exercise intolerance is common and clinically meaningful: in adults with persistent post-concussive symptoms, roughly 81% test positive for exercise intolerance, and a higher symptom burden is associated with higher odds of testing positive [3]. This matters because it means the phenotype is (a) frequent, (b) measurable, and (c) the direct target of the treatment.</w:t>
+        <w:t xml:space="preserve">: a reproducible exacerbation of concussion symptoms at a sub-maximal level of exertion that would be unremarkable in a healthy person. Mechanistically it is attributed to autonomic nervous system dysfunction and impaired cerebral autoregulation after the injury [2]. Exercise intolerance is common and clinically meaningful: in one exploratory cohort of 100 adults with persistent post-concussive symptoms, over 80% tested positive for exercise intolerance, and a higher symptom burden was associated with higher odds of testing positive [3]. This matters because it means the phenotype is (a) apparently common, (b) measurable, and (c) the direct target of the treatment.</w:t>
       </w:r>
     </w:p>
     <w:bookmarkEnd w:id="13"/>
@@ -644,7 +644,7 @@
         <w:pStyle w:val="FirstParagraph"/>
       </w:pPr>
       <w:r>
-        <w:t xml:space="preserve">Beyond prescribing, the threshold test forecasts recovery. In adolescents with sport-related concussion, an absolute HRt below ~135 bpm has been associated with prolonged (&gt;21-day) recovery, and Haider and colleagues found that a blunted heart-rate response — a change in heart rate of ≤50 bpm across the test — predicted delayed (&gt;30-day) recovery with roughly 73% sensitivity and 78% specificity in adolescents managed with the then-standard prescribed rest [7]. A single test that both prescribes the dose and stratifies recovery risk is clinically valuable — and serial HRt becomes an objective recovery trajectory rather than a subjective symptom diary.</w:t>
+        <w:t xml:space="preserve">Beyond prescribing, the threshold test forecasts recovery. In adolescents with sport-related concussion, an absolute HRt below ~135 bpm was associated with prolonged (&gt;21-day) recovery in an earlier cohort from the same group (as cited in [7]), and Haider and colleagues found that a blunted heart-rate response — a change in heart rate of ≤50 bpm across the test — predicted delayed (&gt;30-day) recovery with roughly 73% sensitivity and 78% specificity in adolescents not treated with aerobic exercise (the rest and placebo-stretching arms) [7]. A single test that both prescribes the dose and stratifies recovery risk is clinically valuable — and serial HRt becomes an objective recovery trajectory rather than a subjective symptom diary.</w:t>
       </w:r>
     </w:p>
     <w:bookmarkEnd w:id="17"/>
@@ -716,7 +716,7 @@
         <w:t xml:space="preserve"> </w:t>
       </w:r>
       <w:r>
-        <w:t xml:space="preserve">A larger, three-site RCT of 118 adolescents presenting within 10 days of injury, led by the originating group with collaborating sites, reproduced and extended the finding: targeted-heart-rate sub-symptom-threshold aerobic exercise shortened recovery (the trial’s reported hazard ratio for stretching versus aerobic exercise was 0.52, 95% CI 0.28–0.97, p=0.039) and roughly halved the incidence of persistent post-concussive symptoms, with good adherence and no adverse events [10]. Extension across multiple sites, with prevention of</w:t>
+        <w:t xml:space="preserve">A larger, three-site RCT of 118 adolescents presenting within 10 days of injury, led by the originating group with collaborating sites, reproduced and extended the finding: targeted-heart-rate sub-symptom-threshold aerobic exercise roughly halved the risk of persistent post-concussive symptoms (hazard ratio for stretching versus aerobic exercise 0.52, 95% CI 0.28–0.97, p=0.039) and shortened recovery, with good adherence and no adverse events [10]. Extension across multiple sites, with prevention of</w:t>
       </w:r>
       <w:r>
         <w:t xml:space="preserve"> </w:t>
@@ -996,7 +996,7 @@
         <w:t xml:space="preserve"> </w:t>
       </w:r>
       <w:r>
-        <w:t xml:space="preserve">The progression decision (advance / hold / regress / refer) depends on a structured session history. On paper diaries this history is, in the author’s clinical observation, incomplete and recalled rather than recorded. Serial HRt — the objective recovery curve — has to date been captured mainly within research protocols [9,10].</w:t>
+        <w:t xml:space="preserve">The progression decision (advance / hold / regress / refer) depends on a structured session history. Paper diaries are a demonstrably unreliable instrument for this: actual compliance with paper symptom diaries is far lower than reported compliance, and entries are commonly backfilled [16]. Serial HRt — the objective recovery curve — has to date been captured mainly within research protocols [9,10].</w:t>
       </w:r>
     </w:p>
     <w:p>
@@ -1035,7 +1035,7 @@
         <w:pStyle w:val="FirstParagraph"/>
       </w:pPr>
       <w:r>
-        <w:t xml:space="preserve">The implementation gap defines a set of requirements for delivery that is faithful to the trialled protocol. They are proposed here by the author, derived from the trial procedures [8–10] and the gap analysis in Section 3, and stated at the level of requirements, independent of any vendor or product; Section 4.2 then locates the existing tools — including, with disclosed interest, the author’s — against them. The portable, repeatable prescription of Sections 2.4 and 2.5 is exactly what a guided tool could carry between visits, provided it carries it faithfully. The argument is deliberately modest: the physiology is not new; what the field lacks is faithful, verifiable, monitored delivery between visits.</w:t>
+        <w:t xml:space="preserve">The implementation gap defines a set of requirements for delivery that is faithful to the trialled protocol. They are proposed here by the author, informed by the trial procedures [8–10], the gap analysis in Section 3, and software-safety considerations, and stated at the level of requirements, independent of any vendor or product; Section 4.2 then locates the existing tools — including, with disclosed interest, the author’s — against them. The portable, repeatable prescription of Sections 2.4 and 2.5 is exactly what a guided tool could carry between visits, provided it carries it faithfully. The argument is deliberately modest: the physiology is not new; what the field lacks is faithful, verifiable, monitored delivery between visits.</w:t>
       </w:r>
     </w:p>
     <w:p>
@@ -1068,7 +1068,7 @@
         <w:t xml:space="preserve"> </w:t>
       </w:r>
       <w:r>
-        <w:t xml:space="preserve">signal. This is the most direct available means of making the ceiling self-dosable — though whether live feedback improves real-world fidelity is itself an empirical question (Section 5).</w:t>
+        <w:t xml:space="preserve">signal. This is a direct means of making the ceiling self-dosable — though whether live feedback improves real-world fidelity is itself an empirical question (Section 5).</w:t>
       </w:r>
     </w:p>
     <w:p>
@@ -1089,7 +1089,7 @@
         <w:t xml:space="preserve"> </w:t>
       </w:r>
       <w:r>
-        <w:t xml:space="preserve">Friction is a major threat to adherence. A tool should accept any wearable that broadcasts the standard Bluetooth Heart Rate profile — chest straps and most sports watches — and should fall back to clinician manual entry, meeting the patient where they are rather than mandating a purchase. Heart rate is the load-bearing measurement; sourcing it must never be the blocker. Two honest limits attach to any implementation: phone-camera photoplethysmography is unreliable during exercise because of motion artefact, so it should never drive a live training session; and some widely owned wrist devices do not broadcast the standard Bluetooth Heart Rate profile, so those users need a chest strap or manual entry.</w:t>
+        <w:t xml:space="preserve">Friction is a major threat to adherence. A tool should accept any wearable that broadcasts the standard Bluetooth Heart Rate profile — chest straps and most sports watches — and should fall back to clinician manual entry, meeting the patient where they are rather than mandating a purchase. Heart rate is the load-bearing measurement; sourcing it must never be the blocker. Two limits attach to any implementation: phone-camera photoplethysmography is unreliable during exercise because of motion artefact, so it should never drive a live training session; and some widely owned wrist devices do not broadcast the standard Bluetooth Heart Rate profile, so those users need a chest strap or manual entry.</w:t>
       </w:r>
     </w:p>
     <w:p>
@@ -1185,7 +1185,7 @@
         <w:t xml:space="preserve"> </w:t>
       </w:r>
       <w:r>
-        <w:t xml:space="preserve">A delivery tool of this kind should be a clinician-directed assistant, not a consumer self-diagnosis product: the qualified clinician runs or oversees the threshold test, interprets it, sets the heart-rate band, owns the prescription, approves progression, and clears return to activity; the software executes, paces, monitors, and records. It informs; it never decides. Even so, software that analyses a live physiological signal and is operated by the patient may fall outside clinical-decision-support carve-outs — such as the carve-out under the US 21st Century Cures Act §3060 and the TGA’s clinical-decision-support exclusion, both drafted around clinician-facing software that does not process device signals — and be regulated as software as a medical device. Classification turns on claims and intended use, and a formal regulatory scoping opinion should precede launch — or, for tools already in clinical use, be obtained without delay.</w:t>
+        <w:t xml:space="preserve">A delivery tool of this kind should be a clinician-directed assistant, not a consumer self-diagnosis product: the qualified clinician runs or oversees the threshold test, interprets it, sets the heart-rate band, owns the prescription, approves progression, and clears return to activity; the software executes, paces, monitors, and records. It informs; it never decides. Even so, software that analyses a live physiological signal and is operated by the patient may fall outside clinical-decision-support carve-outs — such as the carve-out under the US 21st Century Cures Act §3060 and the TGA’s clinical-decision-support exemption, both drafted around clinician-facing software that does not process device signals — and be regulated as software as a medical device. Classification turns on claims and intended use, and a formal regulatory scoping opinion should precede launch — or, for tools already in clinical use, be obtained without delay.</w:t>
       </w:r>
     </w:p>
     <w:bookmarkStart w:id="23" w:name="why-active-and-not-pacing"/>
@@ -1240,13 +1240,13 @@
       </w:r>
     </w:p>
     <w:bookmarkEnd w:id="23"/>
-    <w:bookmarkStart w:id="24" w:name="Xe07dc316fc9c296e7b2ad198a22c4f0f6dcd972"/>
+    <w:bookmarkStart w:id="24" w:name="X650251001df0a14204e238fbceb56dfd92c4261"/>
     <w:p>
       <w:pPr>
         <w:pStyle w:val="Heading3"/>
       </w:pPr>
       <w:r>
-        <w:t xml:space="preserve">4.2 What already exists — and the narrow, honest novelty</w:t>
+        <w:t xml:space="preserve">4.2 What already exists — and the narrow residual claim</w:t>
       </w:r>
     </w:p>
     <w:p>
@@ -1254,7 +1254,7 @@
         <w:pStyle w:val="FirstParagraph"/>
       </w:pPr>
       <w:r>
-        <w:t xml:space="preserve">It would be wrong to imply that no one has digitised this prescription. The honest claim must be made against the prior art, which this review extends rather than ignores:</w:t>
+        <w:t xml:space="preserve">It would be wrong to imply that no one has digitised this prescription. Any novelty claim must be made against the prior art, which this review extends rather than ignores:</w:t>
       </w:r>
     </w:p>
     <w:p>
@@ -1266,7 +1266,7 @@
         </w:numPr>
       </w:pPr>
       <w:r>
-        <w:t xml:space="preserve">A concussion rehabilitation app (Rhea Health, a University of Toronto spin-out) already delivers heart-rate-targeted aerobic prescription [16]. Its published protocol, however, guides users to a fixed ~60% ± 5% of age-predicted maximal heart rate (220 − age), with no graded test to individualise the threshold; individualisation is limited to in-app same/better/worse symptom feedback [17]. The published descriptions do not report a dedicated clinician dashboard [16,17]. An RCT from the same group has likewise delivered early aerobic exercise using a progressive percentage of age-predicted maximal heart rate [18]. (Neither Rhea nor the author’s product is affiliated with the Buffalo group.)</w:t>
+        <w:t xml:space="preserve">A concussion rehabilitation app (Rhea Health, a University of Toronto spin-out) already delivers heart-rate-targeted aerobic prescription [17]. Its published protocol, however, guides users to a fixed ~60% ± 5% of age-predicted maximal heart rate (220 − age), with no graded test to individualise the threshold; individualisation is limited to in-app same/better/worse symptom feedback [18]. The published descriptions do not report a dedicated clinician dashboard [17,18]. An RCT from the same group has likewise delivered early aerobic exercise using a progressive percentage of age-predicted maximal heart rate [19]. (Neither Rhea nor the author’s product is affiliated with the Buffalo group.)</w:t>
       </w:r>
     </w:p>
     <w:p>
@@ -1278,7 +1278,7 @@
         </w:numPr>
       </w:pPr>
       <w:r>
-        <w:t xml:space="preserve">Between-visit mobile-health symptom monitoring with structured return of data to clinicians is published [19].</w:t>
+        <w:t xml:space="preserve">Between-visit mobile-health symptom monitoring with structured return of data to clinicians is published [20].</w:t>
       </w:r>
     </w:p>
     <w:p>
@@ -1302,7 +1302,7 @@
         </w:numPr>
       </w:pPr>
       <w:r>
-        <w:t xml:space="preserve">A commercial concussion exercise-prescription module exists and is reaching Australia: the Complete Concussion Management Inc. (CCMI) and Wibbi partnership (announced December 2025) embeds concussion protocols in a digital home-exercise-programme platform with outcome tracking [20]. The published description reports symptom and outcome-score tracking; it does not describe digital delivery of a serial measured-HRt curve [20].</w:t>
+        <w:t xml:space="preserve">A commercial concussion exercise-prescription module exists and is reaching Australia: the Complete Concussion Management Inc. (CCMI) and Wibbi partnership (announced December 2025) embeds concussion protocols in a digital home-exercise-programme platform with outcome tracking [21]. The published description reports symptom and outcome-score tracking; it does not describe digital delivery of a serial measured-HRt curve [21].</w:t>
       </w:r>
     </w:p>
     <w:p>
@@ -1330,7 +1330,7 @@
         <w:t xml:space="preserve"> </w:t>
       </w:r>
       <w:r>
-        <w:t xml:space="preserve">platforms (e.g. Sway [21]) digitise symptom, balance and cognitive testing; their published descriptions include no exertion- or heart-rate-guided therapy. Supervised heart-rate-zone training is a familiar pattern in app-based cardiac rehabilitation; this review’s mapping identified no equivalently supervised, at-scale commercial implementation for concussion.</w:t>
+        <w:t xml:space="preserve">platforms (e.g. Sway [22]) digitise symptom, balance and cognitive testing; their published descriptions include no exertion- or heart-rate-guided therapy. Supervised heart-rate-zone training is a familiar pattern in app-based cardiac rehabilitation; this review’s mapping identified no equivalently supervised, at-scale commercial implementation for concussion.</w:t>
       </w:r>
     </w:p>
     <w:p>
@@ -1338,7 +1338,7 @@
         <w:pStyle w:val="FirstParagraph"/>
       </w:pPr>
       <w:r>
-        <w:t xml:space="preserve">Against that backdrop, the defensible finding is not</w:t>
+        <w:t xml:space="preserve">Against that backdrop, the defensible observation is not</w:t>
       </w:r>
       <w:r>
         <w:t xml:space="preserve"> </w:t>
@@ -1395,7 +1395,7 @@
         <w:t xml:space="preserve"> </w:t>
       </w:r>
       <w:r>
-        <w:t xml:space="preserve">in one clinician-supervised workflow. The closest comparators each lack at least one element: the Rhea protocol uses a fixed percentage of age-predicted maximal heart rate with no graded test and no reported clinician dashboard [16,17]; the CCMI–Wibbi module’s published description reports outcome-score tracking rather than a serial measured-HRt curve [20]. Each element exists somewhere in the prior art; the observation concerns their combination — and it is made against criteria the author framed, so the disclosed interest applies to the comparison as much as to the product.</w:t>
+        <w:t xml:space="preserve">in one clinician-supervised workflow. The closest comparators each lack at least one element: the Rhea protocol uses a fixed percentage of age-predicted maximal heart rate with no graded test and no reported clinician dashboard [17,18]; the CCMI–Wibbi module’s published description reports outcome-score tracking rather than a serial measured-HRt curve [21]. Each element exists somewhere in the prior art; the observation concerns their combination — and it is made against criteria the author framed, so the disclosed interest applies to the comparison as much as to the product.</w:t>
       </w:r>
     </w:p>
     <w:p>
@@ -1403,18 +1403,18 @@
         <w:pStyle w:val="BodyText"/>
       </w:pPr>
       <w:r>
-        <w:t xml:space="preserve">The author’s software (SST Trainer, developed by Concussion Education Australia — the competing interest disclosed in the Methods and Declarations) is one attempt to implement the Section 4 requirements as stated. Whether it achieves that combination in practice is a product claim this review does not adjudicate; it is asserted here only as design intent. The software is in early, clinician-gated commercial release in Australia, and the regulatory scoping recommended above applies to it no less than to any other tool in the category. It is named for transparency and located against the same criteria as its comparators; consistent with Section 5, no efficacy claim is made for it.</w:t>
+        <w:t xml:space="preserve">The author’s software (SST Trainer, developed by Concussion Education Australia — the competing interest disclosed in the Methods and Declarations) is one attempt to implement the Section 4 requirements as stated. Whether it achieves that combination in practice is a product claim this review does not adjudicate; it is asserted here only as design intent. The software is in early, clinician-gated commercial release in Australia, supplied on the developer’s self-assessment of the boundary described above, with regulatory guidance sought from the TGA; the formal scoping recommended above applies to it no less than to any other tool in the category. It is named for transparency and located against the same criteria as its comparators; consistent with Section 5, no efficacy claim is made for it.</w:t>
       </w:r>
     </w:p>
     <w:bookmarkEnd w:id="24"/>
     <w:bookmarkEnd w:id="25"/>
-    <w:bookmarkStart w:id="26" w:name="limitations-and-honest-scope"/>
+    <w:bookmarkStart w:id="26" w:name="limitations-and-scope"/>
     <w:p>
       <w:pPr>
         <w:pStyle w:val="Heading2"/>
       </w:pPr>
       <w:r>
-        <w:t xml:space="preserve">5. Limitations and honest scope</w:t>
+        <w:t xml:space="preserve">5. Limitations and scope</w:t>
       </w:r>
     </w:p>
     <w:p>
@@ -1422,7 +1422,7 @@
         <w:pStyle w:val="FirstParagraph"/>
       </w:pPr>
       <w:r>
-        <w:t xml:space="preserve">The strongest randomised evidence for SSTAE is in adolescents with sport-related concussion in the early window; the adult and persistent-symptom evidence, while supportive, is thinner and calls for better trials [13]. A digital delivery tool inherits this evidence base — it can make faithful delivery of an evidence-based prescription easier and more measurable, but it does not, by itself, constitute new efficacy evidence. The honest claim for such software is verification-by-design and faithful delivery, not a new clinical outcome. A retrospective, observational analysis of de-identified routine-care data (serial HRt trajectories, adherence, time-to-clearance) accumulated through normal clinical use is the appropriate first step towards outcome evidence; an efficacy claim would additionally require prospective controlled evaluation.</w:t>
+        <w:t xml:space="preserve">The strongest randomised evidence for SSTAE is in adolescents with sport-related concussion in the early window; the adult and persistent-symptom evidence, while supportive, is thinner and calls for better trials [13]. A digital delivery tool inherits this evidence base — it can make faithful delivery of an evidence-based prescription easier and more measurable, but it does not, by itself, constitute new efficacy evidence. The defensible claim for such software is verification-by-design and faithful delivery, not a new clinical outcome. A retrospective, observational analysis of de-identified routine-care data (serial HRt trajectories, adherence, time-to-clearance) accumulated through normal clinical use is the appropriate first step towards outcome evidence; an efficacy claim would additionally require prospective controlled evaluation.</w:t>
       </w:r>
     </w:p>
     <w:p>
@@ -1987,6 +1987,34 @@
       </w:r>
       <w:r>
         <w:t xml:space="preserve">2023;33(3):276–279. doi:10.1097/JSM.0000000000001116</w:t>
+      </w:r>
+    </w:p>
+    <w:p>
+      <w:pPr>
+        <w:pStyle w:val="Compact"/>
+        <w:numPr>
+          <w:ilvl w:val="0"/>
+          <w:numId w:val="1008"/>
+        </w:numPr>
+      </w:pPr>
+      <w:r>
+        <w:t xml:space="preserve">Stone AA, Shiffman S, Schwartz JE, Broderick JE, Hufford MR. Patient non-compliance with paper diaries.</w:t>
+      </w:r>
+      <w:r>
+        <w:t xml:space="preserve"> </w:t>
+      </w:r>
+      <w:r>
+        <w:rPr>
+          <w:i/>
+          <w:iCs/>
+        </w:rPr>
+        <w:t xml:space="preserve">BMJ.</w:t>
+      </w:r>
+      <w:r>
+        <w:t xml:space="preserve"> </w:t>
+      </w:r>
+      <w:r>
+        <w:t xml:space="preserve">2002;324(7347):1193–1194. doi:10.1136/bmj.324.7347.1193</w:t>
       </w:r>
     </w:p>
     <w:p>

--- a/docs/sst-publications/01-clinical-review-SUBMISSION.docx
+++ b/docs/sst-publications/01-clinical-review-SUBMISSION.docx
@@ -102,7 +102,7 @@
         <w:pStyle w:val="FirstParagraph"/>
       </w:pPr>
       <w:r>
-        <w:t xml:space="preserve">For two decades the default management of concussion was rest until symptom-free. A coherent body of physiological and randomised-trial evidence has overturned that doctrine. Concussion produces a measurable, exercise-provocable autonomic phenotype — exercise intolerance — that can be quantified with a standardised graded treadmill test (the Buffalo Concussion Treadmill Test, BCTT) to a heart-rate threshold (HRt) at which symptoms are reproducibly exacerbated. Prescribing aerobic exercise just below that threshold (sub-symptom-threshold aerobic exercise, SSTAE) accelerated recovery in a randomised controlled trial of adolescents and, in a subsequent multicentre randomised trial, roughly halved the incidence of persistent post-concussive symptoms; the approach is now endorsed by the 6th International Consensus Statement on Concussion in Sport (Amsterdam 2022/2023). Yet the prescription remains hard to deliver: it depends on an individualised heart-rate ceiling that must be respected on every between-visit session, in the patient’s own time, away from the clinic and the treadmill. This review traces the paradigm shift, summarises the threshold-test and SSTAE evidence with effect sizes where published, and names the implementation gap between an evidence-based prescription and faithful between-visit delivery. It then proposes a set of delivery requirements, framed by the author and informed by the trial procedures and the delivery-gap analysis: a live, verified heart-rate signal displayed against the prescribed band; hardware-agnostic sourcing of that signal; refusal to fabricate readings; progression gated on verified sessions; and structured reporting back to the prescribing clinician. Existing tools, including one developed by the author (a disclosed competing interest), are located against those requirements. The defensible contribution of such tools is faithful, verifiable delivery of an established treatment: not new physiology, and not the first digital delivery.</w:t>
+        <w:t xml:space="preserve">For two decades the default management of concussion was rest until symptom-free. A coherent body of physiological and randomised-trial evidence has overturned that doctrine. Concussion produces a measurable, exercise-provocable autonomic phenotype — exercise intolerance — that can be quantified with a standardised graded treadmill test (the Buffalo Concussion Treadmill Test, BCTT) to a heart-rate threshold (HRt) at which symptoms are reproducibly exacerbated. Prescribing aerobic exercise just below that threshold (sub-symptom-threshold aerobic exercise, SSTAE) accelerated recovery in a randomised controlled trial in adolescents and, in a subsequent multicentre randomised trial, roughly halved the incidence of persistent post-concussive symptoms; the approach is now endorsed by the 6th International Consensus Statement on Concussion in Sport (Amsterdam 2022/2023). Yet the prescription remains hard to deliver: it depends on an individualised heart-rate ceiling that must be respected on every between-visit session, in the patient’s own time, away from the clinic and the treadmill. This review traces the paradigm shift, summarises the threshold-test and SSTAE evidence with effect sizes where published, and names the implementation gap between an evidence-based prescription and faithful between-visit delivery. It then proposes a set of delivery requirements, framed by the author and informed by the trial procedures and the delivery-gap analysis: a live, verified heart-rate signal displayed against the prescribed band; hardware-agnostic sourcing of that signal; refusal to fabricate readings; progression gated on verified sessions; and structured reporting back to the prescribing clinician. Existing tools, including one developed by the author (a disclosed competing interest), are located against those requirements. The defensible contribution of such tools is faithful, verifiable delivery of an established treatment: not new physiology, and not the first digital delivery.</w:t>
       </w:r>
     </w:p>
     <w:bookmarkEnd w:id="9"/>
@@ -340,7 +340,7 @@
         <w:t xml:space="preserve">“cocoon therapy”</w:t>
       </w:r>
       <w:r>
-        <w:t xml:space="preserve">. The intuition was mechanical: an injured brain should be protected from load. But prolonged rest has costs. Deconditioning, sleep disruption, mood disturbance, social isolation and nocebo-style symptom focus all compound the original injury, and there was never randomised evidence that strict rest shortened recovery. By the mid-2010s, the rest prescription was being actively questioned.</w:t>
+        <w:t xml:space="preserve">. The intuition was mechanical: an injured brain should be protected from load. But prolonged rest has costs. Deconditioning, sleep disruption, mood disturbance, social isolation and nocebo-style symptom focus all compound the original injury, and there was never randomised evidence that strict rest shortened recovery; the one randomised trial of strict rest found a higher symptom burden and slower symptom resolution than usual care [1]. By the mid-2010s, the rest prescription was being actively questioned.</w:t>
       </w:r>
     </w:p>
     <w:p>
@@ -364,7 +364,7 @@
         <w:t xml:space="preserve"> </w:t>
       </w:r>
       <w:r>
-        <w:t xml:space="preserve">[1]. The argument is that a meaningful proportion of post-concussion symptom burden is not structural but a disorder of physiological regulation — autonomic and cerebrovascular dysregulation that is provoked by exertion and, crucially, is responsive to a graded aerobic stimulus delivered below the provocation threshold. Exercise, correctly dosed, is not a risk to be avoided; it is the treatment.</w:t>
+        <w:t xml:space="preserve">[2]. The argument is that a meaningful proportion of post-concussion symptom burden is not structural but a disorder of physiological regulation — autonomic and cerebrovascular dysregulation that is provoked by exertion and, crucially, is responsive to a graded aerobic stimulus delivered below the provocation threshold. Exercise, correctly dosed, is not a risk to be avoided; it is the treatment.</w:t>
       </w:r>
     </w:p>
     <w:bookmarkEnd w:id="12"/>
@@ -395,7 +395,7 @@
         <w:t xml:space="preserve">exercise intolerance</w:t>
       </w:r>
       <w:r>
-        <w:t xml:space="preserve">: a reproducible exacerbation of concussion symptoms at a sub-maximal level of exertion that would be unremarkable in a healthy person. Mechanistically it is attributed to autonomic nervous system dysfunction and impaired cerebral autoregulation after the injury [2]. Exercise intolerance is common and clinically meaningful: in one exploratory cohort of 100 adults with persistent post-concussive symptoms, over 80% tested positive for exercise intolerance, and a higher symptom burden was associated with higher odds of testing positive [3]. This matters because it means the phenotype is (a) apparently common, (b) measurable, and (c) the direct target of the treatment.</w:t>
+        <w:t xml:space="preserve">: a reproducible exacerbation of concussion symptoms at a sub-maximal level of exertion that would be unremarkable in a healthy person. Mechanistically it is attributed to autonomic nervous system dysfunction and impaired cerebral autoregulation after the injury [3]. Exercise intolerance is common and clinically meaningful: in one exploratory cohort of 100 adults with persistent post-concussive symptoms, over 80% tested positive for exercise intolerance, and a higher symptom burden was associated with higher odds of testing positive [4]. This matters because it means the phenotype is (a) apparently common, (b) measurable, and (c) the direct target of the treatment.</w:t>
       </w:r>
     </w:p>
     <w:bookmarkEnd w:id="13"/>
@@ -413,7 +413,7 @@
         <w:pStyle w:val="FirstParagraph"/>
       </w:pPr>
       <w:r>
-        <w:t xml:space="preserve">The 6th International Consensus Statement on Concussion in Sport [4] codified the shift. Its position can be summarised:</w:t>
+        <w:t xml:space="preserve">The 6th International Consensus Statement on Concussion in Sport [5] codified the shift. Its position can be summarised:</w:t>
       </w:r>
     </w:p>
     <w:p>
@@ -457,7 +457,7 @@
         <w:t xml:space="preserve"> </w:t>
       </w:r>
       <w:r>
-        <w:t xml:space="preserve">Sub-symptom-threshold aerobic exercise initiated within roughly 2–10 days of injury is recommended; it reduces the incidence of persisting symptoms and facilitates recovery, including in those whose symptoms already exceed a month.</w:t>
+        <w:t xml:space="preserve">Sub-symptom-threshold aerobic exercise initiated within roughly 2–10 days of injury is recommended; it reduces the incidence of persisting symptoms and facilitates recovery, including in those whose symptoms have already persisted beyond a month.</w:t>
       </w:r>
     </w:p>
     <w:p>
@@ -515,7 +515,7 @@
         <w:pStyle w:val="FirstParagraph"/>
       </w:pPr>
       <w:r>
-        <w:t xml:space="preserve">The instrument that operationalised exercise intolerance is the BCTT, a standardised graded treadmill test built on the cardiac Balke protocol [5]. The protocol — walk at a fixed starting speed, then increase the incline by 1° each minute for 15 stages, after which the speed increases — was chosen precisely because the Balke ramp is gentle, well-validated and proven safe even in cardiac patients. Heart rate, rating of perceived exertion (Borg RPE) and a symptom-severity score are recorded every minute.</w:t>
+        <w:t xml:space="preserve">The instrument that operationalised exercise intolerance is the BCTT, a standardised graded treadmill test built on the cardiac Balke protocol [6]. The protocol — walk at a fixed starting speed, then increase the incline by 1° each minute for 15 stages, after which the speed increases — was chosen precisely because the Balke ramp is gentle, well-validated and established as safe even in cardiac patients. Heart rate, rating of perceived exertion (Borg RPE) and a symptom-severity score are recorded every minute.</w:t>
       </w:r>
     </w:p>
     <w:p>
@@ -626,7 +626,7 @@
         <w:pStyle w:val="FirstParagraph"/>
       </w:pPr>
       <w:r>
-        <w:t xml:space="preserve">The BCTT is reliable as a repeated measure [6], which is what justifies serial testing as a recovery curve.</w:t>
+        <w:t xml:space="preserve">The BCTT is reliable as a repeated measure [7], which is what justifies serial testing as a recovery curve.</w:t>
       </w:r>
     </w:p>
     <w:bookmarkEnd w:id="16"/>
@@ -644,7 +644,7 @@
         <w:pStyle w:val="FirstParagraph"/>
       </w:pPr>
       <w:r>
-        <w:t xml:space="preserve">Beyond prescribing, the threshold test forecasts recovery. In adolescents with sport-related concussion, an absolute HRt below ~135 bpm was associated with prolonged (&gt;21-day) recovery in an earlier cohort from the same group (as cited in [7]), and Haider and colleagues found that a blunted heart-rate response — a change in heart rate of ≤50 bpm across the test — predicted delayed (&gt;30-day) recovery with roughly 73% sensitivity and 78% specificity in adolescents not treated with aerobic exercise (the rest and placebo-stretching arms) [7]. A single test that both prescribes the dose and stratifies recovery risk is clinically valuable — and serial HRt becomes an objective recovery trajectory rather than a subjective symptom diary.</w:t>
+        <w:t xml:space="preserve">Beyond prescribing, the threshold test forecasts recovery. In adolescents with sport-related concussion, an absolute HRt below ~135 bpm was associated with prolonged (&gt;21-day) recovery in an earlier cohort from the same group (as cited in [8]), and Haider and colleagues found that a blunted heart-rate response — a change in heart rate of ≤50 bpm across the test — predicted delayed (&gt;30-day) recovery with roughly 73% sensitivity and 78% specificity in adolescents not treated with aerobic exercise (the rest and placebo-stretching arms) [8]. A single test that both prescribes the dose and stratifies recovery risk is clinically valuable — and serial HRt becomes an objective recovery trajectory rather than a subjective symptom diary.</w:t>
       </w:r>
     </w:p>
     <w:bookmarkEnd w:id="17"/>
@@ -680,7 +680,7 @@
         <w:t xml:space="preserve"> </w:t>
       </w:r>
       <w:r>
-        <w:t xml:space="preserve">A preliminary sub-symptom-threshold treadmill-training programme for refractory post-concussion syndrome demonstrated feasibility and symptom improvement when patients exercised most days at ~80% of their symptom-threshold heart rate [8].</w:t>
+        <w:t xml:space="preserve">A preliminary sub-symptom-threshold treadmill-training programme for refractory post-concussion syndrome demonstrated feasibility and symptom improvement when patients exercised most days at ~80% of their symptom-threshold heart rate [9].</w:t>
       </w:r>
     </w:p>
     <w:p>
@@ -698,7 +698,7 @@
         <w:t xml:space="preserve"> </w:t>
       </w:r>
       <w:r>
-        <w:t xml:space="preserve">In a randomised clinical trial of 103 adolescents (aged 13–18) in the acute phase of sport-related concussion, sub-symptom-threshold aerobic exercise versus a placebo-like stretching programme accelerated recovery: median recovery 13 days versus 17 days, a statistically significant difference [9].</w:t>
+        <w:t xml:space="preserve">In a randomised clinical trial of 103 adolescents (aged 13–18) in the acute phase of sport-related concussion, sub-symptom-threshold aerobic exercise versus a placebo-like stretching programme accelerated recovery: median recovery 13 days versus 17 days, a statistically significant difference [10].</w:t>
       </w:r>
     </w:p>
     <w:p>
@@ -716,7 +716,7 @@
         <w:t xml:space="preserve"> </w:t>
       </w:r>
       <w:r>
-        <w:t xml:space="preserve">A larger, three-site RCT of 118 adolescents presenting within 10 days of injury, led by the originating group with collaborating sites, reproduced and extended the finding: targeted-heart-rate sub-symptom-threshold aerobic exercise roughly halved the risk of persistent post-concussive symptoms (hazard ratio for stretching versus aerobic exercise 0.52, 95% CI 0.28–0.97, p=0.039) and shortened recovery, with good adherence and no adverse events [10]. Extension across multiple sites, with prevention of</w:t>
+        <w:t xml:space="preserve">A larger, three-site RCT of 118 adolescents presenting within 10 days of injury, led by the originating group with collaborating sites, reproduced and extended the finding: targeted-heart-rate sub-symptom-threshold aerobic exercise roughly halved the risk of persistent post-concussive symptoms (hazard ratio for stretching versus aerobic exercise 0.52, 95% CI 0.28–0.97, p=0.039) and shortened recovery, with good adherence and no adverse events [11]. Extension across multiple sites, with prevention of</w:t>
       </w:r>
       <w:r>
         <w:t xml:space="preserve"> </w:t>
@@ -750,7 +750,7 @@
         <w:t xml:space="preserve"> </w:t>
       </w:r>
       <w:r>
-        <w:t xml:space="preserve">A comparison of rest versus aerobic exercise versus placebo-like treatment in male and female adolescents further supported active over rest management [11]. Systematic synthesis for the Amsterdam process concluded that early rest beyond 24–48 hours confers no benefit and that prescribed sub-symptom-threshold aerobic exercise is beneficial [12]. A separate review noted that, while the adolescent evidence is strong, good-quality trials in adults and on broader outcomes are still needed [13].</w:t>
+        <w:t xml:space="preserve">A comparison of rest versus aerobic exercise versus placebo-like treatment in male and female adolescents further supported active over rest management [12]. Systematic synthesis for the Amsterdam process concluded that early rest beyond 24–48 hours confers no benefit and that prescribed sub-symptom-threshold aerobic exercise is beneficial [13]. A separate review noted that, while the adolescent evidence is strong, good-quality trials in adults and on broader outcomes are still needed [14].</w:t>
       </w:r>
     </w:p>
     <w:bookmarkEnd w:id="18"/>
@@ -768,7 +768,7 @@
         <w:pStyle w:val="FirstParagraph"/>
       </w:pPr>
       <w:r>
-        <w:t xml:space="preserve">A practical obstacle is that not every clinician has a treadmill, a heart-rate monitor and the time to run a staged treadmill test with per-minute logging. The Buffalo group addressed this in two practical-management papers: one detailing how to prescribe SSTAE in the outpatient setting from an HRt [14], and one giving a standardised programme in the absence of graded exercise testing [15]. Together they establish that the prescription — a heart-rate-anchored band, ~20 minutes, most days, with a within-session symptom-stop rule and graded progression — is meant to be portable and repeatable.</w:t>
+        <w:t xml:space="preserve">A practical obstacle is that not every clinician has a treadmill, a heart-rate monitor and the time to run a staged treadmill test with per-minute logging. The Buffalo group addressed this in two practical-management papers: one detailing how to prescribe SSTAE in the outpatient setting from an HRt [15], and one giving a standardised programme in the absence of graded exercise testing [16]. Together they establish that the prescription — a heart-rate-anchored band, ~20 minutes, most days, with a within-session symptom-stop rule and graded progression — is meant to be portable and repeatable.</w:t>
       </w:r>
     </w:p>
     <w:bookmarkEnd w:id="19"/>
@@ -820,7 +820,7 @@
         <w:t xml:space="preserve"> </w:t>
       </w:r>
       <w:r>
-        <w:t xml:space="preserve">HRt from a symptom-limited graded test (the validated provocation criterion is a symptom rise of ≥3 points from rest) [5].</w:t>
+        <w:t xml:space="preserve">HRt from a symptom-limited graded test (the validated provocation criterion is a symptom rise of ≥3 points from rest) [6].</w:t>
       </w:r>
     </w:p>
     <w:p>
@@ -842,7 +842,7 @@
         <w:t xml:space="preserve"> </w:t>
       </w:r>
       <w:r>
-        <w:t xml:space="preserve">train at ~80–90% of HRt for concussion — a floor intended to preserve a training stimulus and a do-not-exceed ceiling that keeps the patient below provocation [8–10,13].</w:t>
+        <w:t xml:space="preserve">train at ~80–90% of HRt for concussion — a floor intended to preserve a training stimulus and a do-not-exceed ceiling that keeps the patient below provocation [9–11,14].</w:t>
       </w:r>
     </w:p>
     <w:p>
@@ -864,7 +864,7 @@
         <w:t xml:space="preserve"> </w:t>
       </w:r>
       <w:r>
-        <w:t xml:space="preserve">~20 minutes, most days of the week [9,10].</w:t>
+        <w:t xml:space="preserve">~20 minutes, most days of the week [10,11].</w:t>
       </w:r>
     </w:p>
     <w:p>
@@ -886,7 +886,7 @@
         <w:t xml:space="preserve"> </w:t>
       </w:r>
       <w:r>
-        <w:t xml:space="preserve">stop if symptoms rise more than 2 points above pre-session — the complement of the consensus’s up-to-2-point tolerance band [4].</w:t>
+        <w:t xml:space="preserve">stop if symptoms rise more than 2 points above pre-session — the complement of the consensus’s up-to-2-point tolerance band [5].</w:t>
       </w:r>
     </w:p>
     <w:p>
@@ -908,7 +908,7 @@
         <w:t xml:space="preserve"> </w:t>
       </w:r>
       <w:r>
-        <w:t xml:space="preserve">advance the ceiling only after clean sessions (no within-session provocation, no next-day flare); regress on repeated provocation; re-test HRt to update precisely [14,15]. Serial HRt is the recovery curve; a re-test that no longer provokes symptoms is a key input to the return-to-activity decision.</w:t>
+        <w:t xml:space="preserve">advance the ceiling only after clean sessions (no within-session provocation, no next-day flare); regress on repeated provocation; re-test HRt to update precisely [15,16]. Serial HRt is the recovery curve; a re-test that no longer provokes symptoms is a key input to the return-to-activity decision.</w:t>
       </w:r>
     </w:p>
     <w:bookmarkEnd w:id="20"/>
@@ -927,7 +927,7 @@
         <w:pStyle w:val="FirstParagraph"/>
       </w:pPr>
       <w:r>
-        <w:t xml:space="preserve">Here is the problem the evidence does not solve. The trials prescribed an individualised heart-rate ceiling and reported good adherence under clinician oversight [9,10]. In routine practice, three things break:</w:t>
+        <w:t xml:space="preserve">Here is the problem the evidence does not solve. The trials prescribed an individualised heart-rate ceiling and reported good adherence under clinician oversight [10,11]. In routine practice, three things break:</w:t>
       </w:r>
     </w:p>
     <w:p>
@@ -954,7 +954,7 @@
         <w:t xml:space="preserve"> </w:t>
       </w:r>
       <w:r>
-        <w:t xml:space="preserve">is not something a patient can feel. Without a live read on heart rate, the patient is guessing — and the two failure modes are opposite and both harmful: under-dosing (no therapeutic stimulus, slow recovery) or over-shooting the ceiling (symptom provocation, a flare, loss of confidence in active rehabilitation).</w:t>
+        <w:t xml:space="preserve">is not something a patient can feel. Without a live read on heart rate, the patient is guessing — and the two failure modes are opposite and both harmful: under-dosing (no therapeutic stimulus, slow recovery) or overshooting the ceiling (symptom provocation, a flare, loss of confidence in active rehabilitation).</w:t>
       </w:r>
     </w:p>
     <w:p>
@@ -996,7 +996,7 @@
         <w:t xml:space="preserve"> </w:t>
       </w:r>
       <w:r>
-        <w:t xml:space="preserve">The progression decision (advance / hold / regress / refer) depends on a structured session history. Paper diaries are a demonstrably unreliable instrument for this: actual compliance with paper symptom diaries is far lower than reported compliance, and entries are commonly backfilled [16]. Serial HRt — the objective recovery curve — has to date been captured mainly within research protocols [9,10].</w:t>
+        <w:t xml:space="preserve">The progression decision (advance / hold / regress / refer) depends on a structured session history. Paper diaries are a demonstrably unreliable instrument in analogous self-report settings: actual compliance with paper symptom diaries is far lower than reported compliance, and entries are commonly backfilled [17]. Serial HRt — the objective recovery curve — has to date been captured mainly within research protocols [10,11].</w:t>
       </w:r>
     </w:p>
     <w:p>
@@ -1035,7 +1035,7 @@
         <w:pStyle w:val="FirstParagraph"/>
       </w:pPr>
       <w:r>
-        <w:t xml:space="preserve">The implementation gap defines a set of requirements for delivery that is faithful to the trialled protocol. They are proposed here by the author, informed by the trial procedures [8–10], the gap analysis in Section 3, and software-safety considerations, and stated at the level of requirements, independent of any vendor or product; Section 4.2 then locates the existing tools — including, with disclosed interest, the author’s — against them. The portable, repeatable prescription of Sections 2.4 and 2.5 is exactly what a guided tool could carry between visits, provided it carries it faithfully. The argument is deliberately modest: the physiology is not new; what the field lacks is faithful, verifiable, monitored delivery between visits.</w:t>
+        <w:t xml:space="preserve">The implementation gap defines a set of requirements for delivery that is faithful to the trialled protocol. They are proposed here by the author, informed by the trial procedures [9–11], the gap analysis in Section 3, and software-safety considerations, and stated at the level of requirements, independent of any vendor or product; Section 4.2 then locates the existing tools — including, with disclosed interest, the author’s — against them. The portable, repeatable prescription of Sections 2.4 and 2.5 is exactly what a guided tool could carry between visits, provided it carries it faithfully. The argument is deliberately modest: the physiology is not new; what the field lacks is faithful, verifiable, monitored delivery between visits.</w:t>
       </w:r>
     </w:p>
     <w:p>
@@ -1056,7 +1056,7 @@
         <w:t xml:space="preserve"> </w:t>
       </w:r>
       <w:r>
-        <w:t xml:space="preserve">A continuous heart-rate read, shown against the prescribed band in real time — the trials themselves delivered the band on a worn heart-rate monitor [9,10] — converts an abstract bpm range into a moment-to-moment</w:t>
+        <w:t xml:space="preserve">A continuous heart-rate read, shown against the prescribed band in real time — the trials themselves delivered the band on a worn heart-rate monitor [10,11] — converts an abstract bpm range into a moment-to-moment</w:t>
       </w:r>
       <w:r>
         <w:t xml:space="preserve"> </w:t>
@@ -1089,7 +1089,7 @@
         <w:t xml:space="preserve"> </w:t>
       </w:r>
       <w:r>
-        <w:t xml:space="preserve">Friction is a major threat to adherence. A tool should accept any wearable that broadcasts the standard Bluetooth Heart Rate profile — chest straps and most sports watches — and should fall back to clinician manual entry, meeting the patient where they are rather than mandating a purchase. Heart rate is the load-bearing measurement; sourcing it must never be the blocker. Two limits attach to any implementation: phone-camera photoplethysmography is unreliable during exercise because of motion artefact, so it should never drive a live training session; and some widely owned wrist devices do not broadcast the standard Bluetooth Heart Rate profile, so those users need a chest strap or manual entry.</w:t>
+        <w:t xml:space="preserve">Friction is a major threat to adherence. A tool should accept any wearable that broadcasts the standard Bluetooth Heart Rate profile — chest straps and most sports watches — and should fall back to clinician manual entry, meeting the patient where they are rather than mandating a purchase. Heart rate is the load-bearing measurement; sourcing it must never be the blocker. Two limits attach to any implementation: optical heart-rate measurement degrades with motion — smartphone-camera apps show variable accuracy [18] and wrist-worn optical sensors are least accurate during aerobic exercise [19] — so a phone-camera estimate should never drive a live training session; and some widely owned wrist devices do not broadcast the standard Bluetooth Heart Rate profile, so those users need a chest strap or manual entry.</w:t>
       </w:r>
     </w:p>
     <w:p>
@@ -1266,7 +1266,7 @@
         </w:numPr>
       </w:pPr>
       <w:r>
-        <w:t xml:space="preserve">A concussion rehabilitation app (Rhea Health, a University of Toronto spin-out) already delivers heart-rate-targeted aerobic prescription [17]. Its published protocol, however, guides users to a fixed ~60% ± 5% of age-predicted maximal heart rate (220 − age), with no graded test to individualise the threshold; individualisation is limited to in-app same/better/worse symptom feedback [18]. The published descriptions do not report a dedicated clinician dashboard [17,18]. An RCT from the same group has likewise delivered early aerobic exercise using a progressive percentage of age-predicted maximal heart rate [19]. (Neither Rhea nor the author’s product is affiliated with the Buffalo group.)</w:t>
+        <w:t xml:space="preserve">A concussion rehabilitation app (Rhea Health, a University of Toronto spin-out) already delivers heart-rate-targeted aerobic prescription [20]. Its published protocol, however, guides users to a fixed ~60% ± 5% of age-predicted maximal heart rate (220 − age), with no graded test to individualise the threshold; individualisation is limited to in-app same/better/worse symptom feedback [21]. The published descriptions do not report a dedicated clinician dashboard [20,21]. An RCT from the same group has likewise delivered early aerobic exercise using a progressive percentage of age-predicted maximal heart rate [22]. (Neither Rhea nor the author’s product is affiliated with the Buffalo group.)</w:t>
       </w:r>
     </w:p>
     <w:p>
@@ -1278,7 +1278,7 @@
         </w:numPr>
       </w:pPr>
       <w:r>
-        <w:t xml:space="preserve">Between-visit mobile-health symptom monitoring with structured return of data to clinicians is published [20].</w:t>
+        <w:t xml:space="preserve">Between-visit mobile-health symptom monitoring with structured return of data to clinicians is published [23].</w:t>
       </w:r>
     </w:p>
     <w:p>
@@ -1290,7 +1290,7 @@
         </w:numPr>
       </w:pPr>
       <w:r>
-        <w:t xml:space="preserve">The pivotal Buffalo trials themselves delivered individualised HRt-based home exercise with wearable heart-rate monitoring — 80% of HRt with a home heart-rate monitor [9], and a serial-HRt-updated prescription with weekly BCTT recheck [10]. The Buffalo programme, however, is a research protocol; this review’s mapping identified no commercial implementation of it apart from the author’s disclosed attempt described below, and the measured-threshold approach is not proprietary to any group.</w:t>
+        <w:t xml:space="preserve">The pivotal Buffalo trials themselves delivered individualised HRt-based home exercise with wearable heart-rate monitoring — 80% of HRt with a home heart-rate monitor [10], and a serial-HRt-updated prescription with weekly BCTT recheck [11]. The Buffalo programme, however, is a research protocol; this review’s mapping identified no commercial implementation of it apart from the author’s disclosed attempt described below, and the measured-threshold approach is not proprietary to any group.</w:t>
       </w:r>
     </w:p>
     <w:p>
@@ -1302,7 +1302,7 @@
         </w:numPr>
       </w:pPr>
       <w:r>
-        <w:t xml:space="preserve">A commercial concussion exercise-prescription module exists and is reaching Australia: the Complete Concussion Management Inc. (CCMI) and Wibbi partnership (announced December 2025) embeds concussion protocols in a digital home-exercise-programme platform with outcome tracking [21]. The published description reports symptom and outcome-score tracking; it does not describe digital delivery of a serial measured-HRt curve [21].</w:t>
+        <w:t xml:space="preserve">A commercial concussion exercise-prescription module exists and is reaching Australia: the Complete Concussion Management Inc. (CCMI) and Wibbi partnership (announced December 2025) embeds concussion protocols in a digital home-exercise-programme platform with outcome tracking [24]. The published description reports symptom and outcome-score tracking; it does not describe digital delivery of a serial measured-HRt curve [24].</w:t>
       </w:r>
     </w:p>
     <w:p>
@@ -1330,7 +1330,7 @@
         <w:t xml:space="preserve"> </w:t>
       </w:r>
       <w:r>
-        <w:t xml:space="preserve">platforms (e.g. Sway [22]) digitise symptom, balance and cognitive testing; their published descriptions include no exertion- or heart-rate-guided therapy. Supervised heart-rate-zone training is a familiar pattern in app-based cardiac rehabilitation; this review’s mapping identified no equivalently supervised, at-scale commercial implementation for concussion.</w:t>
+        <w:t xml:space="preserve">platforms (e.g. Sway [25]) digitise symptom, balance and cognitive testing; their published descriptions include no exertion- or heart-rate-guided therapy. Supervised heart-rate-zone training is a familiar pattern in app-based cardiac rehabilitation [26]; this review’s mapping identified no equivalently supervised, at-scale commercial implementation for concussion.</w:t>
       </w:r>
     </w:p>
     <w:p>
@@ -1395,7 +1395,7 @@
         <w:t xml:space="preserve"> </w:t>
       </w:r>
       <w:r>
-        <w:t xml:space="preserve">in one clinician-supervised workflow. The closest comparators each lack at least one element: the Rhea protocol uses a fixed percentage of age-predicted maximal heart rate with no graded test and no reported clinician dashboard [17,18]; the CCMI–Wibbi module’s published description reports outcome-score tracking rather than a serial measured-HRt curve [21]. Each element exists somewhere in the prior art; the observation concerns their combination — and it is made against criteria the author framed, so the disclosed interest applies to the comparison as much as to the product.</w:t>
+        <w:t xml:space="preserve">in one clinician-supervised workflow. The closest comparators each lack at least one element: the Rhea protocol uses a fixed percentage of age-predicted maximal heart rate with no graded test and no reported clinician dashboard [20,21]; the CCMI–Wibbi module’s published description reports outcome-score tracking rather than a serial measured-HRt curve [24]. Each element exists somewhere in the prior art; the observation concerns their combination — and it is made against criteria the author framed, so the disclosed interest applies to the comparison as much as to the product.</w:t>
       </w:r>
     </w:p>
     <w:p>
@@ -1422,7 +1422,7 @@
         <w:pStyle w:val="FirstParagraph"/>
       </w:pPr>
       <w:r>
-        <w:t xml:space="preserve">The strongest randomised evidence for SSTAE is in adolescents with sport-related concussion in the early window; the adult and persistent-symptom evidence, while supportive, is thinner and calls for better trials [13]. A digital delivery tool inherits this evidence base — it can make faithful delivery of an evidence-based prescription easier and more measurable, but it does not, by itself, constitute new efficacy evidence. The defensible claim for such software is verification-by-design and faithful delivery, not a new clinical outcome. A retrospective, observational analysis of de-identified routine-care data (serial HRt trajectories, adherence, time-to-clearance) accumulated through normal clinical use is the appropriate first step towards outcome evidence; an efficacy claim would additionally require prospective controlled evaluation.</w:t>
+        <w:t xml:space="preserve">The strongest randomised evidence for SSTAE is in adolescents with sport-related concussion in the early window; the adult and persistent-symptom evidence, while supportive, is thinner and calls for better trials [14]. A digital delivery tool inherits this evidence base — it can make faithful delivery of an evidence-based prescription easier and more measurable, but it does not, by itself, constitute new efficacy evidence. The defensible claim for such software is verification-by-design and faithful delivery, not a new clinical outcome. A retrospective, observational analysis of de-identified routine-care data (serial HRt trajectories, adherence, time-to-clearance) accumulated through normal clinical use is the appropriate first step towards outcome evidence; an efficacy claim would additionally require prospective controlled evaluation.</w:t>
       </w:r>
     </w:p>
     <w:p>
@@ -1430,7 +1430,7 @@
         <w:pStyle w:val="BodyText"/>
       </w:pPr>
       <w:r>
-        <w:t xml:space="preserve">Digital delivery is also not a free good, and the case for it should not be made one-sidedly. Whether a wearable-guided app actually improves between-visit delivery is itself an empirical question, not a given: app-based adherence commonly decays over weeks; live heart-rate feedback can be misread under exertion or anxiety; consumer optical sensors are least accurate at exactly the exercising heart rates that matter; and any tool introduces equity and access concerns — the cost of a wearable, smartphone and data, and a digital-literacy and language barrier that can widen rather than narrow disparities in who receives faithful rehabilitation. Privacy and data-governance obligations attach to any between-visit clinical data flow. These are the reasons the contribution is framed as verification-by-design and a measurable delivery substrate — and why its real-world value, like its efficacy, is deferred to evaluation rather than asserted.</w:t>
+        <w:t xml:space="preserve">Digital delivery is also not a free good, and the case for it should not be made one-sidedly. Whether a wearable-guided app actually improves between-visit delivery is itself an empirical question, not a given: app-based adherence commonly decays over weeks [27]; live heart-rate feedback can be misread under exertion or anxiety; consumer optical sensors are least accurate at exactly the exercising heart rates that matter [19]; and any tool introduces equity and access concerns — the cost of a wearable, smartphone and data, and a digital-literacy and language barrier that can widen rather than narrow disparities in who receives faithful rehabilitation. Privacy and data-governance obligations attach to any between-visit clinical data flow. These are the reasons the contribution is framed as verification-by-design and a measurable delivery substrate — and why its real-world value, like its efficacy, is deferred to evaluation rather than asserted.</w:t>
       </w:r>
     </w:p>
     <w:p>
@@ -1484,7 +1484,7 @@
         <w:t xml:space="preserve"> </w:t>
       </w:r>
       <w:r>
-        <w:t xml:space="preserve">The author (ZL) is the developer and founder of the SST Trainer software and of Concussion Education Australia, which is referenced in Section 4.2 as one disclosed instance of the delivery requirements discussed. No other competing interests are declared. The steps taken to mitigate this interest are described in the Methods.</w:t>
+        <w:t xml:space="preserve">The author (ZL) is the founder of Concussion Education Australia and the developer of the SST Trainer software, which is referenced in Section 4.2 as one disclosed instance of the delivery requirements discussed. No other competing interests are declared. The steps taken to mitigate this interest are described in the Methods.</w:t>
       </w:r>
     </w:p>
     <w:p>
@@ -1578,6 +1578,34 @@
         </w:numPr>
       </w:pPr>
       <w:r>
+        <w:t xml:space="preserve">Thomas DG, Apps JN, Hoffmann RG, McCrea M, Hammeke T. Benefits of strict rest after acute concussion: a randomized controlled trial.</w:t>
+      </w:r>
+      <w:r>
+        <w:t xml:space="preserve"> </w:t>
+      </w:r>
+      <w:r>
+        <w:rPr>
+          <w:i/>
+          <w:iCs/>
+        </w:rPr>
+        <w:t xml:space="preserve">Pediatrics.</w:t>
+      </w:r>
+      <w:r>
+        <w:t xml:space="preserve"> </w:t>
+      </w:r>
+      <w:r>
+        <w:t xml:space="preserve">2015;135(2):213–223. doi:10.1542/peds.2014-0966</w:t>
+      </w:r>
+    </w:p>
+    <w:p>
+      <w:pPr>
+        <w:pStyle w:val="Compact"/>
+        <w:numPr>
+          <w:ilvl w:val="0"/>
+          <w:numId w:val="1008"/>
+        </w:numPr>
+      </w:pPr>
+      <w:r>
         <w:t xml:space="preserve">Leddy JJ, Haider MN, Ellis M, Willer BS. Exercise is Medicine for Concussion.</w:t>
       </w:r>
       <w:r>
@@ -2026,6 +2054,62 @@
         </w:numPr>
       </w:pPr>
       <w:r>
+        <w:t xml:space="preserve">Coppetti T, Brauchlin A, Müggler S, et al. Accuracy of smartphone apps for heart rate measurement.</w:t>
+      </w:r>
+      <w:r>
+        <w:t xml:space="preserve"> </w:t>
+      </w:r>
+      <w:r>
+        <w:rPr>
+          <w:i/>
+          <w:iCs/>
+        </w:rPr>
+        <w:t xml:space="preserve">Eur J Prev Cardiol.</w:t>
+      </w:r>
+      <w:r>
+        <w:t xml:space="preserve"> </w:t>
+      </w:r>
+      <w:r>
+        <w:t xml:space="preserve">2017;24(12):1287–1293. doi:10.1177/2047487317702044</w:t>
+      </w:r>
+    </w:p>
+    <w:p>
+      <w:pPr>
+        <w:pStyle w:val="Compact"/>
+        <w:numPr>
+          <w:ilvl w:val="0"/>
+          <w:numId w:val="1008"/>
+        </w:numPr>
+      </w:pPr>
+      <w:r>
+        <w:t xml:space="preserve">Gillinov S, Etiwy M, Wang R, et al. Variable accuracy of wearable heart rate monitors during aerobic exercise.</w:t>
+      </w:r>
+      <w:r>
+        <w:t xml:space="preserve"> </w:t>
+      </w:r>
+      <w:r>
+        <w:rPr>
+          <w:i/>
+          <w:iCs/>
+        </w:rPr>
+        <w:t xml:space="preserve">Med Sci Sports Exerc.</w:t>
+      </w:r>
+      <w:r>
+        <w:t xml:space="preserve"> </w:t>
+      </w:r>
+      <w:r>
+        <w:t xml:space="preserve">2017;49(8):1697–1703. doi:10.1249/MSS.0000000000001284</w:t>
+      </w:r>
+    </w:p>
+    <w:p>
+      <w:pPr>
+        <w:pStyle w:val="Compact"/>
+        <w:numPr>
+          <w:ilvl w:val="0"/>
+          <w:numId w:val="1008"/>
+        </w:numPr>
+      </w:pPr>
+      <w:r>
         <w:t xml:space="preserve">Hutchison MG, Di Battista AP, Pyndiura KL. Evaluating User Experience and Satisfaction in a Concussion Rehabilitation App: Usability Study.</w:t>
       </w:r>
       <w:r>
@@ -2151,6 +2235,62 @@
       </w:pPr>
       <w:r>
         <w:t xml:space="preserve">US Food and Drug Administration. 510(k) premarket notification K241737 (Sway Medical, Inc.). Decision date February 2025. https://www.accessdata.fda.gov/scripts/cdrh/cfdocs/cfpmn/pmn.cfm?ID=K241737 (accessed 12 August 2026).</w:t>
+      </w:r>
+    </w:p>
+    <w:p>
+      <w:pPr>
+        <w:pStyle w:val="Compact"/>
+        <w:numPr>
+          <w:ilvl w:val="0"/>
+          <w:numId w:val="1008"/>
+        </w:numPr>
+      </w:pPr>
+      <w:r>
+        <w:t xml:space="preserve">Varnfield M, Karunanithi M, Lee CK, et al. Smartphone-based home care model improved use of cardiac rehabilitation in postmyocardial infarction patients: results from a randomised controlled trial.</w:t>
+      </w:r>
+      <w:r>
+        <w:t xml:space="preserve"> </w:t>
+      </w:r>
+      <w:r>
+        <w:rPr>
+          <w:i/>
+          <w:iCs/>
+        </w:rPr>
+        <w:t xml:space="preserve">Heart.</w:t>
+      </w:r>
+      <w:r>
+        <w:t xml:space="preserve"> </w:t>
+      </w:r>
+      <w:r>
+        <w:t xml:space="preserve">2014;100(22):1770–1779. doi:10.1136/heartjnl-2014-305783</w:t>
+      </w:r>
+    </w:p>
+    <w:p>
+      <w:pPr>
+        <w:pStyle w:val="Compact"/>
+        <w:numPr>
+          <w:ilvl w:val="0"/>
+          <w:numId w:val="1008"/>
+        </w:numPr>
+      </w:pPr>
+      <w:r>
+        <w:t xml:space="preserve">Eysenbach G. The law of attrition.</w:t>
+      </w:r>
+      <w:r>
+        <w:t xml:space="preserve"> </w:t>
+      </w:r>
+      <w:r>
+        <w:rPr>
+          <w:i/>
+          <w:iCs/>
+        </w:rPr>
+        <w:t xml:space="preserve">J Med Internet Res.</w:t>
+      </w:r>
+      <w:r>
+        <w:t xml:space="preserve"> </w:t>
+      </w:r>
+      <w:r>
+        <w:t xml:space="preserve">2005;7(1):e11. doi:10.2196/jmir.7.1.e11</w:t>
       </w:r>
     </w:p>
     <w:bookmarkEnd w:id="29"/>

--- a/docs/sst-publications/01-clinical-review-SUBMISSION.docx
+++ b/docs/sst-publications/01-clinical-review-SUBMISSION.docx
@@ -1302,7 +1302,7 @@
         </w:numPr>
       </w:pPr>
       <w:r>
-        <w:t xml:space="preserve">A commercial concussion exercise-prescription module exists and is reaching Australia: the Complete Concussion Management Inc. (CCMI) and Wibbi partnership (announced December 2025) embeds concussion protocols in a digital home-exercise-programme platform with outcome tracking [24]. The published description reports symptom and outcome-score tracking; it does not describe digital delivery of a serial measured-HRt curve [24].</w:t>
+        <w:t xml:space="preserve">A commercial concussion exercise-prescription module exists: the Complete Concussion Management Inc. (CCMI) and Wibbi partnership (announced December 2025) embeds concussion protocols in a digital home-exercise-programme platform with outcome tracking [24]. The published description reports real-time outcome tracking and progress monitoring; it does not describe digital delivery of a serial measured-HRt curve [24].</w:t>
       </w:r>
     </w:p>
     <w:p>
@@ -1395,7 +1395,7 @@
         <w:t xml:space="preserve"> </w:t>
       </w:r>
       <w:r>
-        <w:t xml:space="preserve">in one clinician-supervised workflow. The closest comparators each lack at least one element: the Rhea protocol uses a fixed percentage of age-predicted maximal heart rate with no graded test and no reported clinician dashboard [20,21]; the CCMI–Wibbi module’s published description reports outcome-score tracking rather than a serial measured-HRt curve [24]. Each element exists somewhere in the prior art; the observation concerns their combination — and it is made against criteria the author framed, so the disclosed interest applies to the comparison as much as to the product.</w:t>
+        <w:t xml:space="preserve">in one clinician-supervised workflow. The closest comparators each lack at least one element: the Rhea protocol uses a fixed percentage of age-predicted maximal heart rate with no graded test and no reported clinician dashboard [20,21]; the CCMI–Wibbi module’s published description reports outcome tracking rather than a serial measured-HRt curve [24]. Each element exists somewhere in the prior art; the observation concerns their combination — and it is made against criteria the author framed, so the disclosed interest applies to the comparison as much as to the product.</w:t>
       </w:r>
     </w:p>
     <w:p>

--- a/docs/sst-publications/01-clinical-review-SUBMISSION.docx
+++ b/docs/sst-publications/01-clinical-review-SUBMISSION.docx
@@ -340,7 +340,7 @@
         <w:t xml:space="preserve">“cocoon therapy”</w:t>
       </w:r>
       <w:r>
-        <w:t xml:space="preserve">. The intuition was mechanical: an injured brain should be protected from load. But prolonged rest has costs. Deconditioning, sleep disruption, mood disturbance, social isolation and nocebo-style symptom focus all compound the original injury, and there was never randomised evidence that strict rest shortened recovery; the one randomised trial of strict rest found a higher symptom burden and slower symptom resolution than usual care [1]. By the mid-2010s, the rest prescription was being actively questioned.</w:t>
+        <w:t xml:space="preserve">. The intuition was mechanical: an injured brain should be protected from load. But prolonged rest has costs. Deconditioning, sleep disruption, mood disturbance, social isolation and nocebo-style symptom focus all compound the original injury, and there was never randomised evidence that strict rest shortened recovery; a randomised trial of strict rest found a higher symptom burden and slower symptom resolution than usual care [1]. By the mid-2010s, the rest prescription was being actively questioned.</w:t>
       </w:r>
     </w:p>
     <w:p>
@@ -515,7 +515,7 @@
         <w:pStyle w:val="FirstParagraph"/>
       </w:pPr>
       <w:r>
-        <w:t xml:space="preserve">The instrument that operationalised exercise intolerance is the BCTT, a standardised graded treadmill test built on the cardiac Balke protocol [6]. The protocol — walk at a fixed starting speed, then increase the incline by 1° each minute for 15 stages, after which the speed increases — was chosen precisely because the Balke ramp is gentle, well-validated and established as safe even in cardiac patients. Heart rate, rating of perceived exertion (Borg RPE) and a symptom-severity score are recorded every minute.</w:t>
+        <w:t xml:space="preserve">The instrument that operationalised exercise intolerance is the BCTT, a standardised graded treadmill test built on the cardiac Balke protocol [6]. The protocol — walk at a fixed starting speed, then increase the incline by 1° each minute for 15 stages, after which the speed increases — was chosen precisely because the Balke ramp is gentle, well-validated and established as safe, under clinical supervision, even in cardiac patients. Heart rate, rating of perceived exertion (Borg RPE) and a symptom-severity score are recorded every minute.</w:t>
       </w:r>
     </w:p>
     <w:p>
@@ -716,7 +716,7 @@
         <w:t xml:space="preserve"> </w:t>
       </w:r>
       <w:r>
-        <w:t xml:space="preserve">A larger, three-site RCT of 118 adolescents presenting within 10 days of injury, led by the originating group with collaborating sites, reproduced and extended the finding: targeted-heart-rate sub-symptom-threshold aerobic exercise roughly halved the risk of persistent post-concussive symptoms (hazard ratio for stretching versus aerobic exercise 0.52, 95% CI 0.28–0.97, p=0.039) and shortened recovery, with good adherence and no adverse events [11]. Extension across multiple sites, with prevention of</w:t>
+        <w:t xml:space="preserve">A larger, three-site RCT of 118 adolescents presenting within 10 days of injury, led by the originating group with collaborating sites, reproduced and extended the finding: targeted-heart-rate sub-symptom-threshold aerobic exercise roughly halved the risk of persistent post-concussive symptoms (the trial’s reported hazard ratio for stretching versus aerobic exercise: 0.52, 95% CI 0.28–0.97, p=0.039) and shortened recovery, with good adherence and no adverse events [11]. Extension across multiple sites, with prevention of</w:t>
       </w:r>
       <w:r>
         <w:t xml:space="preserve"> </w:t>
@@ -1302,7 +1302,7 @@
         </w:numPr>
       </w:pPr>
       <w:r>
-        <w:t xml:space="preserve">A commercial concussion exercise-prescription module exists: the Complete Concussion Management Inc. (CCMI) and Wibbi partnership (announced December 2025) embeds concussion protocols in a digital home-exercise-programme platform with outcome tracking [24]. The published description reports real-time outcome tracking and progress monitoring; it does not describe digital delivery of a serial measured-HRt curve [24].</w:t>
+        <w:t xml:space="preserve">A commercial concussion exercise-prescription module exists: the Complete Concussion Management Inc. (CCMI) and Wibbi partnership (announced December 2025) embeds concussion protocols in a digital home-exercise-programme platform with real-time outcome monitoring and progress tracking [24]. The published description reports real-time outcome monitoring and progress tracking; it does not describe digital delivery of a serial measured-HRt curve [24].</w:t>
       </w:r>
     </w:p>
     <w:p>
@@ -1330,7 +1330,7 @@
         <w:t xml:space="preserve"> </w:t>
       </w:r>
       <w:r>
-        <w:t xml:space="preserve">platforms (e.g. Sway [25]) digitise symptom, balance and cognitive testing; their published descriptions include no exertion- or heart-rate-guided therapy. Supervised heart-rate-zone training is a familiar pattern in app-based cardiac rehabilitation [26]; this review’s mapping identified no equivalently supervised, at-scale commercial implementation for concussion.</w:t>
+        <w:t xml:space="preserve">platforms digitise symptom, balance and cognitive testing — Sway’s FDA-cleared scope, for example, covers cognitive and balance assessment only [25] — and none identified by the mapping delivers exertion- or heart-rate-guided therapy. Remotely monitored, app-supported exercise rehabilitation with structured clinician review is an established pattern in cardiac care [26]; this review’s mapping identified no equivalent at-scale commercial implementation for concussion.</w:t>
       </w:r>
     </w:p>
     <w:p>
@@ -1395,7 +1395,7 @@
         <w:t xml:space="preserve"> </w:t>
       </w:r>
       <w:r>
-        <w:t xml:space="preserve">in one clinician-supervised workflow. The closest comparators each lack at least one element: the Rhea protocol uses a fixed percentage of age-predicted maximal heart rate with no graded test and no reported clinician dashboard [20,21]; the CCMI–Wibbi module’s published description reports outcome tracking rather than a serial measured-HRt curve [24]. Each element exists somewhere in the prior art; the observation concerns their combination — and it is made against criteria the author framed, so the disclosed interest applies to the comparison as much as to the product.</w:t>
+        <w:t xml:space="preserve">in one clinician-supervised workflow. The closest comparators each lack at least one element: the Rhea protocol uses a fixed percentage of age-predicted maximal heart rate with no graded test and no reported clinician dashboard [20,21]; the CCMI–Wibbi module’s published description reports outcome monitoring and progress tracking rather than a serial measured-HRt curve [24]. Each element exists somewhere in the prior art; the observation concerns their combination — and it is made against criteria the author framed, so the disclosed interest applies to the comparison as much as to the product. Two further qualifications: standardised and age-predicted programmes are themselves evidence-supported [16,22], and no trial has compared measured-threshold-anchored delivery with age-predicted delivery head-to-head. The case for the measured threshold is therefore fidelity to the trialled Buffalo protocol and the prognostic value of the serial measurement (Section 2.2) — not a demonstrated outcome advantage.</w:t>
       </w:r>
     </w:p>
     <w:p>

--- a/docs/sst-publications/01-clinical-review-SUBMISSION.docx
+++ b/docs/sst-publications/01-clinical-review-SUBMISSION.docx
@@ -1089,7 +1089,7 @@
         <w:t xml:space="preserve"> </w:t>
       </w:r>
       <w:r>
-        <w:t xml:space="preserve">Friction is a major threat to adherence. A tool should accept any wearable that broadcasts the standard Bluetooth Heart Rate profile — chest straps and most sports watches — and should fall back to clinician manual entry, meeting the patient where they are rather than mandating a purchase. Heart rate is the load-bearing measurement; sourcing it must never be the blocker. Two limits attach to any implementation: optical heart-rate measurement degrades with motion — smartphone-camera apps show variable accuracy [18] and wrist-worn optical sensors are least accurate during aerobic exercise [19] — so a phone-camera estimate should never drive a live training session; and some widely owned wrist devices do not broadcast the standard Bluetooth Heart Rate profile, so those users need a chest strap or manual entry.</w:t>
+        <w:t xml:space="preserve">Friction is a major threat to adherence. A tool should accept any wearable that broadcasts the standard Bluetooth Heart Rate profile — chest straps and most sports watches — and should fall back to clinician manual entry, meeting the patient where they are rather than mandating a purchase. Heart rate is the load-bearing measurement; sourcing it must never be the blocker. Two limits attach to any implementation: optical heart-rate measurement degrades with motion — smartphone-camera apps show variable accuracy [18] and wrist-worn optical sensors are measurably less accurate during aerobic exercise [19] — so a phone-camera estimate should never drive a live training session; and some widely owned wrist devices do not broadcast the standard Bluetooth Heart Rate profile, so those users need a chest strap or manual entry.</w:t>
       </w:r>
     </w:p>
     <w:p>
@@ -1220,7 +1220,7 @@
         <w:pStyle w:val="FirstParagraph"/>
       </w:pPr>
       <w:r>
-        <w:t xml:space="preserve">It is worth distinguishing this from the better-known consumer category. Pacing apps for ME/CFS and long COVID are built to help users</w:t>
+        <w:t xml:space="preserve">It is worth distinguishing this from the better-known consumer category. Pacing apps for ME/CFS and long COVID are typically built to help users</w:t>
       </w:r>
       <w:r>
         <w:t xml:space="preserve"> </w:t>
@@ -1266,7 +1266,7 @@
         </w:numPr>
       </w:pPr>
       <w:r>
-        <w:t xml:space="preserve">A concussion rehabilitation app (Rhea Health, a University of Toronto spin-out) already delivers heart-rate-targeted aerobic prescription [20]. Its published protocol, however, guides users to a fixed ~60% ± 5% of age-predicted maximal heart rate (220 − age), with no graded test to individualise the threshold; individualisation is limited to in-app same/better/worse symptom feedback [21]. The published descriptions do not report a dedicated clinician dashboard [20,21]. An RCT from the same group has likewise delivered early aerobic exercise using a progressive percentage of age-predicted maximal heart rate [22]. (Neither Rhea nor the author’s product is affiliated with the Buffalo group.)</w:t>
+        <w:t xml:space="preserve">A concussion rehabilitation app (Rhea Health, a University of Toronto spin-out) already delivers heart-rate-targeted aerobic prescription [20]. Its published protocol, however, guides users to a fixed ~60% ± 5% of age-predicted maximal heart rate (220 − age), with no graded test to individualise the threshold; individualisation is limited to in-app same/better/worse symptom feedback [21]. The cited evaluations do not report a dedicated clinician dashboard [20,21]. An RCT from the same group has likewise delivered early aerobic exercise using a progressive percentage of age-predicted maximal heart rate [22]. (Neither Rhea nor the author’s product is affiliated with the Buffalo group.)</w:t>
       </w:r>
     </w:p>
     <w:p>
@@ -1302,7 +1302,7 @@
         </w:numPr>
       </w:pPr>
       <w:r>
-        <w:t xml:space="preserve">A commercial concussion exercise-prescription module exists: the Complete Concussion Management Inc. (CCMI) and Wibbi partnership (announced December 2025) embeds concussion protocols in a digital home-exercise-programme platform with real-time outcome monitoring and progress tracking [24]. The published description reports real-time outcome monitoring and progress tracking; it does not describe digital delivery of a serial measured-HRt curve [24].</w:t>
+        <w:t xml:space="preserve">A commercial concussion exercise-prescription module exists: the Complete Concussion Management Inc. (CCMI) and Wibbi partnership (announced December 2025) embeds concussion protocols in a digital home-exercise-programme platform with real-time outcome monitoring and progress tracking [24]. The published description does not, however, describe digital delivery of a serial measured-HRt curve [24].</w:t>
       </w:r>
     </w:p>
     <w:p>
@@ -1430,7 +1430,7 @@
         <w:pStyle w:val="BodyText"/>
       </w:pPr>
       <w:r>
-        <w:t xml:space="preserve">Digital delivery is also not a free good, and the case for it should not be made one-sidedly. Whether a wearable-guided app actually improves between-visit delivery is itself an empirical question, not a given: app-based adherence commonly decays over weeks [27]; live heart-rate feedback can be misread under exertion or anxiety; consumer optical sensors are least accurate at exactly the exercising heart rates that matter [19]; and any tool introduces equity and access concerns — the cost of a wearable, smartphone and data, and a digital-literacy and language barrier that can widen rather than narrow disparities in who receives faithful rehabilitation. Privacy and data-governance obligations attach to any between-visit clinical data flow. These are the reasons the contribution is framed as verification-by-design and a measurable delivery substrate — and why its real-world value, like its efficacy, is deferred to evaluation rather than asserted.</w:t>
+        <w:t xml:space="preserve">Digital delivery is also not a free good, and the case for it should not be made one-sidedly. Whether a wearable-guided app actually improves between-visit delivery is itself an empirical question, not a given: app-based adherence commonly decays over weeks [27]; live heart-rate feedback can be misread under exertion or anxiety; consumer optical sensors are less accurate during exercise — exactly when the measurement matters [19]; and any tool introduces equity and access concerns — the cost of a wearable, smartphone and data, and a digital-literacy and language barrier that can widen rather than narrow disparities in who receives faithful rehabilitation. Privacy and data-governance obligations attach to any between-visit clinical data flow. These are the reasons the contribution is framed as verification-by-design and a measurable delivery substrate — and why its real-world value, like its efficacy, is deferred to evaluation rather than asserted.</w:t>
       </w:r>
     </w:p>
     <w:p>

--- a/docs/sst-publications/01-clinical-review-SUBMISSION.docx
+++ b/docs/sst-publications/01-clinical-review-SUBMISSION.docx
@@ -2,13 +2,13 @@
 <file path=word/document.xml><?xml version="1.0" encoding="utf-8"?>
 <w:document xmlns:w="http://schemas.openxmlformats.org/wordprocessingml/2006/main" xmlns:m="http://schemas.openxmlformats.org/officeDocument/2006/math" xmlns:r="http://schemas.openxmlformats.org/officeDocument/2006/relationships" xmlns:o="urn:schemas-microsoft-com:office:office" xmlns:v="urn:schemas-microsoft-com:vml" xmlns:w10="urn:schemas-microsoft-com:office:word" xmlns:a="http://schemas.openxmlformats.org/drawingml/2006/main" xmlns:pic="http://schemas.openxmlformats.org/drawingml/2006/picture" xmlns:wp="http://schemas.openxmlformats.org/drawingml/2006/wordprocessingDrawing">
   <w:body>
-    <w:bookmarkStart w:id="30" w:name="X0217d39c939f312ba82e44a773d92ddc6d92ae5"/>
+    <w:bookmarkStart w:id="30" w:name="X9447151babbff2d627ac7c34a1db34efa4bb305"/>
     <w:p>
       <w:pPr>
         <w:pStyle w:val="Heading1"/>
       </w:pPr>
       <w:r>
-        <w:t xml:space="preserve">Sub-symptom-threshold aerobic exercise for concussion: from the Buffalo test to digital, clinician-supervised delivery</w:t>
+        <w:t xml:space="preserve">Sub-symptom-threshold aerobic exercise for concussion: from the Buffalo test to digital, clinician-supervised delivery — a narrative review</w:t>
       </w:r>
     </w:p>
     <w:p>
@@ -102,53 +102,71 @@
         <w:pStyle w:val="FirstParagraph"/>
       </w:pPr>
       <w:r>
-        <w:t xml:space="preserve">For two decades the default management of concussion was rest until symptom-free. A coherent body of physiological and randomised-trial evidence has overturned that doctrine. Concussion produces a measurable, exercise-provocable autonomic phenotype — exercise intolerance — that can be quantified with a standardised graded treadmill test (the Buffalo Concussion Treadmill Test, BCTT) to a heart-rate threshold (HRt) at which symptoms are reproducibly exacerbated. Prescribing aerobic exercise just below that threshold (sub-symptom-threshold aerobic exercise, SSTAE) accelerated recovery in a randomised controlled trial in adolescents and, in a subsequent multicentre randomised trial, roughly halved the incidence of persistent post-concussive symptoms; the approach is now endorsed by the 6th International Consensus Statement on Concussion in Sport (Amsterdam 2022/2023). Yet the prescription remains hard to deliver: it depends on an individualised heart-rate ceiling that must be respected on every between-visit session, in the patient’s own time, away from the clinic and the treadmill. This review traces the paradigm shift, summarises the threshold-test and SSTAE evidence with effect sizes where published, and names the implementation gap between an evidence-based prescription and faithful between-visit delivery. It then proposes a set of delivery requirements, framed by the author and informed by the trial procedures and the delivery-gap analysis: a live, verified heart-rate signal displayed against the prescribed band; hardware-agnostic sourcing of that signal; refusal to fabricate readings; progression gated on verified sessions; and structured reporting back to the prescribing clinician. Existing tools, including one developed by the author (a disclosed competing interest), are located against those requirements. The defensible contribution of such tools is faithful, verifiable delivery of an established treatment: not new physiology, and not the first digital delivery.</w:t>
+        <w:t xml:space="preserve">For two decades the default management of concussion was rest until symptom-free. A coherent body of physiological and randomised-trial evidence has overturned that doctrine. Concussion produces a measurable, exercise-provocable autonomic phenotype — exercise intolerance — that can be quantified with a standardised graded treadmill test (the Buffalo Concussion Treadmill Test, BCTT) to a heart-rate threshold (HRt) at which symptoms are reproducibly exacerbated. Prescribing aerobic exercise just below that threshold (sub-symptom-threshold aerobic exercise, SSTAE) accelerated recovery in a randomised controlled trial in adolescents and, in a subsequent multicentre randomised trial, roughly halved the incidence of persistent post-concussive symptoms; the approach is now endorsed by the 6th International Consensus Statement on Concussion in Sport (Amsterdam 2022/2023). Yet delivery is hard: the prescription depends on an individualised, invisible heart-rate ceiling being respected in every unsupervised between-visit session. This narrative review traces the paradigm shift, summarises the threshold-test and SSTAE evidence — including the more equivocal adult trial evidence — and names the implementation gap between prescription and faithful between-visit delivery. It then proposes author-framed delivery requirements: a live, verified heart-rate signal displayed against the prescribed band; hardware-agnostic sourcing; refusal to fabricate readings; progression gated on verified sessions; and structured reporting back to the prescribing clinician. Existing tools, including one developed by the author (a disclosed competing interest), are located against those requirements. The defensible contribution of such tools is faithful, verifiable delivery of an established treatment: not new physiology, and not the first digital delivery.</w:t>
       </w:r>
     </w:p>
     <w:bookmarkEnd w:id="9"/>
-    <w:bookmarkStart w:id="10" w:name="key-messages"/>
+    <w:bookmarkStart w:id="10" w:name="summary-box"/>
     <w:p>
       <w:pPr>
         <w:pStyle w:val="Heading2"/>
       </w:pPr>
       <w:r>
-        <w:t xml:space="preserve">Key messages</w:t>
-      </w:r>
-    </w:p>
-    <w:p>
-      <w:pPr>
-        <w:pStyle w:val="Compact"/>
-        <w:numPr>
-          <w:ilvl w:val="0"/>
-          <w:numId w:val="1001"/>
-        </w:numPr>
-      </w:pPr>
-      <w:r>
-        <w:t xml:space="preserve">Sub-symptom-threshold aerobic exercise, dosed from a measured heart-rate threshold on a standardised graded test, is consensus-endorsed care for concussion — but the prescription presumes an individualised, invisible heart-rate ceiling is respected during unsupervised home sessions.</w:t>
-      </w:r>
-    </w:p>
-    <w:p>
-      <w:pPr>
-        <w:pStyle w:val="Compact"/>
-        <w:numPr>
-          <w:ilvl w:val="0"/>
-          <w:numId w:val="1001"/>
-        </w:numPr>
-      </w:pPr>
-      <w:r>
-        <w:t xml:space="preserve">Between-visit delivery typically goes unobserved: the data that make the prescription safe to progress — live heart rate against the prescribed band, completed-session records, next-day symptom responses, and serial thresholds — are data that ordinary clinical workflows are not set up to capture.</w:t>
-      </w:r>
-    </w:p>
-    <w:p>
-      <w:pPr>
-        <w:pStyle w:val="Compact"/>
-        <w:numPr>
-          <w:ilvl w:val="0"/>
-          <w:numId w:val="1001"/>
-        </w:numPr>
-      </w:pPr>
-      <w:r>
-        <w:t xml:space="preserve">Digital delivery tools are candidate instruments for closing this gap; this review proposes that they should never fabricate the heart-rate signal, should gate progression on verified sessions, and should report structured records back to the prescribing clinician. Whether they improve real-world delivery remains to be demonstrated.</w:t>
+        <w:t xml:space="preserve">Summary box</w:t>
+      </w:r>
+    </w:p>
+    <w:p>
+      <w:pPr>
+        <w:pStyle w:val="FirstParagraph"/>
+      </w:pPr>
+      <w:r>
+        <w:rPr>
+          <w:b/>
+          <w:bCs/>
+        </w:rPr>
+        <w:t xml:space="preserve">What is already known on this topic</w:t>
+      </w:r>
+      <w:r>
+        <w:t xml:space="preserve"> </w:t>
+      </w:r>
+      <w:r>
+        <w:t xml:space="preserve">— Sub-symptom-threshold aerobic exercise, dosed from a measured heart-rate threshold on a standardised graded test, is consensus-endorsed concussion care, and adherence to the home prescription predicts faster recovery.</w:t>
+      </w:r>
+    </w:p>
+    <w:p>
+      <w:pPr>
+        <w:pStyle w:val="BodyText"/>
+      </w:pPr>
+      <w:r>
+        <w:rPr>
+          <w:b/>
+          <w:bCs/>
+        </w:rPr>
+        <w:t xml:space="preserve">What this study adds</w:t>
+      </w:r>
+      <w:r>
+        <w:t xml:space="preserve"> </w:t>
+      </w:r>
+      <w:r>
+        <w:t xml:space="preserve">— It names the between-visit delivery gap — an invisible, individualised heart-rate ceiling and progression data that ordinary workflows do not capture — and proposes author-framed requirements for digital delivery: never fabricate the heart-rate signal, gate progression on verified sessions, and report structured records to the prescribing clinician.</w:t>
+      </w:r>
+    </w:p>
+    <w:p>
+      <w:pPr>
+        <w:pStyle w:val="BodyText"/>
+      </w:pPr>
+      <w:r>
+        <w:rPr>
+          <w:b/>
+          <w:bCs/>
+        </w:rPr>
+        <w:t xml:space="preserve">How this study might affect research, practice or policy</w:t>
+      </w:r>
+      <w:r>
+        <w:t xml:space="preserve"> </w:t>
+      </w:r>
+      <w:r>
+        <w:t xml:space="preserve">— Delivery fidelity is measurable and should be reported in future studies of exercise prescription for concussion; whether digital tools improve real-world delivery remains to be demonstrated.</w:t>
       </w:r>
     </w:p>
     <w:bookmarkEnd w:id="10"/>
@@ -270,7 +288,7 @@
         <w:t xml:space="preserve">digital therapeutic</w:t>
       </w:r>
       <w:r>
-        <w:t xml:space="preserve">. Randomised controlled trials, the international consensus statement, and primary methodological papers were prioritised, supplemented by reviews. The commercial and digital landscape discussed in Section 4.2 was mapped separately (to August 2026) from published app evaluations, vendor documentation, regulatory listings, and partnership announcements; that mapping is descriptive rather than exhaustive, and the comparative statements in Section 4.2 are limited to the tools identified by it. As a narrative synthesis, this is not a systematic review: it includes no formal protocol, screening flow, or risk-of-bias appraisal, and effect estimates are reported as published rather than pooled. Its aim is to map the evidence and the delivery gap, not to derive a new quantitative summary.</w:t>
+        <w:t xml:space="preserve">. Randomised controlled trials, the international consensus statement, and primary methodological papers were prioritised, supplemented by reviews. The commercial and digital landscape discussed in Section 4.2 was mapped separately (to August 2026) from published app evaluations, vendor documentation, regulatory listings, and partnership announcements; that mapping is descriptive rather than exhaustive and rests partly on vendor grey literature; the comparative statements in Section 4.2 are limited to the tools identified by it. As a narrative synthesis, this is not a systematic review: it includes no formal protocol, screening flow, or risk-of-bias appraisal, and effect estimates are reported as published rather than pooled. Its aim is to map the evidence and the delivery gap, not to derive a new quantitative summary.</w:t>
       </w:r>
     </w:p>
     <w:p>
@@ -340,7 +358,7 @@
         <w:t xml:space="preserve">“cocoon therapy”</w:t>
       </w:r>
       <w:r>
-        <w:t xml:space="preserve">. The intuition was mechanical: an injured brain should be protected from load. But prolonged rest has costs. Deconditioning, sleep disruption, mood disturbance, social isolation and nocebo-style symptom focus all compound the original injury, and there was never randomised evidence that strict rest shortened recovery; a randomised trial of strict rest found a higher symptom burden and slower symptom resolution than usual care [1]. By the mid-2010s, the rest prescription was being actively questioned.</w:t>
+        <w:t xml:space="preserve">. The intuition was mechanical: an injured brain should be protected from load. But prolonged rest has costs. Deconditioning, sleep disruption, mood disturbance, social isolation and nocebo-style symptom focus all compound the original injury, and there was never randomised evidence that strict rest shortened recovery; a randomised trial of strict rest found a higher symptom burden and slower symptom resolution than usual care [1], and in a prospective cohort of 3,063 children and adolescents, physical activity within seven days of injury was associated with roughly half the risk of persistent symptoms at 28 days compared with no activity (24.6% vs 43.5%) [2]. By the mid-2010s, the rest prescription was being actively questioned.</w:t>
       </w:r>
     </w:p>
     <w:p>
@@ -364,7 +382,7 @@
         <w:t xml:space="preserve"> </w:t>
       </w:r>
       <w:r>
-        <w:t xml:space="preserve">[2]. The argument is that a meaningful proportion of post-concussion symptom burden is not structural but a disorder of physiological regulation — autonomic and cerebrovascular dysregulation that is provoked by exertion and, crucially, is responsive to a graded aerobic stimulus delivered below the provocation threshold. Exercise, correctly dosed, is not a risk to be avoided; it is the treatment.</w:t>
+        <w:t xml:space="preserve">[3]. The argument is that a meaningful proportion of post-concussion symptom burden is not structural but a disorder of physiological regulation — autonomic and cerebrovascular dysregulation that is provoked by exertion and, crucially, is responsive to a graded aerobic stimulus delivered below the provocation threshold. Exercise, correctly dosed, is not a risk to be avoided; it is the treatment.</w:t>
       </w:r>
     </w:p>
     <w:bookmarkEnd w:id="12"/>
@@ -395,7 +413,7 @@
         <w:t xml:space="preserve">exercise intolerance</w:t>
       </w:r>
       <w:r>
-        <w:t xml:space="preserve">: a reproducible exacerbation of concussion symptoms at a sub-maximal level of exertion that would be unremarkable in a healthy person. Mechanistically it is attributed to autonomic nervous system dysfunction and impaired cerebral autoregulation after the injury [3]. Exercise intolerance is common and clinically meaningful: in one exploratory cohort of 100 adults with persistent post-concussive symptoms, over 80% tested positive for exercise intolerance, and a higher symptom burden was associated with higher odds of testing positive [4]. This matters because it means the phenotype is (a) apparently common, (b) measurable, and (c) the direct target of the treatment.</w:t>
+        <w:t xml:space="preserve">: a reproducible exacerbation of concussion symptoms at a sub-maximal level of exertion that would be unremarkable in a healthy person. Mechanistically it is attributed to autonomic nervous system dysfunction and impaired cerebral autoregulation after the injury [4]. Exercise intolerance is common and clinically meaningful: in one exploratory cross-sectional study of 100 adults with persistent post-concussive symptoms, over 80% tested positive for exercise intolerance, and a higher symptom burden was associated with higher odds of testing positive [5]. The phenotype is thus apparently common, measurable, and the direct target of treatment.</w:t>
       </w:r>
     </w:p>
     <w:bookmarkEnd w:id="13"/>
@@ -413,15 +431,15 @@
         <w:pStyle w:val="FirstParagraph"/>
       </w:pPr>
       <w:r>
-        <w:t xml:space="preserve">The 6th International Consensus Statement on Concussion in Sport [5] codified the shift. Its position can be summarised:</w:t>
-      </w:r>
-    </w:p>
-    <w:p>
-      <w:pPr>
-        <w:pStyle w:val="Compact"/>
-        <w:numPr>
-          <w:ilvl w:val="0"/>
-          <w:numId w:val="1002"/>
+        <w:t xml:space="preserve">The 6th International Consensus Statement on Concussion in Sport [6] codified the shift. Its position can be summarised:</w:t>
+      </w:r>
+    </w:p>
+    <w:p>
+      <w:pPr>
+        <w:pStyle w:val="Compact"/>
+        <w:numPr>
+          <w:ilvl w:val="0"/>
+          <w:numId w:val="1001"/>
         </w:numPr>
       </w:pPr>
       <w:r>
@@ -435,15 +453,15 @@
         <w:t xml:space="preserve"> </w:t>
       </w:r>
       <w:r>
-        <w:t xml:space="preserve">Light physical activity that does not risk a second head impact (e.g. walking) is encouraged within the first 48 hours.</w:t>
-      </w:r>
-    </w:p>
-    <w:p>
-      <w:pPr>
-        <w:pStyle w:val="Compact"/>
-        <w:numPr>
-          <w:ilvl w:val="0"/>
-          <w:numId w:val="1002"/>
+        <w:t xml:space="preserve">Light physical activity that does not more than mildly exacerbate symptoms (e.g. walking) is encouraged within the first 48 hours, provided it carries no risk of head impact.</w:t>
+      </w:r>
+    </w:p>
+    <w:p>
+      <w:pPr>
+        <w:pStyle w:val="Compact"/>
+        <w:numPr>
+          <w:ilvl w:val="0"/>
+          <w:numId w:val="1001"/>
         </w:numPr>
       </w:pPr>
       <w:r>
@@ -465,7 +483,7 @@
         <w:pStyle w:val="Compact"/>
         <w:numPr>
           <w:ilvl w:val="0"/>
-          <w:numId w:val="1002"/>
+          <w:numId w:val="1001"/>
         </w:numPr>
       </w:pPr>
       <w:r>
@@ -485,6 +503,14 @@
     <w:p>
       <w:pPr>
         <w:pStyle w:val="FirstParagraph"/>
+      </w:pPr>
+      <w:r>
+        <w:t xml:space="preserve">The consensus statement’s scope is sport-related concussion. Convergent guidance exists beyond sport: the CDC guideline on paediatric mild traumatic brain injury likewise moved management away from prolonged rest toward gradual, symptom-guided resumption of activity [7], and the Ontario Neurotrauma Foundation’s living guideline for paediatric concussion carries the same active-recovery direction [8].</w:t>
+      </w:r>
+    </w:p>
+    <w:p>
+      <w:pPr>
+        <w:pStyle w:val="BodyText"/>
       </w:pPr>
       <w:r>
         <w:t xml:space="preserve">The remainder of this review establishes the evidence underneath each component of this doctrine — the test, the prescription, and the progression — and then names why faithful delivery is still hard.</w:t>
@@ -515,7 +541,7 @@
         <w:pStyle w:val="FirstParagraph"/>
       </w:pPr>
       <w:r>
-        <w:t xml:space="preserve">The instrument that operationalised exercise intolerance is the BCTT, a standardised graded treadmill test built on the cardiac Balke protocol [6]. The protocol — walk at a fixed starting speed, then increase the incline by 1° each minute for 15 stages, after which the speed increases — was chosen precisely because the Balke ramp is gentle, well-validated and established as safe, under clinical supervision, even in cardiac patients. Heart rate, rating of perceived exertion (Borg RPE) and a symptom-severity score are recorded every minute.</w:t>
+        <w:t xml:space="preserve">The instrument that operationalised exercise intolerance is the BCTT, a standardised graded treadmill test built on the cardiac Balke protocol [9]. The protocol — walk at a fixed starting speed, then increase the incline by 1° each minute for 15 stages, after which the speed increases — was chosen precisely because the Balke ramp is gentle, well-validated and established as safe, under clinical supervision, even in cardiac patients. Heart rate, rating of perceived exertion (Borg RPE) and a symptom-severity score are recorded every minute.</w:t>
       </w:r>
     </w:p>
     <w:p>
@@ -531,7 +557,7 @@
         <w:pStyle w:val="Compact"/>
         <w:numPr>
           <w:ilvl w:val="0"/>
-          <w:numId w:val="1003"/>
+          <w:numId w:val="1002"/>
         </w:numPr>
       </w:pPr>
       <w:r>
@@ -566,7 +592,7 @@
         <w:pStyle w:val="Compact"/>
         <w:numPr>
           <w:ilvl w:val="0"/>
-          <w:numId w:val="1003"/>
+          <w:numId w:val="1002"/>
         </w:numPr>
       </w:pPr>
       <w:r>
@@ -596,15 +622,15 @@
         <w:t xml:space="preserve"> </w:t>
       </w:r>
       <w:r>
-        <w:t xml:space="preserve">exercise intolerance. This is itself informative: it suggests the symptom driver is something other than the physiological phenotype (e.g. cervicogenic, vestibular, or mood) and should redirect the workup.</w:t>
-      </w:r>
-    </w:p>
-    <w:p>
-      <w:pPr>
-        <w:pStyle w:val="Compact"/>
-        <w:numPr>
-          <w:ilvl w:val="0"/>
-          <w:numId w:val="1003"/>
+        <w:t xml:space="preserve">exercise intolerance. This is informative: the symptom driver is likely other than the physiological phenotype (cervicogenic, vestibular, or mood), and the workup should redirect.</w:t>
+      </w:r>
+    </w:p>
+    <w:p>
+      <w:pPr>
+        <w:pStyle w:val="Compact"/>
+        <w:numPr>
+          <w:ilvl w:val="0"/>
+          <w:numId w:val="1002"/>
         </w:numPr>
       </w:pPr>
       <w:r>
@@ -626,7 +652,7 @@
         <w:pStyle w:val="FirstParagraph"/>
       </w:pPr>
       <w:r>
-        <w:t xml:space="preserve">The BCTT is reliable as a repeated measure [7], which is what justifies serial testing as a recovery curve.</w:t>
+        <w:t xml:space="preserve">The BCTT is reliable as a repeated measure [10], which is what justifies serial testing as a recovery curve.</w:t>
       </w:r>
     </w:p>
     <w:bookmarkEnd w:id="16"/>
@@ -644,7 +670,7 @@
         <w:pStyle w:val="FirstParagraph"/>
       </w:pPr>
       <w:r>
-        <w:t xml:space="preserve">Beyond prescribing, the threshold test forecasts recovery. In adolescents with sport-related concussion, an absolute HRt below ~135 bpm was associated with prolonged (&gt;21-day) recovery in an earlier cohort from the same group (as cited in [8]), and Haider and colleagues found that a blunted heart-rate response — a change in heart rate of ≤50 bpm across the test — predicted delayed (&gt;30-day) recovery with roughly 73% sensitivity and 78% specificity in adolescents not treated with aerobic exercise (the rest and placebo-stretching arms) [8]. A single test that both prescribes the dose and stratifies recovery risk is clinically valuable — and serial HRt becomes an objective recovery trajectory rather than a subjective symptom diary.</w:t>
+        <w:t xml:space="preserve">Beyond prescribing, the threshold test forecasts recovery. In adolescents with sport-related concussion, an absolute HRt below ~135 bpm was associated with prolonged (&gt;21-day) recovery in an earlier cohort from the same group (as cited in [11]), and Haider and colleagues found that a blunted heart-rate response — a change in heart rate of ≤50 bpm across the test — predicted delayed (&gt;30-day) recovery with roughly 73% sensitivity and 78% specificity in adolescents not treated with aerobic exercise (the rest and placebo-stretching arms) [11]. A single test both prescribes the dose and stratifies risk, and serial HRt becomes an objective recovery trajectory.</w:t>
       </w:r>
     </w:p>
     <w:bookmarkEnd w:id="17"/>
@@ -662,7 +688,7 @@
         <w:pStyle w:val="FirstParagraph"/>
       </w:pPr>
       <w:r>
-        <w:t xml:space="preserve">The therapeutic claim rests on a coherent chain of randomised trials, led largely by the originating Buffalo group.</w:t>
+        <w:t xml:space="preserve">The therapeutic claim rests on a coherent chain of randomised trials, largely from the Buffalo group.</w:t>
       </w:r>
     </w:p>
     <w:p>
@@ -680,7 +706,7 @@
         <w:t xml:space="preserve"> </w:t>
       </w:r>
       <w:r>
-        <w:t xml:space="preserve">A preliminary sub-symptom-threshold treadmill-training programme for refractory post-concussion syndrome demonstrated feasibility and symptom improvement when patients exercised most days at ~80% of their symptom-threshold heart rate [9].</w:t>
+        <w:t xml:space="preserve">A preliminary sub-symptom-threshold treadmill-training programme for refractory post-concussion syndrome demonstrated feasibility and symptom improvement at ~80% of the symptom-threshold heart rate [12].</w:t>
       </w:r>
     </w:p>
     <w:p>
@@ -698,7 +724,7 @@
         <w:t xml:space="preserve"> </w:t>
       </w:r>
       <w:r>
-        <w:t xml:space="preserve">In a randomised clinical trial of 103 adolescents (aged 13–18) in the acute phase of sport-related concussion, sub-symptom-threshold aerobic exercise versus a placebo-like stretching programme accelerated recovery: median recovery 13 days versus 17 days, a statistically significant difference [10].</w:t>
+        <w:t xml:space="preserve">In adolescents in the acute phase of sport-related concussion, sub-symptom-threshold aerobic exercise versus a placebo-like stretching programme accelerated recovery — median 13 versus 17 days [13] (Table 1).</w:t>
       </w:r>
     </w:p>
     <w:p>
@@ -716,7 +742,7 @@
         <w:t xml:space="preserve"> </w:t>
       </w:r>
       <w:r>
-        <w:t xml:space="preserve">A larger, three-site RCT of 118 adolescents presenting within 10 days of injury, led by the originating group with collaborating sites, reproduced and extended the finding: targeted-heart-rate sub-symptom-threshold aerobic exercise roughly halved the risk of persistent post-concussive symptoms (the trial’s reported hazard ratio for stretching versus aerobic exercise: 0.52, 95% CI 0.28–0.97, p=0.039) and shortened recovery, with good adherence and no adverse events [11]. Extension across multiple sites, with prevention of</w:t>
+        <w:t xml:space="preserve">A three-site RCT by the originating group reproduced and extended the finding: targeted-heart-rate SSTAE roughly halved the risk of persistent post-concussive symptoms (the trial’s reported hazard ratio for stretching versus aerobic exercise: 0.52, 95% CI 0.28–0.97, p=0.039) and shortened recovery, with good adherence and no adverse events [14]. Prevention of</w:t>
       </w:r>
       <w:r>
         <w:t xml:space="preserve"> </w:t>
@@ -732,7 +758,7 @@
         <w:t xml:space="preserve"> </w:t>
       </w:r>
       <w:r>
-        <w:t xml:space="preserve">(the costly outcome) rather than only speed, is what moved SSTAE from promising to recommended.</w:t>
+        <w:t xml:space="preserve">— the costly outcome — rather than only speed is what moved SSTAE from promising to recommended.</w:t>
       </w:r>
     </w:p>
     <w:p>
@@ -750,9 +776,399 @@
         <w:t xml:space="preserve"> </w:t>
       </w:r>
       <w:r>
-        <w:t xml:space="preserve">A comparison of rest versus aerobic exercise versus placebo-like treatment in male and female adolescents further supported active over rest management [12]. Systematic synthesis for the Amsterdam process concluded that early rest beyond 24–48 hours confers no benefit and that prescribed sub-symptom-threshold aerobic exercise is beneficial [13]. A separate review noted that, while the adolescent evidence is strong, good-quality trials in adults and on broader outcomes are still needed [14].</w:t>
-      </w:r>
-    </w:p>
+        <w:t xml:space="preserve">A comparison of rest versus aerobic exercise versus placebo-like treatment in male and female adolescents further supported active over rest management [15]. Systematic synthesis for the Amsterdam process concluded that early rest beyond 24–48 hours confers no benefit and that prescribed sub-symptom-threshold aerobic exercise is beneficial [16]. A separate review emphasised that the most effective method and dose of exercise, and whether early treatment can prevent persistent symptoms, remain open questions [17].</w:t>
+      </w:r>
+    </w:p>
+    <w:p>
+      <w:pPr>
+        <w:pStyle w:val="BodyText"/>
+      </w:pPr>
+      <w:r>
+        <w:rPr>
+          <w:b/>
+          <w:bCs/>
+        </w:rPr>
+        <w:t xml:space="preserve">Adults.</w:t>
+      </w:r>
+      <w:r>
+        <w:t xml:space="preserve"> </w:t>
+      </w:r>
+      <w:r>
+        <w:t xml:space="preserve">The randomised evidence in adults is thinner and more equivocal. In the one completed randomised trial in adults with persisting symptoms and exercise intolerance (Table 1), six weeks of sub-symptom-threshold aerobic exercise versus stretching produced no significant between-group difference in symptom burden; the programme was tolerated, and quality of life improved in some analyses [18].</w:t>
+      </w:r>
+    </w:p>
+    <w:p>
+      <w:pPr>
+        <w:pStyle w:val="BodyText"/>
+      </w:pPr>
+      <w:r>
+        <w:rPr>
+          <w:b/>
+          <w:bCs/>
+        </w:rPr>
+        <w:t xml:space="preserve">Table 1 — Randomised trials of sub-symptom-threshold aerobic exercise for concussion</w:t>
+      </w:r>
+    </w:p>
+    <w:tbl>
+      <w:tblPr>
+        <w:tblStyle w:val="Table"/>
+        <w:tblW w:type="pct" w:w="5000"/>
+        <w:tblLayout w:type="fixed"/>
+        <w:tblLook w:firstRow="1" w:lastRow="0" w:firstColumn="0" w:lastColumn="0" w:noHBand="0" w:noVBand="0" w:val="0020"/>
+      </w:tblPr>
+      <w:tblGrid>
+        <w:gridCol w:w="1584"/>
+        <w:gridCol w:w="1584"/>
+        <w:gridCol w:w="1584"/>
+        <w:gridCol w:w="1584"/>
+        <w:gridCol w:w="1584"/>
+      </w:tblGrid>
+      <w:tr>
+        <w:trPr>
+          <w:tblHeader w:val="on"/>
+        </w:trPr>
+        <w:tc>
+          <w:tcPr/>
+          <w:p>
+            <w:pPr>
+              <w:pStyle w:val="Compact"/>
+            </w:pPr>
+            <w:r>
+              <w:t xml:space="preserve">Study</w:t>
+            </w:r>
+          </w:p>
+        </w:tc>
+        <w:tc>
+          <w:tcPr/>
+          <w:p>
+            <w:pPr>
+              <w:pStyle w:val="Compact"/>
+            </w:pPr>
+            <w:r>
+              <w:t xml:space="preserve">Population</w:t>
+            </w:r>
+          </w:p>
+        </w:tc>
+        <w:tc>
+          <w:tcPr/>
+          <w:p>
+            <w:pPr>
+              <w:pStyle w:val="Compact"/>
+            </w:pPr>
+            <w:r>
+              <w:t xml:space="preserve">Intervention</w:t>
+            </w:r>
+          </w:p>
+        </w:tc>
+        <w:tc>
+          <w:tcPr/>
+          <w:p>
+            <w:pPr>
+              <w:pStyle w:val="Compact"/>
+            </w:pPr>
+            <w:r>
+              <w:t xml:space="preserve">Comparator</w:t>
+            </w:r>
+          </w:p>
+        </w:tc>
+        <w:tc>
+          <w:tcPr/>
+          <w:p>
+            <w:pPr>
+              <w:pStyle w:val="Compact"/>
+            </w:pPr>
+            <w:r>
+              <w:t xml:space="preserve">Key result</w:t>
+            </w:r>
+          </w:p>
+        </w:tc>
+      </w:tr>
+      <w:tr>
+        <w:tc>
+          <w:tcPr/>
+          <w:p>
+            <w:pPr>
+              <w:pStyle w:val="Compact"/>
+            </w:pPr>
+            <w:r>
+              <w:t xml:space="preserve">Leddy 2010 [12]</w:t>
+            </w:r>
+          </w:p>
+        </w:tc>
+        <w:tc>
+          <w:tcPr/>
+          <w:p>
+            <w:pPr>
+              <w:pStyle w:val="Compact"/>
+            </w:pPr>
+            <w:r>
+              <w:t xml:space="preserve">Refractory post-concussion syndrome (pilot)</w:t>
+            </w:r>
+          </w:p>
+        </w:tc>
+        <w:tc>
+          <w:tcPr/>
+          <w:p>
+            <w:pPr>
+              <w:pStyle w:val="Compact"/>
+            </w:pPr>
+            <w:r>
+              <w:t xml:space="preserve">Treadmill training at ~80% of symptom-threshold heart rate, most days</w:t>
+            </w:r>
+          </w:p>
+        </w:tc>
+        <w:tc>
+          <w:tcPr/>
+          <w:p>
+            <w:pPr>
+              <w:pStyle w:val="Compact"/>
+            </w:pPr>
+            <w:r>
+              <w:t xml:space="preserve">— (feasibility)</w:t>
+            </w:r>
+          </w:p>
+        </w:tc>
+        <w:tc>
+          <w:tcPr/>
+          <w:p>
+            <w:pPr>
+              <w:pStyle w:val="Compact"/>
+            </w:pPr>
+            <w:r>
+              <w:t xml:space="preserve">Feasible; symptom improvement</w:t>
+            </w:r>
+          </w:p>
+        </w:tc>
+      </w:tr>
+      <w:tr>
+        <w:tc>
+          <w:tcPr/>
+          <w:p>
+            <w:pPr>
+              <w:pStyle w:val="Compact"/>
+            </w:pPr>
+            <w:r>
+              <w:t xml:space="preserve">Leddy 2019 [13]</w:t>
+            </w:r>
+          </w:p>
+        </w:tc>
+        <w:tc>
+          <w:tcPr/>
+          <w:p>
+            <w:pPr>
+              <w:pStyle w:val="Compact"/>
+            </w:pPr>
+            <w:r>
+              <w:t xml:space="preserve">103 adolescents, acute sport-related concussion (mean ~5 days post-injury)</w:t>
+            </w:r>
+          </w:p>
+        </w:tc>
+        <w:tc>
+          <w:tcPr/>
+          <w:p>
+            <w:pPr>
+              <w:pStyle w:val="Compact"/>
+            </w:pPr>
+            <w:r>
+              <w:t xml:space="preserve">Aerobic exercise at 80% of HRt, ~20 min/day</w:t>
+            </w:r>
+          </w:p>
+        </w:tc>
+        <w:tc>
+          <w:tcPr/>
+          <w:p>
+            <w:pPr>
+              <w:pStyle w:val="Compact"/>
+            </w:pPr>
+            <w:r>
+              <w:t xml:space="preserve">Placebo-like stretching</w:t>
+            </w:r>
+          </w:p>
+        </w:tc>
+        <w:tc>
+          <w:tcPr/>
+          <w:p>
+            <w:pPr>
+              <w:pStyle w:val="Compact"/>
+            </w:pPr>
+            <w:r>
+              <w:t xml:space="preserve">Median recovery 13 vs 17 days (p=0.009)</w:t>
+            </w:r>
+          </w:p>
+        </w:tc>
+      </w:tr>
+      <w:tr>
+        <w:tc>
+          <w:tcPr/>
+          <w:p>
+            <w:pPr>
+              <w:pStyle w:val="Compact"/>
+            </w:pPr>
+            <w:r>
+              <w:t xml:space="preserve">Leddy 2021 [14]</w:t>
+            </w:r>
+          </w:p>
+        </w:tc>
+        <w:tc>
+          <w:tcPr/>
+          <w:p>
+            <w:pPr>
+              <w:pStyle w:val="Compact"/>
+            </w:pPr>
+            <w:r>
+              <w:t xml:space="preserve">118 adolescents, within 10 days of injury, three sites</w:t>
+            </w:r>
+          </w:p>
+        </w:tc>
+        <w:tc>
+          <w:tcPr/>
+          <w:p>
+            <w:pPr>
+              <w:pStyle w:val="Compact"/>
+            </w:pPr>
+            <w:r>
+              <w:t xml:space="preserve">Aerobic exercise at 90% of HRt, weekly BCTT re-test</w:t>
+            </w:r>
+          </w:p>
+        </w:tc>
+        <w:tc>
+          <w:tcPr/>
+          <w:p>
+            <w:pPr>
+              <w:pStyle w:val="Compact"/>
+            </w:pPr>
+            <w:r>
+              <w:t xml:space="preserve">Placebo-like stretching</w:t>
+            </w:r>
+          </w:p>
+        </w:tc>
+        <w:tc>
+          <w:tcPr/>
+          <w:p>
+            <w:pPr>
+              <w:pStyle w:val="Compact"/>
+            </w:pPr>
+            <w:r>
+              <w:t xml:space="preserve">Risk of persistent symptoms roughly halved (HR for stretching vs aerobic 0.52, 95% CI 0.28–0.97)</w:t>
+            </w:r>
+          </w:p>
+        </w:tc>
+      </w:tr>
+      <w:tr>
+        <w:tc>
+          <w:tcPr/>
+          <w:p>
+            <w:pPr>
+              <w:pStyle w:val="Compact"/>
+            </w:pPr>
+            <w:r>
+              <w:t xml:space="preserve">Willer 2019 [15]</w:t>
+            </w:r>
+          </w:p>
+        </w:tc>
+        <w:tc>
+          <w:tcPr/>
+          <w:p>
+            <w:pPr>
+              <w:pStyle w:val="Compact"/>
+            </w:pPr>
+            <w:r>
+              <w:t xml:space="preserve">Acute sport-related concussion, male and female adolescents</w:t>
+            </w:r>
+          </w:p>
+        </w:tc>
+        <w:tc>
+          <w:tcPr/>
+          <w:p>
+            <w:pPr>
+              <w:pStyle w:val="Compact"/>
+            </w:pPr>
+            <w:r>
+              <w:t xml:space="preserve">Sub-symptom-threshold aerobic exercise</w:t>
+            </w:r>
+          </w:p>
+        </w:tc>
+        <w:tc>
+          <w:tcPr/>
+          <w:p>
+            <w:pPr>
+              <w:pStyle w:val="Compact"/>
+            </w:pPr>
+            <w:r>
+              <w:t xml:space="preserve">Prescribed rest; placebo-like stretching</w:t>
+            </w:r>
+          </w:p>
+        </w:tc>
+        <w:tc>
+          <w:tcPr/>
+          <w:p>
+            <w:pPr>
+              <w:pStyle w:val="Compact"/>
+            </w:pPr>
+            <w:r>
+              <w:t xml:space="preserve">Active management supported over rest</w:t>
+            </w:r>
+          </w:p>
+        </w:tc>
+      </w:tr>
+      <w:tr>
+        <w:tc>
+          <w:tcPr/>
+          <w:p>
+            <w:pPr>
+              <w:pStyle w:val="Compact"/>
+            </w:pPr>
+            <w:r>
+              <w:t xml:space="preserve">Mercier 2025 [18]</w:t>
+            </w:r>
+          </w:p>
+        </w:tc>
+        <w:tc>
+          <w:tcPr/>
+          <w:p>
+            <w:pPr>
+              <w:pStyle w:val="Compact"/>
+            </w:pPr>
+            <w:r>
+              <w:t xml:space="preserve">52 adults, persisting symptoms with exercise intolerance (~2 years post-injury)</w:t>
+            </w:r>
+          </w:p>
+        </w:tc>
+        <w:tc>
+          <w:tcPr/>
+          <w:p>
+            <w:pPr>
+              <w:pStyle w:val="Compact"/>
+            </w:pPr>
+            <w:r>
+              <w:t xml:space="preserve">6-week sub-symptom-threshold aerobic programme</w:t>
+            </w:r>
+          </w:p>
+        </w:tc>
+        <w:tc>
+          <w:tcPr/>
+          <w:p>
+            <w:pPr>
+              <w:pStyle w:val="Compact"/>
+            </w:pPr>
+            <w:r>
+              <w:t xml:space="preserve">Stretching</w:t>
+            </w:r>
+          </w:p>
+        </w:tc>
+        <w:tc>
+          <w:tcPr/>
+          <w:p>
+            <w:pPr>
+              <w:pStyle w:val="Compact"/>
+            </w:pPr>
+            <w:r>
+              <w:t xml:space="preserve">No significant between-group symptom-burden difference; quality of life improved in some analyses</w:t>
+            </w:r>
+          </w:p>
+        </w:tc>
+      </w:tr>
+    </w:tbl>
     <w:bookmarkEnd w:id="18"/>
     <w:bookmarkStart w:id="19" w:name="prescribing-without-a-treadmill"/>
     <w:p>
@@ -768,7 +1184,7 @@
         <w:pStyle w:val="FirstParagraph"/>
       </w:pPr>
       <w:r>
-        <w:t xml:space="preserve">A practical obstacle is that not every clinician has a treadmill, a heart-rate monitor and the time to run a staged treadmill test with per-minute logging. The Buffalo group addressed this in two practical-management papers: one detailing how to prescribe SSTAE in the outpatient setting from an HRt [15], and one giving a standardised programme in the absence of graded exercise testing [16]. Together they establish that the prescription — a heart-rate-anchored band, ~20 minutes, most days, with a within-session symptom-stop rule and graded progression — is meant to be portable and repeatable.</w:t>
+        <w:t xml:space="preserve">Not every clinician has a treadmill, a heart-rate monitor and the time for a staged test with per-minute logging. The Buffalo group addressed this in two practical-management papers: one detailing how to prescribe SSTAE in the outpatient setting from an HRt [19], and one giving a standardised programme in the absence of graded exercise testing [20]. A validated cycle-ergometer alternative also exists: the Buffalo Concussion Bike Test elicits an equivalent heart rate at symptom exacerbation to the treadmill test in adolescents (135 ± 25 vs 137 ± 28 bpm) [21], extending the measured threshold to settings without a treadmill. Together these establish that the prescription — a heart-rate-anchored band, ~20 minutes, most days, with a within-session symptom-stop rule and graded progression — is meant to be portable and repeatable.</w:t>
       </w:r>
     </w:p>
     <w:bookmarkEnd w:id="19"/>
@@ -806,7 +1222,7 @@
         <w:pStyle w:val="Compact"/>
         <w:numPr>
           <w:ilvl w:val="0"/>
-          <w:numId w:val="1004"/>
+          <w:numId w:val="1003"/>
         </w:numPr>
       </w:pPr>
       <w:r>
@@ -820,15 +1236,15 @@
         <w:t xml:space="preserve"> </w:t>
       </w:r>
       <w:r>
-        <w:t xml:space="preserve">HRt from a symptom-limited graded test (the validated provocation criterion is a symptom rise of ≥3 points from rest) [6].</w:t>
-      </w:r>
-    </w:p>
-    <w:p>
-      <w:pPr>
-        <w:pStyle w:val="Compact"/>
-        <w:numPr>
-          <w:ilvl w:val="0"/>
-          <w:numId w:val="1004"/>
+        <w:t xml:space="preserve">HRt from a symptom-limited graded test (the validated provocation criterion is a symptom rise of ≥3 points from rest) [9].</w:t>
+      </w:r>
+    </w:p>
+    <w:p>
+      <w:pPr>
+        <w:pStyle w:val="Compact"/>
+        <w:numPr>
+          <w:ilvl w:val="0"/>
+          <w:numId w:val="1003"/>
         </w:numPr>
       </w:pPr>
       <w:r>
@@ -842,15 +1258,15 @@
         <w:t xml:space="preserve"> </w:t>
       </w:r>
       <w:r>
-        <w:t xml:space="preserve">train at ~80–90% of HRt for concussion — a floor intended to preserve a training stimulus and a do-not-exceed ceiling that keeps the patient below provocation [9–11,14].</w:t>
-      </w:r>
-    </w:p>
-    <w:p>
-      <w:pPr>
-        <w:pStyle w:val="Compact"/>
-        <w:numPr>
-          <w:ilvl w:val="0"/>
-          <w:numId w:val="1004"/>
+        <w:t xml:space="preserve">train at ~80–90% of HRt for concussion (80% in the pivotal adolescent trial; 90% in the multicentre trial) — a floor intended to preserve a training stimulus and a do-not-exceed ceiling that keeps the patient below provocation [12–14,17].</w:t>
+      </w:r>
+    </w:p>
+    <w:p>
+      <w:pPr>
+        <w:pStyle w:val="Compact"/>
+        <w:numPr>
+          <w:ilvl w:val="0"/>
+          <w:numId w:val="1003"/>
         </w:numPr>
       </w:pPr>
       <w:r>
@@ -864,15 +1280,15 @@
         <w:t xml:space="preserve"> </w:t>
       </w:r>
       <w:r>
-        <w:t xml:space="preserve">~20 minutes, most days of the week [10,11].</w:t>
-      </w:r>
-    </w:p>
-    <w:p>
-      <w:pPr>
-        <w:pStyle w:val="Compact"/>
-        <w:numPr>
-          <w:ilvl w:val="0"/>
-          <w:numId w:val="1004"/>
+        <w:t xml:space="preserve">~20 minutes, most days of the week [13,14].</w:t>
+      </w:r>
+    </w:p>
+    <w:p>
+      <w:pPr>
+        <w:pStyle w:val="Compact"/>
+        <w:numPr>
+          <w:ilvl w:val="0"/>
+          <w:numId w:val="1003"/>
         </w:numPr>
       </w:pPr>
       <w:r>
@@ -886,15 +1302,15 @@
         <w:t xml:space="preserve"> </w:t>
       </w:r>
       <w:r>
-        <w:t xml:space="preserve">stop if symptoms rise more than 2 points above pre-session — the complement of the consensus’s up-to-2-point tolerance band [5].</w:t>
-      </w:r>
-    </w:p>
-    <w:p>
-      <w:pPr>
-        <w:pStyle w:val="Compact"/>
-        <w:numPr>
-          <w:ilvl w:val="0"/>
-          <w:numId w:val="1004"/>
+        <w:t xml:space="preserve">stop if symptoms rise more than 2 points above pre-session — the complement of the consensus’s up-to-2-point tolerance band [6].</w:t>
+      </w:r>
+    </w:p>
+    <w:p>
+      <w:pPr>
+        <w:pStyle w:val="Compact"/>
+        <w:numPr>
+          <w:ilvl w:val="0"/>
+          <w:numId w:val="1003"/>
         </w:numPr>
       </w:pPr>
       <w:r>
@@ -908,7 +1324,7 @@
         <w:t xml:space="preserve"> </w:t>
       </w:r>
       <w:r>
-        <w:t xml:space="preserve">advance the ceiling only after clean sessions (no within-session provocation, no next-day flare); regress on repeated provocation; re-test HRt to update precisely [15,16]. Serial HRt is the recovery curve; a re-test that no longer provokes symptoms is a key input to the return-to-activity decision.</w:t>
+        <w:t xml:space="preserve">advance the ceiling only after clean sessions (no within-session provocation, no next-day flare); regress on repeated provocation; re-test HRt to update precisely [19,20]. Serial HRt is the recovery curve; a re-test that no longer provokes symptoms is a key input to the return-to-activity decision.</w:t>
       </w:r>
     </w:p>
     <w:bookmarkEnd w:id="20"/>
@@ -927,14 +1343,14 @@
         <w:pStyle w:val="FirstParagraph"/>
       </w:pPr>
       <w:r>
-        <w:t xml:space="preserve">Here is the problem the evidence does not solve. The trials prescribed an individualised heart-rate ceiling and reported good adherence under clinician oversight [10,11]. In routine practice, three things break:</w:t>
-      </w:r>
-    </w:p>
-    <w:p>
-      <w:pPr>
-        <w:numPr>
-          <w:ilvl w:val="0"/>
-          <w:numId w:val="1005"/>
+        <w:t xml:space="preserve">Here is the problem the evidence does not solve. The trials prescribed an individualised heart-rate ceiling and reported good adherence under clinician oversight [13,14]. In routine practice, three things break:</w:t>
+      </w:r>
+    </w:p>
+    <w:p>
+      <w:pPr>
+        <w:numPr>
+          <w:ilvl w:val="0"/>
+          <w:numId w:val="1004"/>
         </w:numPr>
       </w:pPr>
       <w:r>
@@ -954,14 +1370,14 @@
         <w:t xml:space="preserve"> </w:t>
       </w:r>
       <w:r>
-        <w:t xml:space="preserve">is not something a patient can feel. Without a live read on heart rate, the patient is guessing — and the two failure modes are opposite and both harmful: under-dosing (no therapeutic stimulus, slow recovery) or overshooting the ceiling (symptom provocation, a flare, loss of confidence in active rehabilitation).</w:t>
-      </w:r>
-    </w:p>
-    <w:p>
-      <w:pPr>
-        <w:numPr>
-          <w:ilvl w:val="0"/>
-          <w:numId w:val="1005"/>
+        <w:t xml:space="preserve">is not something a patient can feel. Without a live read on heart rate, the patient is guessing — — under-dosing (no stimulus, slow recovery) or overshooting the ceiling (provocation, a flare, lost confidence in active rehabilitation).</w:t>
+      </w:r>
+    </w:p>
+    <w:p>
+      <w:pPr>
+        <w:numPr>
+          <w:ilvl w:val="0"/>
+          <w:numId w:val="1004"/>
         </w:numPr>
       </w:pPr>
       <w:r>
@@ -982,7 +1398,7 @@
       <w:pPr>
         <w:numPr>
           <w:ilvl w:val="0"/>
-          <w:numId w:val="1005"/>
+          <w:numId w:val="1004"/>
         </w:numPr>
       </w:pPr>
       <w:r>
@@ -996,12 +1412,20 @@
         <w:t xml:space="preserve"> </w:t>
       </w:r>
       <w:r>
-        <w:t xml:space="preserve">The progression decision (advance / hold / regress / refer) depends on a structured session history. Paper diaries are a demonstrably unreliable instrument in analogous self-report settings: actual compliance with paper symptom diaries is far lower than reported compliance, and entries are commonly backfilled [17]. Serial HRt — the objective recovery curve — has to date been captured mainly within research protocols [10,11].</w:t>
+        <w:t xml:space="preserve">The progression decision (advance / hold / regress / refer) depends on a structured session history. Paper diaries are a demonstrably unreliable instrument in analogous self-report settings: actual compliance with paper symptom diaries is far lower than reported compliance, and entries are commonly backfilled [22]. Serial HRt — the objective recovery curve — has to date been captured mainly within research protocols and specialist programmes [13,14].</w:t>
       </w:r>
     </w:p>
     <w:p>
       <w:pPr>
         <w:pStyle w:val="FirstParagraph"/>
+      </w:pPr>
+      <w:r>
+        <w:t xml:space="preserve">The gap carries an outcome cost: in the pivotal trial’s cohort, adolescents who adhered to their home aerobic prescription in the first week recovered in a median of 12 days versus 21.5 days for those who did not — and the initial degree of exercise intolerance, not symptom severity, predicted who adhered [23].</w:t>
+      </w:r>
+    </w:p>
+    <w:p>
+      <w:pPr>
+        <w:pStyle w:val="BodyText"/>
       </w:pPr>
       <w:r>
         <w:t xml:space="preserve">The result is an</w:t>
@@ -1035,14 +1459,14 @@
         <w:pStyle w:val="FirstParagraph"/>
       </w:pPr>
       <w:r>
-        <w:t xml:space="preserve">The implementation gap defines a set of requirements for delivery that is faithful to the trialled protocol. They are proposed here by the author, informed by the trial procedures [9–11], the gap analysis in Section 3, and software-safety considerations, and stated at the level of requirements, independent of any vendor or product; Section 4.2 then locates the existing tools — including, with disclosed interest, the author’s — against them. The portable, repeatable prescription of Sections 2.4 and 2.5 is exactly what a guided tool could carry between visits, provided it carries it faithfully. The argument is deliberately modest: the physiology is not new; what the field lacks is faithful, verifiable, monitored delivery between visits.</w:t>
-      </w:r>
-    </w:p>
-    <w:p>
-      <w:pPr>
-        <w:numPr>
-          <w:ilvl w:val="0"/>
-          <w:numId w:val="1006"/>
+        <w:t xml:space="preserve">The implementation gap defines a set of requirements for delivery that is faithful to the trialled protocol. They are proposed here by the author, informed by the trial procedures [12–14], the gap analysis in Section 3, and software-safety considerations, and stated at the level of requirements, independent of any vendor or product; Section 4.2 then locates the existing tools — including, with disclosed interest, the author’s — against them. The argument is deliberately modest: the physiology is not new; what the field lacks is faithful, verifiable, monitored delivery between visits.</w:t>
+      </w:r>
+    </w:p>
+    <w:p>
+      <w:pPr>
+        <w:numPr>
+          <w:ilvl w:val="0"/>
+          <w:numId w:val="1005"/>
         </w:numPr>
       </w:pPr>
       <w:r>
@@ -1056,7 +1480,7 @@
         <w:t xml:space="preserve"> </w:t>
       </w:r>
       <w:r>
-        <w:t xml:space="preserve">A continuous heart-rate read, shown against the prescribed band in real time — the trials themselves delivered the band on a worn heart-rate monitor [10,11] — converts an abstract bpm range into a moment-to-moment</w:t>
+        <w:t xml:space="preserve">A continuous heart-rate read, shown against the prescribed band in real time — the trials themselves delivered the band on a worn heart-rate monitor [13,14] — converts an abstract bpm range into a moment-to-moment</w:t>
       </w:r>
       <w:r>
         <w:t xml:space="preserve"> </w:t>
@@ -1068,14 +1492,14 @@
         <w:t xml:space="preserve"> </w:t>
       </w:r>
       <w:r>
-        <w:t xml:space="preserve">signal. This is a direct means of making the ceiling self-dosable — though whether live feedback improves real-world fidelity is itself an empirical question (Section 5).</w:t>
-      </w:r>
-    </w:p>
-    <w:p>
-      <w:pPr>
-        <w:numPr>
-          <w:ilvl w:val="0"/>
-          <w:numId w:val="1006"/>
+        <w:t xml:space="preserve">signal. Whether live feedback improves real-world fidelity remains an empirical question (Section 5).</w:t>
+      </w:r>
+    </w:p>
+    <w:p>
+      <w:pPr>
+        <w:numPr>
+          <w:ilvl w:val="0"/>
+          <w:numId w:val="1005"/>
         </w:numPr>
       </w:pPr>
       <w:r>
@@ -1089,14 +1513,14 @@
         <w:t xml:space="preserve"> </w:t>
       </w:r>
       <w:r>
-        <w:t xml:space="preserve">Friction is a major threat to adherence. A tool should accept any wearable that broadcasts the standard Bluetooth Heart Rate profile — chest straps and most sports watches — and should fall back to clinician manual entry, meeting the patient where they are rather than mandating a purchase. Heart rate is the load-bearing measurement; sourcing it must never be the blocker. Two limits attach to any implementation: optical heart-rate measurement degrades with motion — smartphone-camera apps show variable accuracy [18] and wrist-worn optical sensors are measurably less accurate during aerobic exercise [19] — so a phone-camera estimate should never drive a live training session; and some widely owned wrist devices do not broadcast the standard Bluetooth Heart Rate profile, so those users need a chest strap or manual entry.</w:t>
-      </w:r>
-    </w:p>
-    <w:p>
-      <w:pPr>
-        <w:numPr>
-          <w:ilvl w:val="0"/>
-          <w:numId w:val="1006"/>
+        <w:t xml:space="preserve">Friction is a major threat to adherence. A tool should accept any wearable that broadcasts the standard Bluetooth Heart Rate profile — chest straps and most sports watches — and should fall back to clinician manual entry, meeting the patient where they are rather than mandating a purchase. Two limits attach to any implementation: optical heart-rate measurement degrades with motion — smartphone-camera apps show variable accuracy [24] and wrist-worn optical sensors are measurably less accurate during aerobic exercise [25] — so a phone-camera estimate should never drive a live training session; and some widely owned wrist devices do not broadcast the standard Bluetooth Heart Rate profile, so those users need a chest strap or manual entry.</w:t>
+      </w:r>
+    </w:p>
+    <w:p>
+      <w:pPr>
+        <w:numPr>
+          <w:ilvl w:val="0"/>
+          <w:numId w:val="1005"/>
         </w:numPr>
       </w:pPr>
       <w:r>
@@ -1122,14 +1546,14 @@
         <w:t xml:space="preserve"> </w:t>
       </w:r>
       <w:r>
-        <w:t xml:space="preserve">rather than estimate. A second, stronger rule should govern progression: only a session whose heart rate was live-verified against a real sensor should advance the training band, and the band should never ratchet past the measured threshold — a fresh graded re-test being the only way to raise it further. Manual or unverified sessions can still count fully for safety (they can trigger a hold or regression) but should never push the ceiling up on trust alone.</w:t>
-      </w:r>
-    </w:p>
-    <w:p>
-      <w:pPr>
-        <w:numPr>
-          <w:ilvl w:val="0"/>
-          <w:numId w:val="1006"/>
+        <w:t xml:space="preserve">rather than estimate. A stronger rule should govern progression: only sessions live-verified against a real sensor should advance the band, and the band should never ratchet past the measured threshold — only a fresh graded re-test raises it further. Manual or unverified sessions can still count fully for safety (they can trigger a hold or regression) but should never push the ceiling up on trust alone.</w:t>
+      </w:r>
+    </w:p>
+    <w:p>
+      <w:pPr>
+        <w:numPr>
+          <w:ilvl w:val="0"/>
+          <w:numId w:val="1005"/>
         </w:numPr>
       </w:pPr>
       <w:r>
@@ -1150,7 +1574,7 @@
       <w:pPr>
         <w:numPr>
           <w:ilvl w:val="0"/>
-          <w:numId w:val="1006"/>
+          <w:numId w:val="1005"/>
         </w:numPr>
       </w:pPr>
       <w:r>
@@ -1164,14 +1588,14 @@
         <w:t xml:space="preserve"> </w:t>
       </w:r>
       <w:r>
-        <w:t xml:space="preserve">Each threshold test and training session should return to the prescribing clinician in structured form — HRt trajectory, prescribed band, minutes, symptom deltas, next-day flares — so that serial HRt becomes the recovery curve in the record, and a re-test that no longer provokes symptoms surfaces as a key input to the return-to-activity decision rather than disappearing into a home diary. Structured between-visit return of concussion data to clinicians is already an established mobile-health pattern (Section 4.2).</w:t>
-      </w:r>
-    </w:p>
-    <w:p>
-      <w:pPr>
-        <w:numPr>
-          <w:ilvl w:val="0"/>
-          <w:numId w:val="1006"/>
+        <w:t xml:space="preserve">Each threshold test and training session should return to the prescribing clinician in structured form — HRt trajectory, prescribed band, minutes, symptom deltas, next-day flares — so that serial HRt becomes the recovery curve in the record, and a re-test that no longer provokes symptoms surfaces as a key input to the return-to-activity decision rather than disappearing into a home diary.</w:t>
+      </w:r>
+    </w:p>
+    <w:p>
+      <w:pPr>
+        <w:numPr>
+          <w:ilvl w:val="0"/>
+          <w:numId w:val="1005"/>
         </w:numPr>
       </w:pPr>
       <w:r>
@@ -1254,63 +1678,63 @@
         <w:pStyle w:val="FirstParagraph"/>
       </w:pPr>
       <w:r>
-        <w:t xml:space="preserve">It would be wrong to imply that no one has digitised this prescription. Any novelty claim must be made against the prior art, which this review extends rather than ignores:</w:t>
-      </w:r>
-    </w:p>
-    <w:p>
-      <w:pPr>
-        <w:pStyle w:val="Compact"/>
-        <w:numPr>
-          <w:ilvl w:val="0"/>
-          <w:numId w:val="1007"/>
-        </w:numPr>
-      </w:pPr>
-      <w:r>
-        <w:t xml:space="preserve">A concussion rehabilitation app (Rhea Health, a University of Toronto spin-out) already delivers heart-rate-targeted aerobic prescription [20]. Its published protocol, however, guides users to a fixed ~60% ± 5% of age-predicted maximal heart rate (220 − age), with no graded test to individualise the threshold; individualisation is limited to in-app same/better/worse symptom feedback [21]. The cited evaluations do not report a dedicated clinician dashboard [20,21]. An RCT from the same group has likewise delivered early aerobic exercise using a progressive percentage of age-predicted maximal heart rate [22]. (Neither Rhea nor the author’s product is affiliated with the Buffalo group.)</w:t>
-      </w:r>
-    </w:p>
-    <w:p>
-      <w:pPr>
-        <w:pStyle w:val="Compact"/>
-        <w:numPr>
-          <w:ilvl w:val="0"/>
-          <w:numId w:val="1007"/>
-        </w:numPr>
-      </w:pPr>
-      <w:r>
-        <w:t xml:space="preserve">Between-visit mobile-health symptom monitoring with structured return of data to clinicians is published [23].</w:t>
-      </w:r>
-    </w:p>
-    <w:p>
-      <w:pPr>
-        <w:pStyle w:val="Compact"/>
-        <w:numPr>
-          <w:ilvl w:val="0"/>
-          <w:numId w:val="1007"/>
-        </w:numPr>
-      </w:pPr>
-      <w:r>
-        <w:t xml:space="preserve">The pivotal Buffalo trials themselves delivered individualised HRt-based home exercise with wearable heart-rate monitoring — 80% of HRt with a home heart-rate monitor [10], and a serial-HRt-updated prescription with weekly BCTT recheck [11]. The Buffalo programme, however, is a research protocol; this review’s mapping identified no commercial implementation of it apart from the author’s disclosed attempt described below, and the measured-threshold approach is not proprietary to any group.</w:t>
-      </w:r>
-    </w:p>
-    <w:p>
-      <w:pPr>
-        <w:pStyle w:val="Compact"/>
-        <w:numPr>
-          <w:ilvl w:val="0"/>
-          <w:numId w:val="1007"/>
-        </w:numPr>
-      </w:pPr>
-      <w:r>
-        <w:t xml:space="preserve">A commercial concussion exercise-prescription module exists: the Complete Concussion Management Inc. (CCMI) and Wibbi partnership (announced December 2025) embeds concussion protocols in a digital home-exercise-programme platform with real-time outcome monitoring and progress tracking [24]. The published description does not, however, describe digital delivery of a serial measured-HRt curve [24].</w:t>
-      </w:r>
-    </w:p>
-    <w:p>
-      <w:pPr>
-        <w:pStyle w:val="Compact"/>
-        <w:numPr>
-          <w:ilvl w:val="0"/>
-          <w:numId w:val="1007"/>
+        <w:t xml:space="preserve">Any novelty claim must be made against the prior art, which this review extends rather than ignores:</w:t>
+      </w:r>
+    </w:p>
+    <w:p>
+      <w:pPr>
+        <w:pStyle w:val="Compact"/>
+        <w:numPr>
+          <w:ilvl w:val="0"/>
+          <w:numId w:val="1006"/>
+        </w:numPr>
+      </w:pPr>
+      <w:r>
+        <w:t xml:space="preserve">A concussion rehabilitation app (Rhea Health, a University of Toronto spin-out) already delivers heart-rate-targeted aerobic prescription [26]. Its published protocol, however, guides users to a fixed ~60% ± 5% of age-predicted maximal heart rate (220 − age), with no graded test to individualise the threshold; individualisation is limited to in-app same/better/worse symptom feedback [27]. The cited evaluations do not report a dedicated clinician dashboard [26,27]. An RCT from the same group has likewise delivered early aerobic exercise using a progressive percentage of age-predicted maximal heart rate [28]. (Neither Rhea nor the author’s product is affiliated with the Buffalo group.)</w:t>
+      </w:r>
+    </w:p>
+    <w:p>
+      <w:pPr>
+        <w:pStyle w:val="Compact"/>
+        <w:numPr>
+          <w:ilvl w:val="0"/>
+          <w:numId w:val="1006"/>
+        </w:numPr>
+      </w:pPr>
+      <w:r>
+        <w:t xml:space="preserve">Between-visit mobile-health symptom monitoring with structured return of data to clinicians is published [29].</w:t>
+      </w:r>
+    </w:p>
+    <w:p>
+      <w:pPr>
+        <w:pStyle w:val="Compact"/>
+        <w:numPr>
+          <w:ilvl w:val="0"/>
+          <w:numId w:val="1006"/>
+        </w:numPr>
+      </w:pPr>
+      <w:r>
+        <w:t xml:space="preserve">The pivotal Buffalo trials themselves delivered individualised HRt-based home exercise with wearable heart-rate monitoring — 80% of HRt with a home heart-rate monitor [13], and a serial-HRt-updated prescription with weekly BCTT recheck [14]. The Buffalo programme, however, is a research protocol; this review’s mapping identified no commercial implementation of it apart from the author’s disclosed attempt described below, and the measured-threshold approach is not proprietary to any group.</w:t>
+      </w:r>
+    </w:p>
+    <w:p>
+      <w:pPr>
+        <w:pStyle w:val="Compact"/>
+        <w:numPr>
+          <w:ilvl w:val="0"/>
+          <w:numId w:val="1006"/>
+        </w:numPr>
+      </w:pPr>
+      <w:r>
+        <w:t xml:space="preserve">A commercial concussion exercise-prescription module exists: the Complete Concussion Management Inc. (CCMI) and Wibbi partnership (announced December 2025) embeds concussion protocols in a digital home-exercise-programme platform with real-time outcome monitoring and progress tracking [30]. The published description does not, however, describe digital delivery of a serial measured-HRt curve [30].</w:t>
+      </w:r>
+    </w:p>
+    <w:p>
+      <w:pPr>
+        <w:pStyle w:val="Compact"/>
+        <w:numPr>
+          <w:ilvl w:val="0"/>
+          <w:numId w:val="1006"/>
         </w:numPr>
       </w:pPr>
       <w:r>
@@ -1330,7 +1754,7 @@
         <w:t xml:space="preserve"> </w:t>
       </w:r>
       <w:r>
-        <w:t xml:space="preserve">platforms digitise symptom, balance and cognitive testing — Sway’s FDA-cleared scope, for example, covers cognitive and balance assessment only [25] — and none identified by the mapping delivers exertion- or heart-rate-guided therapy. Remotely monitored, app-supported exercise rehabilitation with structured clinician review is an established pattern in cardiac care [26]; this review’s mapping identified no equivalent at-scale commercial implementation for concussion.</w:t>
+        <w:t xml:space="preserve">platforms digitise symptom, balance and cognitive testing — Sway’s FDA-cleared scope, for example, covers cognitive and balance assessment only [31] — and none identified by the mapping delivers exertion- or heart-rate-guided therapy. Remotely monitored, app-supported exercise rehabilitation with structured clinician review is an established pattern in cardiac care [32]; this review’s mapping identified no equivalent at-scale commercial implementation for concussion.</w:t>
       </w:r>
     </w:p>
     <w:p>
@@ -1395,7 +1819,7 @@
         <w:t xml:space="preserve"> </w:t>
       </w:r>
       <w:r>
-        <w:t xml:space="preserve">in one clinician-supervised workflow. The closest comparators each lack at least one element: the Rhea protocol uses a fixed percentage of age-predicted maximal heart rate with no graded test and no reported clinician dashboard [20,21]; the CCMI–Wibbi module’s published description reports outcome monitoring and progress tracking rather than a serial measured-HRt curve [24]. Each element exists somewhere in the prior art; the observation concerns their combination — and it is made against criteria the author framed, so the disclosed interest applies to the comparison as much as to the product. Two further qualifications: standardised and age-predicted programmes are themselves evidence-supported [16,22], and no trial has compared measured-threshold-anchored delivery with age-predicted delivery head-to-head. The case for the measured threshold is therefore fidelity to the trialled Buffalo protocol and the prognostic value of the serial measurement (Section 2.2) — not a demonstrated outcome advantage.</w:t>
+        <w:t xml:space="preserve">in one clinician-supervised workflow. The closest comparators each lack at least one element: the Rhea protocol uses a fixed percentage of age-predicted maximal heart rate with no graded test and no reported clinician dashboard [26,27]; the CCMI–Wibbi module’s published description reports outcome monitoring and progress tracking rather than a serial measured-HRt curve [30]. Each element exists somewhere in the prior art; the observation concerns their combination — and it is made against criteria the author framed, so the disclosed interest applies to the comparison as much as to the product. Two further qualifications: standardised and age-predicted programmes are themselves evidence-supported [20,28], and no trial has compared measured-threshold-anchored delivery with age-predicted delivery head-to-head. The case for the measured threshold is therefore fidelity to the trialled Buffalo protocol and the prognostic value of the serial measurement (Section 2.2) — not a demonstrated outcome advantage.</w:t>
       </w:r>
     </w:p>
     <w:p>
@@ -1403,7 +1827,7 @@
         <w:pStyle w:val="BodyText"/>
       </w:pPr>
       <w:r>
-        <w:t xml:space="preserve">The author’s software (SST Trainer, developed by Concussion Education Australia — the competing interest disclosed in the Methods and Declarations) is one attempt to implement the Section 4 requirements as stated. Whether it achieves that combination in practice is a product claim this review does not adjudicate; it is asserted here only as design intent. The software is in early, clinician-gated commercial release in Australia, supplied on the developer’s self-assessment of the boundary described above, with regulatory guidance sought from the TGA; the formal scoping recommended above applies to it no less than to any other tool in the category. It is named for transparency and located against the same criteria as its comparators; consistent with Section 5, no efficacy claim is made for it.</w:t>
+        <w:t xml:space="preserve">The author’s software (SST Trainer, developed by Concussion Education Australia — the competing interest disclosed in the Methods and Declarations) is one attempt to implement the Section 4 requirements as stated. Whether it achieves that combination in practice is a product claim this review does not adjudicate; it is asserted here only as design intent. The software is in early, clinician-gated commercial release in Australia, supplied on the developer’s self-assessment of the boundary described above, with regulatory guidance sought from the TGA; the formal scoping recommended above applies to it no less than to any other tool in the category. It is named for transparency, judged by the same criteria as its comparators, and carries no efficacy claim.</w:t>
       </w:r>
     </w:p>
     <w:bookmarkEnd w:id="24"/>
@@ -1422,7 +1846,7 @@
         <w:pStyle w:val="FirstParagraph"/>
       </w:pPr>
       <w:r>
-        <w:t xml:space="preserve">The strongest randomised evidence for SSTAE is in adolescents with sport-related concussion in the early window; the adult and persistent-symptom evidence, while supportive, is thinner and calls for better trials [14]. A digital delivery tool inherits this evidence base — it can make faithful delivery of an evidence-based prescription easier and more measurable, but it does not, by itself, constitute new efficacy evidence. The defensible claim for such software is verification-by-design and faithful delivery, not a new clinical outcome. A retrospective, observational analysis of de-identified routine-care data (serial HRt trajectories, adherence, time-to-clearance) accumulated through normal clinical use is the appropriate first step towards outcome evidence; an efficacy claim would additionally require prospective controlled evaluation.</w:t>
+        <w:t xml:space="preserve">The strongest randomised evidence for SSTAE is in adolescents with sport-related concussion in the early window. In adults with persisting symptoms the evidence is thinner and more equivocal — the one completed randomised trial found no significant between-group symptom-burden benefit [18] — and the optimal dose and mode of exercise remain open questions [17]. A digital tool inherits this evidence base: it can make faithful delivery easier and more measurable, but does not, by itself, constitute new efficacy evidence. The defensible claim for such software is verification-by-design and faithful delivery, not a new clinical outcome. A retrospective, observational analysis of de-identified routine-care data (serial HRt trajectories, adherence, time-to-clearance) is the appropriate first step towards outcome evidence; an efficacy claim would additionally require prospective controlled evaluation.</w:t>
       </w:r>
     </w:p>
     <w:p>
@@ -1430,7 +1854,7 @@
         <w:pStyle w:val="BodyText"/>
       </w:pPr>
       <w:r>
-        <w:t xml:space="preserve">Digital delivery is also not a free good, and the case for it should not be made one-sidedly. Whether a wearable-guided app actually improves between-visit delivery is itself an empirical question, not a given: app-based adherence commonly decays over weeks [27]; live heart-rate feedback can be misread under exertion or anxiety; consumer optical sensors are less accurate during exercise — exactly when the measurement matters [19]; and any tool introduces equity and access concerns — the cost of a wearable, smartphone and data, and a digital-literacy and language barrier that can widen rather than narrow disparities in who receives faithful rehabilitation. Privacy and data-governance obligations attach to any between-visit clinical data flow. These are the reasons the contribution is framed as verification-by-design and a measurable delivery substrate — and why its real-world value, like its efficacy, is deferred to evaluation rather than asserted.</w:t>
+        <w:t xml:space="preserve">Nor is digital delivery a free good. Whether a wearable-guided app actually improves between-visit delivery is itself an empirical question, not a given: app-based adherence commonly decays over weeks [33]; live heart-rate feedback can be misread under exertion or anxiety; consumer optical sensors are less accurate during exercise [25]; and any tool raises equity concerns — wearable, smartphone and data costs, plus digital-literacy and language barriers that can widen disparities. Privacy and data-governance obligations attach to any between-visit clinical data flow. Hence the framing: verification-by-design and a measurable delivery substrate, with real-world value deferred to evaluation rather than asserted.</w:t>
       </w:r>
     </w:p>
     <w:p>
@@ -1456,7 +1880,7 @@
         <w:pStyle w:val="FirstParagraph"/>
       </w:pPr>
       <w:r>
-        <w:t xml:space="preserve">Concussion management has completed a genuine paradigm shift: from rest-until-symptom-free to early, individualised, sub-symptom-threshold aerobic exercise, anchored to a heart-rate threshold from a standardised graded test, and endorsed by the field’s consensus statement. The remaining problem is not what to prescribe but how to deliver it faithfully between visits, when the therapeutic ceiling is invisible, the sessions are unobserved, and the data needed to progress safely are the data that get lost. Tools that are clinician-prescribed, wearable-delivered, hardware-agnostic in how they read heart rate, strict in never fabricating that signal, and built to carry the safety logic and report back to the prescriber are candidate instruments for closing that gap. The contribution such tools offer is integration and faithful, verifiable delivery of an established treatment — not new physiology, and not, on their own, new outcome evidence. Whether they deliver that promise in practice — improving adherence and real-world delivery without widening access disparities — is precisely the question the next phase of evaluation, set out above, must answer.</w:t>
+        <w:t xml:space="preserve">Concussion management has completed a genuine paradigm shift: from rest-until-symptom-free to early, individualised, sub-symptom-threshold aerobic exercise, anchored to a measured heart-rate threshold and endorsed by the field’s consensus statement. The remaining problem is not what to prescribe but how to deliver it faithfully between visits, when the therapeutic ceiling is invisible, the sessions are unobserved, and the data needed to progress safely are the data that get lost. Tools that are clinician-prescribed, wearable-delivered, hardware-agnostic in how they read heart rate, strict in never fabricating that signal, and built to carry the safety logic and report back to the prescriber are candidate instruments for closing that gap. The contribution such tools offer is integration and faithful, verifiable delivery of an established treatment — not new physiology, and not, on their own, new outcome evidence. Whether they deliver that promise in practice — improving real-world delivery without widening disparities — is precisely the question the next phase of evaluation, set out above, must answer.</w:t>
       </w:r>
     </w:p>
     <w:bookmarkEnd w:id="27"/>
@@ -1574,7 +1998,7 @@
         <w:pStyle w:val="Compact"/>
         <w:numPr>
           <w:ilvl w:val="0"/>
-          <w:numId w:val="1008"/>
+          <w:numId w:val="1007"/>
         </w:numPr>
       </w:pPr>
       <w:r>
@@ -1602,7 +2026,35 @@
         <w:pStyle w:val="Compact"/>
         <w:numPr>
           <w:ilvl w:val="0"/>
-          <w:numId w:val="1008"/>
+          <w:numId w:val="1007"/>
+        </w:numPr>
+      </w:pPr>
+      <w:r>
+        <w:t xml:space="preserve">Grool AM, Aglipay M, Momoli F, et al. Association Between Early Participation in Physical Activity Following Acute Concussion and Persistent Postconcussive Symptoms in Children and Adolescents.</w:t>
+      </w:r>
+      <w:r>
+        <w:t xml:space="preserve"> </w:t>
+      </w:r>
+      <w:r>
+        <w:rPr>
+          <w:i/>
+          <w:iCs/>
+        </w:rPr>
+        <w:t xml:space="preserve">JAMA.</w:t>
+      </w:r>
+      <w:r>
+        <w:t xml:space="preserve"> </w:t>
+      </w:r>
+      <w:r>
+        <w:t xml:space="preserve">2016;316(23):2504–2514. doi:10.1001/jama.2016.17396</w:t>
+      </w:r>
+    </w:p>
+    <w:p>
+      <w:pPr>
+        <w:pStyle w:val="Compact"/>
+        <w:numPr>
+          <w:ilvl w:val="0"/>
+          <w:numId w:val="1007"/>
         </w:numPr>
       </w:pPr>
       <w:r>
@@ -1630,7 +2082,7 @@
         <w:pStyle w:val="Compact"/>
         <w:numPr>
           <w:ilvl w:val="0"/>
-          <w:numId w:val="1008"/>
+          <w:numId w:val="1007"/>
         </w:numPr>
       </w:pPr>
       <w:r>
@@ -1658,7 +2110,7 @@
         <w:pStyle w:val="Compact"/>
         <w:numPr>
           <w:ilvl w:val="0"/>
-          <w:numId w:val="1008"/>
+          <w:numId w:val="1007"/>
         </w:numPr>
       </w:pPr>
       <w:r>
@@ -1686,7 +2138,7 @@
         <w:pStyle w:val="Compact"/>
         <w:numPr>
           <w:ilvl w:val="0"/>
-          <w:numId w:val="1008"/>
+          <w:numId w:val="1007"/>
         </w:numPr>
       </w:pPr>
       <w:r>
@@ -1714,7 +2166,47 @@
         <w:pStyle w:val="Compact"/>
         <w:numPr>
           <w:ilvl w:val="0"/>
-          <w:numId w:val="1008"/>
+          <w:numId w:val="1007"/>
+        </w:numPr>
+      </w:pPr>
+      <w:r>
+        <w:t xml:space="preserve">Lumba-Brown A, Yeates KO, Sarmiento K, et al. Centers for Disease Control and Prevention Guideline on the Diagnosis and Management of Mild Traumatic Brain Injury Among Children.</w:t>
+      </w:r>
+      <w:r>
+        <w:t xml:space="preserve"> </w:t>
+      </w:r>
+      <w:r>
+        <w:rPr>
+          <w:i/>
+          <w:iCs/>
+        </w:rPr>
+        <w:t xml:space="preserve">JAMA Pediatr.</w:t>
+      </w:r>
+      <w:r>
+        <w:t xml:space="preserve"> </w:t>
+      </w:r>
+      <w:r>
+        <w:t xml:space="preserve">2018;172(11):e182853. doi:10.1001/jamapediatrics.2018.2853</w:t>
+      </w:r>
+    </w:p>
+    <w:p>
+      <w:pPr>
+        <w:pStyle w:val="Compact"/>
+        <w:numPr>
+          <w:ilvl w:val="0"/>
+          <w:numId w:val="1007"/>
+        </w:numPr>
+      </w:pPr>
+      <w:r>
+        <w:t xml:space="preserve">Ontario Neurotrauma Foundation / PedsConcussion. Living guideline for paediatric concussion care. https://pedsconcussion.com/ (accessed 14 August 2026).</w:t>
+      </w:r>
+    </w:p>
+    <w:p>
+      <w:pPr>
+        <w:pStyle w:val="Compact"/>
+        <w:numPr>
+          <w:ilvl w:val="0"/>
+          <w:numId w:val="1007"/>
         </w:numPr>
       </w:pPr>
       <w:r>
@@ -1742,7 +2234,7 @@
         <w:pStyle w:val="Compact"/>
         <w:numPr>
           <w:ilvl w:val="0"/>
-          <w:numId w:val="1008"/>
+          <w:numId w:val="1007"/>
         </w:numPr>
       </w:pPr>
       <w:r>
@@ -1770,7 +2262,7 @@
         <w:pStyle w:val="Compact"/>
         <w:numPr>
           <w:ilvl w:val="0"/>
-          <w:numId w:val="1008"/>
+          <w:numId w:val="1007"/>
         </w:numPr>
       </w:pPr>
       <w:r>
@@ -1798,7 +2290,7 @@
         <w:pStyle w:val="Compact"/>
         <w:numPr>
           <w:ilvl w:val="0"/>
-          <w:numId w:val="1008"/>
+          <w:numId w:val="1007"/>
         </w:numPr>
       </w:pPr>
       <w:r>
@@ -1826,7 +2318,7 @@
         <w:pStyle w:val="Compact"/>
         <w:numPr>
           <w:ilvl w:val="0"/>
-          <w:numId w:val="1008"/>
+          <w:numId w:val="1007"/>
         </w:numPr>
       </w:pPr>
       <w:r>
@@ -1854,7 +2346,7 @@
         <w:pStyle w:val="Compact"/>
         <w:numPr>
           <w:ilvl w:val="0"/>
-          <w:numId w:val="1008"/>
+          <w:numId w:val="1007"/>
         </w:numPr>
       </w:pPr>
       <w:r>
@@ -1882,7 +2374,7 @@
         <w:pStyle w:val="Compact"/>
         <w:numPr>
           <w:ilvl w:val="0"/>
-          <w:numId w:val="1008"/>
+          <w:numId w:val="1007"/>
         </w:numPr>
       </w:pPr>
       <w:r>
@@ -1910,7 +2402,7 @@
         <w:pStyle w:val="Compact"/>
         <w:numPr>
           <w:ilvl w:val="0"/>
-          <w:numId w:val="1008"/>
+          <w:numId w:val="1007"/>
         </w:numPr>
       </w:pPr>
       <w:r>
@@ -1938,7 +2430,7 @@
         <w:pStyle w:val="Compact"/>
         <w:numPr>
           <w:ilvl w:val="0"/>
-          <w:numId w:val="1008"/>
+          <w:numId w:val="1007"/>
         </w:numPr>
       </w:pPr>
       <w:r>
@@ -1966,7 +2458,35 @@
         <w:pStyle w:val="Compact"/>
         <w:numPr>
           <w:ilvl w:val="0"/>
-          <w:numId w:val="1008"/>
+          <w:numId w:val="1007"/>
+        </w:numPr>
+      </w:pPr>
+      <w:r>
+        <w:t xml:space="preserve">Mercier LJ, McIntosh SJ, Boucher C, et al. Effect of Aerobic Exercise on Symptom Burden and Quality of Life in Adults With Persisting Post-concussive Symptoms.</w:t>
+      </w:r>
+      <w:r>
+        <w:t xml:space="preserve"> </w:t>
+      </w:r>
+      <w:r>
+        <w:rPr>
+          <w:i/>
+          <w:iCs/>
+        </w:rPr>
+        <w:t xml:space="preserve">Arch Phys Med Rehabil.</w:t>
+      </w:r>
+      <w:r>
+        <w:t xml:space="preserve"> </w:t>
+      </w:r>
+      <w:r>
+        <w:t xml:space="preserve">2025;106(2):195–205. doi:10.1016/j.apmr.2024.10.002</w:t>
+      </w:r>
+    </w:p>
+    <w:p>
+      <w:pPr>
+        <w:pStyle w:val="Compact"/>
+        <w:numPr>
+          <w:ilvl w:val="0"/>
+          <w:numId w:val="1007"/>
         </w:numPr>
       </w:pPr>
       <w:r>
@@ -1994,7 +2514,7 @@
         <w:pStyle w:val="Compact"/>
         <w:numPr>
           <w:ilvl w:val="0"/>
-          <w:numId w:val="1008"/>
+          <w:numId w:val="1007"/>
         </w:numPr>
       </w:pPr>
       <w:r>
@@ -2022,7 +2542,35 @@
         <w:pStyle w:val="Compact"/>
         <w:numPr>
           <w:ilvl w:val="0"/>
-          <w:numId w:val="1008"/>
+          <w:numId w:val="1007"/>
+        </w:numPr>
+      </w:pPr>
+      <w:r>
+        <w:t xml:space="preserve">Haider MN, Johnson SL, Mannix R, et al. The Buffalo Concussion Bike Test for Concussion Assessment in Adolescents.</w:t>
+      </w:r>
+      <w:r>
+        <w:t xml:space="preserve"> </w:t>
+      </w:r>
+      <w:r>
+        <w:rPr>
+          <w:i/>
+          <w:iCs/>
+        </w:rPr>
+        <w:t xml:space="preserve">Sports Health.</w:t>
+      </w:r>
+      <w:r>
+        <w:t xml:space="preserve"> </w:t>
+      </w:r>
+      <w:r>
+        <w:t xml:space="preserve">2019;11(6):492–497. doi:10.1177/1941738119870189</w:t>
+      </w:r>
+    </w:p>
+    <w:p>
+      <w:pPr>
+        <w:pStyle w:val="Compact"/>
+        <w:numPr>
+          <w:ilvl w:val="0"/>
+          <w:numId w:val="1007"/>
         </w:numPr>
       </w:pPr>
       <w:r>
@@ -2050,7 +2598,35 @@
         <w:pStyle w:val="Compact"/>
         <w:numPr>
           <w:ilvl w:val="0"/>
-          <w:numId w:val="1008"/>
+          <w:numId w:val="1007"/>
+        </w:numPr>
+      </w:pPr>
+      <w:r>
+        <w:t xml:space="preserve">Chizuk HM, Willer BS, Cunningham A, et al. Adolescents with Sport-Related Concussion Who Adhere to Aerobic Exercise Prescriptions Recover Faster.</w:t>
+      </w:r>
+      <w:r>
+        <w:t xml:space="preserve"> </w:t>
+      </w:r>
+      <w:r>
+        <w:rPr>
+          <w:i/>
+          <w:iCs/>
+        </w:rPr>
+        <w:t xml:space="preserve">Med Sci Sports Exerc.</w:t>
+      </w:r>
+      <w:r>
+        <w:t xml:space="preserve"> </w:t>
+      </w:r>
+      <w:r>
+        <w:t xml:space="preserve">2022;54(9):1410–1416. doi:10.1249/MSS.0000000000002952</w:t>
+      </w:r>
+    </w:p>
+    <w:p>
+      <w:pPr>
+        <w:pStyle w:val="Compact"/>
+        <w:numPr>
+          <w:ilvl w:val="0"/>
+          <w:numId w:val="1007"/>
         </w:numPr>
       </w:pPr>
       <w:r>
@@ -2078,7 +2654,7 @@
         <w:pStyle w:val="Compact"/>
         <w:numPr>
           <w:ilvl w:val="0"/>
-          <w:numId w:val="1008"/>
+          <w:numId w:val="1007"/>
         </w:numPr>
       </w:pPr>
       <w:r>
@@ -2106,7 +2682,7 @@
         <w:pStyle w:val="Compact"/>
         <w:numPr>
           <w:ilvl w:val="0"/>
-          <w:numId w:val="1008"/>
+          <w:numId w:val="1007"/>
         </w:numPr>
       </w:pPr>
       <w:r>
@@ -2134,7 +2710,7 @@
         <w:pStyle w:val="Compact"/>
         <w:numPr>
           <w:ilvl w:val="0"/>
-          <w:numId w:val="1008"/>
+          <w:numId w:val="1007"/>
         </w:numPr>
       </w:pPr>
       <w:r>
@@ -2162,7 +2738,7 @@
         <w:pStyle w:val="Compact"/>
         <w:numPr>
           <w:ilvl w:val="0"/>
-          <w:numId w:val="1008"/>
+          <w:numId w:val="1007"/>
         </w:numPr>
       </w:pPr>
       <w:r>
@@ -2190,7 +2766,7 @@
         <w:pStyle w:val="Compact"/>
         <w:numPr>
           <w:ilvl w:val="0"/>
-          <w:numId w:val="1008"/>
+          <w:numId w:val="1007"/>
         </w:numPr>
       </w:pPr>
       <w:r>
@@ -2218,7 +2794,7 @@
         <w:pStyle w:val="Compact"/>
         <w:numPr>
           <w:ilvl w:val="0"/>
-          <w:numId w:val="1008"/>
+          <w:numId w:val="1007"/>
         </w:numPr>
       </w:pPr>
       <w:r>
@@ -2230,7 +2806,7 @@
         <w:pStyle w:val="Compact"/>
         <w:numPr>
           <w:ilvl w:val="0"/>
-          <w:numId w:val="1008"/>
+          <w:numId w:val="1007"/>
         </w:numPr>
       </w:pPr>
       <w:r>
@@ -2242,7 +2818,7 @@
         <w:pStyle w:val="Compact"/>
         <w:numPr>
           <w:ilvl w:val="0"/>
-          <w:numId w:val="1008"/>
+          <w:numId w:val="1007"/>
         </w:numPr>
       </w:pPr>
       <w:r>
@@ -2270,7 +2846,7 @@
         <w:pStyle w:val="Compact"/>
         <w:numPr>
           <w:ilvl w:val="0"/>
-          <w:numId w:val="1008"/>
+          <w:numId w:val="1007"/>
         </w:numPr>
       </w:pPr>
       <w:r>
@@ -2606,9 +3182,6 @@
     <w:abstractNumId w:val="991"/>
   </w:num>
   <w:num w:numId="1004">
-    <w:abstractNumId w:val="991"/>
-  </w:num>
-  <w:num w:numId="1005">
     <w:abstractNumId w:val="99411"/>
     <w:lvlOverride w:ilvl="0">
       <w:startOverride w:val="1"/>
@@ -2638,13 +3211,13 @@
       <w:startOverride w:val="1"/>
     </w:lvlOverride>
   </w:num>
+  <w:num w:numId="1005">
+    <w:abstractNumId w:val="991"/>
+  </w:num>
   <w:num w:numId="1006">
     <w:abstractNumId w:val="991"/>
   </w:num>
   <w:num w:numId="1007">
-    <w:abstractNumId w:val="991"/>
-  </w:num>
-  <w:num w:numId="1008">
     <w:abstractNumId w:val="99411"/>
     <w:lvlOverride w:ilvl="0">
       <w:startOverride w:val="1"/>

--- a/docs/sst-publications/01-clinical-review-SUBMISSION.docx
+++ b/docs/sst-publications/01-clinical-review-SUBMISSION.docx
@@ -358,7 +358,7 @@
         <w:t xml:space="preserve">“cocoon therapy”</w:t>
       </w:r>
       <w:r>
-        <w:t xml:space="preserve">. The intuition was mechanical: an injured brain should be protected from load. But prolonged rest has costs. Deconditioning, sleep disruption, mood disturbance, social isolation and nocebo-style symptom focus all compound the original injury, and there was never randomised evidence that strict rest shortened recovery; a randomised trial of strict rest found a higher symptom burden and slower symptom resolution than usual care [1], and in a prospective cohort of 3,063 children and adolescents, physical activity within seven days of injury was associated with roughly half the risk of persistent symptoms at 28 days compared with no activity (24.6% vs 43.5%) [2]. By the mid-2010s, the rest prescription was being actively questioned.</w:t>
+        <w:t xml:space="preserve">. The intuition was mechanical: an injured brain should be protected from load. But prolonged rest has costs. Deconditioning, sleep disruption, mood disturbance, social isolation and nocebo-style symptom focus all compound the original injury, and there was never randomised evidence that strict rest shortened recovery; a randomised trial of strict rest found a higher symptom burden and slower symptom resolution than usual care [1], and in a prospective cohort of 3,063 children and adolescents, physical activity within seven days of injury was associated with a significantly lower risk of persistent symptoms at 28 days than no activity (unadjusted 24.6% vs 43.5%; propensity-adjusted absolute risk difference 11.4%) [2]. By the mid-2010s, the rest prescription was being actively questioned.</w:t>
       </w:r>
     </w:p>
     <w:p>
@@ -382,7 +382,7 @@
         <w:t xml:space="preserve"> </w:t>
       </w:r>
       <w:r>
-        <w:t xml:space="preserve">[3]. The argument is that a meaningful proportion of post-concussion symptom burden is not structural but a disorder of physiological regulation — autonomic and cerebrovascular dysregulation that is provoked by exertion and, crucially, is responsive to a graded aerobic stimulus delivered below the provocation threshold. Exercise, correctly dosed, is not a risk to be avoided; it is the treatment.</w:t>
+        <w:t xml:space="preserve">[3]. The argument is that a meaningful proportion of post-concussion symptom burden reflects not structural injury but a disorder of physiological regulation — autonomic and cerebrovascular dysregulation that is provoked by exertion and, crucially, is responsive to a graded aerobic stimulus delivered below the provocation threshold. Exercise, correctly dosed, is not a risk to be avoided; it is the treatment.</w:t>
       </w:r>
     </w:p>
     <w:bookmarkEnd w:id="12"/>
@@ -431,7 +431,7 @@
         <w:pStyle w:val="FirstParagraph"/>
       </w:pPr>
       <w:r>
-        <w:t xml:space="preserve">The 6th International Consensus Statement on Concussion in Sport [6] codified the shift. Its position can be summarised:</w:t>
+        <w:t xml:space="preserve">The 6th International Consensus Statement on Concussion in Sport [6] codified the shift:</w:t>
       </w:r>
     </w:p>
     <w:p>
@@ -505,7 +505,7 @@
         <w:pStyle w:val="FirstParagraph"/>
       </w:pPr>
       <w:r>
-        <w:t xml:space="preserve">The consensus statement’s scope is sport-related concussion. Convergent guidance exists beyond sport: the CDC guideline on paediatric mild traumatic brain injury likewise moved management away from prolonged rest toward gradual, symptom-guided resumption of activity [7], and the Ontario Neurotrauma Foundation’s living guideline for paediatric concussion carries the same active-recovery direction [8].</w:t>
+        <w:t xml:space="preserve">The consensus statement’s scope is sport-related concussion. Convergent guidance exists beyond sport: the CDC guideline on paediatric mild traumatic brain injury likewise moved management away from prolonged rest toward gradual, symptom-guided activity [7], and the Ontario Neurotrauma Foundation’s paediatric living guideline carries the same direction [8].</w:t>
       </w:r>
     </w:p>
     <w:p>
@@ -622,7 +622,7 @@
         <w:t xml:space="preserve"> </w:t>
       </w:r>
       <w:r>
-        <w:t xml:space="preserve">exercise intolerance. This is informative: the symptom driver is likely other than the physiological phenotype (cervicogenic, vestibular, or mood), and the workup should redirect.</w:t>
+        <w:t xml:space="preserve">exercise intolerance. This is informative: the symptom driver is likely something other than the physiological phenotype (cervicogenic, vestibular, or mood), and the workup should redirect.</w:t>
       </w:r>
     </w:p>
     <w:p>
@@ -670,7 +670,7 @@
         <w:pStyle w:val="FirstParagraph"/>
       </w:pPr>
       <w:r>
-        <w:t xml:space="preserve">Beyond prescribing, the threshold test forecasts recovery. In adolescents with sport-related concussion, an absolute HRt below ~135 bpm was associated with prolonged (&gt;21-day) recovery in an earlier cohort from the same group (as cited in [11]), and Haider and colleagues found that a blunted heart-rate response — a change in heart rate of ≤50 bpm across the test — predicted delayed (&gt;30-day) recovery with roughly 73% sensitivity and 78% specificity in adolescents not treated with aerobic exercise (the rest and placebo-stretching arms) [11]. A single test both prescribes the dose and stratifies risk, and serial HRt becomes an objective recovery trajectory.</w:t>
+        <w:t xml:space="preserve">Beyond setting the dose, the threshold test forecasts recovery. In adolescents with sport-related concussion, an earlier randomised cohort from the same group found a low initial HRt strongly associated with prolonged (&gt;21-day) recovery [11], summarised later as an HRt below ~135 bpm [12], and Haider and colleagues found that a blunted heart-rate response — a change in heart rate of ≤50 bpm across the test — predicted delayed (&gt;30-day) recovery with roughly 73% sensitivity and 78% specificity in adolescents not treated with aerobic exercise (the rest and placebo-stretching arms) [12]. A single test both prescribes the dose and stratifies risk, and serial HRt becomes an objective recovery trajectory.</w:t>
       </w:r>
     </w:p>
     <w:bookmarkEnd w:id="17"/>
@@ -688,7 +688,7 @@
         <w:pStyle w:val="FirstParagraph"/>
       </w:pPr>
       <w:r>
-        <w:t xml:space="preserve">The therapeutic claim rests on a coherent chain of randomised trials, largely from the Buffalo group.</w:t>
+        <w:t xml:space="preserve">The therapeutic claim rests on a coherent chain of trials, largely from the Buffalo group (Table 1).</w:t>
       </w:r>
     </w:p>
     <w:p>
@@ -700,13 +700,13 @@
           <w:b/>
           <w:bCs/>
         </w:rPr>
-        <w:t xml:space="preserve">Origin and proof of concept.</w:t>
-      </w:r>
-      <w:r>
-        <w:t xml:space="preserve"> </w:t>
-      </w:r>
-      <w:r>
-        <w:t xml:space="preserve">A preliminary sub-symptom-threshold treadmill-training programme for refractory post-concussion syndrome demonstrated feasibility and symptom improvement at ~80% of the symptom-threshold heart rate [12].</w:t>
+        <w:t xml:space="preserve">Origin.</w:t>
+      </w:r>
+      <w:r>
+        <w:t xml:space="preserve"> </w:t>
+      </w:r>
+      <w:r>
+        <w:t xml:space="preserve">A preliminary treadmill-training programme for refractory post-concussion syndrome demonstrated feasibility and symptom improvement at ~80% of the symptom-threshold heart rate [13].</w:t>
       </w:r>
     </w:p>
     <w:p>
@@ -724,7 +724,7 @@
         <w:t xml:space="preserve"> </w:t>
       </w:r>
       <w:r>
-        <w:t xml:space="preserve">In adolescents in the acute phase of sport-related concussion, sub-symptom-threshold aerobic exercise versus a placebo-like stretching programme accelerated recovery — median 13 versus 17 days [13] (Table 1).</w:t>
+        <w:t xml:space="preserve">In adolescents in the acute phase of sport-related concussion, sub-symptom-threshold aerobic exercise versus a placebo-like stretching programme accelerated recovery — median 13 versus 17 days [14].</w:t>
       </w:r>
     </w:p>
     <w:p>
@@ -742,7 +742,7 @@
         <w:t xml:space="preserve"> </w:t>
       </w:r>
       <w:r>
-        <w:t xml:space="preserve">A three-site RCT by the originating group reproduced and extended the finding: targeted-heart-rate SSTAE roughly halved the risk of persistent post-concussive symptoms (the trial’s reported hazard ratio for stretching versus aerobic exercise: 0.52, 95% CI 0.28–0.97, p=0.039) and shortened recovery, with good adherence and no adverse events [14]. Prevention of</w:t>
+        <w:t xml:space="preserve">A three-site RCT by the originating group reproduced and extended the finding: targeted-heart-rate SSTAE roughly halved the risk of persistent post-concussive symptoms (the trial’s reported hazard ratio for stretching versus aerobic exercise: 0.52, 95% CI 0.28–0.97, p=0.039) and shortened recovery, with good adherence and no adverse events [15]. Prevention of</w:t>
       </w:r>
       <w:r>
         <w:t xml:space="preserve"> </w:t>
@@ -776,7 +776,7 @@
         <w:t xml:space="preserve"> </w:t>
       </w:r>
       <w:r>
-        <w:t xml:space="preserve">A comparison of rest versus aerobic exercise versus placebo-like treatment in male and female adolescents further supported active over rest management [15]. Systematic synthesis for the Amsterdam process concluded that early rest beyond 24–48 hours confers no benefit and that prescribed sub-symptom-threshold aerobic exercise is beneficial [16]. A separate review emphasised that the most effective method and dose of exercise, and whether early treatment can prevent persistent symptoms, remain open questions [17].</w:t>
+        <w:t xml:space="preserve">A comparison of rest versus aerobic exercise versus placebo-like treatment in male and female adolescents further supported active management over rest [16]. Systematic synthesis for the Amsterdam process concluded that early rest beyond 24–48 hours confers no benefit and that prescribed sub-symptom-threshold aerobic exercise is beneficial [17]. A separate review emphasised that the most effective method and dose of exercise, and whether early treatment can prevent persistent symptoms, remain open questions [18].</w:t>
       </w:r>
     </w:p>
     <w:p>
@@ -794,7 +794,7 @@
         <w:t xml:space="preserve"> </w:t>
       </w:r>
       <w:r>
-        <w:t xml:space="preserve">The randomised evidence in adults is thinner and more equivocal. In the one completed randomised trial in adults with persisting symptoms and exercise intolerance (Table 1), six weeks of sub-symptom-threshold aerobic exercise versus stretching produced no significant between-group difference in symptom burden; the programme was tolerated, and quality of life improved in some analyses [18].</w:t>
+        <w:t xml:space="preserve">The randomised evidence in adults is thinner and more equivocal. In the one completed randomised trial in adults with persisting symptoms and exercise intolerance (Table 1), six weeks of sub-symptom-threshold aerobic exercise versus stretching produced no significant between-group difference in symptom burden; the programme was tolerated, and quality of life improved in some analyses [19].</w:t>
       </w:r>
     </w:p>
     <w:p>
@@ -806,7 +806,7 @@
           <w:b/>
           <w:bCs/>
         </w:rPr>
-        <w:t xml:space="preserve">Table 1 — Randomised trials of sub-symptom-threshold aerobic exercise for concussion</w:t>
+        <w:t xml:space="preserve">Table 1 — Key clinical trials of sub-symptom-threshold aerobic exercise discussed in this review</w:t>
       </w:r>
     </w:p>
     <w:tbl>
@@ -817,11 +817,12 @@
         <w:tblLook w:firstRow="1" w:lastRow="0" w:firstColumn="0" w:lastColumn="0" w:noHBand="0" w:noVBand="0" w:val="0020"/>
       </w:tblPr>
       <w:tblGrid>
-        <w:gridCol w:w="1584"/>
-        <w:gridCol w:w="1584"/>
-        <w:gridCol w:w="1584"/>
-        <w:gridCol w:w="1584"/>
-        <w:gridCol w:w="1584"/>
+        <w:gridCol w:w="1320"/>
+        <w:gridCol w:w="1320"/>
+        <w:gridCol w:w="1320"/>
+        <w:gridCol w:w="1320"/>
+        <w:gridCol w:w="1320"/>
+        <w:gridCol w:w="1320"/>
       </w:tblGrid>
       <w:tr>
         <w:trPr>
@@ -835,6 +836,17 @@
             </w:pPr>
             <w:r>
               <w:t xml:space="preserve">Study</w:t>
+            </w:r>
+          </w:p>
+        </w:tc>
+        <w:tc>
+          <w:tcPr/>
+          <w:p>
+            <w:pPr>
+              <w:pStyle w:val="Compact"/>
+            </w:pPr>
+            <w:r>
+              <w:t xml:space="preserve">Design</w:t>
             </w:r>
           </w:p>
         </w:tc>
@@ -891,7 +903,7 @@
               <w:pStyle w:val="Compact"/>
             </w:pPr>
             <w:r>
-              <w:t xml:space="preserve">Leddy 2010 [12]</w:t>
+              <w:t xml:space="preserve">Leddy 2010 [13]</w:t>
             </w:r>
           </w:p>
         </w:tc>
@@ -902,7 +914,18 @@
               <w:pStyle w:val="Compact"/>
             </w:pPr>
             <w:r>
-              <w:t xml:space="preserve">Refractory post-concussion syndrome (pilot)</w:t>
+              <w:t xml:space="preserve">Prospective case series (uncontrolled pilot)</w:t>
+            </w:r>
+          </w:p>
+        </w:tc>
+        <w:tc>
+          <w:tcPr/>
+          <w:p>
+            <w:pPr>
+              <w:pStyle w:val="Compact"/>
+            </w:pPr>
+            <w:r>
+              <w:t xml:space="preserve">Refractory post-concussion syndrome</w:t>
             </w:r>
           </w:p>
         </w:tc>
@@ -948,7 +971,18 @@
               <w:pStyle w:val="Compact"/>
             </w:pPr>
             <w:r>
-              <w:t xml:space="preserve">Leddy 2019 [13]</w:t>
+              <w:t xml:space="preserve">Leddy 2019 [14]</w:t>
+            </w:r>
+          </w:p>
+        </w:tc>
+        <w:tc>
+          <w:tcPr/>
+          <w:p>
+            <w:pPr>
+              <w:pStyle w:val="Compact"/>
+            </w:pPr>
+            <w:r>
+              <w:t xml:space="preserve">RCT</w:t>
             </w:r>
           </w:p>
         </w:tc>
@@ -1005,7 +1039,18 @@
               <w:pStyle w:val="Compact"/>
             </w:pPr>
             <w:r>
-              <w:t xml:space="preserve">Leddy 2021 [14]</w:t>
+              <w:t xml:space="preserve">Leddy 2021 [15]</w:t>
+            </w:r>
+          </w:p>
+        </w:tc>
+        <w:tc>
+          <w:tcPr/>
+          <w:p>
+            <w:pPr>
+              <w:pStyle w:val="Compact"/>
+            </w:pPr>
+            <w:r>
+              <w:t xml:space="preserve">Multicentre RCT</w:t>
             </w:r>
           </w:p>
         </w:tc>
@@ -1049,7 +1094,7 @@
               <w:pStyle w:val="Compact"/>
             </w:pPr>
             <w:r>
-              <w:t xml:space="preserve">Risk of persistent symptoms roughly halved (HR for stretching vs aerobic 0.52, 95% CI 0.28–0.97)</w:t>
+              <w:t xml:space="preserve">Risk of persistent symptoms roughly halved (hazard ratio for stretching vs aerobic 0.52, 95% CI 0.28–0.97)</w:t>
             </w:r>
           </w:p>
         </w:tc>
@@ -1062,7 +1107,18 @@
               <w:pStyle w:val="Compact"/>
             </w:pPr>
             <w:r>
-              <w:t xml:space="preserve">Willer 2019 [15]</w:t>
+              <w:t xml:space="preserve">Willer 2019 [16]</w:t>
+            </w:r>
+          </w:p>
+        </w:tc>
+        <w:tc>
+          <w:tcPr/>
+          <w:p>
+            <w:pPr>
+              <w:pStyle w:val="Compact"/>
+            </w:pPr>
+            <w:r>
+              <w:t xml:space="preserve">Quasi-experimental (non-randomised rest cohort, compared with matched RCT arms)*</w:t>
             </w:r>
           </w:p>
         </w:tc>
@@ -1119,7 +1175,18 @@
               <w:pStyle w:val="Compact"/>
             </w:pPr>
             <w:r>
-              <w:t xml:space="preserve">Mercier 2025 [18]</w:t>
+              <w:t xml:space="preserve">Mercier 2025 [19]</w:t>
+            </w:r>
+          </w:p>
+        </w:tc>
+        <w:tc>
+          <w:tcPr/>
+          <w:p>
+            <w:pPr>
+              <w:pStyle w:val="Compact"/>
+            </w:pPr>
+            <w:r>
+              <w:t xml:space="preserve">RCT</w:t>
             </w:r>
           </w:p>
         </w:tc>
@@ -1169,6 +1236,14 @@
         </w:tc>
       </w:tr>
     </w:tbl>
+    <w:p>
+      <w:pPr>
+        <w:pStyle w:val="BodyText"/>
+      </w:pPr>
+      <w:r>
+        <w:t xml:space="preserve">*The exercise and stretching arms of Willer 2019 are the randomised participants of the 2019 RCT; the samples overlap.</w:t>
+      </w:r>
+    </w:p>
     <w:bookmarkEnd w:id="18"/>
     <w:bookmarkStart w:id="19" w:name="prescribing-without-a-treadmill"/>
     <w:p>
@@ -1184,7 +1259,7 @@
         <w:pStyle w:val="FirstParagraph"/>
       </w:pPr>
       <w:r>
-        <w:t xml:space="preserve">Not every clinician has a treadmill, a heart-rate monitor and the time for a staged test with per-minute logging. The Buffalo group addressed this in two practical-management papers: one detailing how to prescribe SSTAE in the outpatient setting from an HRt [19], and one giving a standardised programme in the absence of graded exercise testing [20]. A validated cycle-ergometer alternative also exists: the Buffalo Concussion Bike Test elicits an equivalent heart rate at symptom exacerbation to the treadmill test in adolescents (135 ± 25 vs 137 ± 28 bpm) [21], extending the measured threshold to settings without a treadmill. Together these establish that the prescription — a heart-rate-anchored band, ~20 minutes, most days, with a within-session symptom-stop rule and graded progression — is meant to be portable and repeatable.</w:t>
+        <w:t xml:space="preserve">Not every clinician has a treadmill and the time for a staged test with per-minute logging. The Buffalo group addressed this in two practical-management papers: one detailing how to prescribe SSTAE in the outpatient setting from an HRt [20], and one giving a standardised programme in the absence of graded exercise testing [21]. A validated cycle-ergometer alternative also exists: the Buffalo Concussion Bike Test elicits an equivalent heart rate at symptom exacerbation to the treadmill test in adolescents (135 ± 25 vs 137 ± 28 bpm) [22], extending the measured threshold to settings without a treadmill. Together these establish that the prescription — a heart-rate-anchored band, ~20 minutes, most days, with a within-session symptom-stop rule and graded progression — is meant to be portable and repeatable.</w:t>
       </w:r>
     </w:p>
     <w:bookmarkEnd w:id="19"/>
@@ -1258,7 +1333,7 @@
         <w:t xml:space="preserve"> </w:t>
       </w:r>
       <w:r>
-        <w:t xml:space="preserve">train at ~80–90% of HRt for concussion (80% in the pivotal adolescent trial; 90% in the multicentre trial) — a floor intended to preserve a training stimulus and a do-not-exceed ceiling that keeps the patient below provocation [12–14,17].</w:t>
+        <w:t xml:space="preserve">train at ~80–90% of HRt for concussion (80% in the pivotal adolescent trial; 90% in the multicentre trial) — a floor intended to preserve a training stimulus and a do-not-exceed ceiling that keeps the patient below provocation [13–15,18].</w:t>
       </w:r>
     </w:p>
     <w:p>
@@ -1280,7 +1355,7 @@
         <w:t xml:space="preserve"> </w:t>
       </w:r>
       <w:r>
-        <w:t xml:space="preserve">~20 minutes, most days of the week [13,14].</w:t>
+        <w:t xml:space="preserve">~20 minutes, most days of the week [14,15].</w:t>
       </w:r>
     </w:p>
     <w:p>
@@ -1324,7 +1399,7 @@
         <w:t xml:space="preserve"> </w:t>
       </w:r>
       <w:r>
-        <w:t xml:space="preserve">advance the ceiling only after clean sessions (no within-session provocation, no next-day flare); regress on repeated provocation; re-test HRt to update precisely [19,20]. Serial HRt is the recovery curve; a re-test that no longer provokes symptoms is a key input to the return-to-activity decision.</w:t>
+        <w:t xml:space="preserve">advance the ceiling only after clean sessions (no within-session provocation, no next-day flare); regress on repeated provocation; re-test HRt to update precisely [20,21]. Serial HRt is the recovery curve; a re-test that no longer provokes symptoms is a key input to the return-to-activity decision.</w:t>
       </w:r>
     </w:p>
     <w:bookmarkEnd w:id="20"/>
@@ -1343,7 +1418,7 @@
         <w:pStyle w:val="FirstParagraph"/>
       </w:pPr>
       <w:r>
-        <w:t xml:space="preserve">Here is the problem the evidence does not solve. The trials prescribed an individualised heart-rate ceiling and reported good adherence under clinician oversight [13,14]. In routine practice, three things break:</w:t>
+        <w:t xml:space="preserve">Here is the problem the evidence does not solve. The trials prescribed an individualised heart-rate ceiling and reported good adherence under clinician oversight [14,15]. In routine practice, three things break:</w:t>
       </w:r>
     </w:p>
     <w:p>
@@ -1370,7 +1445,7 @@
         <w:t xml:space="preserve"> </w:t>
       </w:r>
       <w:r>
-        <w:t xml:space="preserve">is not something a patient can feel. Without a live read on heart rate, the patient is guessing — — under-dosing (no stimulus, slow recovery) or overshooting the ceiling (provocation, a flare, lost confidence in active rehabilitation).</w:t>
+        <w:t xml:space="preserve">is not something a patient can feel. Without a live read on heart rate, the patient is guessing — under-dosing (no stimulus, slow recovery) or overshooting the ceiling (provocation, a flare, lost confidence in active rehabilitation).</w:t>
       </w:r>
     </w:p>
     <w:p>
@@ -1412,7 +1487,7 @@
         <w:t xml:space="preserve"> </w:t>
       </w:r>
       <w:r>
-        <w:t xml:space="preserve">The progression decision (advance / hold / regress / refer) depends on a structured session history. Paper diaries are a demonstrably unreliable instrument in analogous self-report settings: actual compliance with paper symptom diaries is far lower than reported compliance, and entries are commonly backfilled [22]. Serial HRt — the objective recovery curve — has to date been captured mainly within research protocols and specialist programmes [13,14].</w:t>
+        <w:t xml:space="preserve">The progression decision (advance / hold / regress / refer) depends on a structured session history. Paper diaries are a demonstrably unreliable instrument in analogous self-report settings: actual compliance with paper symptom diaries is far lower than reported compliance, and entries are commonly backfilled [23]. Serial HRt — the objective recovery curve — has to date been captured mainly within research protocols and specialist programmes [14,15].</w:t>
       </w:r>
     </w:p>
     <w:p>
@@ -1420,7 +1495,7 @@
         <w:pStyle w:val="FirstParagraph"/>
       </w:pPr>
       <w:r>
-        <w:t xml:space="preserve">The gap carries an outcome cost: in the pivotal trial’s cohort, adolescents who adhered to their home aerobic prescription in the first week recovered in a median of 12 days versus 21.5 days for those who did not — and the initial degree of exercise intolerance, not symptom severity, predicted who adhered [23].</w:t>
+        <w:t xml:space="preserve">The gap is associated with an outcome cost: in a secondary analysis of randomised-trial participants, adolescents who adhered to their home aerobic prescription in the first week recovered in a median of 12 days versus 21.5 days for those who did not — and the initial degree of exercise intolerance, not symptom severity, predicted who adhered [24].</w:t>
       </w:r>
     </w:p>
     <w:p>
@@ -1459,7 +1534,7 @@
         <w:pStyle w:val="FirstParagraph"/>
       </w:pPr>
       <w:r>
-        <w:t xml:space="preserve">The implementation gap defines a set of requirements for delivery that is faithful to the trialled protocol. They are proposed here by the author, informed by the trial procedures [12–14], the gap analysis in Section 3, and software-safety considerations, and stated at the level of requirements, independent of any vendor or product; Section 4.2 then locates the existing tools — including, with disclosed interest, the author’s — against them. The argument is deliberately modest: the physiology is not new; what the field lacks is faithful, verifiable, monitored delivery between visits.</w:t>
+        <w:t xml:space="preserve">The implementation gap defines a set of requirements for delivery that is faithful to the trialled protocol. They are proposed here by the author, informed by the trial procedures [13–15], the gap analysis in Section 3, and software-safety considerations, and stated at the level of requirements, independent of any vendor or product; Section 4.2 then locates the existing tools — including, with disclosed interest, the author’s — against them. The argument is deliberately modest: the physiology is not new; what the field lacks is faithful, verifiable, monitored delivery between visits.</w:t>
       </w:r>
     </w:p>
     <w:p>
@@ -1480,7 +1555,7 @@
         <w:t xml:space="preserve"> </w:t>
       </w:r>
       <w:r>
-        <w:t xml:space="preserve">A continuous heart-rate read, shown against the prescribed band in real time — the trials themselves delivered the band on a worn heart-rate monitor [13,14] — converts an abstract bpm range into a moment-to-moment</w:t>
+        <w:t xml:space="preserve">A continuous heart-rate read, shown against the prescribed band in real time — the trials themselves delivered the band on a worn heart-rate monitor [14,15] — converts an abstract bpm range into a moment-to-moment</w:t>
       </w:r>
       <w:r>
         <w:t xml:space="preserve"> </w:t>
@@ -1513,7 +1588,7 @@
         <w:t xml:space="preserve"> </w:t>
       </w:r>
       <w:r>
-        <w:t xml:space="preserve">Friction is a major threat to adherence. A tool should accept any wearable that broadcasts the standard Bluetooth Heart Rate profile — chest straps and most sports watches — and should fall back to clinician manual entry, meeting the patient where they are rather than mandating a purchase. Two limits attach to any implementation: optical heart-rate measurement degrades with motion — smartphone-camera apps show variable accuracy [24] and wrist-worn optical sensors are measurably less accurate during aerobic exercise [25] — so a phone-camera estimate should never drive a live training session; and some widely owned wrist devices do not broadcast the standard Bluetooth Heart Rate profile, so those users need a chest strap or manual entry.</w:t>
+        <w:t xml:space="preserve">Friction is a major threat to adherence. A tool should accept any wearable that broadcasts the standard Bluetooth Heart Rate profile — chest straps and most sports watches — and should fall back to clinician manual entry, meeting the patient where they are rather than mandating a purchase. Two limits attach to any implementation: optical heart-rate measurement degrades with motion — smartphone-camera apps show variable accuracy [25] and wrist-worn optical sensors are measurably less accurate during aerobic exercise [26] — so a phone-camera estimate should never drive a live training session; and some widely owned wrist devices do not broadcast the standard Bluetooth Heart Rate profile, so those users need a chest strap or manual entry.</w:t>
       </w:r>
     </w:p>
     <w:p>
@@ -1690,7 +1765,7 @@
         </w:numPr>
       </w:pPr>
       <w:r>
-        <w:t xml:space="preserve">A concussion rehabilitation app (Rhea Health, a University of Toronto spin-out) already delivers heart-rate-targeted aerobic prescription [26]. Its published protocol, however, guides users to a fixed ~60% ± 5% of age-predicted maximal heart rate (220 − age), with no graded test to individualise the threshold; individualisation is limited to in-app same/better/worse symptom feedback [27]. The cited evaluations do not report a dedicated clinician dashboard [26,27]. An RCT from the same group has likewise delivered early aerobic exercise using a progressive percentage of age-predicted maximal heart rate [28]. (Neither Rhea nor the author’s product is affiliated with the Buffalo group.)</w:t>
+        <w:t xml:space="preserve">A concussion rehabilitation app (Rhea Health, a University of Toronto spin-out) already delivers heart-rate-targeted aerobic prescription [27]. Its published protocol, however, guides users to a fixed ~60% ± 5% of age-predicted maximal heart rate (220 − age), with no graded test to individualise the threshold; individualisation is limited to in-app same/better/worse symptom feedback [28]. The cited evaluations do not report a dedicated clinician dashboard [27,28]. An RCT from the same group has likewise delivered early aerobic exercise using a progressive percentage of age-predicted maximal heart rate [29]. (Neither Rhea nor the author’s product is affiliated with the Buffalo group.)</w:t>
       </w:r>
     </w:p>
     <w:p>
@@ -1702,7 +1777,7 @@
         </w:numPr>
       </w:pPr>
       <w:r>
-        <w:t xml:space="preserve">Between-visit mobile-health symptom monitoring with structured return of data to clinicians is published [29].</w:t>
+        <w:t xml:space="preserve">Between-visit mobile-health symptom monitoring with structured return of data to clinicians is published [30].</w:t>
       </w:r>
     </w:p>
     <w:p>
@@ -1714,7 +1789,7 @@
         </w:numPr>
       </w:pPr>
       <w:r>
-        <w:t xml:space="preserve">The pivotal Buffalo trials themselves delivered individualised HRt-based home exercise with wearable heart-rate monitoring — 80% of HRt with a home heart-rate monitor [13], and a serial-HRt-updated prescription with weekly BCTT recheck [14]. The Buffalo programme, however, is a research protocol; this review’s mapping identified no commercial implementation of it apart from the author’s disclosed attempt described below, and the measured-threshold approach is not proprietary to any group.</w:t>
+        <w:t xml:space="preserve">The pivotal Buffalo trials themselves delivered individualised HRt-based home exercise with wearable heart-rate monitoring — 80% of HRt with a home heart-rate monitor [14], and a serial-HRt-updated prescription with weekly BCTT recheck [15]. The Buffalo programme, however, is a research protocol; this review’s mapping identified no commercial implementation of it apart from the author’s disclosed attempt described below, and the measured-threshold approach is not proprietary to any group.</w:t>
       </w:r>
     </w:p>
     <w:p>
@@ -1726,7 +1801,7 @@
         </w:numPr>
       </w:pPr>
       <w:r>
-        <w:t xml:space="preserve">A commercial concussion exercise-prescription module exists: the Complete Concussion Management Inc. (CCMI) and Wibbi partnership (announced December 2025) embeds concussion protocols in a digital home-exercise-programme platform with real-time outcome monitoring and progress tracking [30]. The published description does not, however, describe digital delivery of a serial measured-HRt curve [30].</w:t>
+        <w:t xml:space="preserve">A commercial concussion exercise-prescription module exists: the Complete Concussion Management Inc. (CCMI) and Wibbi partnership (announced December 2025) embeds concussion protocols in a digital home-exercise-programme platform with real-time outcome monitoring and progress tracking [31]. The published description does not, however, describe digital delivery of a serial measured-HRt curve [31].</w:t>
       </w:r>
     </w:p>
     <w:p>
@@ -1754,7 +1829,7 @@
         <w:t xml:space="preserve"> </w:t>
       </w:r>
       <w:r>
-        <w:t xml:space="preserve">platforms digitise symptom, balance and cognitive testing — Sway’s FDA-cleared scope, for example, covers cognitive and balance assessment only [31] — and none identified by the mapping delivers exertion- or heart-rate-guided therapy. Remotely monitored, app-supported exercise rehabilitation with structured clinician review is an established pattern in cardiac care [32]; this review’s mapping identified no equivalent at-scale commercial implementation for concussion.</w:t>
+        <w:t xml:space="preserve">platforms digitise symptom, balance and cognitive testing — Sway’s FDA-cleared scope, for example, covers cognitive and balance assessment only [32] — and none identified by the mapping delivers exertion- or heart-rate-guided therapy. Remotely monitored, app-supported exercise rehabilitation with structured clinician review is an established pattern in cardiac care [33]; this review’s mapping identified no equivalent at-scale commercial implementation for concussion.</w:t>
       </w:r>
     </w:p>
     <w:p>
@@ -1819,7 +1894,7 @@
         <w:t xml:space="preserve"> </w:t>
       </w:r>
       <w:r>
-        <w:t xml:space="preserve">in one clinician-supervised workflow. The closest comparators each lack at least one element: the Rhea protocol uses a fixed percentage of age-predicted maximal heart rate with no graded test and no reported clinician dashboard [26,27]; the CCMI–Wibbi module’s published description reports outcome monitoring and progress tracking rather than a serial measured-HRt curve [30]. Each element exists somewhere in the prior art; the observation concerns their combination — and it is made against criteria the author framed, so the disclosed interest applies to the comparison as much as to the product. Two further qualifications: standardised and age-predicted programmes are themselves evidence-supported [20,28], and no trial has compared measured-threshold-anchored delivery with age-predicted delivery head-to-head. The case for the measured threshold is therefore fidelity to the trialled Buffalo protocol and the prognostic value of the serial measurement (Section 2.2) — not a demonstrated outcome advantage.</w:t>
+        <w:t xml:space="preserve">in one clinician-supervised workflow. The closest comparators each lack at least one element: the Rhea protocol uses a fixed percentage of age-predicted maximal heart rate with no graded test and no reported clinician dashboard [27,28]; the CCMI–Wibbi module’s published description reports outcome monitoring and progress tracking rather than a serial measured-HRt curve [31]. Each element exists somewhere in the prior art; the observation concerns their combination — and it is made against criteria the author framed, so the disclosed interest applies to the comparison as much as to the product. Two further qualifications: standardised and age-predicted programmes are themselves evidence-supported [21,29], and no trial has compared measured-threshold-anchored delivery with age-predicted delivery head-to-head. The case for the measured threshold is therefore fidelity to the trialled Buffalo protocol and the prognostic value of the serial measurement (Section 2.2) — not a demonstrated outcome advantage.</w:t>
       </w:r>
     </w:p>
     <w:p>
@@ -1846,7 +1921,7 @@
         <w:pStyle w:val="FirstParagraph"/>
       </w:pPr>
       <w:r>
-        <w:t xml:space="preserve">The strongest randomised evidence for SSTAE is in adolescents with sport-related concussion in the early window. In adults with persisting symptoms the evidence is thinner and more equivocal — the one completed randomised trial found no significant between-group symptom-burden benefit [18] — and the optimal dose and mode of exercise remain open questions [17]. A digital tool inherits this evidence base: it can make faithful delivery easier and more measurable, but does not, by itself, constitute new efficacy evidence. The defensible claim for such software is verification-by-design and faithful delivery, not a new clinical outcome. A retrospective, observational analysis of de-identified routine-care data (serial HRt trajectories, adherence, time-to-clearance) is the appropriate first step towards outcome evidence; an efficacy claim would additionally require prospective controlled evaluation.</w:t>
+        <w:t xml:space="preserve">The strongest randomised evidence for SSTAE is in adolescents with sport-related concussion in the early window. In adults with persisting symptoms the evidence is thinner and more equivocal — the one completed randomised trial found no significant between-group symptom-burden benefit [19] — and the optimal dose and mode of exercise remain open questions [18]. A digital tool inherits this evidence base: it can make faithful delivery easier and more measurable, but does not, by itself, constitute new efficacy evidence. The defensible claim for such software is verification-by-design and faithful delivery, not a new clinical outcome. A retrospective, observational analysis of de-identified routine-care data (serial HRt trajectories, adherence, time-to-clearance) is the appropriate first step towards outcome evidence; an efficacy claim would additionally require prospective controlled evaluation.</w:t>
       </w:r>
     </w:p>
     <w:p>
@@ -1854,7 +1929,7 @@
         <w:pStyle w:val="BodyText"/>
       </w:pPr>
       <w:r>
-        <w:t xml:space="preserve">Nor is digital delivery a free good. Whether a wearable-guided app actually improves between-visit delivery is itself an empirical question, not a given: app-based adherence commonly decays over weeks [33]; live heart-rate feedback can be misread under exertion or anxiety; consumer optical sensors are less accurate during exercise [25]; and any tool raises equity concerns — wearable, smartphone and data costs, plus digital-literacy and language barriers that can widen disparities. Privacy and data-governance obligations attach to any between-visit clinical data flow. Hence the framing: verification-by-design and a measurable delivery substrate, with real-world value deferred to evaluation rather than asserted.</w:t>
+        <w:t xml:space="preserve">Nor is digital delivery a free good. Whether a wearable-guided app actually improves between-visit delivery is itself an empirical question, not a given: app-based adherence commonly decays over weeks [34]; live heart-rate feedback can be misread under exertion or anxiety; consumer optical sensors are less accurate during exercise [26]; and any tool raises equity concerns — wearable, smartphone and data costs, plus digital-literacy and language barriers that can widen disparities. Privacy and data-governance obligations attach to any between-visit clinical data flow. Hence the framing: verification-by-design and a measurable delivery substrate, with real-world value deferred to evaluation rather than asserted.</w:t>
       </w:r>
     </w:p>
     <w:p>
@@ -2266,6 +2341,34 @@
         </w:numPr>
       </w:pPr>
       <w:r>
+        <w:t xml:space="preserve">Leddy JJ, Hinds AL, Miecznikowski J, et al. Safety and Prognostic Utility of Provocative Exercise Testing in Acutely Concussed Adolescents: A Randomized Trial.</w:t>
+      </w:r>
+      <w:r>
+        <w:t xml:space="preserve"> </w:t>
+      </w:r>
+      <w:r>
+        <w:rPr>
+          <w:i/>
+          <w:iCs/>
+        </w:rPr>
+        <w:t xml:space="preserve">Clin J Sport Med.</w:t>
+      </w:r>
+      <w:r>
+        <w:t xml:space="preserve"> </w:t>
+      </w:r>
+      <w:r>
+        <w:t xml:space="preserve">2018;28(1):13–20. doi:10.1097/JSM.0000000000000431</w:t>
+      </w:r>
+    </w:p>
+    <w:p>
+      <w:pPr>
+        <w:pStyle w:val="Compact"/>
+        <w:numPr>
+          <w:ilvl w:val="0"/>
+          <w:numId w:val="1007"/>
+        </w:numPr>
+      </w:pPr>
+      <w:r>
         <w:t xml:space="preserve">Haider MN, Leddy JJ, Wilber CG, et al. The Predictive Capacity of the Buffalo Concussion Treadmill Test After Sport-Related Concussion in Adolescents.</w:t>
       </w:r>
       <w:r>
@@ -2462,7 +2565,7 @@
         </w:numPr>
       </w:pPr>
       <w:r>
-        <w:t xml:space="preserve">Mercier LJ, McIntosh SJ, Boucher C, et al. Effect of Aerobic Exercise on Symptom Burden and Quality of Life in Adults With Persisting Post-concussive Symptoms.</w:t>
+        <w:t xml:space="preserve">Mercier LJ, McIntosh SJ, Boucher C, et al. Effect of Aerobic Exercise on Symptom Burden and Quality of Life in Adults With Persisting Post-concussive Symptoms: The ACTBI Randomized Controlled Trial.</w:t>
       </w:r>
       <w:r>
         <w:t xml:space="preserve"> </w:t>

--- a/docs/sst-publications/01-clinical-review-SUBMISSION.docx
+++ b/docs/sst-publications/01-clinical-review-SUBMISSION.docx
@@ -8,7 +8,7 @@
         <w:pStyle w:val="Heading1"/>
       </w:pPr>
       <w:r>
-        <w:t xml:space="preserve">Sub-symptom-threshold aerobic exercise for concussion: from the Buffalo test to digital, clinician-supervised delivery — a narrative review</w:t>
+        <w:t xml:space="preserve">Sub-symptom-threshold aerobic exercise for concussion: from the Buffalo test to digital, clinician-supervised delivery — a Narrative review</w:t>
       </w:r>
     </w:p>
     <w:p>
@@ -300,6 +300,42 @@
           <w:b/>
           <w:bCs/>
         </w:rPr>
+        <w:t xml:space="preserve">Patient and public involvement.</w:t>
+      </w:r>
+      <w:r>
+        <w:t xml:space="preserve"> </w:t>
+      </w:r>
+      <w:r>
+        <w:t xml:space="preserve">Patients and the public were not involved in this review of published literature.</w:t>
+      </w:r>
+    </w:p>
+    <w:p>
+      <w:pPr>
+        <w:pStyle w:val="BodyText"/>
+      </w:pPr>
+      <w:r>
+        <w:rPr>
+          <w:b/>
+          <w:bCs/>
+        </w:rPr>
+        <w:t xml:space="preserve">Equity, diversity and inclusion.</w:t>
+      </w:r>
+      <w:r>
+        <w:t xml:space="preserve"> </w:t>
+      </w:r>
+      <w:r>
+        <w:t xml:space="preserve">The author is a single clinician; the reviewed evidence skews adolescent, sport-related and high-income, and the equity limits of digital delivery are addressed in Section 5.</w:t>
+      </w:r>
+    </w:p>
+    <w:p>
+      <w:pPr>
+        <w:pStyle w:val="BodyText"/>
+      </w:pPr>
+      <w:r>
+        <w:rPr>
+          <w:b/>
+          <w:bCs/>
+        </w:rPr>
         <w:t xml:space="preserve">Conflict of interest and its mitigation.</w:t>
       </w:r>
       <w:r>
@@ -358,7 +394,7 @@
         <w:t xml:space="preserve">“cocoon therapy”</w:t>
       </w:r>
       <w:r>
-        <w:t xml:space="preserve">. The intuition was mechanical: an injured brain should be protected from load. But prolonged rest has costs. Deconditioning, sleep disruption, mood disturbance, social isolation and nocebo-style symptom focus all compound the original injury, and there was never randomised evidence that strict rest shortened recovery; a randomised trial of strict rest found a higher symptom burden and slower symptom resolution than usual care [1], and in a prospective cohort of 3,063 children and adolescents, physical activity within seven days of injury was associated with a significantly lower risk of persistent symptoms at 28 days than no activity (unadjusted 24.6% vs 43.5%; propensity-adjusted absolute risk difference 11.4%) [2]. By the mid-2010s, the rest prescription was being actively questioned.</w:t>
+        <w:t xml:space="preserve">. But prolonged rest has costs. Deconditioning, sleep disruption, mood disturbance, social isolation and nocebo-style symptom focus all compound the original injury, and there was never randomised evidence that strict rest shortened recovery; a randomised trial of strict rest found a higher symptom burden and slower symptom resolution than usual care [1], and in a prospective cohort of 3,063 children and adolescents, physical activity within seven days of injury was associated with a significantly lower risk of persistent symptoms at 28 days than no activity (unadjusted 24.6% vs 43.5%; propensity-adjusted absolute risk difference 11.4%) [2].</w:t>
       </w:r>
     </w:p>
     <w:p>
@@ -382,7 +418,7 @@
         <w:t xml:space="preserve"> </w:t>
       </w:r>
       <w:r>
-        <w:t xml:space="preserve">[3]. The argument is that a meaningful proportion of post-concussion symptom burden reflects not structural injury but a disorder of physiological regulation — autonomic and cerebrovascular dysregulation that is provoked by exertion and, crucially, is responsive to a graded aerobic stimulus delivered below the provocation threshold. Exercise, correctly dosed, is not a risk to be avoided; it is the treatment.</w:t>
+        <w:t xml:space="preserve">[3]. The argument is that a meaningful proportion of post-concussion symptom burden reflects not structural injury but a disorder of physiological regulation — autonomic and cerebrovascular dysregulation that is provoked by exertion and, crucially, is responsive to a graded aerobic stimulus delivered below the provocation threshold. Correctly dosed, exercise is the treatment, not a risk.</w:t>
       </w:r>
     </w:p>
     <w:bookmarkEnd w:id="12"/>
@@ -1418,7 +1454,7 @@
         <w:pStyle w:val="FirstParagraph"/>
       </w:pPr>
       <w:r>
-        <w:t xml:space="preserve">Here is the problem the evidence does not solve. The trials prescribed an individualised heart-rate ceiling and reported good adherence under clinician oversight [14,15]. In routine practice, three things break:</w:t>
+        <w:t xml:space="preserve">The trials prescribed an individualised heart-rate ceiling and reported good adherence under clinician oversight [14,15]. In routine practice, three things break:</w:t>
       </w:r>
     </w:p>
     <w:p>
@@ -1534,7 +1570,7 @@
         <w:pStyle w:val="FirstParagraph"/>
       </w:pPr>
       <w:r>
-        <w:t xml:space="preserve">The implementation gap defines a set of requirements for delivery that is faithful to the trialled protocol. They are proposed here by the author, informed by the trial procedures [13–15], the gap analysis in Section 3, and software-safety considerations, and stated at the level of requirements, independent of any vendor or product; Section 4.2 then locates the existing tools — including, with disclosed interest, the author’s — against them. The argument is deliberately modest: the physiology is not new; what the field lacks is faithful, verifiable, monitored delivery between visits.</w:t>
+        <w:t xml:space="preserve">The implementation gap defines a set of requirements for delivery that is faithful to the trialled protocol. They are proposed here by the author, informed by the trial procedures [13–15], the gap analysis in Section 3, and software-safety considerations, and stated as requirements independent of any vendor or product; Section 4.2 then locates the existing tools — including, with disclosed interest, the author’s — against them. The argument is deliberately modest: the physiology is not new; what the field lacks is faithful, verifiable, monitored delivery between visits.</w:t>
       </w:r>
     </w:p>
     <w:p>
@@ -1929,7 +1965,7 @@
         <w:pStyle w:val="BodyText"/>
       </w:pPr>
       <w:r>
-        <w:t xml:space="preserve">Nor is digital delivery a free good. Whether a wearable-guided app actually improves between-visit delivery is itself an empirical question, not a given: app-based adherence commonly decays over weeks [34]; live heart-rate feedback can be misread under exertion or anxiety; consumer optical sensors are less accurate during exercise [26]; and any tool raises equity concerns — wearable, smartphone and data costs, plus digital-literacy and language barriers that can widen disparities. Privacy and data-governance obligations attach to any between-visit clinical data flow. Hence the framing: verification-by-design and a measurable delivery substrate, with real-world value deferred to evaluation rather than asserted.</w:t>
+        <w:t xml:space="preserve">Whether a wearable-guided app actually improves between-visit delivery is itself an empirical question, not a given: app-based adherence commonly decays over weeks [34]; live heart-rate feedback can be misread under exertion or anxiety; consumer optical sensors are less accurate during exercise [26]; and any tool raises equity concerns — wearable, smartphone and data costs, plus digital-literacy and language barriers that can widen disparities. Privacy and data-governance obligations attach to any between-visit clinical data flow. Hence the framing: verification-by-design and a measurable delivery substrate, with real-world value deferred to evaluation rather than asserted.</w:t>
       </w:r>
     </w:p>
     <w:p>
@@ -1955,7 +1991,7 @@
         <w:pStyle w:val="FirstParagraph"/>
       </w:pPr>
       <w:r>
-        <w:t xml:space="preserve">Concussion management has completed a genuine paradigm shift: from rest-until-symptom-free to early, individualised, sub-symptom-threshold aerobic exercise, anchored to a measured heart-rate threshold and endorsed by the field’s consensus statement. The remaining problem is not what to prescribe but how to deliver it faithfully between visits, when the therapeutic ceiling is invisible, the sessions are unobserved, and the data needed to progress safely are the data that get lost. Tools that are clinician-prescribed, wearable-delivered, hardware-agnostic in how they read heart rate, strict in never fabricating that signal, and built to carry the safety logic and report back to the prescriber are candidate instruments for closing that gap. The contribution such tools offer is integration and faithful, verifiable delivery of an established treatment — not new physiology, and not, on their own, new outcome evidence. Whether they deliver that promise in practice — improving real-world delivery without widening disparities — is precisely the question the next phase of evaluation, set out above, must answer.</w:t>
+        <w:t xml:space="preserve">Concussion management has completed a genuine paradigm shift: from rest-until-symptom-free to early, individualised, sub-symptom-threshold aerobic exercise, anchored to a measured heart-rate threshold and endorsed by the field’s consensus statement. The remaining problem is not what to prescribe but how to deliver it faithfully between visits, when the therapeutic ceiling is invisible, the sessions are unobserved, and the data needed to progress safely are the data that get lost. Tools that are clinician-prescribed, wearable-delivered, hardware-agnostic in how they read heart rate, strict in never fabricating that signal, and built to carry the safety logic and report back to the prescriber are candidate instruments for closing that gap. The contribution such tools offer is integration and faithful, verifiable delivery of an established treatment — not new physiology, and not, on their own, new outcome evidence. Whether they deliver that promise in practice — improving real-world delivery without widening disparities — is the question the evaluation set out above must answer.</w:t>
       </w:r>
     </w:p>
     <w:bookmarkEnd w:id="27"/>

--- a/docs/sst-publications/01-clinical-review-SUBMISSION.docx
+++ b/docs/sst-publications/01-clinical-review-SUBMISSION.docx
@@ -49,7 +49,7 @@
         <w:t xml:space="preserve"> </w:t>
       </w:r>
       <w:r>
-        <w:t xml:space="preserve">Zac Lewis, Concussion Education Australia. Email: z.lew87@gmail.com</w:t>
+        <w:t xml:space="preserve">Zac Lewis, Concussion Education Australia. Email: zac@concussion-education-australia.com</w:t>
       </w:r>
     </w:p>
     <w:p>

--- a/docs/sst-publications/01-clinical-review-SUBMISSION.docx
+++ b/docs/sst-publications/01-clinical-review-SUBMISSION.docx
@@ -20,7 +20,25 @@
           <w:b/>
           <w:bCs/>
         </w:rPr>
-        <w:t xml:space="preserve">Zac Lewis</w:t>
+        <w:t xml:space="preserve">Running head:</w:t>
+      </w:r>
+      <w:r>
+        <w:t xml:space="preserve"> </w:t>
+      </w:r>
+      <w:r>
+        <w:t xml:space="preserve">SSTAE for concussion: digital delivery</w:t>
+      </w:r>
+    </w:p>
+    <w:p>
+      <w:pPr>
+        <w:pStyle w:val="BodyText"/>
+      </w:pPr>
+      <w:r>
+        <w:rPr>
+          <w:b/>
+          <w:bCs/>
+        </w:rPr>
+        <w:t xml:space="preserve">Zac Lewis, B.Clin.Sci., M.Ost.Med.</w:t>
       </w:r>
       <w:r>
         <w:t xml:space="preserve">¹</w:t>

--- a/docs/sst-publications/01-clinical-review-SUBMISSION.docx
+++ b/docs/sst-publications/01-clinical-review-SUBMISSION.docx
@@ -8,7 +8,7 @@
         <w:pStyle w:val="Heading1"/>
       </w:pPr>
       <w:r>
-        <w:t xml:space="preserve">Sub-symptom-threshold aerobic exercise for concussion: from the Buffalo test to digital, clinician-supervised delivery — a Narrative review</w:t>
+        <w:t xml:space="preserve">Sub-symptom-threshold aerobic exercise for concussion: from the Buffalo test to digital, clinician-supervised delivery — a Narrative Review</w:t>
       </w:r>
     </w:p>
     <w:p>
@@ -49,7 +49,7 @@
         <w:pStyle w:val="BodyText"/>
       </w:pPr>
       <w:r>
-        <w:t xml:space="preserve">¹ Concussion Education Australia, Australia. ORCID: 0009-0002-4267-0451.</w:t>
+        <w:t xml:space="preserve">¹ Concussion Education Australia, Byron Bay, NSW, Australia. ORCID: 0009-0002-4267-0451.</w:t>
       </w:r>
     </w:p>
     <w:p>
@@ -67,7 +67,7 @@
         <w:t xml:space="preserve"> </w:t>
       </w:r>
       <w:r>
-        <w:t xml:space="preserve">Zac Lewis, Concussion Education Australia. Email: zac@concussion-education-australia.com</w:t>
+        <w:t xml:space="preserve">Zac Lewis, Concussion Education Australia, 2 Wordsworth St, Byron Bay, NSW 2481, Australia. Email: zac@concussion-education-australia.com</w:t>
       </w:r>
     </w:p>
     <w:p>

--- a/docs/sst-publications/01-clinical-review-SUBMISSION.docx
+++ b/docs/sst-publications/01-clinical-review-SUBMISSION.docx
@@ -306,7 +306,7 @@
         <w:t xml:space="preserve">digital therapeutic</w:t>
       </w:r>
       <w:r>
-        <w:t xml:space="preserve">. Randomised controlled trials, the international consensus statement, and primary methodological papers were prioritised, supplemented by reviews. The commercial and digital landscape discussed in Section 4.2 was mapped separately (to August 2026) from published app evaluations, vendor documentation, regulatory listings, and partnership announcements; that mapping is descriptive rather than exhaustive and rests partly on vendor grey literature; the comparative statements in Section 4.2 are limited to the tools identified by it. As a narrative synthesis, this is not a systematic review: it includes no formal protocol, screening flow, or risk-of-bias appraisal, and effect estimates are reported as published rather than pooled. Its aim is to map the evidence and the delivery gap, not to derive a new quantitative summary.</w:t>
+        <w:t xml:space="preserve">. Randomised trials, the consensus statement, and primary methodological papers were prioritised, supplemented by reviews. The commercial and digital landscape discussed in Section 4.2 was mapped separately (to August 2026) from published app evaluations, vendor documentation, regulatory listings, and partnership announcements; that mapping is descriptive rather than exhaustive and rests partly on vendor grey literature; the comparative statements in Section 4.2 are limited to the tools identified by it. As a narrative synthesis, this is not a systematic review: it includes no formal protocol, screening flow, or risk-of-bias appraisal, and effect estimates are reported as published rather than pooled. The aim of this review is to map the evidence and the between-visit delivery gap; as a narrative synthesis it tests no hypothesis.</w:t>
       </w:r>
     </w:p>
     <w:p>

--- a/docs/sst-publications/01-clinical-review-SUBMISSION.docx
+++ b/docs/sst-publications/01-clinical-review-SUBMISSION.docx
@@ -120,7 +120,7 @@
         <w:pStyle w:val="FirstParagraph"/>
       </w:pPr>
       <w:r>
-        <w:t xml:space="preserve">For two decades the default management of concussion was rest until symptom-free. A coherent body of physiological and randomised-trial evidence has overturned that doctrine. Concussion produces a measurable, exercise-provocable autonomic phenotype — exercise intolerance — that can be quantified with a standardised graded treadmill test (the Buffalo Concussion Treadmill Test, BCTT) to a heart-rate threshold (HRt) at which symptoms are reproducibly exacerbated. Prescribing aerobic exercise just below that threshold (sub-symptom-threshold aerobic exercise, SSTAE) accelerated recovery in a randomised controlled trial in adolescents and, in a subsequent multicentre randomised trial, roughly halved the incidence of persistent post-concussive symptoms; the approach is now endorsed by the 6th International Consensus Statement on Concussion in Sport (Amsterdam 2022/2023). Yet delivery is hard: the prescription depends on an individualised, invisible heart-rate ceiling being respected in every unsupervised between-visit session. This narrative review traces the paradigm shift, summarises the threshold-test and SSTAE evidence — including the more equivocal adult trial evidence — and names the implementation gap between prescription and faithful between-visit delivery. It then proposes author-framed delivery requirements: a live, verified heart-rate signal displayed against the prescribed band; hardware-agnostic sourcing; refusal to fabricate readings; progression gated on verified sessions; and structured reporting back to the prescribing clinician. Existing tools, including one developed by the author (a disclosed competing interest), are located against those requirements. The defensible contribution of such tools is faithful, verifiable delivery of an established treatment: not new physiology, and not the first digital delivery.</w:t>
+        <w:t xml:space="preserve">For two decades the default management of concussion was rest until symptom-free. A coherent body of physiological and randomised-trial evidence has overturned that doctrine. Concussion produces a measurable, exercise-provocable autonomic phenotype, exercise intolerance, that can be quantified with a standardised graded treadmill test (the Buffalo Concussion Treadmill Test, BCTT) to a heart-rate threshold (HRt) at which symptoms are reproducibly exacerbated. Prescribing aerobic exercise just below that threshold (sub-symptom-threshold aerobic exercise, SSTAE) accelerated recovery in a randomised controlled trial in adolescents and, in a subsequent multicentre randomised trial, roughly halved the incidence of persistent post-concussive symptoms; the approach is now endorsed by the 6th International Consensus Statement on Concussion in Sport (Amsterdam 2022/2023). Yet delivery is hard: the prescription depends on an individualised, invisible heart-rate ceiling being respected in every unsupervised between-visit session. This narrative review traces the paradigm shift, summarises the threshold-test and SSTAE evidence, including the more equivocal adult trial evidence, and names the implementation gap between prescription and faithful between-visit delivery. It then proposes author-framed delivery requirements: a live, verified heart-rate signal displayed against the prescribed band; hardware-agnostic sourcing; refusal to fabricate readings; progression gated on verified sessions; and structured reporting back to the prescribing clinician. Existing tools, including one developed by the author (a disclosed competing interest), are located against those requirements. The defensible contribution of such tools is faithful, verifiable delivery of an established treatment: not new physiology, and not the first digital delivery.</w:t>
       </w:r>
     </w:p>
     <w:bookmarkEnd w:id="9"/>
@@ -166,7 +166,7 @@
         <w:t xml:space="preserve"> </w:t>
       </w:r>
       <w:r>
-        <w:t xml:space="preserve">— It names the between-visit delivery gap — an invisible, individualised heart-rate ceiling and progression data that ordinary workflows do not capture — and proposes author-framed requirements for digital delivery: never fabricate the heart-rate signal, gate progression on verified sessions, and report structured records to the prescribing clinician.</w:t>
+        <w:t xml:space="preserve">— It names the between-visit delivery gap (an invisible, individualised heart-rate ceiling, and progression data that ordinary workflows do not capture) and proposes author-framed requirements for digital delivery: never fabricate the heart-rate signal, gate progression on verified sessions, and report structured records to the prescribing clinician.</w:t>
       </w:r>
     </w:p>
     <w:p>
@@ -360,7 +360,7 @@
         <w:t xml:space="preserve"> </w:t>
       </w:r>
       <w:r>
-        <w:t xml:space="preserve">The author developed the SST Trainer software, which appears in Section 4.2 as one disclosed instance of the delivery requirements — not as the review’s conclusion. To limit advocacy bias: the clinical evidence (Sections 1–3) is presented independently of any product; the delivery requirements (Section 4) are stated as product-independent design principles before any tool is named in the review’s argument (this disclosure excepted); existing tools, including the author’s, are then located against those principles with the interest disclosed (Section 4.2); and no efficacy claim is made for the author’s software.</w:t>
+        <w:t xml:space="preserve">The author developed the SST Trainer software, which appears in Section 4.2 as one disclosed instance of the delivery requirements, not as the review’s conclusion. To limit advocacy bias: the clinical evidence (Sections 1–3) is presented independently of any product; the delivery requirements (Section 4) are stated as product-independent design principles before any tool is named in the review’s argument (this disclosure excepted); existing tools, including the author’s, are then located against those principles with the interest disclosed (Section 4.2); and no efficacy claim is made for the author’s software.</w:t>
       </w:r>
     </w:p>
     <w:bookmarkEnd w:id="11"/>
@@ -403,16 +403,13 @@
         <w:t xml:space="preserve"> </w:t>
       </w:r>
       <w:r>
-        <w:t xml:space="preserve">—</w:t>
-      </w:r>
-      <w:r>
-        <w:t xml:space="preserve"> </w:t>
+        <w:t xml:space="preserve">(</w:t>
       </w:r>
       <w:r>
         <w:t xml:space="preserve">“cocoon therapy”</w:t>
       </w:r>
       <w:r>
-        <w:t xml:space="preserve">. But prolonged rest has costs. Deconditioning, sleep disruption, mood disturbance, social isolation and nocebo-style symptom focus all compound the original injury, and there was never randomised evidence that strict rest shortened recovery; a randomised trial of strict rest found a higher symptom burden and slower symptom resolution than usual care [1], and in a prospective cohort of 3,063 children and adolescents, physical activity within seven days of injury was associated with a significantly lower risk of persistent symptoms at 28 days than no activity (unadjusted 24.6% vs 43.5%; propensity-adjusted absolute risk difference 11.4%) [2].</w:t>
+        <w:t xml:space="preserve">). But prolonged rest has costs. Deconditioning, sleep disruption, mood disturbance, social isolation and nocebo-style symptom focus all compound the original injury, and there was never randomised evidence that strict rest shortened recovery; a randomised trial of strict rest found a higher symptom burden and slower symptom resolution than usual care [1], and in a prospective cohort of 3,063 children and adolescents, physical activity within seven days of injury was associated with a significantly lower risk of persistent symptoms at 28 days than no activity (unadjusted 24.6% vs 43.5%; propensity-adjusted absolute risk difference 11.4%) [2].</w:t>
       </w:r>
     </w:p>
     <w:p>
@@ -567,7 +564,7 @@
         <w:pStyle w:val="BodyText"/>
       </w:pPr>
       <w:r>
-        <w:t xml:space="preserve">The remainder of this review establishes the evidence underneath each component of this doctrine — the test, the prescription, and the progression — and then names why faithful delivery is still hard.</w:t>
+        <w:t xml:space="preserve">The remainder of this review establishes the evidence underneath each component of this doctrine (the test, the prescription, and the progression) and then names why faithful delivery is still hard.</w:t>
       </w:r>
     </w:p>
     <w:bookmarkEnd w:id="14"/>
@@ -595,7 +592,7 @@
         <w:pStyle w:val="FirstParagraph"/>
       </w:pPr>
       <w:r>
-        <w:t xml:space="preserve">The instrument that operationalised exercise intolerance is the BCTT, a standardised graded treadmill test built on the cardiac Balke protocol [9]. The protocol — walk at a fixed starting speed, then increase the incline by 1° each minute for 15 stages, after which the speed increases — was chosen precisely because the Balke ramp is gentle, well-validated and established as safe, under clinical supervision, even in cardiac patients. Heart rate, rating of perceived exertion (Borg RPE) and a symptom-severity score are recorded every minute.</w:t>
+        <w:t xml:space="preserve">The instrument that operationalised exercise intolerance is the BCTT, a standardised graded treadmill test built on the cardiac Balke protocol [9]. The protocol (walk at a fixed starting speed, then increase the incline by 1° each minute for 15 stages, after which the speed increases) was chosen precisely because the Balke ramp is gentle, well-validated and established as safe, under clinical supervision, even in cardiac patients. Heart rate, rating of perceived exertion (Borg RPE) and a symptom-severity score are recorded every minute.</w:t>
       </w:r>
     </w:p>
     <w:p>
@@ -724,7 +721,7 @@
         <w:pStyle w:val="FirstParagraph"/>
       </w:pPr>
       <w:r>
-        <w:t xml:space="preserve">Beyond setting the dose, the threshold test forecasts recovery. In adolescents with sport-related concussion, an earlier randomised cohort from the same group found a low initial HRt strongly associated with prolonged (&gt;21-day) recovery [11], summarised later as an HRt below ~135 bpm [12], and Haider and colleagues found that a blunted heart-rate response — a change in heart rate of ≤50 bpm across the test — predicted delayed (&gt;30-day) recovery with roughly 73% sensitivity and 78% specificity in adolescents not treated with aerobic exercise (the rest and placebo-stretching arms) [12]. A single test both prescribes the dose and stratifies risk, and serial HRt becomes an objective recovery trajectory.</w:t>
+        <w:t xml:space="preserve">Beyond setting the dose, the threshold test forecasts recovery. In adolescents with sport-related concussion, an earlier randomised cohort from the same group found a low initial HRt strongly associated with prolonged (&gt;21-day) recovery [11], summarised later as an HRt below ~135 bpm [12], and Haider and colleagues found that a blunted heart-rate response, a change in heart rate of ≤50 bpm across the test, predicted delayed (&gt;30-day) recovery with roughly 73% sensitivity and 78% specificity in adolescents not treated with aerobic exercise (the rest and placebo-stretching arms) [12]. A single test both prescribes the dose and stratifies risk, and serial HRt becomes an objective recovery trajectory.</w:t>
       </w:r>
     </w:p>
     <w:bookmarkEnd w:id="17"/>
@@ -796,23 +793,7 @@
         <w:t xml:space="preserve"> </w:t>
       </w:r>
       <w:r>
-        <w:t xml:space="preserve">A three-site RCT by the originating group reproduced and extended the finding: targeted-heart-rate SSTAE roughly halved the risk of persistent post-concussive symptoms (the trial’s reported hazard ratio for stretching versus aerobic exercise: 0.52, 95% CI 0.28–0.97, p=0.039) and shortened recovery, with good adherence and no adverse events [15]. Prevention of</w:t>
-      </w:r>
-      <w:r>
-        <w:t xml:space="preserve"> </w:t>
-      </w:r>
-      <w:r>
-        <w:rPr>
-          <w:i/>
-          <w:iCs/>
-        </w:rPr>
-        <w:t xml:space="preserve">persistence</w:t>
-      </w:r>
-      <w:r>
-        <w:t xml:space="preserve"> </w:t>
-      </w:r>
-      <w:r>
-        <w:t xml:space="preserve">— the costly outcome — rather than only speed is what moved SSTAE from promising to recommended.</w:t>
+        <w:t xml:space="preserve">A three-site RCT by the originating group reproduced and extended the finding: targeted-heart-rate SSTAE roughly halved the risk of persistent post-concussive symptoms (the trial’s reported hazard ratio for stretching versus aerobic exercise: 0.52, 95% CI 0.28–0.97, p=0.039) and shortened recovery, with good adherence and no adverse events [15]. Prevention of persistence, the costly outcome, rather than only speed is what moved SSTAE from promising to recommended.</w:t>
       </w:r>
     </w:p>
     <w:p>
@@ -1499,7 +1480,7 @@
         <w:t xml:space="preserve"> </w:t>
       </w:r>
       <w:r>
-        <w:t xml:space="preserve">is not something a patient can feel. Without a live read on heart rate, the patient is guessing — under-dosing (no stimulus, slow recovery) or overshooting the ceiling (provocation, a flare, lost confidence in active rehabilitation).</w:t>
+        <w:t xml:space="preserve">is not something a patient can feel. Without a live read on heart rate, the patient is guessing: under-dosing (no stimulus, slow recovery) or overshooting the ceiling (provocation, a flare, lost confidence in active rehabilitation).</w:t>
       </w:r>
     </w:p>
     <w:p>
@@ -1520,7 +1501,7 @@
         <w:t xml:space="preserve"> </w:t>
       </w:r>
       <w:r>
-        <w:t xml:space="preserve">Unlike a clinic-based modality, SSTAE is delivered mostly at home, most days, for weeks. The clinician prescribes once and then loses sight of what actually happened — heart rates achieved, minutes completed, symptom deltas, next-day flares — until the next appointment.</w:t>
+        <w:t xml:space="preserve">Unlike a clinic-based modality, SSTAE is delivered mostly at home, most days, for weeks. The clinician prescribes once and then loses sight of what actually happened (heart rates achieved, minutes completed, symptom deltas, next-day flares) until the next appointment.</w:t>
       </w:r>
     </w:p>
     <w:p>
@@ -1541,7 +1522,7 @@
         <w:t xml:space="preserve"> </w:t>
       </w:r>
       <w:r>
-        <w:t xml:space="preserve">The progression decision (advance / hold / regress / refer) depends on a structured session history. Paper diaries are a demonstrably unreliable instrument in analogous self-report settings: actual compliance with paper symptom diaries is far lower than reported compliance, and entries are commonly backfilled [23]. Serial HRt — the objective recovery curve — has to date been captured mainly within research protocols and specialist programmes [14,15].</w:t>
+        <w:t xml:space="preserve">The progression decision (advance / hold / regress / refer) depends on a structured session history. Paper diaries are a demonstrably unreliable instrument in analogous self-report settings: actual compliance with paper symptom diaries is far lower than reported compliance, and entries are commonly backfilled [23]. Serial HRt, the objective recovery curve, has to date been captured mainly within research protocols and specialist programmes [14,15].</w:t>
       </w:r>
     </w:p>
     <w:p>
@@ -1549,7 +1530,7 @@
         <w:pStyle w:val="FirstParagraph"/>
       </w:pPr>
       <w:r>
-        <w:t xml:space="preserve">The gap is associated with an outcome cost: in a secondary analysis of randomised-trial participants, adolescents who adhered to their home aerobic prescription in the first week recovered in a median of 12 days versus 21.5 days for those who did not — and the initial degree of exercise intolerance, not symptom severity, predicted who adhered [24].</w:t>
+        <w:t xml:space="preserve">The gap is associated with an outcome cost: in a secondary analysis of randomised-trial participants, adolescents who adhered to their home aerobic prescription in the first week recovered in a median of 12 days versus 21.5 days for those who did not; the initial degree of exercise intolerance, not symptom severity, predicted who adhered [24].</w:t>
       </w:r>
     </w:p>
     <w:p>
@@ -1588,7 +1569,7 @@
         <w:pStyle w:val="FirstParagraph"/>
       </w:pPr>
       <w:r>
-        <w:t xml:space="preserve">The implementation gap defines a set of requirements for delivery that is faithful to the trialled protocol. They are proposed here by the author, informed by the trial procedures [13–15], the gap analysis in Section 3, and software-safety considerations, and stated as requirements independent of any vendor or product; Section 4.2 then locates the existing tools — including, with disclosed interest, the author’s — against them. The argument is deliberately modest: the physiology is not new; what the field lacks is faithful, verifiable, monitored delivery between visits.</w:t>
+        <w:t xml:space="preserve">The implementation gap defines a set of requirements for delivery that is faithful to the trialled protocol. They are proposed here by the author, informed by the trial procedures [13–15], the gap analysis in Section 3, and software-safety considerations, and stated as requirements independent of any vendor or product; Section 4.2 then locates the existing tools, including the author’s, against them. The argument is deliberately modest: the physiology is not new; what the field lacks is faithful, verifiable, monitored delivery between visits.</w:t>
       </w:r>
     </w:p>
     <w:p>
@@ -1609,7 +1590,7 @@
         <w:t xml:space="preserve"> </w:t>
       </w:r>
       <w:r>
-        <w:t xml:space="preserve">A continuous heart-rate read, shown against the prescribed band in real time — the trials themselves delivered the band on a worn heart-rate monitor [14,15] — converts an abstract bpm range into a moment-to-moment</w:t>
+        <w:t xml:space="preserve">A continuous heart-rate read, shown against the prescribed band in real time (the trials themselves delivered the band on a worn heart-rate monitor [14,15]) converts an abstract bpm range into a moment-to-moment</w:t>
       </w:r>
       <w:r>
         <w:t xml:space="preserve"> </w:t>
@@ -1642,7 +1623,7 @@
         <w:t xml:space="preserve"> </w:t>
       </w:r>
       <w:r>
-        <w:t xml:space="preserve">Friction is a major threat to adherence. A tool should accept any wearable that broadcasts the standard Bluetooth Heart Rate profile — chest straps and most sports watches — and should fall back to clinician manual entry, meeting the patient where they are rather than mandating a purchase. Two limits attach to any implementation: optical heart-rate measurement degrades with motion — smartphone-camera apps show variable accuracy [25] and wrist-worn optical sensors are measurably less accurate during aerobic exercise [26] — so a phone-camera estimate should never drive a live training session; and some widely owned wrist devices do not broadcast the standard Bluetooth Heart Rate profile, so those users need a chest strap or manual entry.</w:t>
+        <w:t xml:space="preserve">Friction is a major threat to adherence. A tool should accept any wearable that broadcasts the standard Bluetooth Heart Rate profile (chest straps and most sports watches) and should fall back to clinician manual entry, meeting the patient where they are rather than mandating a purchase. Two limits attach to any implementation: optical heart-rate measurement degrades with motion; smartphone-camera apps show variable accuracy [25] and wrist-worn optical sensors are measurably less accurate during aerobic exercise [26], so a phone-camera estimate should never drive a live training session; and some widely owned wrist devices do not broadcast the standard Bluetooth Heart Rate profile, so those users need a chest strap or manual entry.</w:t>
       </w:r>
     </w:p>
     <w:p>
@@ -1663,7 +1644,7 @@
         <w:t xml:space="preserve"> </w:t>
       </w:r>
       <w:r>
-        <w:t xml:space="preserve">This is a safety property, not a feature. Because the prescription is a heart-rate ceiling, a wrong or invented bpm is a clinical hazard — it can allow a patient to exceed their provocation threshold undetected. A tool should only ever display a heart rate it actually measured and should show</w:t>
+        <w:t xml:space="preserve">This is a safety property, not a feature. Because the prescription is a heart-rate ceiling, a wrong or invented bpm is a clinical hazard: it can allow a patient to exceed their provocation threshold undetected. A tool should only ever display a heart rate it actually measured and should show</w:t>
       </w:r>
       <w:r>
         <w:t xml:space="preserve"> </w:t>
@@ -1675,7 +1656,7 @@
         <w:t xml:space="preserve"> </w:t>
       </w:r>
       <w:r>
-        <w:t xml:space="preserve">rather than estimate. A stronger rule should govern progression: only sessions live-verified against a real sensor should advance the band, and the band should never ratchet past the measured threshold — only a fresh graded re-test raises it further. Manual or unverified sessions can still count fully for safety (they can trigger a hold or regression) but should never push the ceiling up on trust alone.</w:t>
+        <w:t xml:space="preserve">rather than estimate. A stronger rule should govern progression: only sessions live-verified against a real sensor should advance the band, and the band should never ratchet past the measured threshold; only a fresh graded re-test raises it further. Manual or unverified sessions can still count fully for safety (they can trigger a hold or regression) but should never push the ceiling up on trust alone.</w:t>
       </w:r>
     </w:p>
     <w:p>
@@ -1717,7 +1698,7 @@
         <w:t xml:space="preserve"> </w:t>
       </w:r>
       <w:r>
-        <w:t xml:space="preserve">Each threshold test and training session should return to the prescribing clinician in structured form — HRt trajectory, prescribed band, minutes, symptom deltas, next-day flares — so that serial HRt becomes the recovery curve in the record, and a re-test that no longer provokes symptoms surfaces as a key input to the return-to-activity decision rather than disappearing into a home diary.</w:t>
+        <w:t xml:space="preserve">Each threshold test and training session should return to the prescribing clinician in structured form (HRt trajectory, prescribed band, minutes, symptom deltas, next-day flares) so that serial HRt becomes the recovery curve in the record, and a re-test that no longer provokes symptoms surfaces as a key input to the return-to-activity decision rather than disappearing into a home diary.</w:t>
       </w:r>
     </w:p>
     <w:p>
@@ -1738,7 +1719,7 @@
         <w:t xml:space="preserve"> </w:t>
       </w:r>
       <w:r>
-        <w:t xml:space="preserve">A delivery tool of this kind should be a clinician-directed assistant, not a consumer self-diagnosis product: the qualified clinician runs or oversees the threshold test, interprets it, sets the heart-rate band, owns the prescription, approves progression, and clears return to activity; the software executes, paces, monitors, and records. It informs; it never decides. Even so, software that analyses a live physiological signal and is operated by the patient may fall outside clinical-decision-support carve-outs — such as the carve-out under the US 21st Century Cures Act §3060 and the TGA’s clinical-decision-support exemption, both drafted around clinician-facing software that does not process device signals — and be regulated as software as a medical device. Classification turns on claims and intended use, and a formal regulatory scoping opinion should precede launch — or, for tools already in clinical use, be obtained without delay.</w:t>
+        <w:t xml:space="preserve">A delivery tool of this kind should be a clinician-directed assistant, not a consumer self-diagnosis product: the qualified clinician runs or oversees the threshold test, interprets it, sets the heart-rate band, owns the prescription, approves progression, and clears return to activity; the software executes, paces, monitors and records, and the decisions remain the clinician’s. Even so, software that analyses a live physiological signal and is operated by the patient may fall outside clinical-decision-support carve-outs, such as those under the US 21st Century Cures Act §3060 and the TGA’s clinical-decision-support exemption (both drafted around clinician-facing software that does not process device signals), and be regulated as software as a medical device. Classification turns on claims and intended use, and a formal regulatory scoping opinion should precede launch or, for tools already in clinical use, be obtained without delay.</w:t>
       </w:r>
     </w:p>
     <w:bookmarkStart w:id="23" w:name="why-active-and-not-pacing"/>
@@ -1789,7 +1770,7 @@
         <w:t xml:space="preserve"> </w:t>
       </w:r>
       <w:r>
-        <w:t xml:space="preserve">exertion and stay under an energy ceiling to prevent post-exertional malaise. That is the right goal in those conditions. The SSTAE prescription is the active-rehabilitation counterpart: the heart-rate band is a therapeutic target to train within, not merely a ceiling to stay under, and the explicit aim is to progressively raise it as tolerance recovers. Same wearable substrate; opposite therapeutic intent. Conflating the two would be a clinical error, which is why a delivery tool must frame the band as a prescribed training zone with clinician-owned progression, not as an exertion alarm. The distinction also runs the other way: some exertion-intolerant patients may present with post-exertional-malaise-pattern responses (including comorbid postural orthostatic tachycardia presentations) for whom train-up-to-the-band framing is inappropriate — a delivery tool should screen for such responses and divert those patients to clinician review rather than train through the response.</w:t>
+        <w:t xml:space="preserve">exertion and stay under an energy ceiling to prevent post-exertional malaise. That is the right goal in those conditions. The SSTAE prescription is the active-rehabilitation counterpart: the heart-rate band is a therapeutic target to train within, not merely a ceiling to stay under, and the explicit aim is to progressively raise it as tolerance recovers. The two categories share the wearable substrate but pursue opposite therapeutic aims. Conflating the two would be a clinical error, which is why a delivery tool must frame the band as a prescribed training zone with clinician-owned progression, not as an exertion alarm. The distinction also runs the other way: some exertion-intolerant patients may present with post-exertional-malaise-pattern responses (including comorbid postural orthostatic tachycardia presentations) for whom train-up-to-the-band framing is inappropriate; a delivery tool should screen for such responses and divert those patients to clinician review rather than train through the response.</w:t>
       </w:r>
     </w:p>
     <w:bookmarkEnd w:id="23"/>
@@ -1891,7 +1872,7 @@
         <w:pStyle w:val="FirstParagraph"/>
       </w:pPr>
       <w:r>
-        <w:t xml:space="preserve">Against that backdrop, the defensible observation is not</w:t>
+        <w:t xml:space="preserve">Against that backdrop the defensible observation is narrower and more construct-level than</w:t>
       </w:r>
       <w:r>
         <w:t xml:space="preserve"> </w:t>
@@ -1900,7 +1881,7 @@
         <w:t xml:space="preserve">“first digital delivery”</w:t>
       </w:r>
       <w:r>
-        <w:t xml:space="preserve">. It is narrower and construct-level: none of the third-party tools identified in this review combines a</w:t>
+        <w:t xml:space="preserve">: none of the third-party tools identified in this review combines a</w:t>
       </w:r>
       <w:r>
         <w:t xml:space="preserve"> </w:t>
@@ -1948,7 +1929,7 @@
         <w:t xml:space="preserve"> </w:t>
       </w:r>
       <w:r>
-        <w:t xml:space="preserve">in one clinician-supervised workflow. The closest comparators each lack at least one element: the Rhea protocol uses a fixed percentage of age-predicted maximal heart rate with no graded test and no reported clinician dashboard [27,28]; the CCMI–Wibbi module’s published description reports outcome monitoring and progress tracking rather than a serial measured-HRt curve [31]. Each element exists somewhere in the prior art; the observation concerns their combination — and it is made against criteria the author framed, so the disclosed interest applies to the comparison as much as to the product. Two further qualifications: standardised and age-predicted programmes are themselves evidence-supported [21,29], and no trial has compared measured-threshold-anchored delivery with age-predicted delivery head-to-head. The case for the measured threshold is therefore fidelity to the trialled Buffalo protocol and the prognostic value of the serial measurement (Section 2.2) — not a demonstrated outcome advantage.</w:t>
+        <w:t xml:space="preserve">in one clinician-supervised workflow. The closest comparators each lack at least one element: the Rhea protocol uses a fixed percentage of age-predicted maximal heart rate with no graded test and no reported clinician dashboard [27,28]; the CCMI–Wibbi module’s published description reports outcome monitoring and progress tracking rather than a serial measured-HRt curve [31]. Each element exists somewhere in the prior art; the observation concerns their combination, and it is made against criteria the author framed, so the disclosed interest applies to the comparison as much as to the product. Two further qualifications: standardised and age-predicted programmes are themselves evidence-supported [21,29], and no trial has compared measured-threshold-anchored delivery with age-predicted delivery head-to-head. The case for the measured threshold is therefore fidelity to the trialled Buffalo protocol and the prognostic value of the serial measurement (Section 2.2), not a demonstrated outcome advantage.</w:t>
       </w:r>
     </w:p>
     <w:p>
@@ -1956,7 +1937,7 @@
         <w:pStyle w:val="BodyText"/>
       </w:pPr>
       <w:r>
-        <w:t xml:space="preserve">The author’s software (SST Trainer, developed by Concussion Education Australia — the competing interest disclosed in the Methods and Declarations) is one attempt to implement the Section 4 requirements as stated. Whether it achieves that combination in practice is a product claim this review does not adjudicate; it is asserted here only as design intent. The software is in early, clinician-gated commercial release in Australia, supplied on the developer’s self-assessment of the boundary described above, with regulatory guidance sought from the TGA; the formal scoping recommended above applies to it no less than to any other tool in the category. It is named for transparency, judged by the same criteria as its comparators, and carries no efficacy claim.</w:t>
+        <w:t xml:space="preserve">The author’s software (SST Trainer, developed by Concussion Education Australia; the competing interest is disclosed in the Methods and Declarations) is one attempt to implement the Section 4 requirements as stated. Whether it achieves that combination in practice is a product claim this review does not adjudicate; it is asserted here only as design intent. The software is in early, clinician-gated commercial release in Australia, supplied on the developer’s self-assessment of the boundary described above, with regulatory guidance sought from the TGA; the formal scoping recommended above applies to it no less than to any other tool in the category. It is named for transparency, judged by the same criteria as its comparators, and carries no efficacy claim.</w:t>
       </w:r>
     </w:p>
     <w:bookmarkEnd w:id="24"/>
@@ -1975,7 +1956,7 @@
         <w:pStyle w:val="FirstParagraph"/>
       </w:pPr>
       <w:r>
-        <w:t xml:space="preserve">The strongest randomised evidence for SSTAE is in adolescents with sport-related concussion in the early window. In adults with persisting symptoms the evidence is thinner and more equivocal — the one completed randomised trial found no significant between-group symptom-burden benefit [19] — and the optimal dose and mode of exercise remain open questions [18]. A digital tool inherits this evidence base: it can make faithful delivery easier and more measurable, but does not, by itself, constitute new efficacy evidence. The defensible claim for such software is verification-by-design and faithful delivery, not a new clinical outcome. A retrospective, observational analysis of de-identified routine-care data (serial HRt trajectories, adherence, time-to-clearance) is the appropriate first step towards outcome evidence; an efficacy claim would additionally require prospective controlled evaluation.</w:t>
+        <w:t xml:space="preserve">The strongest randomised evidence for SSTAE is in adolescents with sport-related concussion in the early window. In adults with persisting symptoms the evidence is thinner and more equivocal: the one completed randomised trial found no significant between-group symptom-burden benefit [19], and the optimal dose and mode of exercise remain open questions [18]. A digital tool inherits this evidence base: it can make faithful delivery easier and more measurable, but does not, by itself, constitute new efficacy evidence. The defensible claim for such software is verification-by-design and faithful delivery, not a new clinical outcome. A retrospective, observational analysis of de-identified routine-care data (serial HRt trajectories, adherence, time-to-clearance) is the appropriate first step towards outcome evidence; an efficacy claim would additionally require prospective controlled evaluation.</w:t>
       </w:r>
     </w:p>
     <w:p>
@@ -1983,7 +1964,7 @@
         <w:pStyle w:val="BodyText"/>
       </w:pPr>
       <w:r>
-        <w:t xml:space="preserve">Whether a wearable-guided app actually improves between-visit delivery is itself an empirical question, not a given: app-based adherence commonly decays over weeks [34]; live heart-rate feedback can be misread under exertion or anxiety; consumer optical sensors are less accurate during exercise [26]; and any tool raises equity concerns — wearable, smartphone and data costs, plus digital-literacy and language barriers that can widen disparities. Privacy and data-governance obligations attach to any between-visit clinical data flow. Hence the framing: verification-by-design and a measurable delivery substrate, with real-world value deferred to evaluation rather than asserted.</w:t>
+        <w:t xml:space="preserve">Whether a wearable-guided app actually improves between-visit delivery is itself an empirical question, not a given: app-based adherence commonly decays over weeks [34]; live heart-rate feedback can be misread under exertion or anxiety; consumer optical sensors are less accurate during exercise [26]; and any tool raises equity concerns: wearable, smartphone and data costs, plus digital-literacy and language barriers that can widen disparities. Privacy and data-governance obligations attach to any between-visit clinical data flow. For these reasons the review frames the contribution as verification-by-design and a measurable delivery substrate, with real-world value deferred to evaluation rather than asserted.</w:t>
       </w:r>
     </w:p>
     <w:p>
@@ -1991,7 +1972,7 @@
         <w:pStyle w:val="BodyText"/>
       </w:pPr>
       <w:r>
-        <w:t xml:space="preserve">The delivery argument also inherits the boundaries of the test and the prescription themselves. Graded exercise testing has standard contraindications and requires clinical pre-screening and supervision; nothing here extends to unsupervised, self-administered threshold testing. Between-visit sessions depend on honest, accurate symptom self-report for the stop rule. And the prescription addresses only the physiological phenotype — cervicogenic and vestibulo-ocular symptom drivers require their own assessment and targeted treatment, which a heart-rate band does not provide.</w:t>
+        <w:t xml:space="preserve">The delivery argument also inherits the boundaries of the test and the prescription themselves. Graded exercise testing has standard contraindications and requires clinical pre-screening and supervision; nothing here extends to unsupervised, self-administered threshold testing. Between-visit sessions depend on honest, accurate symptom self-report for the stop rule. The prescription addresses only the physiological phenotype; cervicogenic and vestibulo-ocular symptom drivers require their own assessment and targeted treatment, which a heart-rate band does not provide.</w:t>
       </w:r>
     </w:p>
     <w:bookmarkEnd w:id="26"/>
@@ -2009,7 +1990,7 @@
         <w:pStyle w:val="FirstParagraph"/>
       </w:pPr>
       <w:r>
-        <w:t xml:space="preserve">Concussion management has completed a genuine paradigm shift: from rest-until-symptom-free to early, individualised, sub-symptom-threshold aerobic exercise, anchored to a measured heart-rate threshold and endorsed by the field’s consensus statement. The remaining problem is not what to prescribe but how to deliver it faithfully between visits, when the therapeutic ceiling is invisible, the sessions are unobserved, and the data needed to progress safely are the data that get lost. Tools that are clinician-prescribed, wearable-delivered, hardware-agnostic in how they read heart rate, strict in never fabricating that signal, and built to carry the safety logic and report back to the prescriber are candidate instruments for closing that gap. The contribution such tools offer is integration and faithful, verifiable delivery of an established treatment — not new physiology, and not, on their own, new outcome evidence. Whether they deliver that promise in practice — improving real-world delivery without widening disparities — is the question the evaluation set out above must answer.</w:t>
+        <w:t xml:space="preserve">Concussion management has completed a genuine paradigm shift: from rest-until-symptom-free to early, individualised, sub-symptom-threshold aerobic exercise, anchored to a measured heart-rate threshold and endorsed by the field’s consensus statement. The remaining problem is not what to prescribe but how to deliver it faithfully between visits, when the therapeutic ceiling is invisible, the sessions are unobserved, and the information needed for safe progression is rarely recorded. Tools that are clinician-prescribed, wearable-delivered, hardware-agnostic in how they read heart rate, strict in never fabricating that signal, and built to carry the safety logic and report back to the prescriber are candidate instruments for closing that gap. The contribution such tools offer is the integration of an established treatment into routine care, with delivery that can be verified rather than assumed; they do not, on their own, generate new outcome evidence. Whether they deliver that promise in practice, improving real-world delivery without widening disparities, is the question the evaluation set out above must answer.</w:t>
       </w:r>
     </w:p>
     <w:bookmarkEnd w:id="27"/>
@@ -2109,7 +2090,25 @@
         <w:t xml:space="preserve"> </w:t>
       </w:r>
       <w:r>
-        <w:t xml:space="preserve">ZL is the sole author and conceived, researched, and wrote the manuscript.</w:t>
+        <w:t xml:space="preserve">ZL is the sole author: ZL conceived the review, directed and verified the literature search, and wrote and revised the manuscript.</w:t>
+      </w:r>
+    </w:p>
+    <w:p>
+      <w:pPr>
+        <w:pStyle w:val="BodyText"/>
+      </w:pPr>
+      <w:r>
+        <w:rPr>
+          <w:b/>
+          <w:bCs/>
+        </w:rPr>
+        <w:t xml:space="preserve">Use of artificial intelligence.</w:t>
+      </w:r>
+      <w:r>
+        <w:t xml:space="preserve"> </w:t>
+      </w:r>
+      <w:r>
+        <w:t xml:space="preserve">In line with ICMJE guidance, the author discloses that a large language model (Claude, Anthropic) was used under the author’s direction to assist with drafting and editing the text and with checking citations against primary sources. The author critically reviewed and verified all content and takes full responsibility for the integrity and accuracy of the work. The model does not meet authorship criteria and is not listed as an author.</w:t>
       </w:r>
     </w:p>
     <w:bookmarkEnd w:id="28"/>

--- a/docs/sst-publications/01-clinical-review-SUBMISSION.docx
+++ b/docs/sst-publications/01-clinical-review-SUBMISSION.docx
@@ -2108,7 +2108,7 @@
         <w:t xml:space="preserve"> </w:t>
       </w:r>
       <w:r>
-        <w:t xml:space="preserve">In line with ICMJE guidance, the author discloses that a large language model (Claude, Anthropic) was used under the author’s direction to assist with drafting and editing the text and with checking citations against primary sources. The author critically reviewed and verified all content and takes full responsibility for the integrity and accuracy of the work. The model does not meet authorship criteria and is not listed as an author.</w:t>
+        <w:t xml:space="preserve">A large language model (Claude, Anthropic) was used as a tool to assist with text drafting, editing and reference verification. All intellectual content, interpretation and conclusions are the author’s; the author reviewed and verified all content and takes full responsibility for the work. The model is not an author.</w:t>
       </w:r>
     </w:p>
     <w:bookmarkEnd w:id="28"/>
